--- a/Fase 2/Evidencias Proyecto (version Agil)/Documento 02- Product Backlog.docx
+++ b/Fase 2/Evidencias Proyecto (version Agil)/Documento 02- Product Backlog.docx
@@ -1,6 +1,6 @@
 
 <file path=word/document.xml><?xml version="1.0" encoding="utf-8"?>
-<w:document xmlns:wpc="http://schemas.microsoft.com/office/word/2010/wordprocessingCanvas" xmlns:cx="http://schemas.microsoft.com/office/drawing/2014/chartex" xmlns:cx1="http://schemas.microsoft.com/office/drawing/2015/9/8/chartex" xmlns:cx2="http://schemas.microsoft.com/office/drawing/2015/10/21/chartex" xmlns:cx3="http://schemas.microsoft.com/office/drawing/2016/5/9/chartex" xmlns:cx4="http://schemas.microsoft.com/office/drawing/2016/5/10/chartex" xmlns:cx5="http://schemas.microsoft.com/office/drawing/2016/5/11/chartex" xmlns:cx6="http://schemas.microsoft.com/office/drawing/2016/5/12/chartex" xmlns:cx7="http://schemas.microsoft.com/office/drawing/2016/5/13/chartex" xmlns:cx8="http://schemas.microsoft.com/office/drawing/2016/5/14/chartex" xmlns:mc="http://schemas.openxmlformats.org/markup-compatibility/2006" xmlns:m="http://schemas.openxmlformats.org/officeDocument/2006/math" xmlns:aink="http://schemas.microsoft.com/office/drawing/2016/ink" xmlns:am3d="http://schemas.microsoft.com/office/drawing/2017/model3d" xmlns:oel="http://schemas.microsoft.com/office/2019/extlst" xmlns:r="http://schemas.openxmlformats.org/officeDocument/2006/relationships" xmlns:wp14="http://schemas.microsoft.com/office/word/2010/wordprocessingDrawing" xmlns:wp="http://schemas.openxmlformats.org/drawingml/2006/wordprocessingDrawing" xmlns:wpg="http://schemas.microsoft.com/office/word/2010/wordprocessingGroup" xmlns:wpi="http://schemas.microsoft.com/office/word/2010/wordprocessingInk" xmlns:wps="http://schemas.microsoft.com/office/word/2010/wordprocessingShape" xmlns:o="urn:schemas-microsoft-com:office:office" xmlns:v="urn:schemas-microsoft-com:vml" xmlns:w10="urn:schemas-microsoft-com:office:word" xmlns:w="http://schemas.openxmlformats.org/wordprocessingml/2006/main" xmlns:w14="http://schemas.microsoft.com/office/word/2010/wordml" xmlns:w15="http://schemas.microsoft.com/office/word/2012/wordml" xmlns:w16cex="http://schemas.microsoft.com/office/word/2018/wordml/cex" xmlns:w16cid="http://schemas.microsoft.com/office/word/2016/wordml/cid" xmlns:w16="http://schemas.microsoft.com/office/word/2018/wordml" xmlns:w16sdtdh="http://schemas.microsoft.com/office/word/2020/wordml/sdtdatahash" xmlns:w16sdtfl="http://schemas.microsoft.com/office/word/2024/wordml/sdtformatlock" xmlns:w16se="http://schemas.microsoft.com/office/word/2015/wordml/symex" xmlns:w16du="http://schemas.microsoft.com/office/word/2023/wordml/word16du" xmlns:wne="http://schemas.microsoft.com/office/word/2006/wordml" mc:Ignorable="w14 w15 w16se w16cid w16 w16cex w16sdtdh w16sdtfl w16du wp14">
+<w:document xmlns:wpc="http://schemas.microsoft.com/office/word/2010/wordprocessingCanvas" xmlns:cx="http://schemas.microsoft.com/office/drawing/2014/chartex" xmlns:cx1="http://schemas.microsoft.com/office/drawing/2015/9/8/chartex" xmlns:cx2="http://schemas.microsoft.com/office/drawing/2015/10/21/chartex" xmlns:cx3="http://schemas.microsoft.com/office/drawing/2016/5/9/chartex" xmlns:cx4="http://schemas.microsoft.com/office/drawing/2016/5/10/chartex" xmlns:cx5="http://schemas.microsoft.com/office/drawing/2016/5/11/chartex" xmlns:cx6="http://schemas.microsoft.com/office/drawing/2016/5/12/chartex" xmlns:cx7="http://schemas.microsoft.com/office/drawing/2016/5/13/chartex" xmlns:cx8="http://schemas.microsoft.com/office/drawing/2016/5/14/chartex" xmlns:mc="http://schemas.openxmlformats.org/markup-compatibility/2006" xmlns:aink="http://schemas.microsoft.com/office/drawing/2016/ink" xmlns:am3d="http://schemas.microsoft.com/office/drawing/2017/model3d" xmlns:o="urn:schemas-microsoft-com:office:office" xmlns:oel="http://schemas.microsoft.com/office/2019/extlst" xmlns:r="http://schemas.openxmlformats.org/officeDocument/2006/relationships" xmlns:m="http://schemas.openxmlformats.org/officeDocument/2006/math" xmlns:v="urn:schemas-microsoft-com:vml" xmlns:wp14="http://schemas.microsoft.com/office/word/2010/wordprocessingDrawing" xmlns:wp="http://schemas.openxmlformats.org/drawingml/2006/wordprocessingDrawing" xmlns:w10="urn:schemas-microsoft-com:office:word" xmlns:w="http://schemas.openxmlformats.org/wordprocessingml/2006/main" xmlns:w14="http://schemas.microsoft.com/office/word/2010/wordml" xmlns:w15="http://schemas.microsoft.com/office/word/2012/wordml" xmlns:w16cex="http://schemas.microsoft.com/office/word/2018/wordml/cex" xmlns:w16cid="http://schemas.microsoft.com/office/word/2016/wordml/cid" xmlns:w16="http://schemas.microsoft.com/office/word/2018/wordml" xmlns:w16du="http://schemas.microsoft.com/office/word/2023/wordml/word16du" xmlns:w16sdtdh="http://schemas.microsoft.com/office/word/2020/wordml/sdtdatahash" xmlns:w16sdtfl="http://schemas.microsoft.com/office/word/2024/wordml/sdtformatlock" xmlns:w16se="http://schemas.microsoft.com/office/word/2015/wordml/symex" xmlns:wpg="http://schemas.microsoft.com/office/word/2010/wordprocessingGroup" xmlns:wpi="http://schemas.microsoft.com/office/word/2010/wordprocessingInk" xmlns:wne="http://schemas.microsoft.com/office/word/2006/wordml" xmlns:wps="http://schemas.microsoft.com/office/word/2010/wordprocessingShape" mc:Ignorable="w14 w15 w16se w16cid w16 w16cex w16sdtdh w16sdtfl w16du wp14">
   <w:body>
     <w:sdt>
       <w:sdtPr>
@@ -72,10 +72,7 @@
                       </w:rPr>
                     </w:pPr>
                     <w:r>
-                      <w:t>DUOC UC - Escuela de informá</w:t>
-                    </w:r>
-                    <w:r>
-                      <w:t>tica y telecomunicaciones</w:t>
+                      <w:t>DUOC UC - Escuela de informática y telecomunicaciones</w:t>
                     </w:r>
                   </w:p>
                 </w:tc>
@@ -102,6 +99,7 @@
                 <w:dataBinding w:prefixMappings="xmlns:ns0='http://schemas.openxmlformats.org/package/2006/metadata/core-properties' xmlns:ns1='http://purl.org/dc/elements/1.1/'" w:xpath="/ns0:coreProperties[1]/ns1:title[1]" w:storeItemID="{6C3C8BC8-F283-45AE-878A-BAB7291924A1}"/>
                 <w:text/>
               </w:sdtPr>
+              <w:sdtEndPr/>
               <w:sdtContent>
                 <w:tc>
                   <w:tcPr>
@@ -127,15 +125,7 @@
                         <w:sz w:val="80"/>
                         <w:szCs w:val="80"/>
                       </w:rPr>
-                      <w:t xml:space="preserve">Propuesta de Proyecto       y </w:t>
-                    </w:r>
-                    <w:r>
-                      <w:rPr>
-                        <w:rFonts w:eastAsiaTheme="majorEastAsia" w:cstheme="minorHAnsi"/>
-                        <w:sz w:val="80"/>
-                        <w:szCs w:val="80"/>
-                      </w:rPr>
-                      <w:t>Especificación de Requisitos de Software</w:t>
+                      <w:t>Propuesta de Proyecto       y Especificación de Requisitos de Software</w:t>
                     </w:r>
                   </w:p>
                 </w:tc>
@@ -162,6 +152,7 @@
                 <w:dataBinding w:prefixMappings="xmlns:ns0='http://schemas.openxmlformats.org/package/2006/metadata/core-properties' xmlns:ns1='http://purl.org/dc/elements/1.1/'" w:xpath="/ns0:coreProperties[1]/ns1:subject[1]" w:storeItemID="{6C3C8BC8-F283-45AE-878A-BAB7291924A1}"/>
                 <w:text/>
               </w:sdtPr>
+              <w:sdtEndPr/>
               <w:sdtContent>
                 <w:tc>
                   <w:tcPr>
@@ -190,18 +181,7 @@
                         <w:szCs w:val="44"/>
                         <w:lang w:val="es-AR"/>
                       </w:rPr>
-                      <w:t xml:space="preserve">Proyecto: </w:t>
-                    </w:r>
-                    <w:r>
-                      <w:rPr>
-                        <w:rFonts w:eastAsiaTheme="majorEastAsia" w:cstheme="minorHAnsi"/>
-                        <w:i/>
-                        <w:color w:val="FF0000"/>
-                        <w:sz w:val="44"/>
-                        <w:szCs w:val="44"/>
-                        <w:lang w:val="es-AR"/>
-                      </w:rPr>
-                      <w:t>[Insertar Nombre de Proyecto]</w:t>
+                      <w:t>Proyecto: A2D SM</w:t>
                     </w:r>
                   </w:p>
                 </w:tc>
@@ -274,27 +254,7 @@
                     <w:i/>
                     <w:color w:val="FF0000"/>
                   </w:rPr>
-                  <w:t>[</w:t>
-                </w:r>
-                <w:r>
-                  <w:rPr>
-                    <w:rFonts w:cstheme="minorHAnsi"/>
-                    <w:b/>
-                    <w:bCs/>
-                    <w:i/>
-                    <w:color w:val="FF0000"/>
-                  </w:rPr>
-                  <w:t>01</w:t>
-                </w:r>
-                <w:r>
-                  <w:rPr>
-                    <w:rFonts w:cstheme="minorHAnsi"/>
-                    <w:b/>
-                    <w:bCs/>
-                    <w:i/>
-                    <w:color w:val="FF0000"/>
-                  </w:rPr>
-                  <w:t>]</w:t>
+                  <w:t>[01]</w:t>
                 </w:r>
               </w:p>
             </w:tc>
@@ -313,14 +273,15 @@
                 </w:rPr>
                 <w:alias w:val="Fecha"/>
                 <w:id w:val="516659546"/>
-                <w:showingPlcHdr/>
                 <w:dataBinding w:prefixMappings="xmlns:ns0='http://schemas.microsoft.com/office/2006/coverPageProps'" w:xpath="/ns0:CoverPageProperties[1]/ns0:PublishDate[1]" w:storeItemID="{55AF091B-3C7A-41E3-B477-F2FDAA23CFDA}"/>
-                <w:date>
+                <w:date w:fullDate="2026-10-04T00:00:00Z">
+                  <w:dateFormat w:val="dd/MM/yyyy"/>
                   <w:lid w:val="es-ES"/>
                   <w:storeMappedDataAs w:val="dateTime"/>
                   <w:calendar w:val="gregorian"/>
                 </w:date>
               </w:sdtPr>
+              <w:sdtEndPr/>
               <w:sdtContent>
                 <w:tc>
                   <w:tcPr>
@@ -342,9 +303,8 @@
                         <w:rFonts w:cstheme="minorHAnsi"/>
                         <w:b/>
                         <w:bCs/>
-                        <w:color w:val="FF0000"/>
                       </w:rPr>
-                      <w:t>[Seleccionar fecha]</w:t>
+                      <w:t>04/10/2026</w:t>
                     </w:r>
                   </w:p>
                 </w:tc>
@@ -388,6 +348,7 @@
                 <w:dataBinding w:prefixMappings="xmlns:ns0='http://schemas.microsoft.com/office/2006/coverPageProps'" w:xpath="/ns0:CoverPageProperties[1]/ns0:Abstract[1]" w:storeItemID="{55AF091B-3C7A-41E3-B477-F2FDAA23CFDA}"/>
                 <w:text/>
               </w:sdtPr>
+              <w:sdtEndPr/>
               <w:sdtContent>
                 <w:tc>
                   <w:tcPr>
@@ -405,21 +366,7 @@
                       <w:rPr>
                         <w:color w:val="FF0000"/>
                       </w:rPr>
-                      <w:t xml:space="preserve"> </w:t>
-                    </w:r>
-                    <w:proofErr w:type="spellStart"/>
-                    <w:r>
-                      <w:rPr>
-                        <w:color w:val="FF0000"/>
-                      </w:rPr>
-                      <w:t>Product</w:t>
-                    </w:r>
-                    <w:proofErr w:type="spellEnd"/>
-                    <w:r>
-                      <w:rPr>
-                        <w:color w:val="FF0000"/>
-                      </w:rPr>
-                      <w:t xml:space="preserve"> Backlog</w:t>
+                      <w:t xml:space="preserve"> Product Backlog</w:t>
                     </w:r>
                   </w:p>
                 </w:tc>
@@ -493,6 +440,7 @@
           <w:docPartUnique/>
         </w:docPartObj>
       </w:sdtPr>
+      <w:sdtEndPr/>
       <w:sdtContent>
         <w:p>
           <w:pPr>
@@ -525,7 +473,7 @@
               <w:kern w:val="2"/>
               <w:sz w:val="24"/>
               <w:szCs w:val="24"/>
-              <w:lang w:val="es-CL" w:eastAsia="es-MX"/>
+              <w:lang w:val="es-CL" w:eastAsia="es-CL"/>
               <w14:ligatures w14:val="standardContextual"/>
             </w:rPr>
           </w:pPr>
@@ -543,7 +491,7 @@
               <w:rFonts w:cstheme="minorHAnsi"/>
               <w:lang w:val="es-ES"/>
             </w:rPr>
-            <w:instrText xml:space="preserve"> TOC \o "1-3" \h \z \u </w:instrText>
+            <w:instrText xml:space="preserve"> TOC \o "1-2" \h \z \u </w:instrText>
           </w:r>
           <w:r>
             <w:rPr>
@@ -554,7 +502,7 @@
             </w:rPr>
             <w:fldChar w:fldCharType="separate"/>
           </w:r>
-          <w:hyperlink w:anchor="_Toc241504844" w:history="1">
+          <w:hyperlink w:anchor="_Toc242009819" w:history="1">
             <w:r>
               <w:rPr>
                 <w:rStyle w:val="Hipervnculo"/>
@@ -574,7 +522,7 @@
                 <w:kern w:val="2"/>
                 <w:sz w:val="24"/>
                 <w:szCs w:val="24"/>
-                <w:lang w:val="es-CL" w:eastAsia="es-MX"/>
+                <w:lang w:val="es-CL" w:eastAsia="es-CL"/>
                 <w14:ligatures w14:val="standardContextual"/>
               </w:rPr>
               <w:tab/>
@@ -607,7 +555,7 @@
                 <w:noProof/>
                 <w:webHidden/>
               </w:rPr>
-              <w:instrText xml:space="preserve"> PAGEREF _Toc241504844 \h </w:instrText>
+              <w:instrText xml:space="preserve"> PAGEREF _Toc242009819 \h </w:instrText>
             </w:r>
             <w:r>
               <w:rPr>
@@ -654,11 +602,11 @@
               <w:kern w:val="2"/>
               <w:sz w:val="24"/>
               <w:szCs w:val="24"/>
-              <w:lang w:val="es-CL" w:eastAsia="es-MX"/>
+              <w:lang w:val="es-CL" w:eastAsia="es-CL"/>
               <w14:ligatures w14:val="standardContextual"/>
             </w:rPr>
           </w:pPr>
-          <w:hyperlink w:anchor="_Toc241504845" w:history="1">
+          <w:hyperlink w:anchor="_Toc242009820" w:history="1">
             <w:r>
               <w:rPr>
                 <w:rStyle w:val="Hipervnculo"/>
@@ -676,7 +624,7 @@
                 <w:kern w:val="2"/>
                 <w:sz w:val="24"/>
                 <w:szCs w:val="24"/>
-                <w:lang w:val="es-CL" w:eastAsia="es-MX"/>
+                <w:lang w:val="es-CL" w:eastAsia="es-CL"/>
                 <w14:ligatures w14:val="standardContextual"/>
               </w:rPr>
               <w:tab/>
@@ -707,7 +655,7 @@
                 <w:noProof/>
                 <w:webHidden/>
               </w:rPr>
-              <w:instrText xml:space="preserve"> PAGEREF _Toc241504845 \h </w:instrText>
+              <w:instrText xml:space="preserve"> PAGEREF _Toc242009820 \h </w:instrText>
             </w:r>
             <w:r>
               <w:rPr>
@@ -754,11 +702,11 @@
               <w:kern w:val="2"/>
               <w:sz w:val="24"/>
               <w:szCs w:val="24"/>
-              <w:lang w:val="es-CL" w:eastAsia="es-MX"/>
+              <w:lang w:val="es-CL" w:eastAsia="es-CL"/>
               <w14:ligatures w14:val="standardContextual"/>
             </w:rPr>
           </w:pPr>
-          <w:hyperlink w:anchor="_Toc241504846" w:history="1">
+          <w:hyperlink w:anchor="_Toc242009821" w:history="1">
             <w:r>
               <w:rPr>
                 <w:rStyle w:val="Hipervnculo"/>
@@ -777,7 +725,7 @@
                 <w:kern w:val="2"/>
                 <w:sz w:val="24"/>
                 <w:szCs w:val="24"/>
-                <w:lang w:val="es-CL" w:eastAsia="es-MX"/>
+                <w:lang w:val="es-CL" w:eastAsia="es-CL"/>
                 <w14:ligatures w14:val="standardContextual"/>
               </w:rPr>
               <w:tab/>
@@ -809,7 +757,7 @@
                 <w:noProof/>
                 <w:webHidden/>
               </w:rPr>
-              <w:instrText xml:space="preserve"> PAGEREF _Toc241504846 \h </w:instrText>
+              <w:instrText xml:space="preserve"> PAGEREF _Toc242009821 \h </w:instrText>
             </w:r>
             <w:r>
               <w:rPr>
@@ -854,11 +802,11 @@
               <w:kern w:val="2"/>
               <w:sz w:val="24"/>
               <w:szCs w:val="24"/>
-              <w:lang w:val="es-CL" w:eastAsia="es-MX"/>
+              <w:lang w:val="es-CL" w:eastAsia="es-CL"/>
               <w14:ligatures w14:val="standardContextual"/>
             </w:rPr>
           </w:pPr>
-          <w:hyperlink w:anchor="_Toc241504847" w:history="1">
+          <w:hyperlink w:anchor="_Toc242009822" w:history="1">
             <w:r>
               <w:rPr>
                 <w:rStyle w:val="Hipervnculo"/>
@@ -874,7 +822,7 @@
                 <w:kern w:val="2"/>
                 <w:sz w:val="24"/>
                 <w:szCs w:val="24"/>
-                <w:lang w:val="es-CL" w:eastAsia="es-MX"/>
+                <w:lang w:val="es-CL" w:eastAsia="es-CL"/>
                 <w14:ligatures w14:val="standardContextual"/>
               </w:rPr>
               <w:tab/>
@@ -884,7 +832,7 @@
                 <w:rStyle w:val="Hipervnculo"/>
                 <w:noProof/>
               </w:rPr>
-              <w:t>Historia 001</w:t>
+              <w:t>HU01 — Iniciar sesión (E1)</w:t>
             </w:r>
             <w:r>
               <w:rPr>
@@ -905,203 +853,7 @@
                 <w:noProof/>
                 <w:webHidden/>
               </w:rPr>
-              <w:instrText xml:space="preserve"> PAGEREF _Toc241504847 \h </w:instrText>
-            </w:r>
-            <w:r>
-              <w:rPr>
-                <w:noProof/>
-                <w:webHidden/>
-              </w:rPr>
-            </w:r>
-            <w:r>
-              <w:rPr>
-                <w:noProof/>
-                <w:webHidden/>
-              </w:rPr>
-              <w:fldChar w:fldCharType="separate"/>
-            </w:r>
-            <w:r>
-              <w:rPr>
-                <w:noProof/>
-                <w:webHidden/>
-              </w:rPr>
-              <w:t>4</w:t>
-            </w:r>
-            <w:r>
-              <w:rPr>
-                <w:noProof/>
-                <w:webHidden/>
-              </w:rPr>
-              <w:fldChar w:fldCharType="end"/>
-            </w:r>
-          </w:hyperlink>
-        </w:p>
-        <w:p>
-          <w:pPr>
-            <w:pStyle w:val="TDC3"/>
-            <w:tabs>
-              <w:tab w:val="left" w:pos="1320"/>
-              <w:tab w:val="right" w:leader="dot" w:pos="8828"/>
-            </w:tabs>
-            <w:rPr>
-              <w:rFonts w:eastAsiaTheme="minorEastAsia"/>
-              <w:i w:val="0"/>
-              <w:iCs w:val="0"/>
-              <w:noProof/>
-              <w:kern w:val="2"/>
-              <w:sz w:val="24"/>
-              <w:szCs w:val="24"/>
-              <w:lang w:val="es-CL" w:eastAsia="es-MX"/>
-              <w14:ligatures w14:val="standardContextual"/>
-            </w:rPr>
-          </w:pPr>
-          <w:hyperlink w:anchor="_Toc241504848" w:history="1">
-            <w:r>
-              <w:rPr>
-                <w:rStyle w:val="Hipervnculo"/>
-                <w:noProof/>
-              </w:rPr>
-              <w:t>4.1.1</w:t>
-            </w:r>
-            <w:r>
-              <w:rPr>
-                <w:rFonts w:eastAsiaTheme="minorEastAsia"/>
-                <w:i w:val="0"/>
-                <w:iCs w:val="0"/>
-                <w:noProof/>
-                <w:kern w:val="2"/>
-                <w:sz w:val="24"/>
-                <w:szCs w:val="24"/>
-                <w:lang w:val="es-CL" w:eastAsia="es-MX"/>
-                <w14:ligatures w14:val="standardContextual"/>
-              </w:rPr>
-              <w:tab/>
-            </w:r>
-            <w:r>
-              <w:rPr>
-                <w:rStyle w:val="Hipervnculo"/>
-                <w:noProof/>
-              </w:rPr>
-              <w:t>Definición</w:t>
-            </w:r>
-            <w:r>
-              <w:rPr>
-                <w:noProof/>
-                <w:webHidden/>
-              </w:rPr>
-              <w:tab/>
-            </w:r>
-            <w:r>
-              <w:rPr>
-                <w:noProof/>
-                <w:webHidden/>
-              </w:rPr>
-              <w:fldChar w:fldCharType="begin"/>
-            </w:r>
-            <w:r>
-              <w:rPr>
-                <w:noProof/>
-                <w:webHidden/>
-              </w:rPr>
-              <w:instrText xml:space="preserve"> PAGEREF _Toc241504848 \h </w:instrText>
-            </w:r>
-            <w:r>
-              <w:rPr>
-                <w:noProof/>
-                <w:webHidden/>
-              </w:rPr>
-            </w:r>
-            <w:r>
-              <w:rPr>
-                <w:noProof/>
-                <w:webHidden/>
-              </w:rPr>
-              <w:fldChar w:fldCharType="separate"/>
-            </w:r>
-            <w:r>
-              <w:rPr>
-                <w:noProof/>
-                <w:webHidden/>
-              </w:rPr>
-              <w:t>4</w:t>
-            </w:r>
-            <w:r>
-              <w:rPr>
-                <w:noProof/>
-                <w:webHidden/>
-              </w:rPr>
-              <w:fldChar w:fldCharType="end"/>
-            </w:r>
-          </w:hyperlink>
-        </w:p>
-        <w:p>
-          <w:pPr>
-            <w:pStyle w:val="TDC3"/>
-            <w:tabs>
-              <w:tab w:val="left" w:pos="1320"/>
-              <w:tab w:val="right" w:leader="dot" w:pos="8828"/>
-            </w:tabs>
-            <w:rPr>
-              <w:rFonts w:eastAsiaTheme="minorEastAsia"/>
-              <w:i w:val="0"/>
-              <w:iCs w:val="0"/>
-              <w:noProof/>
-              <w:kern w:val="2"/>
-              <w:sz w:val="24"/>
-              <w:szCs w:val="24"/>
-              <w:lang w:val="es-CL" w:eastAsia="es-MX"/>
-              <w14:ligatures w14:val="standardContextual"/>
-            </w:rPr>
-          </w:pPr>
-          <w:hyperlink w:anchor="_Toc241504849" w:history="1">
-            <w:r>
-              <w:rPr>
-                <w:rStyle w:val="Hipervnculo"/>
-                <w:noProof/>
-              </w:rPr>
-              <w:t>4.1.2</w:t>
-            </w:r>
-            <w:r>
-              <w:rPr>
-                <w:rFonts w:eastAsiaTheme="minorEastAsia"/>
-                <w:i w:val="0"/>
-                <w:iCs w:val="0"/>
-                <w:noProof/>
-                <w:kern w:val="2"/>
-                <w:sz w:val="24"/>
-                <w:szCs w:val="24"/>
-                <w:lang w:val="es-CL" w:eastAsia="es-MX"/>
-                <w14:ligatures w14:val="standardContextual"/>
-              </w:rPr>
-              <w:tab/>
-            </w:r>
-            <w:r>
-              <w:rPr>
-                <w:rStyle w:val="Hipervnculo"/>
-                <w:noProof/>
-              </w:rPr>
-              <w:t>Criterios de Aceptación</w:t>
-            </w:r>
-            <w:r>
-              <w:rPr>
-                <w:noProof/>
-                <w:webHidden/>
-              </w:rPr>
-              <w:tab/>
-            </w:r>
-            <w:r>
-              <w:rPr>
-                <w:noProof/>
-                <w:webHidden/>
-              </w:rPr>
-              <w:fldChar w:fldCharType="begin"/>
-            </w:r>
-            <w:r>
-              <w:rPr>
-                <w:noProof/>
-                <w:webHidden/>
-              </w:rPr>
-              <w:instrText xml:space="preserve"> PAGEREF _Toc241504849 \h </w:instrText>
+              <w:instrText xml:space="preserve"> PAGEREF _Toc242009822 \h </w:instrText>
             </w:r>
             <w:r>
               <w:rPr>
@@ -1146,11 +898,11 @@
               <w:kern w:val="2"/>
               <w:sz w:val="24"/>
               <w:szCs w:val="24"/>
-              <w:lang w:val="es-CL" w:eastAsia="es-MX"/>
+              <w:lang w:val="es-CL" w:eastAsia="es-CL"/>
               <w14:ligatures w14:val="standardContextual"/>
             </w:rPr>
           </w:pPr>
-          <w:hyperlink w:anchor="_Toc241504850" w:history="1">
+          <w:hyperlink w:anchor="_Toc242009823" w:history="1">
             <w:r>
               <w:rPr>
                 <w:rStyle w:val="Hipervnculo"/>
@@ -1166,7 +918,7 @@
                 <w:kern w:val="2"/>
                 <w:sz w:val="24"/>
                 <w:szCs w:val="24"/>
-                <w:lang w:val="es-CL" w:eastAsia="es-MX"/>
+                <w:lang w:val="es-CL" w:eastAsia="es-CL"/>
                 <w14:ligatures w14:val="standardContextual"/>
               </w:rPr>
               <w:tab/>
@@ -1176,7 +928,7 @@
                 <w:rStyle w:val="Hipervnculo"/>
                 <w:noProof/>
               </w:rPr>
-              <w:t>Historia 002</w:t>
+              <w:t>HU02 — Consultar mi perfil y ver el menú según mi rol (E1)</w:t>
             </w:r>
             <w:r>
               <w:rPr>
@@ -1197,7 +949,7 @@
                 <w:noProof/>
                 <w:webHidden/>
               </w:rPr>
-              <w:instrText xml:space="preserve"> PAGEREF _Toc241504850 \h </w:instrText>
+              <w:instrText xml:space="preserve"> PAGEREF _Toc242009823 \h </w:instrText>
             </w:r>
             <w:r>
               <w:rPr>
@@ -1230,41 +982,39 @@
         </w:p>
         <w:p>
           <w:pPr>
-            <w:pStyle w:val="TDC3"/>
+            <w:pStyle w:val="TDC2"/>
             <w:tabs>
-              <w:tab w:val="left" w:pos="1320"/>
+              <w:tab w:val="left" w:pos="880"/>
               <w:tab w:val="right" w:leader="dot" w:pos="8828"/>
             </w:tabs>
             <w:rPr>
               <w:rFonts w:eastAsiaTheme="minorEastAsia"/>
-              <w:i w:val="0"/>
-              <w:iCs w:val="0"/>
+              <w:smallCaps w:val="0"/>
               <w:noProof/>
               <w:kern w:val="2"/>
               <w:sz w:val="24"/>
               <w:szCs w:val="24"/>
-              <w:lang w:val="es-CL" w:eastAsia="es-MX"/>
+              <w:lang w:val="es-CL" w:eastAsia="es-CL"/>
               <w14:ligatures w14:val="standardContextual"/>
             </w:rPr>
           </w:pPr>
-          <w:hyperlink w:anchor="_Toc241504851" w:history="1">
+          <w:hyperlink w:anchor="_Toc242009824" w:history="1">
             <w:r>
               <w:rPr>
                 <w:rStyle w:val="Hipervnculo"/>
                 <w:noProof/>
               </w:rPr>
-              <w:t>4.2.1</w:t>
+              <w:t>4.3</w:t>
             </w:r>
             <w:r>
               <w:rPr>
                 <w:rFonts w:eastAsiaTheme="minorEastAsia"/>
-                <w:i w:val="0"/>
-                <w:iCs w:val="0"/>
+                <w:smallCaps w:val="0"/>
                 <w:noProof/>
                 <w:kern w:val="2"/>
                 <w:sz w:val="24"/>
                 <w:szCs w:val="24"/>
-                <w:lang w:val="es-CL" w:eastAsia="es-MX"/>
+                <w:lang w:val="es-CL" w:eastAsia="es-CL"/>
                 <w14:ligatures w14:val="standardContextual"/>
               </w:rPr>
               <w:tab/>
@@ -1274,7 +1024,7 @@
                 <w:rStyle w:val="Hipervnculo"/>
                 <w:noProof/>
               </w:rPr>
-              <w:t>Definición</w:t>
+              <w:t>HU03 — Crear usuarios (E1)</w:t>
             </w:r>
             <w:r>
               <w:rPr>
@@ -1295,7 +1045,7 @@
                 <w:noProof/>
                 <w:webHidden/>
               </w:rPr>
-              <w:instrText xml:space="preserve"> PAGEREF _Toc241504851 \h </w:instrText>
+              <w:instrText xml:space="preserve"> PAGEREF _Toc242009824 \h </w:instrText>
             </w:r>
             <w:r>
               <w:rPr>
@@ -1328,41 +1078,39 @@
         </w:p>
         <w:p>
           <w:pPr>
-            <w:pStyle w:val="TDC3"/>
+            <w:pStyle w:val="TDC2"/>
             <w:tabs>
-              <w:tab w:val="left" w:pos="1320"/>
+              <w:tab w:val="left" w:pos="880"/>
               <w:tab w:val="right" w:leader="dot" w:pos="8828"/>
             </w:tabs>
             <w:rPr>
               <w:rFonts w:eastAsiaTheme="minorEastAsia"/>
-              <w:i w:val="0"/>
-              <w:iCs w:val="0"/>
+              <w:smallCaps w:val="0"/>
               <w:noProof/>
               <w:kern w:val="2"/>
               <w:sz w:val="24"/>
               <w:szCs w:val="24"/>
-              <w:lang w:val="es-CL" w:eastAsia="es-MX"/>
+              <w:lang w:val="es-CL" w:eastAsia="es-CL"/>
               <w14:ligatures w14:val="standardContextual"/>
             </w:rPr>
           </w:pPr>
-          <w:hyperlink w:anchor="_Toc241504852" w:history="1">
+          <w:hyperlink w:anchor="_Toc242009825" w:history="1">
             <w:r>
               <w:rPr>
                 <w:rStyle w:val="Hipervnculo"/>
                 <w:noProof/>
               </w:rPr>
-              <w:t>4.2.2</w:t>
+              <w:t>4.4</w:t>
             </w:r>
             <w:r>
               <w:rPr>
                 <w:rFonts w:eastAsiaTheme="minorEastAsia"/>
-                <w:i w:val="0"/>
-                <w:iCs w:val="0"/>
+                <w:smallCaps w:val="0"/>
                 <w:noProof/>
                 <w:kern w:val="2"/>
                 <w:sz w:val="24"/>
                 <w:szCs w:val="24"/>
-                <w:lang w:val="es-CL" w:eastAsia="es-MX"/>
+                <w:lang w:val="es-CL" w:eastAsia="es-CL"/>
                 <w14:ligatures w14:val="standardContextual"/>
               </w:rPr>
               <w:tab/>
@@ -1372,7 +1120,7 @@
                 <w:rStyle w:val="Hipervnculo"/>
                 <w:noProof/>
               </w:rPr>
-              <w:t>Criterios de Aceptación</w:t>
+              <w:t>HU04 — Editar, activar y desactivar usuarios (E1)</w:t>
             </w:r>
             <w:r>
               <w:rPr>
@@ -1393,7 +1141,7 @@
                 <w:noProof/>
                 <w:webHidden/>
               </w:rPr>
-              <w:instrText xml:space="preserve"> PAGEREF _Toc241504852 \h </w:instrText>
+              <w:instrText xml:space="preserve"> PAGEREF _Toc242009825 \h </w:instrText>
             </w:r>
             <w:r>
               <w:rPr>
@@ -1413,7 +1161,2023 @@
                 <w:noProof/>
                 <w:webHidden/>
               </w:rPr>
-              <w:t>4</w:t>
+              <w:t>5</w:t>
+            </w:r>
+            <w:r>
+              <w:rPr>
+                <w:noProof/>
+                <w:webHidden/>
+              </w:rPr>
+              <w:fldChar w:fldCharType="end"/>
+            </w:r>
+          </w:hyperlink>
+        </w:p>
+        <w:p>
+          <w:pPr>
+            <w:pStyle w:val="TDC2"/>
+            <w:tabs>
+              <w:tab w:val="left" w:pos="880"/>
+              <w:tab w:val="right" w:leader="dot" w:pos="8828"/>
+            </w:tabs>
+            <w:rPr>
+              <w:rFonts w:eastAsiaTheme="minorEastAsia"/>
+              <w:smallCaps w:val="0"/>
+              <w:noProof/>
+              <w:kern w:val="2"/>
+              <w:sz w:val="24"/>
+              <w:szCs w:val="24"/>
+              <w:lang w:val="es-CL" w:eastAsia="es-CL"/>
+              <w14:ligatures w14:val="standardContextual"/>
+            </w:rPr>
+          </w:pPr>
+          <w:hyperlink w:anchor="_Toc242009826" w:history="1">
+            <w:r>
+              <w:rPr>
+                <w:rStyle w:val="Hipervnculo"/>
+                <w:noProof/>
+              </w:rPr>
+              <w:t>4.5</w:t>
+            </w:r>
+            <w:r>
+              <w:rPr>
+                <w:rFonts w:eastAsiaTheme="minorEastAsia"/>
+                <w:smallCaps w:val="0"/>
+                <w:noProof/>
+                <w:kern w:val="2"/>
+                <w:sz w:val="24"/>
+                <w:szCs w:val="24"/>
+                <w:lang w:val="es-CL" w:eastAsia="es-CL"/>
+                <w14:ligatures w14:val="standardContextual"/>
+              </w:rPr>
+              <w:tab/>
+            </w:r>
+            <w:r>
+              <w:rPr>
+                <w:rStyle w:val="Hipervnculo"/>
+                <w:noProof/>
+              </w:rPr>
+              <w:t>HU05 — Listar usuarios (E1)</w:t>
+            </w:r>
+            <w:r>
+              <w:rPr>
+                <w:noProof/>
+                <w:webHidden/>
+              </w:rPr>
+              <w:tab/>
+            </w:r>
+            <w:r>
+              <w:rPr>
+                <w:noProof/>
+                <w:webHidden/>
+              </w:rPr>
+              <w:fldChar w:fldCharType="begin"/>
+            </w:r>
+            <w:r>
+              <w:rPr>
+                <w:noProof/>
+                <w:webHidden/>
+              </w:rPr>
+              <w:instrText xml:space="preserve"> PAGEREF _Toc242009826 \h </w:instrText>
+            </w:r>
+            <w:r>
+              <w:rPr>
+                <w:noProof/>
+                <w:webHidden/>
+              </w:rPr>
+            </w:r>
+            <w:r>
+              <w:rPr>
+                <w:noProof/>
+                <w:webHidden/>
+              </w:rPr>
+              <w:fldChar w:fldCharType="separate"/>
+            </w:r>
+            <w:r>
+              <w:rPr>
+                <w:noProof/>
+                <w:webHidden/>
+              </w:rPr>
+              <w:t>5</w:t>
+            </w:r>
+            <w:r>
+              <w:rPr>
+                <w:noProof/>
+                <w:webHidden/>
+              </w:rPr>
+              <w:fldChar w:fldCharType="end"/>
+            </w:r>
+          </w:hyperlink>
+        </w:p>
+        <w:p>
+          <w:pPr>
+            <w:pStyle w:val="TDC2"/>
+            <w:tabs>
+              <w:tab w:val="left" w:pos="880"/>
+              <w:tab w:val="right" w:leader="dot" w:pos="8828"/>
+            </w:tabs>
+            <w:rPr>
+              <w:rFonts w:eastAsiaTheme="minorEastAsia"/>
+              <w:smallCaps w:val="0"/>
+              <w:noProof/>
+              <w:kern w:val="2"/>
+              <w:sz w:val="24"/>
+              <w:szCs w:val="24"/>
+              <w:lang w:val="es-CL" w:eastAsia="es-CL"/>
+              <w14:ligatures w14:val="standardContextual"/>
+            </w:rPr>
+          </w:pPr>
+          <w:hyperlink w:anchor="_Toc242009827" w:history="1">
+            <w:r>
+              <w:rPr>
+                <w:rStyle w:val="Hipervnculo"/>
+                <w:noProof/>
+              </w:rPr>
+              <w:t>4.6</w:t>
+            </w:r>
+            <w:r>
+              <w:rPr>
+                <w:rFonts w:eastAsiaTheme="minorEastAsia"/>
+                <w:smallCaps w:val="0"/>
+                <w:noProof/>
+                <w:kern w:val="2"/>
+                <w:sz w:val="24"/>
+                <w:szCs w:val="24"/>
+                <w:lang w:val="es-CL" w:eastAsia="es-CL"/>
+                <w14:ligatures w14:val="standardContextual"/>
+              </w:rPr>
+              <w:tab/>
+            </w:r>
+            <w:r>
+              <w:rPr>
+                <w:rStyle w:val="Hipervnculo"/>
+                <w:noProof/>
+              </w:rPr>
+              <w:t>HU06 — Restringir el acceso por rol (E1)</w:t>
+            </w:r>
+            <w:r>
+              <w:rPr>
+                <w:noProof/>
+                <w:webHidden/>
+              </w:rPr>
+              <w:tab/>
+            </w:r>
+            <w:r>
+              <w:rPr>
+                <w:noProof/>
+                <w:webHidden/>
+              </w:rPr>
+              <w:fldChar w:fldCharType="begin"/>
+            </w:r>
+            <w:r>
+              <w:rPr>
+                <w:noProof/>
+                <w:webHidden/>
+              </w:rPr>
+              <w:instrText xml:space="preserve"> PAGEREF _Toc242009827 \h </w:instrText>
+            </w:r>
+            <w:r>
+              <w:rPr>
+                <w:noProof/>
+                <w:webHidden/>
+              </w:rPr>
+            </w:r>
+            <w:r>
+              <w:rPr>
+                <w:noProof/>
+                <w:webHidden/>
+              </w:rPr>
+              <w:fldChar w:fldCharType="separate"/>
+            </w:r>
+            <w:r>
+              <w:rPr>
+                <w:noProof/>
+                <w:webHidden/>
+              </w:rPr>
+              <w:t>5</w:t>
+            </w:r>
+            <w:r>
+              <w:rPr>
+                <w:noProof/>
+                <w:webHidden/>
+              </w:rPr>
+              <w:fldChar w:fldCharType="end"/>
+            </w:r>
+          </w:hyperlink>
+        </w:p>
+        <w:p>
+          <w:pPr>
+            <w:pStyle w:val="TDC2"/>
+            <w:tabs>
+              <w:tab w:val="left" w:pos="880"/>
+              <w:tab w:val="right" w:leader="dot" w:pos="8828"/>
+            </w:tabs>
+            <w:rPr>
+              <w:rFonts w:eastAsiaTheme="minorEastAsia"/>
+              <w:smallCaps w:val="0"/>
+              <w:noProof/>
+              <w:kern w:val="2"/>
+              <w:sz w:val="24"/>
+              <w:szCs w:val="24"/>
+              <w:lang w:val="es-CL" w:eastAsia="es-CL"/>
+              <w14:ligatures w14:val="standardContextual"/>
+            </w:rPr>
+          </w:pPr>
+          <w:hyperlink w:anchor="_Toc242009828" w:history="1">
+            <w:r>
+              <w:rPr>
+                <w:rStyle w:val="Hipervnculo"/>
+                <w:noProof/>
+              </w:rPr>
+              <w:t>4.7</w:t>
+            </w:r>
+            <w:r>
+              <w:rPr>
+                <w:rFonts w:eastAsiaTheme="minorEastAsia"/>
+                <w:smallCaps w:val="0"/>
+                <w:noProof/>
+                <w:kern w:val="2"/>
+                <w:sz w:val="24"/>
+                <w:szCs w:val="24"/>
+                <w:lang w:val="es-CL" w:eastAsia="es-CL"/>
+                <w14:ligatures w14:val="standardContextual"/>
+              </w:rPr>
+              <w:tab/>
+            </w:r>
+            <w:r>
+              <w:rPr>
+                <w:rStyle w:val="Hipervnculo"/>
+                <w:noProof/>
+              </w:rPr>
+              <w:t>HU07 — Gestionar productores (E2)</w:t>
+            </w:r>
+            <w:r>
+              <w:rPr>
+                <w:noProof/>
+                <w:webHidden/>
+              </w:rPr>
+              <w:tab/>
+            </w:r>
+            <w:r>
+              <w:rPr>
+                <w:noProof/>
+                <w:webHidden/>
+              </w:rPr>
+              <w:fldChar w:fldCharType="begin"/>
+            </w:r>
+            <w:r>
+              <w:rPr>
+                <w:noProof/>
+                <w:webHidden/>
+              </w:rPr>
+              <w:instrText xml:space="preserve"> PAGEREF _Toc242009828 \h </w:instrText>
+            </w:r>
+            <w:r>
+              <w:rPr>
+                <w:noProof/>
+                <w:webHidden/>
+              </w:rPr>
+            </w:r>
+            <w:r>
+              <w:rPr>
+                <w:noProof/>
+                <w:webHidden/>
+              </w:rPr>
+              <w:fldChar w:fldCharType="separate"/>
+            </w:r>
+            <w:r>
+              <w:rPr>
+                <w:noProof/>
+                <w:webHidden/>
+              </w:rPr>
+              <w:t>6</w:t>
+            </w:r>
+            <w:r>
+              <w:rPr>
+                <w:noProof/>
+                <w:webHidden/>
+              </w:rPr>
+              <w:fldChar w:fldCharType="end"/>
+            </w:r>
+          </w:hyperlink>
+        </w:p>
+        <w:p>
+          <w:pPr>
+            <w:pStyle w:val="TDC2"/>
+            <w:tabs>
+              <w:tab w:val="left" w:pos="880"/>
+              <w:tab w:val="right" w:leader="dot" w:pos="8828"/>
+            </w:tabs>
+            <w:rPr>
+              <w:rFonts w:eastAsiaTheme="minorEastAsia"/>
+              <w:smallCaps w:val="0"/>
+              <w:noProof/>
+              <w:kern w:val="2"/>
+              <w:sz w:val="24"/>
+              <w:szCs w:val="24"/>
+              <w:lang w:val="es-CL" w:eastAsia="es-CL"/>
+              <w14:ligatures w14:val="standardContextual"/>
+            </w:rPr>
+          </w:pPr>
+          <w:hyperlink w:anchor="_Toc242009829" w:history="1">
+            <w:r>
+              <w:rPr>
+                <w:rStyle w:val="Hipervnculo"/>
+                <w:noProof/>
+              </w:rPr>
+              <w:t>4.8</w:t>
+            </w:r>
+            <w:r>
+              <w:rPr>
+                <w:rFonts w:eastAsiaTheme="minorEastAsia"/>
+                <w:smallCaps w:val="0"/>
+                <w:noProof/>
+                <w:kern w:val="2"/>
+                <w:sz w:val="24"/>
+                <w:szCs w:val="24"/>
+                <w:lang w:val="es-CL" w:eastAsia="es-CL"/>
+                <w14:ligatures w14:val="standardContextual"/>
+              </w:rPr>
+              <w:tab/>
+            </w:r>
+            <w:r>
+              <w:rPr>
+                <w:rStyle w:val="Hipervnculo"/>
+                <w:noProof/>
+              </w:rPr>
+              <w:t>HU08 — Gestionar especies y variedades (E2)</w:t>
+            </w:r>
+            <w:r>
+              <w:rPr>
+                <w:noProof/>
+                <w:webHidden/>
+              </w:rPr>
+              <w:tab/>
+            </w:r>
+            <w:r>
+              <w:rPr>
+                <w:noProof/>
+                <w:webHidden/>
+              </w:rPr>
+              <w:fldChar w:fldCharType="begin"/>
+            </w:r>
+            <w:r>
+              <w:rPr>
+                <w:noProof/>
+                <w:webHidden/>
+              </w:rPr>
+              <w:instrText xml:space="preserve"> PAGEREF _Toc242009829 \h </w:instrText>
+            </w:r>
+            <w:r>
+              <w:rPr>
+                <w:noProof/>
+                <w:webHidden/>
+              </w:rPr>
+            </w:r>
+            <w:r>
+              <w:rPr>
+                <w:noProof/>
+                <w:webHidden/>
+              </w:rPr>
+              <w:fldChar w:fldCharType="separate"/>
+            </w:r>
+            <w:r>
+              <w:rPr>
+                <w:noProof/>
+                <w:webHidden/>
+              </w:rPr>
+              <w:t>6</w:t>
+            </w:r>
+            <w:r>
+              <w:rPr>
+                <w:noProof/>
+                <w:webHidden/>
+              </w:rPr>
+              <w:fldChar w:fldCharType="end"/>
+            </w:r>
+          </w:hyperlink>
+        </w:p>
+        <w:p>
+          <w:pPr>
+            <w:pStyle w:val="TDC2"/>
+            <w:tabs>
+              <w:tab w:val="left" w:pos="880"/>
+              <w:tab w:val="right" w:leader="dot" w:pos="8828"/>
+            </w:tabs>
+            <w:rPr>
+              <w:rFonts w:eastAsiaTheme="minorEastAsia"/>
+              <w:smallCaps w:val="0"/>
+              <w:noProof/>
+              <w:kern w:val="2"/>
+              <w:sz w:val="24"/>
+              <w:szCs w:val="24"/>
+              <w:lang w:val="es-CL" w:eastAsia="es-CL"/>
+              <w14:ligatures w14:val="standardContextual"/>
+            </w:rPr>
+          </w:pPr>
+          <w:hyperlink w:anchor="_Toc242009830" w:history="1">
+            <w:r>
+              <w:rPr>
+                <w:rStyle w:val="Hipervnculo"/>
+                <w:noProof/>
+              </w:rPr>
+              <w:t>4.9</w:t>
+            </w:r>
+            <w:r>
+              <w:rPr>
+                <w:rFonts w:eastAsiaTheme="minorEastAsia"/>
+                <w:smallCaps w:val="0"/>
+                <w:noProof/>
+                <w:kern w:val="2"/>
+                <w:sz w:val="24"/>
+                <w:szCs w:val="24"/>
+                <w:lang w:val="es-CL" w:eastAsia="es-CL"/>
+                <w14:ligatures w14:val="standardContextual"/>
+              </w:rPr>
+              <w:tab/>
+            </w:r>
+            <w:r>
+              <w:rPr>
+                <w:rStyle w:val="Hipervnculo"/>
+                <w:noProof/>
+              </w:rPr>
+              <w:t>HU09 — Gestionar calidades y sistemas productivos (E2)</w:t>
+            </w:r>
+            <w:r>
+              <w:rPr>
+                <w:noProof/>
+                <w:webHidden/>
+              </w:rPr>
+              <w:tab/>
+            </w:r>
+            <w:r>
+              <w:rPr>
+                <w:noProof/>
+                <w:webHidden/>
+              </w:rPr>
+              <w:fldChar w:fldCharType="begin"/>
+            </w:r>
+            <w:r>
+              <w:rPr>
+                <w:noProof/>
+                <w:webHidden/>
+              </w:rPr>
+              <w:instrText xml:space="preserve"> PAGEREF _Toc242009830 \h </w:instrText>
+            </w:r>
+            <w:r>
+              <w:rPr>
+                <w:noProof/>
+                <w:webHidden/>
+              </w:rPr>
+            </w:r>
+            <w:r>
+              <w:rPr>
+                <w:noProof/>
+                <w:webHidden/>
+              </w:rPr>
+              <w:fldChar w:fldCharType="separate"/>
+            </w:r>
+            <w:r>
+              <w:rPr>
+                <w:noProof/>
+                <w:webHidden/>
+              </w:rPr>
+              <w:t>6</w:t>
+            </w:r>
+            <w:r>
+              <w:rPr>
+                <w:noProof/>
+                <w:webHidden/>
+              </w:rPr>
+              <w:fldChar w:fldCharType="end"/>
+            </w:r>
+          </w:hyperlink>
+        </w:p>
+        <w:p>
+          <w:pPr>
+            <w:pStyle w:val="TDC2"/>
+            <w:tabs>
+              <w:tab w:val="left" w:pos="880"/>
+              <w:tab w:val="right" w:leader="dot" w:pos="8828"/>
+            </w:tabs>
+            <w:rPr>
+              <w:rFonts w:eastAsiaTheme="minorEastAsia"/>
+              <w:smallCaps w:val="0"/>
+              <w:noProof/>
+              <w:kern w:val="2"/>
+              <w:sz w:val="24"/>
+              <w:szCs w:val="24"/>
+              <w:lang w:val="es-CL" w:eastAsia="es-CL"/>
+              <w14:ligatures w14:val="standardContextual"/>
+            </w:rPr>
+          </w:pPr>
+          <w:hyperlink w:anchor="_Toc242009831" w:history="1">
+            <w:r>
+              <w:rPr>
+                <w:rStyle w:val="Hipervnculo"/>
+                <w:noProof/>
+              </w:rPr>
+              <w:t>4.10</w:t>
+            </w:r>
+            <w:r>
+              <w:rPr>
+                <w:rFonts w:eastAsiaTheme="minorEastAsia"/>
+                <w:smallCaps w:val="0"/>
+                <w:noProof/>
+                <w:kern w:val="2"/>
+                <w:sz w:val="24"/>
+                <w:szCs w:val="24"/>
+                <w:lang w:val="es-CL" w:eastAsia="es-CL"/>
+                <w14:ligatures w14:val="standardContextual"/>
+              </w:rPr>
+              <w:tab/>
+            </w:r>
+            <w:r>
+              <w:rPr>
+                <w:rStyle w:val="Hipervnculo"/>
+                <w:noProof/>
+              </w:rPr>
+              <w:t>HU10 — Gestionar tipos de bandeja y embalajes (E2)</w:t>
+            </w:r>
+            <w:r>
+              <w:rPr>
+                <w:noProof/>
+                <w:webHidden/>
+              </w:rPr>
+              <w:tab/>
+            </w:r>
+            <w:r>
+              <w:rPr>
+                <w:noProof/>
+                <w:webHidden/>
+              </w:rPr>
+              <w:fldChar w:fldCharType="begin"/>
+            </w:r>
+            <w:r>
+              <w:rPr>
+                <w:noProof/>
+                <w:webHidden/>
+              </w:rPr>
+              <w:instrText xml:space="preserve"> PAGEREF _Toc242009831 \h </w:instrText>
+            </w:r>
+            <w:r>
+              <w:rPr>
+                <w:noProof/>
+                <w:webHidden/>
+              </w:rPr>
+            </w:r>
+            <w:r>
+              <w:rPr>
+                <w:noProof/>
+                <w:webHidden/>
+              </w:rPr>
+              <w:fldChar w:fldCharType="separate"/>
+            </w:r>
+            <w:r>
+              <w:rPr>
+                <w:noProof/>
+                <w:webHidden/>
+              </w:rPr>
+              <w:t>6</w:t>
+            </w:r>
+            <w:r>
+              <w:rPr>
+                <w:noProof/>
+                <w:webHidden/>
+              </w:rPr>
+              <w:fldChar w:fldCharType="end"/>
+            </w:r>
+          </w:hyperlink>
+        </w:p>
+        <w:p>
+          <w:pPr>
+            <w:pStyle w:val="TDC2"/>
+            <w:tabs>
+              <w:tab w:val="left" w:pos="880"/>
+              <w:tab w:val="right" w:leader="dot" w:pos="8828"/>
+            </w:tabs>
+            <w:rPr>
+              <w:rFonts w:eastAsiaTheme="minorEastAsia"/>
+              <w:smallCaps w:val="0"/>
+              <w:noProof/>
+              <w:kern w:val="2"/>
+              <w:sz w:val="24"/>
+              <w:szCs w:val="24"/>
+              <w:lang w:val="es-CL" w:eastAsia="es-CL"/>
+              <w14:ligatures w14:val="standardContextual"/>
+            </w:rPr>
+          </w:pPr>
+          <w:hyperlink w:anchor="_Toc242009832" w:history="1">
+            <w:r>
+              <w:rPr>
+                <w:rStyle w:val="Hipervnculo"/>
+                <w:noProof/>
+              </w:rPr>
+              <w:t>4.11</w:t>
+            </w:r>
+            <w:r>
+              <w:rPr>
+                <w:rFonts w:eastAsiaTheme="minorEastAsia"/>
+                <w:smallCaps w:val="0"/>
+                <w:noProof/>
+                <w:kern w:val="2"/>
+                <w:sz w:val="24"/>
+                <w:szCs w:val="24"/>
+                <w:lang w:val="es-CL" w:eastAsia="es-CL"/>
+                <w14:ligatures w14:val="standardContextual"/>
+              </w:rPr>
+              <w:tab/>
+            </w:r>
+            <w:r>
+              <w:rPr>
+                <w:rStyle w:val="Hipervnculo"/>
+                <w:noProof/>
+              </w:rPr>
+              <w:t>HU11 — Seleccionar datos de catálogo en los formularios (E2)</w:t>
+            </w:r>
+            <w:r>
+              <w:rPr>
+                <w:noProof/>
+                <w:webHidden/>
+              </w:rPr>
+              <w:tab/>
+            </w:r>
+            <w:r>
+              <w:rPr>
+                <w:noProof/>
+                <w:webHidden/>
+              </w:rPr>
+              <w:fldChar w:fldCharType="begin"/>
+            </w:r>
+            <w:r>
+              <w:rPr>
+                <w:noProof/>
+                <w:webHidden/>
+              </w:rPr>
+              <w:instrText xml:space="preserve"> PAGEREF _Toc242009832 \h </w:instrText>
+            </w:r>
+            <w:r>
+              <w:rPr>
+                <w:noProof/>
+                <w:webHidden/>
+              </w:rPr>
+            </w:r>
+            <w:r>
+              <w:rPr>
+                <w:noProof/>
+                <w:webHidden/>
+              </w:rPr>
+              <w:fldChar w:fldCharType="separate"/>
+            </w:r>
+            <w:r>
+              <w:rPr>
+                <w:noProof/>
+                <w:webHidden/>
+              </w:rPr>
+              <w:t>7</w:t>
+            </w:r>
+            <w:r>
+              <w:rPr>
+                <w:noProof/>
+                <w:webHidden/>
+              </w:rPr>
+              <w:fldChar w:fldCharType="end"/>
+            </w:r>
+          </w:hyperlink>
+        </w:p>
+        <w:p>
+          <w:pPr>
+            <w:pStyle w:val="TDC2"/>
+            <w:tabs>
+              <w:tab w:val="left" w:pos="880"/>
+              <w:tab w:val="right" w:leader="dot" w:pos="8828"/>
+            </w:tabs>
+            <w:rPr>
+              <w:rFonts w:eastAsiaTheme="minorEastAsia"/>
+              <w:smallCaps w:val="0"/>
+              <w:noProof/>
+              <w:kern w:val="2"/>
+              <w:sz w:val="24"/>
+              <w:szCs w:val="24"/>
+              <w:lang w:val="es-CL" w:eastAsia="es-CL"/>
+              <w14:ligatures w14:val="standardContextual"/>
+            </w:rPr>
+          </w:pPr>
+          <w:hyperlink w:anchor="_Toc242009833" w:history="1">
+            <w:r>
+              <w:rPr>
+                <w:rStyle w:val="Hipervnculo"/>
+                <w:noProof/>
+              </w:rPr>
+              <w:t>4.12</w:t>
+            </w:r>
+            <w:r>
+              <w:rPr>
+                <w:rFonts w:eastAsiaTheme="minorEastAsia"/>
+                <w:smallCaps w:val="0"/>
+                <w:noProof/>
+                <w:kern w:val="2"/>
+                <w:sz w:val="24"/>
+                <w:szCs w:val="24"/>
+                <w:lang w:val="es-CL" w:eastAsia="es-CL"/>
+                <w14:ligatures w14:val="standardContextual"/>
+              </w:rPr>
+              <w:tab/>
+            </w:r>
+            <w:r>
+              <w:rPr>
+                <w:rStyle w:val="Hipervnculo"/>
+                <w:noProof/>
+              </w:rPr>
+              <w:t>HU12 — Registrar una tarja de recepción (E3)</w:t>
+            </w:r>
+            <w:r>
+              <w:rPr>
+                <w:noProof/>
+                <w:webHidden/>
+              </w:rPr>
+              <w:tab/>
+            </w:r>
+            <w:r>
+              <w:rPr>
+                <w:noProof/>
+                <w:webHidden/>
+              </w:rPr>
+              <w:fldChar w:fldCharType="begin"/>
+            </w:r>
+            <w:r>
+              <w:rPr>
+                <w:noProof/>
+                <w:webHidden/>
+              </w:rPr>
+              <w:instrText xml:space="preserve"> PAGEREF _Toc242009833 \h </w:instrText>
+            </w:r>
+            <w:r>
+              <w:rPr>
+                <w:noProof/>
+                <w:webHidden/>
+              </w:rPr>
+            </w:r>
+            <w:r>
+              <w:rPr>
+                <w:noProof/>
+                <w:webHidden/>
+              </w:rPr>
+              <w:fldChar w:fldCharType="separate"/>
+            </w:r>
+            <w:r>
+              <w:rPr>
+                <w:noProof/>
+                <w:webHidden/>
+              </w:rPr>
+              <w:t>7</w:t>
+            </w:r>
+            <w:r>
+              <w:rPr>
+                <w:noProof/>
+                <w:webHidden/>
+              </w:rPr>
+              <w:fldChar w:fldCharType="end"/>
+            </w:r>
+          </w:hyperlink>
+        </w:p>
+        <w:p>
+          <w:pPr>
+            <w:pStyle w:val="TDC2"/>
+            <w:tabs>
+              <w:tab w:val="left" w:pos="880"/>
+              <w:tab w:val="right" w:leader="dot" w:pos="8828"/>
+            </w:tabs>
+            <w:rPr>
+              <w:rFonts w:eastAsiaTheme="minorEastAsia"/>
+              <w:smallCaps w:val="0"/>
+              <w:noProof/>
+              <w:kern w:val="2"/>
+              <w:sz w:val="24"/>
+              <w:szCs w:val="24"/>
+              <w:lang w:val="es-CL" w:eastAsia="es-CL"/>
+              <w14:ligatures w14:val="standardContextual"/>
+            </w:rPr>
+          </w:pPr>
+          <w:hyperlink w:anchor="_Toc242009834" w:history="1">
+            <w:r>
+              <w:rPr>
+                <w:rStyle w:val="Hipervnculo"/>
+                <w:noProof/>
+              </w:rPr>
+              <w:t>4.13</w:t>
+            </w:r>
+            <w:r>
+              <w:rPr>
+                <w:rFonts w:eastAsiaTheme="minorEastAsia"/>
+                <w:smallCaps w:val="0"/>
+                <w:noProof/>
+                <w:kern w:val="2"/>
+                <w:sz w:val="24"/>
+                <w:szCs w:val="24"/>
+                <w:lang w:val="es-CL" w:eastAsia="es-CL"/>
+                <w14:ligatures w14:val="standardContextual"/>
+              </w:rPr>
+              <w:tab/>
+            </w:r>
+            <w:r>
+              <w:rPr>
+                <w:rStyle w:val="Hipervnculo"/>
+                <w:noProof/>
+              </w:rPr>
+              <w:t>HU13 — Numerar las tarjas automáticamente (E3)</w:t>
+            </w:r>
+            <w:r>
+              <w:rPr>
+                <w:noProof/>
+                <w:webHidden/>
+              </w:rPr>
+              <w:tab/>
+            </w:r>
+            <w:r>
+              <w:rPr>
+                <w:noProof/>
+                <w:webHidden/>
+              </w:rPr>
+              <w:fldChar w:fldCharType="begin"/>
+            </w:r>
+            <w:r>
+              <w:rPr>
+                <w:noProof/>
+                <w:webHidden/>
+              </w:rPr>
+              <w:instrText xml:space="preserve"> PAGEREF _Toc242009834 \h </w:instrText>
+            </w:r>
+            <w:r>
+              <w:rPr>
+                <w:noProof/>
+                <w:webHidden/>
+              </w:rPr>
+            </w:r>
+            <w:r>
+              <w:rPr>
+                <w:noProof/>
+                <w:webHidden/>
+              </w:rPr>
+              <w:fldChar w:fldCharType="separate"/>
+            </w:r>
+            <w:r>
+              <w:rPr>
+                <w:noProof/>
+                <w:webHidden/>
+              </w:rPr>
+              <w:t>7</w:t>
+            </w:r>
+            <w:r>
+              <w:rPr>
+                <w:noProof/>
+                <w:webHidden/>
+              </w:rPr>
+              <w:fldChar w:fldCharType="end"/>
+            </w:r>
+          </w:hyperlink>
+        </w:p>
+        <w:p>
+          <w:pPr>
+            <w:pStyle w:val="TDC2"/>
+            <w:tabs>
+              <w:tab w:val="left" w:pos="880"/>
+              <w:tab w:val="right" w:leader="dot" w:pos="8828"/>
+            </w:tabs>
+            <w:rPr>
+              <w:rFonts w:eastAsiaTheme="minorEastAsia"/>
+              <w:smallCaps w:val="0"/>
+              <w:noProof/>
+              <w:kern w:val="2"/>
+              <w:sz w:val="24"/>
+              <w:szCs w:val="24"/>
+              <w:lang w:val="es-CL" w:eastAsia="es-CL"/>
+              <w14:ligatures w14:val="standardContextual"/>
+            </w:rPr>
+          </w:pPr>
+          <w:hyperlink w:anchor="_Toc242009835" w:history="1">
+            <w:r>
+              <w:rPr>
+                <w:rStyle w:val="Hipervnculo"/>
+                <w:noProof/>
+              </w:rPr>
+              <w:t>4.14</w:t>
+            </w:r>
+            <w:r>
+              <w:rPr>
+                <w:rFonts w:eastAsiaTheme="minorEastAsia"/>
+                <w:smallCaps w:val="0"/>
+                <w:noProof/>
+                <w:kern w:val="2"/>
+                <w:sz w:val="24"/>
+                <w:szCs w:val="24"/>
+                <w:lang w:val="es-CL" w:eastAsia="es-CL"/>
+                <w14:ligatures w14:val="standardContextual"/>
+              </w:rPr>
+              <w:tab/>
+            </w:r>
+            <w:r>
+              <w:rPr>
+                <w:rStyle w:val="Hipervnculo"/>
+                <w:noProof/>
+              </w:rPr>
+              <w:t>HU14 — Calcular los kilos netos (E3)</w:t>
+            </w:r>
+            <w:r>
+              <w:rPr>
+                <w:noProof/>
+                <w:webHidden/>
+              </w:rPr>
+              <w:tab/>
+            </w:r>
+            <w:r>
+              <w:rPr>
+                <w:noProof/>
+                <w:webHidden/>
+              </w:rPr>
+              <w:fldChar w:fldCharType="begin"/>
+            </w:r>
+            <w:r>
+              <w:rPr>
+                <w:noProof/>
+                <w:webHidden/>
+              </w:rPr>
+              <w:instrText xml:space="preserve"> PAGEREF _Toc242009835 \h </w:instrText>
+            </w:r>
+            <w:r>
+              <w:rPr>
+                <w:noProof/>
+                <w:webHidden/>
+              </w:rPr>
+            </w:r>
+            <w:r>
+              <w:rPr>
+                <w:noProof/>
+                <w:webHidden/>
+              </w:rPr>
+              <w:fldChar w:fldCharType="separate"/>
+            </w:r>
+            <w:r>
+              <w:rPr>
+                <w:noProof/>
+                <w:webHidden/>
+              </w:rPr>
+              <w:t>8</w:t>
+            </w:r>
+            <w:r>
+              <w:rPr>
+                <w:noProof/>
+                <w:webHidden/>
+              </w:rPr>
+              <w:fldChar w:fldCharType="end"/>
+            </w:r>
+          </w:hyperlink>
+        </w:p>
+        <w:p>
+          <w:pPr>
+            <w:pStyle w:val="TDC2"/>
+            <w:tabs>
+              <w:tab w:val="left" w:pos="880"/>
+              <w:tab w:val="right" w:leader="dot" w:pos="8828"/>
+            </w:tabs>
+            <w:rPr>
+              <w:rFonts w:eastAsiaTheme="minorEastAsia"/>
+              <w:smallCaps w:val="0"/>
+              <w:noProof/>
+              <w:kern w:val="2"/>
+              <w:sz w:val="24"/>
+              <w:szCs w:val="24"/>
+              <w:lang w:val="es-CL" w:eastAsia="es-CL"/>
+              <w14:ligatures w14:val="standardContextual"/>
+            </w:rPr>
+          </w:pPr>
+          <w:hyperlink w:anchor="_Toc242009836" w:history="1">
+            <w:r>
+              <w:rPr>
+                <w:rStyle w:val="Hipervnculo"/>
+                <w:noProof/>
+              </w:rPr>
+              <w:t>4.15</w:t>
+            </w:r>
+            <w:r>
+              <w:rPr>
+                <w:rFonts w:eastAsiaTheme="minorEastAsia"/>
+                <w:smallCaps w:val="0"/>
+                <w:noProof/>
+                <w:kern w:val="2"/>
+                <w:sz w:val="24"/>
+                <w:szCs w:val="24"/>
+                <w:lang w:val="es-CL" w:eastAsia="es-CL"/>
+                <w14:ligatures w14:val="standardContextual"/>
+              </w:rPr>
+              <w:tab/>
+            </w:r>
+            <w:r>
+              <w:rPr>
+                <w:rStyle w:val="Hipervnculo"/>
+                <w:noProof/>
+              </w:rPr>
+              <w:t>HU15 — Controlar el stock de bandejas (E3)</w:t>
+            </w:r>
+            <w:r>
+              <w:rPr>
+                <w:noProof/>
+                <w:webHidden/>
+              </w:rPr>
+              <w:tab/>
+            </w:r>
+            <w:r>
+              <w:rPr>
+                <w:noProof/>
+                <w:webHidden/>
+              </w:rPr>
+              <w:fldChar w:fldCharType="begin"/>
+            </w:r>
+            <w:r>
+              <w:rPr>
+                <w:noProof/>
+                <w:webHidden/>
+              </w:rPr>
+              <w:instrText xml:space="preserve"> PAGEREF _Toc242009836 \h </w:instrText>
+            </w:r>
+            <w:r>
+              <w:rPr>
+                <w:noProof/>
+                <w:webHidden/>
+              </w:rPr>
+            </w:r>
+            <w:r>
+              <w:rPr>
+                <w:noProof/>
+                <w:webHidden/>
+              </w:rPr>
+              <w:fldChar w:fldCharType="separate"/>
+            </w:r>
+            <w:r>
+              <w:rPr>
+                <w:noProof/>
+                <w:webHidden/>
+              </w:rPr>
+              <w:t>8</w:t>
+            </w:r>
+            <w:r>
+              <w:rPr>
+                <w:noProof/>
+                <w:webHidden/>
+              </w:rPr>
+              <w:fldChar w:fldCharType="end"/>
+            </w:r>
+          </w:hyperlink>
+        </w:p>
+        <w:p>
+          <w:pPr>
+            <w:pStyle w:val="TDC2"/>
+            <w:tabs>
+              <w:tab w:val="left" w:pos="880"/>
+              <w:tab w:val="right" w:leader="dot" w:pos="8828"/>
+            </w:tabs>
+            <w:rPr>
+              <w:rFonts w:eastAsiaTheme="minorEastAsia"/>
+              <w:smallCaps w:val="0"/>
+              <w:noProof/>
+              <w:kern w:val="2"/>
+              <w:sz w:val="24"/>
+              <w:szCs w:val="24"/>
+              <w:lang w:val="es-CL" w:eastAsia="es-CL"/>
+              <w14:ligatures w14:val="standardContextual"/>
+            </w:rPr>
+          </w:pPr>
+          <w:hyperlink w:anchor="_Toc242009837" w:history="1">
+            <w:r>
+              <w:rPr>
+                <w:rStyle w:val="Hipervnculo"/>
+                <w:noProof/>
+              </w:rPr>
+              <w:t>4.16</w:t>
+            </w:r>
+            <w:r>
+              <w:rPr>
+                <w:rFonts w:eastAsiaTheme="minorEastAsia"/>
+                <w:smallCaps w:val="0"/>
+                <w:noProof/>
+                <w:kern w:val="2"/>
+                <w:sz w:val="24"/>
+                <w:szCs w:val="24"/>
+                <w:lang w:val="es-CL" w:eastAsia="es-CL"/>
+                <w14:ligatures w14:val="standardContextual"/>
+              </w:rPr>
+              <w:tab/>
+            </w:r>
+            <w:r>
+              <w:rPr>
+                <w:rStyle w:val="Hipervnculo"/>
+                <w:noProof/>
+              </w:rPr>
+              <w:t>HU16 — Imprimir la tarja (E3)</w:t>
+            </w:r>
+            <w:r>
+              <w:rPr>
+                <w:noProof/>
+                <w:webHidden/>
+              </w:rPr>
+              <w:tab/>
+            </w:r>
+            <w:r>
+              <w:rPr>
+                <w:noProof/>
+                <w:webHidden/>
+              </w:rPr>
+              <w:fldChar w:fldCharType="begin"/>
+            </w:r>
+            <w:r>
+              <w:rPr>
+                <w:noProof/>
+                <w:webHidden/>
+              </w:rPr>
+              <w:instrText xml:space="preserve"> PAGEREF _Toc242009837 \h </w:instrText>
+            </w:r>
+            <w:r>
+              <w:rPr>
+                <w:noProof/>
+                <w:webHidden/>
+              </w:rPr>
+            </w:r>
+            <w:r>
+              <w:rPr>
+                <w:noProof/>
+                <w:webHidden/>
+              </w:rPr>
+              <w:fldChar w:fldCharType="separate"/>
+            </w:r>
+            <w:r>
+              <w:rPr>
+                <w:noProof/>
+                <w:webHidden/>
+              </w:rPr>
+              <w:t>9</w:t>
+            </w:r>
+            <w:r>
+              <w:rPr>
+                <w:noProof/>
+                <w:webHidden/>
+              </w:rPr>
+              <w:fldChar w:fldCharType="end"/>
+            </w:r>
+          </w:hyperlink>
+        </w:p>
+        <w:p>
+          <w:pPr>
+            <w:pStyle w:val="TDC2"/>
+            <w:tabs>
+              <w:tab w:val="left" w:pos="880"/>
+              <w:tab w:val="right" w:leader="dot" w:pos="8828"/>
+            </w:tabs>
+            <w:rPr>
+              <w:rFonts w:eastAsiaTheme="minorEastAsia"/>
+              <w:smallCaps w:val="0"/>
+              <w:noProof/>
+              <w:kern w:val="2"/>
+              <w:sz w:val="24"/>
+              <w:szCs w:val="24"/>
+              <w:lang w:val="es-CL" w:eastAsia="es-CL"/>
+              <w14:ligatures w14:val="standardContextual"/>
+            </w:rPr>
+          </w:pPr>
+          <w:hyperlink w:anchor="_Toc242009838" w:history="1">
+            <w:r>
+              <w:rPr>
+                <w:rStyle w:val="Hipervnculo"/>
+                <w:noProof/>
+              </w:rPr>
+              <w:t>4.17</w:t>
+            </w:r>
+            <w:r>
+              <w:rPr>
+                <w:rFonts w:eastAsiaTheme="minorEastAsia"/>
+                <w:smallCaps w:val="0"/>
+                <w:noProof/>
+                <w:kern w:val="2"/>
+                <w:sz w:val="24"/>
+                <w:szCs w:val="24"/>
+                <w:lang w:val="es-CL" w:eastAsia="es-CL"/>
+                <w14:ligatures w14:val="standardContextual"/>
+              </w:rPr>
+              <w:tab/>
+            </w:r>
+            <w:r>
+              <w:rPr>
+                <w:rStyle w:val="Hipervnculo"/>
+                <w:noProof/>
+              </w:rPr>
+              <w:t>HU17 — Consultar tarjas (E3)</w:t>
+            </w:r>
+            <w:r>
+              <w:rPr>
+                <w:noProof/>
+                <w:webHidden/>
+              </w:rPr>
+              <w:tab/>
+            </w:r>
+            <w:r>
+              <w:rPr>
+                <w:noProof/>
+                <w:webHidden/>
+              </w:rPr>
+              <w:fldChar w:fldCharType="begin"/>
+            </w:r>
+            <w:r>
+              <w:rPr>
+                <w:noProof/>
+                <w:webHidden/>
+              </w:rPr>
+              <w:instrText xml:space="preserve"> PAGEREF _Toc242009838 \h </w:instrText>
+            </w:r>
+            <w:r>
+              <w:rPr>
+                <w:noProof/>
+                <w:webHidden/>
+              </w:rPr>
+            </w:r>
+            <w:r>
+              <w:rPr>
+                <w:noProof/>
+                <w:webHidden/>
+              </w:rPr>
+              <w:fldChar w:fldCharType="separate"/>
+            </w:r>
+            <w:r>
+              <w:rPr>
+                <w:noProof/>
+                <w:webHidden/>
+              </w:rPr>
+              <w:t>9</w:t>
+            </w:r>
+            <w:r>
+              <w:rPr>
+                <w:noProof/>
+                <w:webHidden/>
+              </w:rPr>
+              <w:fldChar w:fldCharType="end"/>
+            </w:r>
+          </w:hyperlink>
+        </w:p>
+        <w:p>
+          <w:pPr>
+            <w:pStyle w:val="TDC2"/>
+            <w:tabs>
+              <w:tab w:val="left" w:pos="880"/>
+              <w:tab w:val="right" w:leader="dot" w:pos="8828"/>
+            </w:tabs>
+            <w:rPr>
+              <w:rFonts w:eastAsiaTheme="minorEastAsia"/>
+              <w:smallCaps w:val="0"/>
+              <w:noProof/>
+              <w:kern w:val="2"/>
+              <w:sz w:val="24"/>
+              <w:szCs w:val="24"/>
+              <w:lang w:val="es-CL" w:eastAsia="es-CL"/>
+              <w14:ligatures w14:val="standardContextual"/>
+            </w:rPr>
+          </w:pPr>
+          <w:hyperlink w:anchor="_Toc242009839" w:history="1">
+            <w:r>
+              <w:rPr>
+                <w:rStyle w:val="Hipervnculo"/>
+                <w:noProof/>
+              </w:rPr>
+              <w:t>4.18</w:t>
+            </w:r>
+            <w:r>
+              <w:rPr>
+                <w:rFonts w:eastAsiaTheme="minorEastAsia"/>
+                <w:smallCaps w:val="0"/>
+                <w:noProof/>
+                <w:kern w:val="2"/>
+                <w:sz w:val="24"/>
+                <w:szCs w:val="24"/>
+                <w:lang w:val="es-CL" w:eastAsia="es-CL"/>
+                <w14:ligatures w14:val="standardContextual"/>
+              </w:rPr>
+              <w:tab/>
+            </w:r>
+            <w:r>
+              <w:rPr>
+                <w:rStyle w:val="Hipervnculo"/>
+                <w:noProof/>
+              </w:rPr>
+              <w:t>HU18 — Registrar el procesamiento de tarjas (E4)</w:t>
+            </w:r>
+            <w:r>
+              <w:rPr>
+                <w:noProof/>
+                <w:webHidden/>
+              </w:rPr>
+              <w:tab/>
+            </w:r>
+            <w:r>
+              <w:rPr>
+                <w:noProof/>
+                <w:webHidden/>
+              </w:rPr>
+              <w:fldChar w:fldCharType="begin"/>
+            </w:r>
+            <w:r>
+              <w:rPr>
+                <w:noProof/>
+                <w:webHidden/>
+              </w:rPr>
+              <w:instrText xml:space="preserve"> PAGEREF _Toc242009839 \h </w:instrText>
+            </w:r>
+            <w:r>
+              <w:rPr>
+                <w:noProof/>
+                <w:webHidden/>
+              </w:rPr>
+            </w:r>
+            <w:r>
+              <w:rPr>
+                <w:noProof/>
+                <w:webHidden/>
+              </w:rPr>
+              <w:fldChar w:fldCharType="separate"/>
+            </w:r>
+            <w:r>
+              <w:rPr>
+                <w:noProof/>
+                <w:webHidden/>
+              </w:rPr>
+              <w:t>9</w:t>
+            </w:r>
+            <w:r>
+              <w:rPr>
+                <w:noProof/>
+                <w:webHidden/>
+              </w:rPr>
+              <w:fldChar w:fldCharType="end"/>
+            </w:r>
+          </w:hyperlink>
+        </w:p>
+        <w:p>
+          <w:pPr>
+            <w:pStyle w:val="TDC2"/>
+            <w:tabs>
+              <w:tab w:val="left" w:pos="880"/>
+              <w:tab w:val="right" w:leader="dot" w:pos="8828"/>
+            </w:tabs>
+            <w:rPr>
+              <w:rFonts w:eastAsiaTheme="minorEastAsia"/>
+              <w:smallCaps w:val="0"/>
+              <w:noProof/>
+              <w:kern w:val="2"/>
+              <w:sz w:val="24"/>
+              <w:szCs w:val="24"/>
+              <w:lang w:val="es-CL" w:eastAsia="es-CL"/>
+              <w14:ligatures w14:val="standardContextual"/>
+            </w:rPr>
+          </w:pPr>
+          <w:hyperlink w:anchor="_Toc242009840" w:history="1">
+            <w:r>
+              <w:rPr>
+                <w:rStyle w:val="Hipervnculo"/>
+                <w:noProof/>
+              </w:rPr>
+              <w:t>4.19</w:t>
+            </w:r>
+            <w:r>
+              <w:rPr>
+                <w:rFonts w:eastAsiaTheme="minorEastAsia"/>
+                <w:smallCaps w:val="0"/>
+                <w:noProof/>
+                <w:kern w:val="2"/>
+                <w:sz w:val="24"/>
+                <w:szCs w:val="24"/>
+                <w:lang w:val="es-CL" w:eastAsia="es-CL"/>
+                <w14:ligatures w14:val="standardContextual"/>
+              </w:rPr>
+              <w:tab/>
+            </w:r>
+            <w:r>
+              <w:rPr>
+                <w:rStyle w:val="Hipervnculo"/>
+                <w:noProof/>
+              </w:rPr>
+              <w:t>HU19 — Calcular el rendimiento y la merma (E4)</w:t>
+            </w:r>
+            <w:r>
+              <w:rPr>
+                <w:noProof/>
+                <w:webHidden/>
+              </w:rPr>
+              <w:tab/>
+            </w:r>
+            <w:r>
+              <w:rPr>
+                <w:noProof/>
+                <w:webHidden/>
+              </w:rPr>
+              <w:fldChar w:fldCharType="begin"/>
+            </w:r>
+            <w:r>
+              <w:rPr>
+                <w:noProof/>
+                <w:webHidden/>
+              </w:rPr>
+              <w:instrText xml:space="preserve"> PAGEREF _Toc242009840 \h </w:instrText>
+            </w:r>
+            <w:r>
+              <w:rPr>
+                <w:noProof/>
+                <w:webHidden/>
+              </w:rPr>
+            </w:r>
+            <w:r>
+              <w:rPr>
+                <w:noProof/>
+                <w:webHidden/>
+              </w:rPr>
+              <w:fldChar w:fldCharType="separate"/>
+            </w:r>
+            <w:r>
+              <w:rPr>
+                <w:noProof/>
+                <w:webHidden/>
+              </w:rPr>
+              <w:t>10</w:t>
+            </w:r>
+            <w:r>
+              <w:rPr>
+                <w:noProof/>
+                <w:webHidden/>
+              </w:rPr>
+              <w:fldChar w:fldCharType="end"/>
+            </w:r>
+          </w:hyperlink>
+        </w:p>
+        <w:p>
+          <w:pPr>
+            <w:pStyle w:val="TDC2"/>
+            <w:tabs>
+              <w:tab w:val="left" w:pos="880"/>
+              <w:tab w:val="right" w:leader="dot" w:pos="8828"/>
+            </w:tabs>
+            <w:rPr>
+              <w:rFonts w:eastAsiaTheme="minorEastAsia"/>
+              <w:smallCaps w:val="0"/>
+              <w:noProof/>
+              <w:kern w:val="2"/>
+              <w:sz w:val="24"/>
+              <w:szCs w:val="24"/>
+              <w:lang w:val="es-CL" w:eastAsia="es-CL"/>
+              <w14:ligatures w14:val="standardContextual"/>
+            </w:rPr>
+          </w:pPr>
+          <w:hyperlink w:anchor="_Toc242009841" w:history="1">
+            <w:r>
+              <w:rPr>
+                <w:rStyle w:val="Hipervnculo"/>
+                <w:noProof/>
+              </w:rPr>
+              <w:t>4.20</w:t>
+            </w:r>
+            <w:r>
+              <w:rPr>
+                <w:rFonts w:eastAsiaTheme="minorEastAsia"/>
+                <w:smallCaps w:val="0"/>
+                <w:noProof/>
+                <w:kern w:val="2"/>
+                <w:sz w:val="24"/>
+                <w:szCs w:val="24"/>
+                <w:lang w:val="es-CL" w:eastAsia="es-CL"/>
+                <w14:ligatures w14:val="standardContextual"/>
+              </w:rPr>
+              <w:tab/>
+            </w:r>
+            <w:r>
+              <w:rPr>
+                <w:rStyle w:val="Hipervnculo"/>
+                <w:noProof/>
+              </w:rPr>
+              <w:t>HU20 — Editar una tarja después de impresa (E4)</w:t>
+            </w:r>
+            <w:r>
+              <w:rPr>
+                <w:noProof/>
+                <w:webHidden/>
+              </w:rPr>
+              <w:tab/>
+            </w:r>
+            <w:r>
+              <w:rPr>
+                <w:noProof/>
+                <w:webHidden/>
+              </w:rPr>
+              <w:fldChar w:fldCharType="begin"/>
+            </w:r>
+            <w:r>
+              <w:rPr>
+                <w:noProof/>
+                <w:webHidden/>
+              </w:rPr>
+              <w:instrText xml:space="preserve"> PAGEREF _Toc242009841 \h </w:instrText>
+            </w:r>
+            <w:r>
+              <w:rPr>
+                <w:noProof/>
+                <w:webHidden/>
+              </w:rPr>
+            </w:r>
+            <w:r>
+              <w:rPr>
+                <w:noProof/>
+                <w:webHidden/>
+              </w:rPr>
+              <w:fldChar w:fldCharType="separate"/>
+            </w:r>
+            <w:r>
+              <w:rPr>
+                <w:noProof/>
+                <w:webHidden/>
+              </w:rPr>
+              <w:t>10</w:t>
+            </w:r>
+            <w:r>
+              <w:rPr>
+                <w:noProof/>
+                <w:webHidden/>
+              </w:rPr>
+              <w:fldChar w:fldCharType="end"/>
+            </w:r>
+          </w:hyperlink>
+        </w:p>
+        <w:p>
+          <w:pPr>
+            <w:pStyle w:val="TDC2"/>
+            <w:tabs>
+              <w:tab w:val="left" w:pos="880"/>
+              <w:tab w:val="right" w:leader="dot" w:pos="8828"/>
+            </w:tabs>
+            <w:rPr>
+              <w:rFonts w:eastAsiaTheme="minorEastAsia"/>
+              <w:smallCaps w:val="0"/>
+              <w:noProof/>
+              <w:kern w:val="2"/>
+              <w:sz w:val="24"/>
+              <w:szCs w:val="24"/>
+              <w:lang w:val="es-CL" w:eastAsia="es-CL"/>
+              <w14:ligatures w14:val="standardContextual"/>
+            </w:rPr>
+          </w:pPr>
+          <w:hyperlink w:anchor="_Toc242009842" w:history="1">
+            <w:r>
+              <w:rPr>
+                <w:rStyle w:val="Hipervnculo"/>
+                <w:noProof/>
+              </w:rPr>
+              <w:t>4.21</w:t>
+            </w:r>
+            <w:r>
+              <w:rPr>
+                <w:rFonts w:eastAsiaTheme="minorEastAsia"/>
+                <w:smallCaps w:val="0"/>
+                <w:noProof/>
+                <w:kern w:val="2"/>
+                <w:sz w:val="24"/>
+                <w:szCs w:val="24"/>
+                <w:lang w:val="es-CL" w:eastAsia="es-CL"/>
+                <w14:ligatures w14:val="standardContextual"/>
+              </w:rPr>
+              <w:tab/>
+            </w:r>
+            <w:r>
+              <w:rPr>
+                <w:rStyle w:val="Hipervnculo"/>
+                <w:noProof/>
+              </w:rPr>
+              <w:t>HU21 — Registrar la auditoría automáticamente (E4)</w:t>
+            </w:r>
+            <w:r>
+              <w:rPr>
+                <w:noProof/>
+                <w:webHidden/>
+              </w:rPr>
+              <w:tab/>
+            </w:r>
+            <w:r>
+              <w:rPr>
+                <w:noProof/>
+                <w:webHidden/>
+              </w:rPr>
+              <w:fldChar w:fldCharType="begin"/>
+            </w:r>
+            <w:r>
+              <w:rPr>
+                <w:noProof/>
+                <w:webHidden/>
+              </w:rPr>
+              <w:instrText xml:space="preserve"> PAGEREF _Toc242009842 \h </w:instrText>
+            </w:r>
+            <w:r>
+              <w:rPr>
+                <w:noProof/>
+                <w:webHidden/>
+              </w:rPr>
+            </w:r>
+            <w:r>
+              <w:rPr>
+                <w:noProof/>
+                <w:webHidden/>
+              </w:rPr>
+              <w:fldChar w:fldCharType="separate"/>
+            </w:r>
+            <w:r>
+              <w:rPr>
+                <w:noProof/>
+                <w:webHidden/>
+              </w:rPr>
+              <w:t>10</w:t>
+            </w:r>
+            <w:r>
+              <w:rPr>
+                <w:noProof/>
+                <w:webHidden/>
+              </w:rPr>
+              <w:fldChar w:fldCharType="end"/>
+            </w:r>
+          </w:hyperlink>
+        </w:p>
+        <w:p>
+          <w:pPr>
+            <w:pStyle w:val="TDC2"/>
+            <w:tabs>
+              <w:tab w:val="left" w:pos="880"/>
+              <w:tab w:val="right" w:leader="dot" w:pos="8828"/>
+            </w:tabs>
+            <w:rPr>
+              <w:rFonts w:eastAsiaTheme="minorEastAsia"/>
+              <w:smallCaps w:val="0"/>
+              <w:noProof/>
+              <w:kern w:val="2"/>
+              <w:sz w:val="24"/>
+              <w:szCs w:val="24"/>
+              <w:lang w:val="es-CL" w:eastAsia="es-CL"/>
+              <w14:ligatures w14:val="standardContextual"/>
+            </w:rPr>
+          </w:pPr>
+          <w:hyperlink w:anchor="_Toc242009843" w:history="1">
+            <w:r>
+              <w:rPr>
+                <w:rStyle w:val="Hipervnculo"/>
+                <w:noProof/>
+              </w:rPr>
+              <w:t>4.22</w:t>
+            </w:r>
+            <w:r>
+              <w:rPr>
+                <w:rFonts w:eastAsiaTheme="minorEastAsia"/>
+                <w:smallCaps w:val="0"/>
+                <w:noProof/>
+                <w:kern w:val="2"/>
+                <w:sz w:val="24"/>
+                <w:szCs w:val="24"/>
+                <w:lang w:val="es-CL" w:eastAsia="es-CL"/>
+                <w14:ligatures w14:val="standardContextual"/>
+              </w:rPr>
+              <w:tab/>
+            </w:r>
+            <w:r>
+              <w:rPr>
+                <w:rStyle w:val="Hipervnculo"/>
+                <w:noProof/>
+              </w:rPr>
+              <w:t>HU22 — Consultar la bitácora de auditoría (E4)</w:t>
+            </w:r>
+            <w:r>
+              <w:rPr>
+                <w:noProof/>
+                <w:webHidden/>
+              </w:rPr>
+              <w:tab/>
+            </w:r>
+            <w:r>
+              <w:rPr>
+                <w:noProof/>
+                <w:webHidden/>
+              </w:rPr>
+              <w:fldChar w:fldCharType="begin"/>
+            </w:r>
+            <w:r>
+              <w:rPr>
+                <w:noProof/>
+                <w:webHidden/>
+              </w:rPr>
+              <w:instrText xml:space="preserve"> PAGEREF _Toc242009843 \h </w:instrText>
+            </w:r>
+            <w:r>
+              <w:rPr>
+                <w:noProof/>
+                <w:webHidden/>
+              </w:rPr>
+            </w:r>
+            <w:r>
+              <w:rPr>
+                <w:noProof/>
+                <w:webHidden/>
+              </w:rPr>
+              <w:fldChar w:fldCharType="separate"/>
+            </w:r>
+            <w:r>
+              <w:rPr>
+                <w:noProof/>
+                <w:webHidden/>
+              </w:rPr>
+              <w:t>11</w:t>
+            </w:r>
+            <w:r>
+              <w:rPr>
+                <w:noProof/>
+                <w:webHidden/>
+              </w:rPr>
+              <w:fldChar w:fldCharType="end"/>
+            </w:r>
+          </w:hyperlink>
+        </w:p>
+        <w:p>
+          <w:pPr>
+            <w:pStyle w:val="TDC2"/>
+            <w:tabs>
+              <w:tab w:val="left" w:pos="880"/>
+              <w:tab w:val="right" w:leader="dot" w:pos="8828"/>
+            </w:tabs>
+            <w:rPr>
+              <w:rFonts w:eastAsiaTheme="minorEastAsia"/>
+              <w:smallCaps w:val="0"/>
+              <w:noProof/>
+              <w:kern w:val="2"/>
+              <w:sz w:val="24"/>
+              <w:szCs w:val="24"/>
+              <w:lang w:val="es-CL" w:eastAsia="es-CL"/>
+              <w14:ligatures w14:val="standardContextual"/>
+            </w:rPr>
+          </w:pPr>
+          <w:hyperlink w:anchor="_Toc242009844" w:history="1">
+            <w:r>
+              <w:rPr>
+                <w:rStyle w:val="Hipervnculo"/>
+                <w:noProof/>
+              </w:rPr>
+              <w:t>4.23</w:t>
+            </w:r>
+            <w:r>
+              <w:rPr>
+                <w:rFonts w:eastAsiaTheme="minorEastAsia"/>
+                <w:smallCaps w:val="0"/>
+                <w:noProof/>
+                <w:kern w:val="2"/>
+                <w:sz w:val="24"/>
+                <w:szCs w:val="24"/>
+                <w:lang w:val="es-CL" w:eastAsia="es-CL"/>
+                <w14:ligatures w14:val="standardContextual"/>
+              </w:rPr>
+              <w:tab/>
+            </w:r>
+            <w:r>
+              <w:rPr>
+                <w:rStyle w:val="Hipervnculo"/>
+                <w:noProof/>
+              </w:rPr>
+              <w:t>HU23 — Consultar la trazabilidad de una tarja (E4)</w:t>
+            </w:r>
+            <w:r>
+              <w:rPr>
+                <w:noProof/>
+                <w:webHidden/>
+              </w:rPr>
+              <w:tab/>
+            </w:r>
+            <w:r>
+              <w:rPr>
+                <w:noProof/>
+                <w:webHidden/>
+              </w:rPr>
+              <w:fldChar w:fldCharType="begin"/>
+            </w:r>
+            <w:r>
+              <w:rPr>
+                <w:noProof/>
+                <w:webHidden/>
+              </w:rPr>
+              <w:instrText xml:space="preserve"> PAGEREF _Toc242009844 \h </w:instrText>
+            </w:r>
+            <w:r>
+              <w:rPr>
+                <w:noProof/>
+                <w:webHidden/>
+              </w:rPr>
+            </w:r>
+            <w:r>
+              <w:rPr>
+                <w:noProof/>
+                <w:webHidden/>
+              </w:rPr>
+              <w:fldChar w:fldCharType="separate"/>
+            </w:r>
+            <w:r>
+              <w:rPr>
+                <w:noProof/>
+                <w:webHidden/>
+              </w:rPr>
+              <w:t>11</w:t>
+            </w:r>
+            <w:r>
+              <w:rPr>
+                <w:noProof/>
+                <w:webHidden/>
+              </w:rPr>
+              <w:fldChar w:fldCharType="end"/>
+            </w:r>
+          </w:hyperlink>
+        </w:p>
+        <w:p>
+          <w:pPr>
+            <w:pStyle w:val="TDC2"/>
+            <w:tabs>
+              <w:tab w:val="left" w:pos="880"/>
+              <w:tab w:val="right" w:leader="dot" w:pos="8828"/>
+            </w:tabs>
+            <w:rPr>
+              <w:rFonts w:eastAsiaTheme="minorEastAsia"/>
+              <w:smallCaps w:val="0"/>
+              <w:noProof/>
+              <w:kern w:val="2"/>
+              <w:sz w:val="24"/>
+              <w:szCs w:val="24"/>
+              <w:lang w:val="es-CL" w:eastAsia="es-CL"/>
+              <w14:ligatures w14:val="standardContextual"/>
+            </w:rPr>
+          </w:pPr>
+          <w:hyperlink w:anchor="_Toc242009845" w:history="1">
+            <w:r>
+              <w:rPr>
+                <w:rStyle w:val="Hipervnculo"/>
+                <w:noProof/>
+              </w:rPr>
+              <w:t>4.24</w:t>
+            </w:r>
+            <w:r>
+              <w:rPr>
+                <w:rFonts w:eastAsiaTheme="minorEastAsia"/>
+                <w:smallCaps w:val="0"/>
+                <w:noProof/>
+                <w:kern w:val="2"/>
+                <w:sz w:val="24"/>
+                <w:szCs w:val="24"/>
+                <w:lang w:val="es-CL" w:eastAsia="es-CL"/>
+                <w14:ligatures w14:val="standardContextual"/>
+              </w:rPr>
+              <w:tab/>
+            </w:r>
+            <w:r>
+              <w:rPr>
+                <w:rStyle w:val="Hipervnculo"/>
+                <w:noProof/>
+              </w:rPr>
+              <w:t>HU24 — Anular una tarja de recepción (E3)</w:t>
+            </w:r>
+            <w:r>
+              <w:rPr>
+                <w:noProof/>
+                <w:webHidden/>
+              </w:rPr>
+              <w:tab/>
+            </w:r>
+            <w:r>
+              <w:rPr>
+                <w:noProof/>
+                <w:webHidden/>
+              </w:rPr>
+              <w:fldChar w:fldCharType="begin"/>
+            </w:r>
+            <w:r>
+              <w:rPr>
+                <w:noProof/>
+                <w:webHidden/>
+              </w:rPr>
+              <w:instrText xml:space="preserve"> PAGEREF _Toc242009845 \h </w:instrText>
+            </w:r>
+            <w:r>
+              <w:rPr>
+                <w:noProof/>
+                <w:webHidden/>
+              </w:rPr>
+            </w:r>
+            <w:r>
+              <w:rPr>
+                <w:noProof/>
+                <w:webHidden/>
+              </w:rPr>
+              <w:fldChar w:fldCharType="separate"/>
+            </w:r>
+            <w:r>
+              <w:rPr>
+                <w:noProof/>
+                <w:webHidden/>
+              </w:rPr>
+              <w:t>11</w:t>
+            </w:r>
+            <w:r>
+              <w:rPr>
+                <w:noProof/>
+                <w:webHidden/>
+              </w:rPr>
+              <w:fldChar w:fldCharType="end"/>
+            </w:r>
+          </w:hyperlink>
+        </w:p>
+        <w:p>
+          <w:pPr>
+            <w:pStyle w:val="TDC2"/>
+            <w:tabs>
+              <w:tab w:val="left" w:pos="880"/>
+              <w:tab w:val="right" w:leader="dot" w:pos="8828"/>
+            </w:tabs>
+            <w:rPr>
+              <w:rFonts w:eastAsiaTheme="minorEastAsia"/>
+              <w:smallCaps w:val="0"/>
+              <w:noProof/>
+              <w:kern w:val="2"/>
+              <w:sz w:val="24"/>
+              <w:szCs w:val="24"/>
+              <w:lang w:val="es-CL" w:eastAsia="es-CL"/>
+              <w14:ligatures w14:val="standardContextual"/>
+            </w:rPr>
+          </w:pPr>
+          <w:hyperlink w:anchor="_Toc242009846" w:history="1">
+            <w:r>
+              <w:rPr>
+                <w:rStyle w:val="Hipervnculo"/>
+                <w:noProof/>
+              </w:rPr>
+              <w:t>4.25</w:t>
+            </w:r>
+            <w:r>
+              <w:rPr>
+                <w:rFonts w:eastAsiaTheme="minorEastAsia"/>
+                <w:smallCaps w:val="0"/>
+                <w:noProof/>
+                <w:kern w:val="2"/>
+                <w:sz w:val="24"/>
+                <w:szCs w:val="24"/>
+                <w:lang w:val="es-CL" w:eastAsia="es-CL"/>
+                <w14:ligatures w14:val="standardContextual"/>
+              </w:rPr>
+              <w:tab/>
+            </w:r>
+            <w:r>
+              <w:rPr>
+                <w:rStyle w:val="Hipervnculo"/>
+                <w:noProof/>
+              </w:rPr>
+              <w:t>HU25 — Anular un proceso (E4)</w:t>
+            </w:r>
+            <w:r>
+              <w:rPr>
+                <w:noProof/>
+                <w:webHidden/>
+              </w:rPr>
+              <w:tab/>
+            </w:r>
+            <w:r>
+              <w:rPr>
+                <w:noProof/>
+                <w:webHidden/>
+              </w:rPr>
+              <w:fldChar w:fldCharType="begin"/>
+            </w:r>
+            <w:r>
+              <w:rPr>
+                <w:noProof/>
+                <w:webHidden/>
+              </w:rPr>
+              <w:instrText xml:space="preserve"> PAGEREF _Toc242009846 \h </w:instrText>
+            </w:r>
+            <w:r>
+              <w:rPr>
+                <w:noProof/>
+                <w:webHidden/>
+              </w:rPr>
+            </w:r>
+            <w:r>
+              <w:rPr>
+                <w:noProof/>
+                <w:webHidden/>
+              </w:rPr>
+              <w:fldChar w:fldCharType="separate"/>
+            </w:r>
+            <w:r>
+              <w:rPr>
+                <w:noProof/>
+                <w:webHidden/>
+              </w:rPr>
+              <w:t>12</w:t>
             </w:r>
             <w:r>
               <w:rPr>
@@ -1440,11 +3204,11 @@
               <w:kern w:val="2"/>
               <w:sz w:val="24"/>
               <w:szCs w:val="24"/>
-              <w:lang w:val="es-CL" w:eastAsia="es-MX"/>
+              <w:lang w:val="es-CL" w:eastAsia="es-CL"/>
               <w14:ligatures w14:val="standardContextual"/>
             </w:rPr>
           </w:pPr>
-          <w:hyperlink w:anchor="_Toc241504853" w:history="1">
+          <w:hyperlink w:anchor="_Toc242009847" w:history="1">
             <w:r>
               <w:rPr>
                 <w:rStyle w:val="Hipervnculo"/>
@@ -1463,7 +3227,7 @@
                 <w:kern w:val="2"/>
                 <w:sz w:val="24"/>
                 <w:szCs w:val="24"/>
-                <w:lang w:val="es-CL" w:eastAsia="es-MX"/>
+                <w:lang w:val="es-CL" w:eastAsia="es-CL"/>
                 <w14:ligatures w14:val="standardContextual"/>
               </w:rPr>
               <w:tab/>
@@ -1495,7 +3259,7 @@
                 <w:noProof/>
                 <w:webHidden/>
               </w:rPr>
-              <w:instrText xml:space="preserve"> PAGEREF _Toc241504853 \h </w:instrText>
+              <w:instrText xml:space="preserve"> PAGEREF _Toc242009847 \h </w:instrText>
             </w:r>
             <w:r>
               <w:rPr>
@@ -1515,7 +3279,7 @@
                 <w:noProof/>
                 <w:webHidden/>
               </w:rPr>
-              <w:t>5</w:t>
+              <w:t>13</w:t>
             </w:r>
             <w:r>
               <w:rPr>
@@ -1540,11 +3304,11 @@
               <w:kern w:val="2"/>
               <w:sz w:val="24"/>
               <w:szCs w:val="24"/>
-              <w:lang w:val="es-CL" w:eastAsia="es-MX"/>
+              <w:lang w:val="es-CL" w:eastAsia="es-CL"/>
               <w14:ligatures w14:val="standardContextual"/>
             </w:rPr>
           </w:pPr>
-          <w:hyperlink w:anchor="_Toc241504854" w:history="1">
+          <w:hyperlink w:anchor="_Toc242009848" w:history="1">
             <w:r>
               <w:rPr>
                 <w:rStyle w:val="Hipervnculo"/>
@@ -1561,7 +3325,7 @@
                 <w:kern w:val="2"/>
                 <w:sz w:val="24"/>
                 <w:szCs w:val="24"/>
-                <w:lang w:val="es-CL" w:eastAsia="es-MX"/>
+                <w:lang w:val="es-CL" w:eastAsia="es-CL"/>
                 <w14:ligatures w14:val="standardContextual"/>
               </w:rPr>
               <w:tab/>
@@ -1593,7 +3357,7 @@
                 <w:noProof/>
                 <w:webHidden/>
               </w:rPr>
-              <w:instrText xml:space="preserve"> PAGEREF _Toc241504854 \h </w:instrText>
+              <w:instrText xml:space="preserve"> PAGEREF _Toc242009848 \h </w:instrText>
             </w:r>
             <w:r>
               <w:rPr>
@@ -1613,7 +3377,7 @@
                 <w:noProof/>
                 <w:webHidden/>
               </w:rPr>
-              <w:t>5</w:t>
+              <w:t>13</w:t>
             </w:r>
             <w:r>
               <w:rPr>
@@ -1638,11 +3402,11 @@
               <w:kern w:val="2"/>
               <w:sz w:val="24"/>
               <w:szCs w:val="24"/>
-              <w:lang w:val="es-CL" w:eastAsia="es-MX"/>
+              <w:lang w:val="es-CL" w:eastAsia="es-CL"/>
               <w14:ligatures w14:val="standardContextual"/>
             </w:rPr>
           </w:pPr>
-          <w:hyperlink w:anchor="_Toc241504855" w:history="1">
+          <w:hyperlink w:anchor="_Toc242009849" w:history="1">
             <w:r>
               <w:rPr>
                 <w:rStyle w:val="Hipervnculo"/>
@@ -1659,7 +3423,7 @@
                 <w:kern w:val="2"/>
                 <w:sz w:val="24"/>
                 <w:szCs w:val="24"/>
-                <w:lang w:val="es-CL" w:eastAsia="es-MX"/>
+                <w:lang w:val="es-CL" w:eastAsia="es-CL"/>
                 <w14:ligatures w14:val="standardContextual"/>
               </w:rPr>
               <w:tab/>
@@ -1691,7 +3455,7 @@
                 <w:noProof/>
                 <w:webHidden/>
               </w:rPr>
-              <w:instrText xml:space="preserve"> PAGEREF _Toc241504855 \h </w:instrText>
+              <w:instrText xml:space="preserve"> PAGEREF _Toc242009849 \h </w:instrText>
             </w:r>
             <w:r>
               <w:rPr>
@@ -1711,7 +3475,7 @@
                 <w:noProof/>
                 <w:webHidden/>
               </w:rPr>
-              <w:t>5</w:t>
+              <w:t>13</w:t>
             </w:r>
             <w:r>
               <w:rPr>
@@ -1749,8 +3513,7 @@
           <w:kern w:val="32"/>
         </w:rPr>
       </w:pPr>
-      <w:bookmarkStart w:id="0" w:name="_Toc33411057"/>
-      <w:bookmarkStart w:id="1" w:name="_Toc241504844"/>
+      <w:bookmarkStart w:id="0" w:name="_Toc242009819"/>
       <w:r>
         <w:rPr>
           <w:rFonts w:asciiTheme="minorHAnsi" w:eastAsia="Times New Roman" w:hAnsiTheme="minorHAnsi" w:cstheme="minorHAnsi"/>
@@ -1759,7 +3522,6 @@
         <w:t>Ficha del documento</w:t>
       </w:r>
       <w:bookmarkEnd w:id="0"/>
-      <w:bookmarkEnd w:id="1"/>
     </w:p>
     <w:p>
       <w:pPr>
@@ -1828,6 +3590,7 @@
                 <w:szCs w:val="24"/>
                 <w:lang w:val="es-ES" w:eastAsia="es-ES"/>
               </w:rPr>
+              <w:lastRenderedPageBreak/>
               <w:t>Fecha</w:t>
             </w:r>
           </w:p>
@@ -1933,33 +3696,10 @@
             </w:pPr>
             <w:r>
               <w:rPr>
-                <w:rFonts w:cstheme="minorHAnsi"/>
-                <w:i/>
-                <w:color w:val="FF0000"/>
-                <w:szCs w:val="24"/>
-                <w:lang w:val="es-ES" w:eastAsia="es-ES"/>
-              </w:rPr>
-              <w:fldChar w:fldCharType="begin"/>
-            </w:r>
-            <w:r>
-              <w:rPr>
                 <w:rFonts w:asciiTheme="minorHAnsi" w:hAnsiTheme="minorHAnsi" w:cstheme="minorHAnsi"/>
-                <w:i/>
-                <w:color w:val="FF0000"/>
-                <w:szCs w:val="24"/>
-                <w:lang w:val="es-ES" w:eastAsia="es-ES"/>
-              </w:rPr>
-              <w:instrText>MACROBUTTON NoMacro [Fecha]</w:instrText>
-            </w:r>
-            <w:r>
-              <w:rPr>
-                <w:rFonts w:cstheme="minorHAnsi"/>
-                <w:i/>
-                <w:color w:val="FF0000"/>
-                <w:szCs w:val="24"/>
-                <w:lang w:val="es-ES" w:eastAsia="es-ES"/>
-              </w:rPr>
-              <w:fldChar w:fldCharType="end"/>
+                <w:lang w:val="es-ES" w:eastAsia="es-ES"/>
+              </w:rPr>
+              <w:t>04/10/2026</w:t>
             </w:r>
           </w:p>
         </w:tc>
@@ -1981,33 +3721,10 @@
             </w:pPr>
             <w:r>
               <w:rPr>
-                <w:rFonts w:cstheme="minorHAnsi"/>
-                <w:i/>
-                <w:color w:val="FF0000"/>
-                <w:szCs w:val="24"/>
-                <w:lang w:val="es-ES" w:eastAsia="es-ES"/>
-              </w:rPr>
-              <w:fldChar w:fldCharType="begin"/>
-            </w:r>
-            <w:r>
-              <w:rPr>
                 <w:rFonts w:asciiTheme="minorHAnsi" w:hAnsiTheme="minorHAnsi" w:cstheme="minorHAnsi"/>
-                <w:i/>
-                <w:color w:val="FF0000"/>
-                <w:szCs w:val="24"/>
-                <w:lang w:val="es-ES" w:eastAsia="es-ES"/>
-              </w:rPr>
-              <w:instrText>MACROBUTTON NoMacro [Rev]</w:instrText>
-            </w:r>
-            <w:r>
-              <w:rPr>
-                <w:rFonts w:cstheme="minorHAnsi"/>
-                <w:i/>
-                <w:color w:val="FF0000"/>
-                <w:szCs w:val="24"/>
-                <w:lang w:val="es-ES" w:eastAsia="es-ES"/>
-              </w:rPr>
-              <w:fldChar w:fldCharType="end"/>
+                <w:lang w:val="es-ES" w:eastAsia="es-ES"/>
+              </w:rPr>
+              <w:t>01</w:t>
             </w:r>
           </w:p>
         </w:tc>
@@ -2029,33 +3746,10 @@
             </w:pPr>
             <w:r>
               <w:rPr>
-                <w:rFonts w:cstheme="minorHAnsi"/>
-                <w:i/>
-                <w:color w:val="FF0000"/>
-                <w:szCs w:val="24"/>
-                <w:lang w:val="es-ES" w:eastAsia="es-ES"/>
-              </w:rPr>
-              <w:fldChar w:fldCharType="begin"/>
-            </w:r>
-            <w:r>
-              <w:rPr>
                 <w:rFonts w:asciiTheme="minorHAnsi" w:hAnsiTheme="minorHAnsi" w:cstheme="minorHAnsi"/>
-                <w:i/>
-                <w:color w:val="FF0000"/>
-                <w:szCs w:val="24"/>
-                <w:lang w:val="es-ES" w:eastAsia="es-ES"/>
-              </w:rPr>
-              <w:instrText>MACROBUTTON NoMacro [Descripcion]</w:instrText>
-            </w:r>
-            <w:r>
-              <w:rPr>
-                <w:rFonts w:cstheme="minorHAnsi"/>
-                <w:i/>
-                <w:color w:val="FF0000"/>
-                <w:szCs w:val="24"/>
-                <w:lang w:val="es-ES" w:eastAsia="es-ES"/>
-              </w:rPr>
-              <w:fldChar w:fldCharType="end"/>
+                <w:lang w:val="es-ES" w:eastAsia="es-ES"/>
+              </w:rPr>
+              <w:t>Equipo A2D SM</w:t>
             </w:r>
           </w:p>
         </w:tc>
@@ -2077,230 +3771,10 @@
             </w:pPr>
             <w:r>
               <w:rPr>
-                <w:rFonts w:cstheme="minorHAnsi"/>
-                <w:i/>
-                <w:color w:val="FF0000"/>
-                <w:szCs w:val="24"/>
-                <w:lang w:val="es-ES" w:eastAsia="es-ES"/>
-              </w:rPr>
-              <w:fldChar w:fldCharType="begin"/>
-            </w:r>
-            <w:r>
-              <w:rPr>
                 <w:rFonts w:asciiTheme="minorHAnsi" w:hAnsiTheme="minorHAnsi" w:cstheme="minorHAnsi"/>
-                <w:i/>
-                <w:color w:val="FF0000"/>
-                <w:szCs w:val="24"/>
-                <w:lang w:val="es-ES" w:eastAsia="es-ES"/>
-              </w:rPr>
-              <w:instrText>MACROBUTTON NoMacro [Descripcion]</w:instrText>
-            </w:r>
-            <w:r>
-              <w:rPr>
-                <w:rFonts w:cstheme="minorHAnsi"/>
-                <w:i/>
-                <w:color w:val="FF0000"/>
-                <w:szCs w:val="24"/>
-                <w:lang w:val="es-ES" w:eastAsia="es-ES"/>
-              </w:rPr>
-              <w:fldChar w:fldCharType="end"/>
-            </w:r>
-          </w:p>
-        </w:tc>
-      </w:tr>
-      <w:tr>
-        <w:trPr>
-          <w:trHeight w:val="1134"/>
-        </w:trPr>
-        <w:tc>
-          <w:tcPr>
-            <w:tcW w:w="1188" w:type="dxa"/>
-            <w:vAlign w:val="center"/>
-          </w:tcPr>
-          <w:p>
-            <w:pPr>
-              <w:jc w:val="both"/>
-              <w:rPr>
-                <w:rFonts w:asciiTheme="minorHAnsi" w:hAnsiTheme="minorHAnsi" w:cstheme="minorHAnsi"/>
-                <w:i/>
-                <w:color w:val="FF0000"/>
-                <w:szCs w:val="24"/>
-                <w:lang w:val="es-ES" w:eastAsia="es-ES"/>
-              </w:rPr>
-            </w:pPr>
-            <w:r>
-              <w:rPr>
-                <w:rFonts w:cstheme="minorHAnsi"/>
-                <w:i/>
-                <w:color w:val="FF0000"/>
-                <w:szCs w:val="24"/>
-                <w:lang w:val="es-ES" w:eastAsia="es-ES"/>
-              </w:rPr>
-              <w:fldChar w:fldCharType="begin"/>
-            </w:r>
-            <w:r>
-              <w:rPr>
-                <w:rFonts w:asciiTheme="minorHAnsi" w:hAnsiTheme="minorHAnsi" w:cstheme="minorHAnsi"/>
-                <w:i/>
-                <w:color w:val="FF0000"/>
-                <w:szCs w:val="24"/>
-                <w:lang w:val="es-ES" w:eastAsia="es-ES"/>
-              </w:rPr>
-              <w:instrText>MACROBUTTON NoMacro [Fecha]</w:instrText>
-            </w:r>
-            <w:r>
-              <w:rPr>
-                <w:rFonts w:cstheme="minorHAnsi"/>
-                <w:i/>
-                <w:color w:val="FF0000"/>
-                <w:szCs w:val="24"/>
-                <w:lang w:val="es-ES" w:eastAsia="es-ES"/>
-              </w:rPr>
-              <w:fldChar w:fldCharType="end"/>
-            </w:r>
-          </w:p>
-        </w:tc>
-        <w:tc>
-          <w:tcPr>
-            <w:tcW w:w="1080" w:type="dxa"/>
-            <w:vAlign w:val="center"/>
-          </w:tcPr>
-          <w:p>
-            <w:pPr>
-              <w:jc w:val="both"/>
-              <w:rPr>
-                <w:rFonts w:asciiTheme="minorHAnsi" w:hAnsiTheme="minorHAnsi" w:cstheme="minorHAnsi"/>
-                <w:i/>
-                <w:color w:val="FF0000"/>
-                <w:szCs w:val="24"/>
-                <w:lang w:val="es-ES" w:eastAsia="es-ES"/>
-              </w:rPr>
-            </w:pPr>
-            <w:r>
-              <w:rPr>
-                <w:rFonts w:cstheme="minorHAnsi"/>
-                <w:i/>
-                <w:color w:val="FF0000"/>
-                <w:szCs w:val="24"/>
-                <w:lang w:val="es-ES" w:eastAsia="es-ES"/>
-              </w:rPr>
-              <w:fldChar w:fldCharType="begin"/>
-            </w:r>
-            <w:r>
-              <w:rPr>
-                <w:rFonts w:asciiTheme="minorHAnsi" w:hAnsiTheme="minorHAnsi" w:cstheme="minorHAnsi"/>
-                <w:i/>
-                <w:color w:val="FF0000"/>
-                <w:szCs w:val="24"/>
-                <w:lang w:val="es-ES" w:eastAsia="es-ES"/>
-              </w:rPr>
-              <w:instrText>MACROBUTTON NoMacro [Rev]</w:instrText>
-            </w:r>
-            <w:r>
-              <w:rPr>
-                <w:rFonts w:cstheme="minorHAnsi"/>
-                <w:i/>
-                <w:color w:val="FF0000"/>
-                <w:szCs w:val="24"/>
-                <w:lang w:val="es-ES" w:eastAsia="es-ES"/>
-              </w:rPr>
-              <w:fldChar w:fldCharType="end"/>
-            </w:r>
-          </w:p>
-        </w:tc>
-        <w:tc>
-          <w:tcPr>
-            <w:tcW w:w="3060" w:type="dxa"/>
-            <w:vAlign w:val="center"/>
-          </w:tcPr>
-          <w:p>
-            <w:pPr>
-              <w:jc w:val="both"/>
-              <w:rPr>
-                <w:rFonts w:asciiTheme="minorHAnsi" w:hAnsiTheme="minorHAnsi" w:cstheme="minorHAnsi"/>
-                <w:i/>
-                <w:color w:val="FF0000"/>
-                <w:szCs w:val="24"/>
-                <w:lang w:val="es-ES" w:eastAsia="es-ES"/>
-              </w:rPr>
-            </w:pPr>
-            <w:r>
-              <w:rPr>
-                <w:rFonts w:cstheme="minorHAnsi"/>
-                <w:i/>
-                <w:color w:val="FF0000"/>
-                <w:szCs w:val="24"/>
-                <w:lang w:val="es-ES" w:eastAsia="es-ES"/>
-              </w:rPr>
-              <w:fldChar w:fldCharType="begin"/>
-            </w:r>
-            <w:r>
-              <w:rPr>
-                <w:rFonts w:asciiTheme="minorHAnsi" w:hAnsiTheme="minorHAnsi" w:cstheme="minorHAnsi"/>
-                <w:i/>
-                <w:color w:val="FF0000"/>
-                <w:szCs w:val="24"/>
-                <w:lang w:val="es-ES" w:eastAsia="es-ES"/>
-              </w:rPr>
-              <w:instrText>MACROBUTTON NoMacro [Descripcion]</w:instrText>
-            </w:r>
-            <w:r>
-              <w:rPr>
-                <w:rFonts w:cstheme="minorHAnsi"/>
-                <w:i/>
-                <w:color w:val="FF0000"/>
-                <w:szCs w:val="24"/>
-                <w:lang w:val="es-ES" w:eastAsia="es-ES"/>
-              </w:rPr>
-              <w:fldChar w:fldCharType="end"/>
-            </w:r>
-          </w:p>
-        </w:tc>
-        <w:tc>
-          <w:tcPr>
-            <w:tcW w:w="3316" w:type="dxa"/>
-            <w:vAlign w:val="center"/>
-          </w:tcPr>
-          <w:p>
-            <w:pPr>
-              <w:jc w:val="both"/>
-              <w:rPr>
-                <w:rFonts w:asciiTheme="minorHAnsi" w:hAnsiTheme="minorHAnsi" w:cstheme="minorHAnsi"/>
-                <w:i/>
-                <w:color w:val="FF0000"/>
-                <w:szCs w:val="24"/>
-                <w:lang w:val="es-ES" w:eastAsia="es-ES"/>
-              </w:rPr>
-            </w:pPr>
-            <w:r>
-              <w:rPr>
-                <w:rFonts w:cstheme="minorHAnsi"/>
-                <w:i/>
-                <w:color w:val="FF0000"/>
-                <w:szCs w:val="24"/>
-                <w:lang w:val="es-ES" w:eastAsia="es-ES"/>
-              </w:rPr>
-              <w:fldChar w:fldCharType="begin"/>
-            </w:r>
-            <w:r>
-              <w:rPr>
-                <w:rFonts w:asciiTheme="minorHAnsi" w:hAnsiTheme="minorHAnsi" w:cstheme="minorHAnsi"/>
-                <w:i/>
-                <w:color w:val="FF0000"/>
-                <w:szCs w:val="24"/>
-                <w:lang w:val="es-ES" w:eastAsia="es-ES"/>
-              </w:rPr>
-              <w:instrText>MACROBUTTON NoMacro [Descripcion]</w:instrText>
-            </w:r>
-            <w:r>
-              <w:rPr>
-                <w:rFonts w:cstheme="minorHAnsi"/>
-                <w:i/>
-                <w:color w:val="FF0000"/>
-                <w:szCs w:val="24"/>
-                <w:lang w:val="es-ES" w:eastAsia="es-ES"/>
-              </w:rPr>
-              <w:fldChar w:fldCharType="end"/>
+                <w:lang w:val="es-ES" w:eastAsia="es-ES"/>
+              </w:rPr>
+              <w:t>Versión inicial: 25 historias de usuario de las épicas E1 a E4, con sus pesos y el backlog priorizado.</w:t>
             </w:r>
           </w:p>
         </w:tc>
@@ -2433,12 +3907,11 @@
       <w:pPr>
         <w:pStyle w:val="Ttulo1"/>
       </w:pPr>
-      <w:bookmarkStart w:id="2" w:name="_Toc241504845"/>
-      <w:r>
-        <w:lastRenderedPageBreak/>
+      <w:bookmarkStart w:id="1" w:name="_Toc242009820"/>
+      <w:r>
         <w:t>Integrantes:</w:t>
       </w:r>
-      <w:bookmarkEnd w:id="2"/>
+      <w:bookmarkEnd w:id="1"/>
     </w:p>
     <w:tbl>
       <w:tblPr>
@@ -2525,12 +3998,19 @@
             <w:pPr>
               <w:jc w:val="both"/>
               <w:rPr>
-                <w:rFonts w:asciiTheme="minorHAnsi" w:hAnsiTheme="minorHAnsi" w:cstheme="minorHAnsi"/>
+                <w:rFonts w:cstheme="minorHAnsi"/>
                 <w:i/>
                 <w:szCs w:val="24"/>
                 <w:lang w:val="es-ES" w:eastAsia="es-ES"/>
               </w:rPr>
             </w:pPr>
+            <w:r>
+              <w:rPr>
+                <w:rFonts w:asciiTheme="minorHAnsi" w:hAnsiTheme="minorHAnsi" w:cstheme="minorHAnsi"/>
+                <w:lang w:val="es-ES" w:eastAsia="es-ES"/>
+              </w:rPr>
+              <w:t>Alejandro Rodríguez</w:t>
+            </w:r>
           </w:p>
         </w:tc>
         <w:tc>
@@ -2542,12 +4022,19 @@
             <w:pPr>
               <w:jc w:val="both"/>
               <w:rPr>
-                <w:rFonts w:asciiTheme="minorHAnsi" w:hAnsiTheme="minorHAnsi" w:cstheme="minorHAnsi"/>
+                <w:rFonts w:cstheme="minorHAnsi"/>
                 <w:i/>
                 <w:szCs w:val="24"/>
                 <w:lang w:val="es-ES" w:eastAsia="es-ES"/>
               </w:rPr>
             </w:pPr>
+            <w:r>
+              <w:rPr>
+                <w:rFonts w:asciiTheme="minorHAnsi" w:hAnsiTheme="minorHAnsi" w:cstheme="minorHAnsi"/>
+                <w:lang w:val="es-ES" w:eastAsia="es-ES"/>
+              </w:rPr>
+              <w:t>Project Manager</w:t>
+            </w:r>
           </w:p>
         </w:tc>
       </w:tr>
@@ -2570,6 +4057,13 @@
                 <w:lang w:val="es-ES" w:eastAsia="es-ES"/>
               </w:rPr>
             </w:pPr>
+            <w:r>
+              <w:rPr>
+                <w:rFonts w:asciiTheme="minorHAnsi" w:hAnsiTheme="minorHAnsi" w:cstheme="minorHAnsi"/>
+                <w:lang w:val="es-ES" w:eastAsia="es-ES"/>
+              </w:rPr>
+              <w:t>Angelo Galindo</w:t>
+            </w:r>
           </w:p>
         </w:tc>
         <w:tc>
@@ -2587,6 +4081,13 @@
                 <w:lang w:val="es-ES" w:eastAsia="es-ES"/>
               </w:rPr>
             </w:pPr>
+            <w:r>
+              <w:rPr>
+                <w:rFonts w:asciiTheme="minorHAnsi" w:hAnsiTheme="minorHAnsi" w:cstheme="minorHAnsi"/>
+                <w:lang w:val="es-ES" w:eastAsia="es-ES"/>
+              </w:rPr>
+              <w:t>QA</w:t>
+            </w:r>
           </w:p>
         </w:tc>
       </w:tr>
@@ -2609,6 +4110,13 @@
                 <w:lang w:val="es-ES" w:eastAsia="es-ES"/>
               </w:rPr>
             </w:pPr>
+            <w:r>
+              <w:rPr>
+                <w:rFonts w:asciiTheme="minorHAnsi" w:hAnsiTheme="minorHAnsi" w:cstheme="minorHAnsi"/>
+                <w:lang w:val="es-ES" w:eastAsia="es-ES"/>
+              </w:rPr>
+              <w:t>Diego Carrillo</w:t>
+            </w:r>
           </w:p>
         </w:tc>
         <w:tc>
@@ -2626,84 +4134,13 @@
                 <w:lang w:val="es-ES" w:eastAsia="es-ES"/>
               </w:rPr>
             </w:pPr>
-          </w:p>
-        </w:tc>
-      </w:tr>
-      <w:tr>
-        <w:trPr>
-          <w:trHeight w:val="465"/>
-        </w:trPr>
-        <w:tc>
-          <w:tcPr>
-            <w:tcW w:w="3539" w:type="dxa"/>
-            <w:vAlign w:val="center"/>
-          </w:tcPr>
-          <w:p>
-            <w:pPr>
-              <w:jc w:val="both"/>
-              <w:rPr>
-                <w:rFonts w:cstheme="minorHAnsi"/>
-                <w:i/>
-                <w:szCs w:val="24"/>
-                <w:lang w:val="es-ES" w:eastAsia="es-ES"/>
-              </w:rPr>
-            </w:pPr>
-          </w:p>
-        </w:tc>
-        <w:tc>
-          <w:tcPr>
-            <w:tcW w:w="5275" w:type="dxa"/>
-            <w:vAlign w:val="center"/>
-          </w:tcPr>
-          <w:p>
-            <w:pPr>
-              <w:jc w:val="both"/>
-              <w:rPr>
-                <w:rFonts w:cstheme="minorHAnsi"/>
-                <w:i/>
-                <w:szCs w:val="24"/>
-                <w:lang w:val="es-ES" w:eastAsia="es-ES"/>
-              </w:rPr>
-            </w:pPr>
-          </w:p>
-        </w:tc>
-      </w:tr>
-      <w:tr>
-        <w:trPr>
-          <w:trHeight w:val="465"/>
-        </w:trPr>
-        <w:tc>
-          <w:tcPr>
-            <w:tcW w:w="3539" w:type="dxa"/>
-            <w:vAlign w:val="center"/>
-          </w:tcPr>
-          <w:p>
-            <w:pPr>
-              <w:jc w:val="both"/>
-              <w:rPr>
-                <w:rFonts w:cstheme="minorHAnsi"/>
-                <w:i/>
-                <w:szCs w:val="24"/>
-                <w:lang w:val="es-ES" w:eastAsia="es-ES"/>
-              </w:rPr>
-            </w:pPr>
-          </w:p>
-        </w:tc>
-        <w:tc>
-          <w:tcPr>
-            <w:tcW w:w="5275" w:type="dxa"/>
-            <w:vAlign w:val="center"/>
-          </w:tcPr>
-          <w:p>
-            <w:pPr>
-              <w:jc w:val="both"/>
-              <w:rPr>
-                <w:rFonts w:cstheme="minorHAnsi"/>
-                <w:i/>
-                <w:szCs w:val="24"/>
-                <w:lang w:val="es-ES" w:eastAsia="es-ES"/>
-              </w:rPr>
-            </w:pPr>
+            <w:r>
+              <w:rPr>
+                <w:rFonts w:asciiTheme="minorHAnsi" w:hAnsiTheme="minorHAnsi" w:cstheme="minorHAnsi"/>
+                <w:lang w:val="es-ES" w:eastAsia="es-ES"/>
+              </w:rPr>
+              <w:t>Analista de base de datos</w:t>
+            </w:r>
           </w:p>
         </w:tc>
       </w:tr>
@@ -2736,7 +4173,7 @@
           <w:rFonts w:asciiTheme="minorHAnsi" w:hAnsiTheme="minorHAnsi" w:cstheme="minorHAnsi"/>
         </w:rPr>
       </w:pPr>
-      <w:bookmarkStart w:id="3" w:name="_Toc241504846"/>
+      <w:bookmarkStart w:id="2" w:name="_Toc242009821"/>
       <w:r>
         <w:rPr>
           <w:rFonts w:asciiTheme="minorHAnsi" w:hAnsiTheme="minorHAnsi" w:cstheme="minorHAnsi"/>
@@ -2744,56 +4181,46 @@
         <w:lastRenderedPageBreak/>
         <w:t>Historias de Usuario</w:t>
       </w:r>
+      <w:bookmarkEnd w:id="2"/>
+    </w:p>
+    <w:p>
+      <w:pPr>
+        <w:pStyle w:val="Ttulo2"/>
+      </w:pPr>
+      <w:bookmarkStart w:id="3" w:name="_Toc242009822"/>
+      <w:r>
+        <w:t>HU01 — Iniciar sesión (E1)</w:t>
+      </w:r>
       <w:bookmarkEnd w:id="3"/>
     </w:p>
     <w:p>
       <w:pPr>
-        <w:pStyle w:val="Ttulo2"/>
-      </w:pPr>
-      <w:bookmarkStart w:id="4" w:name="_Toc238070670"/>
-      <w:bookmarkStart w:id="5" w:name="_Toc241504847"/>
-      <w:r>
-        <w:t>Historia 001</w:t>
-      </w:r>
-      <w:bookmarkEnd w:id="4"/>
-      <w:bookmarkEnd w:id="5"/>
-    </w:p>
-    <w:p>
-      <w:pPr>
         <w:pStyle w:val="Ttulo3"/>
       </w:pPr>
-      <w:bookmarkStart w:id="6" w:name="_Toc238070671"/>
-      <w:bookmarkStart w:id="7" w:name="_Toc241504848"/>
       <w:r>
         <w:t>Definición</w:t>
       </w:r>
-      <w:bookmarkEnd w:id="6"/>
-      <w:bookmarkEnd w:id="7"/>
-    </w:p>
-    <w:p>
-      <w:pPr>
-        <w:rPr>
-          <w:lang w:val="es-ES" w:eastAsia="es-ES"/>
-        </w:rPr>
-      </w:pPr>
-      <w:r>
-        <w:rPr>
-          <w:lang w:val="es-ES" w:eastAsia="es-ES"/>
-        </w:rPr>
-        <w:t>Como [ACTOR] quiero [ACCION A REALZIAR] para [OBJETIVO].</w:t>
+    </w:p>
+    <w:p>
+      <w:pPr>
+        <w:rPr>
+          <w:lang w:val="es-ES" w:eastAsia="es-ES"/>
+        </w:rPr>
+      </w:pPr>
+      <w:r>
+        <w:rPr>
+          <w:lang w:val="es-ES" w:eastAsia="es-ES"/>
+        </w:rPr>
+        <w:t>Como usuario de la planta quiero iniciar sesión con mi nombre de usuario y contraseña para acceder solo a las funciones de mi área.</w:t>
       </w:r>
     </w:p>
     <w:p>
       <w:pPr>
         <w:pStyle w:val="Ttulo3"/>
       </w:pPr>
-      <w:bookmarkStart w:id="8" w:name="_Toc238070672"/>
-      <w:bookmarkStart w:id="9" w:name="_Toc241504849"/>
       <w:r>
         <w:t>Criterios de Aceptación</w:t>
       </w:r>
-      <w:bookmarkEnd w:id="8"/>
-      <w:bookmarkEnd w:id="9"/>
     </w:p>
     <w:p>
       <w:pPr>
@@ -2810,7 +4237,7 @@
         <w:rPr>
           <w:lang w:val="es-ES" w:eastAsia="es-ES"/>
         </w:rPr>
-        <w:t>Criterio 1</w:t>
+        <w:t>Con credenciales válidas, el sistema entrega un token de acceso y abre el menú que corresponde a mis roles.</w:t>
       </w:r>
     </w:p>
     <w:p>
@@ -2828,7 +4255,7 @@
         <w:rPr>
           <w:lang w:val="es-ES" w:eastAsia="es-ES"/>
         </w:rPr>
-        <w:t>Criterio 2</w:t>
+        <w:t>Con usuario o contraseña incorrectos, el sistema muestra el mismo mensaje genérico ("Nombre de usuario o contraseña incorrectos") sin indicar cuál de los dos falló.</w:t>
       </w:r>
     </w:p>
     <w:p>
@@ -2846,58 +4273,8 @@
         <w:rPr>
           <w:lang w:val="es-ES" w:eastAsia="es-ES"/>
         </w:rPr>
-        <w:t>Criterio 3</w:t>
-      </w:r>
-    </w:p>
-    <w:p/>
-    <w:p>
-      <w:pPr>
-        <w:pStyle w:val="Ttulo2"/>
-      </w:pPr>
-      <w:bookmarkStart w:id="10" w:name="_Toc238070673"/>
-      <w:bookmarkStart w:id="11" w:name="_Toc241504850"/>
-      <w:r>
-        <w:t>Historia 002</w:t>
-      </w:r>
-      <w:bookmarkEnd w:id="10"/>
-      <w:bookmarkEnd w:id="11"/>
-    </w:p>
-    <w:p>
-      <w:pPr>
-        <w:pStyle w:val="Ttulo3"/>
-      </w:pPr>
-      <w:bookmarkStart w:id="12" w:name="_Toc238070674"/>
-      <w:bookmarkStart w:id="13" w:name="_Toc241504851"/>
-      <w:r>
-        <w:t>Definición</w:t>
-      </w:r>
-      <w:bookmarkEnd w:id="12"/>
-      <w:bookmarkEnd w:id="13"/>
-    </w:p>
-    <w:p>
-      <w:pPr>
-        <w:rPr>
-          <w:lang w:val="es-ES" w:eastAsia="es-ES"/>
-        </w:rPr>
-      </w:pPr>
-      <w:r>
-        <w:rPr>
-          <w:lang w:val="es-ES" w:eastAsia="es-ES"/>
-        </w:rPr>
-        <w:t>Como [ACTOR] quiero [ACCION A REALZIAR] para [OBJETIVO].</w:t>
-      </w:r>
-    </w:p>
-    <w:p>
-      <w:pPr>
-        <w:pStyle w:val="Ttulo3"/>
-      </w:pPr>
-      <w:bookmarkStart w:id="14" w:name="_Toc238070675"/>
-      <w:bookmarkStart w:id="15" w:name="_Toc241504852"/>
-      <w:r>
-        <w:t>Criterios de Aceptación</w:t>
-      </w:r>
-      <w:bookmarkEnd w:id="14"/>
-      <w:bookmarkEnd w:id="15"/>
+        <w:t>Un usuario desactivado no puede iniciar sesión, y recibe el mismo mensaje genérico (401), para no revelar qué cuentas existen.</w:t>
+      </w:r>
     </w:p>
     <w:p>
       <w:pPr>
@@ -2914,7 +4291,7 @@
         <w:rPr>
           <w:lang w:val="es-ES" w:eastAsia="es-ES"/>
         </w:rPr>
-        <w:t>Criterio 1</w:t>
+        <w:t>Las contraseñas se guardan en la base solo como hash (bcrypt), nunca en texto plano.</w:t>
       </w:r>
     </w:p>
     <w:p>
@@ -2932,7 +4309,46 @@
         <w:rPr>
           <w:lang w:val="es-ES" w:eastAsia="es-ES"/>
         </w:rPr>
-        <w:t>Criterio 2</w:t>
+        <w:t>(Etapa posterior.) Cuando el token de acceso vence, el sistema lo renueva con el token de renovación (refresh token) sin pedir de nuevo la contraseña. Mientras no exista, el token de acceso dura 30 minutos y después se vuelve a iniciar sesión.</w:t>
+      </w:r>
+    </w:p>
+    <w:p>
+      <w:pPr>
+        <w:pStyle w:val="Ttulo2"/>
+      </w:pPr>
+      <w:bookmarkStart w:id="4" w:name="_Toc242009823"/>
+      <w:r>
+        <w:t>HU02 — Consultar mi perfil y ver el menú según mi rol (E1)</w:t>
+      </w:r>
+      <w:bookmarkEnd w:id="4"/>
+    </w:p>
+    <w:p>
+      <w:pPr>
+        <w:pStyle w:val="Ttulo3"/>
+      </w:pPr>
+      <w:r>
+        <w:t>Definición</w:t>
+      </w:r>
+    </w:p>
+    <w:p>
+      <w:pPr>
+        <w:rPr>
+          <w:lang w:val="es-ES" w:eastAsia="es-ES"/>
+        </w:rPr>
+      </w:pPr>
+      <w:r>
+        <w:rPr>
+          <w:lang w:val="es-ES" w:eastAsia="es-ES"/>
+        </w:rPr>
+        <w:t>Como usuario autenticado quiero ver mi nombre y mis roles para confirmar con qué permisos estoy trabajando.</w:t>
+      </w:r>
+    </w:p>
+    <w:p>
+      <w:pPr>
+        <w:pStyle w:val="Ttulo3"/>
+      </w:pPr>
+      <w:r>
+        <w:t>Criterios de Aceptación</w:t>
       </w:r>
     </w:p>
     <w:p>
@@ -2950,7 +4366,2586 @@
         <w:rPr>
           <w:lang w:val="es-ES" w:eastAsia="es-ES"/>
         </w:rPr>
-        <w:t>Criterio 3</w:t>
+        <w:t>La pantalla de perfil muestra nombre completo, nombre de usuario y roles, pero nunca la contraseña ni su hash.</w:t>
+      </w:r>
+    </w:p>
+    <w:p>
+      <w:pPr>
+        <w:pStyle w:val="Prrafodelista"/>
+        <w:numPr>
+          <w:ilvl w:val="0"/>
+          <w:numId w:val="14"/>
+        </w:numPr>
+        <w:rPr>
+          <w:lang w:val="es-ES" w:eastAsia="es-ES"/>
+        </w:rPr>
+      </w:pPr>
+      <w:r>
+        <w:rPr>
+          <w:lang w:val="es-ES" w:eastAsia="es-ES"/>
+        </w:rPr>
+        <w:t>El menú solo muestra las opciones permitidas para mis roles.</w:t>
+      </w:r>
+    </w:p>
+    <w:p>
+      <w:pPr>
+        <w:pStyle w:val="Prrafodelista"/>
+        <w:numPr>
+          <w:ilvl w:val="0"/>
+          <w:numId w:val="14"/>
+        </w:numPr>
+        <w:rPr>
+          <w:lang w:val="es-ES" w:eastAsia="es-ES"/>
+        </w:rPr>
+      </w:pPr>
+      <w:r>
+        <w:rPr>
+          <w:lang w:val="es-ES" w:eastAsia="es-ES"/>
+        </w:rPr>
+        <w:t>Si el token venció, el sistema me pide iniciar sesión de nuevo.</w:t>
+      </w:r>
+    </w:p>
+    <w:p>
+      <w:pPr>
+        <w:pStyle w:val="Ttulo2"/>
+      </w:pPr>
+      <w:bookmarkStart w:id="5" w:name="_Toc242009824"/>
+      <w:r>
+        <w:t>HU03 — Crear usuarios (E1)</w:t>
+      </w:r>
+      <w:bookmarkEnd w:id="5"/>
+    </w:p>
+    <w:p>
+      <w:pPr>
+        <w:pStyle w:val="Ttulo3"/>
+      </w:pPr>
+      <w:r>
+        <w:t>Definición</w:t>
+      </w:r>
+    </w:p>
+    <w:p>
+      <w:pPr>
+        <w:rPr>
+          <w:lang w:val="es-ES" w:eastAsia="es-ES"/>
+        </w:rPr>
+      </w:pPr>
+      <w:r>
+        <w:rPr>
+          <w:lang w:val="es-ES" w:eastAsia="es-ES"/>
+        </w:rPr>
+        <w:t>Como administrador quiero crear cuentas de usuario y asignarles uno o más roles para controlar quién accede a cada función.</w:t>
+      </w:r>
+    </w:p>
+    <w:p>
+      <w:pPr>
+        <w:pStyle w:val="Ttulo3"/>
+      </w:pPr>
+      <w:r>
+        <w:t>Criterios de Aceptación</w:t>
+      </w:r>
+    </w:p>
+    <w:p>
+      <w:pPr>
+        <w:pStyle w:val="Prrafodelista"/>
+        <w:numPr>
+          <w:ilvl w:val="0"/>
+          <w:numId w:val="14"/>
+        </w:numPr>
+        <w:rPr>
+          <w:lang w:val="es-ES" w:eastAsia="es-ES"/>
+        </w:rPr>
+      </w:pPr>
+      <w:r>
+        <w:rPr>
+          <w:lang w:val="es-ES" w:eastAsia="es-ES"/>
+        </w:rPr>
+        <w:t>Es obligatorio asignar al menos un rol.</w:t>
+      </w:r>
+    </w:p>
+    <w:p>
+      <w:pPr>
+        <w:pStyle w:val="Prrafodelista"/>
+        <w:numPr>
+          <w:ilvl w:val="0"/>
+          <w:numId w:val="14"/>
+        </w:numPr>
+        <w:rPr>
+          <w:lang w:val="es-ES" w:eastAsia="es-ES"/>
+        </w:rPr>
+      </w:pPr>
+      <w:r>
+        <w:rPr>
+          <w:lang w:val="es-ES" w:eastAsia="es-ES"/>
+        </w:rPr>
+        <w:t>No se puede repetir un nombre de usuario ya existente.</w:t>
+      </w:r>
+    </w:p>
+    <w:p>
+      <w:pPr>
+        <w:pStyle w:val="Prrafodelista"/>
+        <w:numPr>
+          <w:ilvl w:val="0"/>
+          <w:numId w:val="14"/>
+        </w:numPr>
+        <w:rPr>
+          <w:lang w:val="es-ES" w:eastAsia="es-ES"/>
+        </w:rPr>
+      </w:pPr>
+      <w:r>
+        <w:rPr>
+          <w:lang w:val="es-ES" w:eastAsia="es-ES"/>
+        </w:rPr>
+        <w:lastRenderedPageBreak/>
+        <w:t>La contraseña debe tener al menos 8 caracteres.</w:t>
+      </w:r>
+    </w:p>
+    <w:p>
+      <w:pPr>
+        <w:pStyle w:val="Prrafodelista"/>
+        <w:numPr>
+          <w:ilvl w:val="0"/>
+          <w:numId w:val="14"/>
+        </w:numPr>
+        <w:rPr>
+          <w:lang w:val="es-ES" w:eastAsia="es-ES"/>
+        </w:rPr>
+      </w:pPr>
+      <w:r>
+        <w:rPr>
+          <w:lang w:val="es-ES" w:eastAsia="es-ES"/>
+        </w:rPr>
+        <w:t>Un usuario que no es administrador recibe un error 403 al intentarlo.</w:t>
+      </w:r>
+    </w:p>
+    <w:p>
+      <w:pPr>
+        <w:pStyle w:val="Ttulo2"/>
+      </w:pPr>
+      <w:bookmarkStart w:id="6" w:name="_Toc242009825"/>
+      <w:r>
+        <w:t>HU04 — Editar, activar y desactivar usuarios (E1)</w:t>
+      </w:r>
+      <w:bookmarkEnd w:id="6"/>
+    </w:p>
+    <w:p>
+      <w:pPr>
+        <w:pStyle w:val="Ttulo3"/>
+      </w:pPr>
+      <w:r>
+        <w:t>Definición</w:t>
+      </w:r>
+    </w:p>
+    <w:p>
+      <w:pPr>
+        <w:rPr>
+          <w:lang w:val="es-ES" w:eastAsia="es-ES"/>
+        </w:rPr>
+      </w:pPr>
+      <w:r>
+        <w:rPr>
+          <w:lang w:val="es-ES" w:eastAsia="es-ES"/>
+        </w:rPr>
+        <w:t>Como administrador quiero editar los datos y roles de un usuario, y activarlo o desactivarlo, para mantener el acceso al día sin perder su historial.</w:t>
+      </w:r>
+    </w:p>
+    <w:p>
+      <w:pPr>
+        <w:pStyle w:val="Ttulo3"/>
+      </w:pPr>
+      <w:r>
+        <w:t>Criterios de Aceptación</w:t>
+      </w:r>
+    </w:p>
+    <w:p>
+      <w:pPr>
+        <w:pStyle w:val="Prrafodelista"/>
+        <w:numPr>
+          <w:ilvl w:val="0"/>
+          <w:numId w:val="14"/>
+        </w:numPr>
+        <w:rPr>
+          <w:lang w:val="es-ES" w:eastAsia="es-ES"/>
+        </w:rPr>
+      </w:pPr>
+      <w:r>
+        <w:rPr>
+          <w:lang w:val="es-ES" w:eastAsia="es-ES"/>
+        </w:rPr>
+        <w:t>Puedo cambiar el nombre completo, los roles y el estado activo por separado.</w:t>
+      </w:r>
+    </w:p>
+    <w:p>
+      <w:pPr>
+        <w:pStyle w:val="Prrafodelista"/>
+        <w:numPr>
+          <w:ilvl w:val="0"/>
+          <w:numId w:val="14"/>
+        </w:numPr>
+        <w:rPr>
+          <w:lang w:val="es-ES" w:eastAsia="es-ES"/>
+        </w:rPr>
+      </w:pPr>
+      <w:r>
+        <w:rPr>
+          <w:lang w:val="es-ES" w:eastAsia="es-ES"/>
+        </w:rPr>
+        <w:t>Al desactivar un usuario, este deja de poder iniciar sesión, pero sus registros siguen existiendo.</w:t>
+      </w:r>
+    </w:p>
+    <w:p>
+      <w:pPr>
+        <w:pStyle w:val="Prrafodelista"/>
+        <w:numPr>
+          <w:ilvl w:val="0"/>
+          <w:numId w:val="14"/>
+        </w:numPr>
+        <w:rPr>
+          <w:lang w:val="es-ES" w:eastAsia="es-ES"/>
+        </w:rPr>
+      </w:pPr>
+      <w:r>
+        <w:rPr>
+          <w:lang w:val="es-ES" w:eastAsia="es-ES"/>
+        </w:rPr>
+        <w:t>Una edición no puede dejar a un usuario sin ningún rol.</w:t>
+      </w:r>
+    </w:p>
+    <w:p>
+      <w:pPr>
+        <w:pStyle w:val="Ttulo2"/>
+      </w:pPr>
+      <w:bookmarkStart w:id="7" w:name="_Toc242009826"/>
+      <w:r>
+        <w:t>HU05 — Listar usuarios (E1)</w:t>
+      </w:r>
+      <w:bookmarkEnd w:id="7"/>
+    </w:p>
+    <w:p>
+      <w:pPr>
+        <w:pStyle w:val="Ttulo3"/>
+      </w:pPr>
+      <w:r>
+        <w:t>Definición</w:t>
+      </w:r>
+    </w:p>
+    <w:p>
+      <w:pPr>
+        <w:rPr>
+          <w:lang w:val="es-ES" w:eastAsia="es-ES"/>
+        </w:rPr>
+      </w:pPr>
+      <w:r>
+        <w:rPr>
+          <w:lang w:val="es-ES" w:eastAsia="es-ES"/>
+        </w:rPr>
+        <w:t>Como administrador quiero ver la lista de usuarios con sus roles y su estado para revisar quién tiene acceso al sistema.</w:t>
+      </w:r>
+    </w:p>
+    <w:p>
+      <w:pPr>
+        <w:pStyle w:val="Ttulo3"/>
+      </w:pPr>
+      <w:r>
+        <w:t>Criterios de Aceptación</w:t>
+      </w:r>
+    </w:p>
+    <w:p>
+      <w:pPr>
+        <w:pStyle w:val="Prrafodelista"/>
+        <w:numPr>
+          <w:ilvl w:val="0"/>
+          <w:numId w:val="14"/>
+        </w:numPr>
+        <w:rPr>
+          <w:lang w:val="es-ES" w:eastAsia="es-ES"/>
+        </w:rPr>
+      </w:pPr>
+      <w:r>
+        <w:rPr>
+          <w:lang w:val="es-ES" w:eastAsia="es-ES"/>
+        </w:rPr>
+        <w:t>La lista muestra nombre de usuario, nombre completo, roles y estado.</w:t>
+      </w:r>
+    </w:p>
+    <w:p>
+      <w:pPr>
+        <w:pStyle w:val="Prrafodelista"/>
+        <w:numPr>
+          <w:ilvl w:val="0"/>
+          <w:numId w:val="14"/>
+        </w:numPr>
+        <w:rPr>
+          <w:lang w:val="es-ES" w:eastAsia="es-ES"/>
+        </w:rPr>
+      </w:pPr>
+      <w:r>
+        <w:rPr>
+          <w:lang w:val="es-ES" w:eastAsia="es-ES"/>
+        </w:rPr>
+        <w:t>Puedo filtrar por estado (activo o inactivo).</w:t>
+      </w:r>
+    </w:p>
+    <w:p>
+      <w:pPr>
+        <w:pStyle w:val="Prrafodelista"/>
+        <w:numPr>
+          <w:ilvl w:val="0"/>
+          <w:numId w:val="14"/>
+        </w:numPr>
+        <w:rPr>
+          <w:lang w:val="es-ES" w:eastAsia="es-ES"/>
+        </w:rPr>
+      </w:pPr>
+      <w:r>
+        <w:rPr>
+          <w:lang w:val="es-ES" w:eastAsia="es-ES"/>
+        </w:rPr>
+        <w:t>Solo el administrador puede ver esta lista.</w:t>
+      </w:r>
+    </w:p>
+    <w:p>
+      <w:pPr>
+        <w:pStyle w:val="Ttulo2"/>
+      </w:pPr>
+      <w:bookmarkStart w:id="8" w:name="_Toc242009827"/>
+      <w:r>
+        <w:t>HU06 — Restringir el acceso por rol (E1)</w:t>
+      </w:r>
+      <w:bookmarkEnd w:id="8"/>
+    </w:p>
+    <w:p>
+      <w:pPr>
+        <w:pStyle w:val="Ttulo3"/>
+      </w:pPr>
+      <w:r>
+        <w:t>Definición</w:t>
+      </w:r>
+    </w:p>
+    <w:p>
+      <w:pPr>
+        <w:rPr>
+          <w:lang w:val="es-ES" w:eastAsia="es-ES"/>
+        </w:rPr>
+      </w:pPr>
+      <w:r>
+        <w:rPr>
+          <w:lang w:val="es-ES" w:eastAsia="es-ES"/>
+        </w:rPr>
+        <w:t>Como administrador quiero que cada función del sistema exija el rol correspondiente para que nadie pueda modificar información de otra área.</w:t>
+      </w:r>
+    </w:p>
+    <w:p>
+      <w:pPr>
+        <w:pStyle w:val="Ttulo3"/>
+      </w:pPr>
+      <w:r>
+        <w:t>Criterios de Aceptación</w:t>
+      </w:r>
+    </w:p>
+    <w:p>
+      <w:pPr>
+        <w:pStyle w:val="Prrafodelista"/>
+        <w:numPr>
+          <w:ilvl w:val="0"/>
+          <w:numId w:val="14"/>
+        </w:numPr>
+        <w:rPr>
+          <w:lang w:val="es-ES" w:eastAsia="es-ES"/>
+        </w:rPr>
+      </w:pPr>
+      <w:r>
+        <w:rPr>
+          <w:lang w:val="es-ES" w:eastAsia="es-ES"/>
+        </w:rPr>
+        <w:t>Una petición sin token o con un token inválido recibe un error 401.</w:t>
+      </w:r>
+    </w:p>
+    <w:p>
+      <w:pPr>
+        <w:pStyle w:val="Prrafodelista"/>
+        <w:numPr>
+          <w:ilvl w:val="0"/>
+          <w:numId w:val="14"/>
+        </w:numPr>
+        <w:rPr>
+          <w:lang w:val="es-ES" w:eastAsia="es-ES"/>
+        </w:rPr>
+      </w:pPr>
+      <w:r>
+        <w:rPr>
+          <w:lang w:val="es-ES" w:eastAsia="es-ES"/>
+        </w:rPr>
+        <w:t>Una petición con un rol no permitido recibe un error 403, sin mostrar ningún dato parcial.</w:t>
+      </w:r>
+    </w:p>
+    <w:p>
+      <w:pPr>
+        <w:pStyle w:val="Prrafodelista"/>
+        <w:numPr>
+          <w:ilvl w:val="0"/>
+          <w:numId w:val="14"/>
+        </w:numPr>
+        <w:rPr>
+          <w:lang w:val="es-ES" w:eastAsia="es-ES"/>
+        </w:rPr>
+      </w:pPr>
+      <w:r>
+        <w:rPr>
+          <w:lang w:val="es-ES" w:eastAsia="es-ES"/>
+        </w:rPr>
+        <w:t>Los permisos se revisan contra la base de datos en cada petición, no solo contra el contenido del token.</w:t>
+      </w:r>
+    </w:p>
+    <w:p>
+      <w:pPr>
+        <w:pStyle w:val="Prrafodelista"/>
+        <w:numPr>
+          <w:ilvl w:val="0"/>
+          <w:numId w:val="14"/>
+        </w:numPr>
+        <w:rPr>
+          <w:lang w:val="es-ES" w:eastAsia="es-ES"/>
+        </w:rPr>
+      </w:pPr>
+      <w:r>
+        <w:rPr>
+          <w:lang w:val="es-ES" w:eastAsia="es-ES"/>
+        </w:rPr>
+        <w:t>Ningún cliente se conecta directamente a la base de datos: todo pasa por la API.</w:t>
+      </w:r>
+    </w:p>
+    <w:p>
+      <w:pPr>
+        <w:pStyle w:val="Ttulo2"/>
+      </w:pPr>
+      <w:bookmarkStart w:id="9" w:name="_Toc242009828"/>
+      <w:r>
+        <w:lastRenderedPageBreak/>
+        <w:t>HU07 — Gestionar productores (E2)</w:t>
+      </w:r>
+      <w:bookmarkEnd w:id="9"/>
+    </w:p>
+    <w:p>
+      <w:pPr>
+        <w:pStyle w:val="Ttulo3"/>
+      </w:pPr>
+      <w:r>
+        <w:t>Definición</w:t>
+      </w:r>
+    </w:p>
+    <w:p>
+      <w:pPr>
+        <w:rPr>
+          <w:lang w:val="es-ES" w:eastAsia="es-ES"/>
+        </w:rPr>
+      </w:pPr>
+      <w:r>
+        <w:rPr>
+          <w:lang w:val="es-ES" w:eastAsia="es-ES"/>
+        </w:rPr>
+        <w:t>Como administrador quiero registrar, editar y desactivar productores para que las recepciones solo se hagan a productores válidos.</w:t>
+      </w:r>
+    </w:p>
+    <w:p>
+      <w:pPr>
+        <w:pStyle w:val="Ttulo3"/>
+      </w:pPr>
+      <w:r>
+        <w:t>Criterios de Aceptación</w:t>
+      </w:r>
+    </w:p>
+    <w:p>
+      <w:pPr>
+        <w:pStyle w:val="Prrafodelista"/>
+        <w:numPr>
+          <w:ilvl w:val="0"/>
+          <w:numId w:val="14"/>
+        </w:numPr>
+        <w:rPr>
+          <w:lang w:val="es-ES" w:eastAsia="es-ES"/>
+        </w:rPr>
+      </w:pPr>
+      <w:r>
+        <w:rPr>
+          <w:lang w:val="es-ES" w:eastAsia="es-ES"/>
+        </w:rPr>
+        <w:t>El RUT se valida con el dígito verificador (Módulo 11) al ingresarlo.</w:t>
+      </w:r>
+    </w:p>
+    <w:p>
+      <w:pPr>
+        <w:pStyle w:val="Prrafodelista"/>
+        <w:numPr>
+          <w:ilvl w:val="0"/>
+          <w:numId w:val="14"/>
+        </w:numPr>
+        <w:rPr>
+          <w:lang w:val="es-ES" w:eastAsia="es-ES"/>
+        </w:rPr>
+      </w:pPr>
+      <w:r>
+        <w:rPr>
+          <w:lang w:val="es-ES" w:eastAsia="es-ES"/>
+        </w:rPr>
+        <w:t>No se permiten dos productores con el mismo RUT.</w:t>
+      </w:r>
+    </w:p>
+    <w:p>
+      <w:pPr>
+        <w:pStyle w:val="Prrafodelista"/>
+        <w:numPr>
+          <w:ilvl w:val="0"/>
+          <w:numId w:val="14"/>
+        </w:numPr>
+        <w:rPr>
+          <w:lang w:val="es-ES" w:eastAsia="es-ES"/>
+        </w:rPr>
+      </w:pPr>
+      <w:r>
+        <w:rPr>
+          <w:lang w:val="es-ES" w:eastAsia="es-ES"/>
+        </w:rPr>
+        <w:t>Un productor desactivado no aparece en recepción, pero su historial se conserva.</w:t>
+      </w:r>
+    </w:p>
+    <w:p>
+      <w:pPr>
+        <w:pStyle w:val="Prrafodelista"/>
+        <w:numPr>
+          <w:ilvl w:val="0"/>
+          <w:numId w:val="14"/>
+        </w:numPr>
+        <w:rPr>
+          <w:lang w:val="es-ES" w:eastAsia="es-ES"/>
+        </w:rPr>
+      </w:pPr>
+      <w:r>
+        <w:rPr>
+          <w:lang w:val="es-ES" w:eastAsia="es-ES"/>
+        </w:rPr>
+        <w:t>Cada creación o edición queda registrada en la auditoría.</w:t>
+      </w:r>
+    </w:p>
+    <w:p>
+      <w:pPr>
+        <w:pStyle w:val="Ttulo2"/>
+      </w:pPr>
+      <w:bookmarkStart w:id="10" w:name="_Toc242009829"/>
+      <w:r>
+        <w:t>HU08 — Gestionar especies y variedades (E2)</w:t>
+      </w:r>
+      <w:bookmarkEnd w:id="10"/>
+    </w:p>
+    <w:p>
+      <w:pPr>
+        <w:pStyle w:val="Ttulo3"/>
+      </w:pPr>
+      <w:r>
+        <w:t>Definición</w:t>
+      </w:r>
+    </w:p>
+    <w:p>
+      <w:pPr>
+        <w:rPr>
+          <w:lang w:val="es-ES" w:eastAsia="es-ES"/>
+        </w:rPr>
+      </w:pPr>
+      <w:r>
+        <w:rPr>
+          <w:lang w:val="es-ES" w:eastAsia="es-ES"/>
+        </w:rPr>
+        <w:t>Como administrador quiero mantener las especies y sus variedades para clasificar correctamente la fruta recibida.</w:t>
+      </w:r>
+    </w:p>
+    <w:p>
+      <w:pPr>
+        <w:pStyle w:val="Ttulo3"/>
+      </w:pPr>
+      <w:r>
+        <w:t>Criterios de Aceptación</w:t>
+      </w:r>
+    </w:p>
+    <w:p>
+      <w:pPr>
+        <w:pStyle w:val="Prrafodelista"/>
+        <w:numPr>
+          <w:ilvl w:val="0"/>
+          <w:numId w:val="14"/>
+        </w:numPr>
+        <w:rPr>
+          <w:lang w:val="es-ES" w:eastAsia="es-ES"/>
+        </w:rPr>
+      </w:pPr>
+      <w:r>
+        <w:rPr>
+          <w:lang w:val="es-ES" w:eastAsia="es-ES"/>
+        </w:rPr>
+        <w:t>Cada variedad pertenece a una sola especie.</w:t>
+      </w:r>
+    </w:p>
+    <w:p>
+      <w:pPr>
+        <w:pStyle w:val="Prrafodelista"/>
+        <w:numPr>
+          <w:ilvl w:val="0"/>
+          <w:numId w:val="14"/>
+        </w:numPr>
+        <w:rPr>
+          <w:lang w:val="es-ES" w:eastAsia="es-ES"/>
+        </w:rPr>
+      </w:pPr>
+      <w:r>
+        <w:rPr>
+          <w:lang w:val="es-ES" w:eastAsia="es-ES"/>
+        </w:rPr>
+        <w:t>No se repite el nombre de una especie ni el de una variedad dentro de la misma especie.</w:t>
+      </w:r>
+    </w:p>
+    <w:p>
+      <w:pPr>
+        <w:pStyle w:val="Prrafodelista"/>
+        <w:numPr>
+          <w:ilvl w:val="0"/>
+          <w:numId w:val="14"/>
+        </w:numPr>
+        <w:rPr>
+          <w:lang w:val="es-ES" w:eastAsia="es-ES"/>
+        </w:rPr>
+      </w:pPr>
+      <w:r>
+        <w:rPr>
+          <w:lang w:val="es-ES" w:eastAsia="es-ES"/>
+        </w:rPr>
+        <w:t>No se puede desactivar una especie que tenga variedades activas.</w:t>
+      </w:r>
+    </w:p>
+    <w:p>
+      <w:pPr>
+        <w:pStyle w:val="Ttulo2"/>
+      </w:pPr>
+      <w:bookmarkStart w:id="11" w:name="_Toc242009830"/>
+      <w:r>
+        <w:t>HU09 — Gestionar calidades y sistemas productivos (E2)</w:t>
+      </w:r>
+      <w:bookmarkEnd w:id="11"/>
+    </w:p>
+    <w:p>
+      <w:pPr>
+        <w:pStyle w:val="Ttulo3"/>
+      </w:pPr>
+      <w:r>
+        <w:t>Definición</w:t>
+      </w:r>
+    </w:p>
+    <w:p>
+      <w:pPr>
+        <w:rPr>
+          <w:lang w:val="es-ES" w:eastAsia="es-ES"/>
+        </w:rPr>
+      </w:pPr>
+      <w:r>
+        <w:rPr>
+          <w:lang w:val="es-ES" w:eastAsia="es-ES"/>
+        </w:rPr>
+        <w:t>Como administrador quiero mantener los catálogos de calidades y de sistemas productivos para clasificar las tarjas según la calidad de la fruta y su forma de producción.</w:t>
+      </w:r>
+    </w:p>
+    <w:p>
+      <w:pPr>
+        <w:pStyle w:val="Ttulo3"/>
+      </w:pPr>
+      <w:r>
+        <w:t>Criterios de Aceptación</w:t>
+      </w:r>
+    </w:p>
+    <w:p>
+      <w:pPr>
+        <w:pStyle w:val="Prrafodelista"/>
+        <w:numPr>
+          <w:ilvl w:val="0"/>
+          <w:numId w:val="14"/>
+        </w:numPr>
+        <w:rPr>
+          <w:lang w:val="es-ES" w:eastAsia="es-ES"/>
+        </w:rPr>
+      </w:pPr>
+      <w:r>
+        <w:rPr>
+          <w:lang w:val="es-ES" w:eastAsia="es-ES"/>
+        </w:rPr>
+        <w:t>No se permiten nombres repetidos dentro de cada catálogo.</w:t>
+      </w:r>
+    </w:p>
+    <w:p>
+      <w:pPr>
+        <w:pStyle w:val="Prrafodelista"/>
+        <w:numPr>
+          <w:ilvl w:val="0"/>
+          <w:numId w:val="14"/>
+        </w:numPr>
+        <w:rPr>
+          <w:lang w:val="es-ES" w:eastAsia="es-ES"/>
+        </w:rPr>
+      </w:pPr>
+      <w:r>
+        <w:rPr>
+          <w:lang w:val="es-ES" w:eastAsia="es-ES"/>
+        </w:rPr>
+        <w:t>Una calidad o un sistema productivo desactivado no se ofrece en recepción, pero se conserva en las tarjas antiguas.</w:t>
+      </w:r>
+    </w:p>
+    <w:p>
+      <w:pPr>
+        <w:pStyle w:val="Ttulo2"/>
+      </w:pPr>
+      <w:bookmarkStart w:id="12" w:name="_Toc242009831"/>
+      <w:r>
+        <w:t>HU10 — Gestionar tipos de bandeja y embalajes (E2)</w:t>
+      </w:r>
+      <w:bookmarkEnd w:id="12"/>
+    </w:p>
+    <w:p>
+      <w:pPr>
+        <w:pStyle w:val="Ttulo3"/>
+      </w:pPr>
+      <w:r>
+        <w:t>Definición</w:t>
+      </w:r>
+    </w:p>
+    <w:p>
+      <w:pPr>
+        <w:rPr>
+          <w:lang w:val="es-ES" w:eastAsia="es-ES"/>
+        </w:rPr>
+      </w:pPr>
+      <w:r>
+        <w:rPr>
+          <w:lang w:val="es-ES" w:eastAsia="es-ES"/>
+        </w:rPr>
+        <w:t>Como administrador quiero mantener los tipos de bandeja con su peso (tara) y los embalajes con sus kilos por caja, para que el sistema calcule los kilos netos de la recepción y los kilos de salida del proceso.</w:t>
+      </w:r>
+    </w:p>
+    <w:p>
+      <w:pPr>
+        <w:pStyle w:val="Ttulo3"/>
+      </w:pPr>
+      <w:r>
+        <w:lastRenderedPageBreak/>
+        <w:t>Criterios de Aceptación</w:t>
+      </w:r>
+    </w:p>
+    <w:p>
+      <w:pPr>
+        <w:pStyle w:val="Prrafodelista"/>
+        <w:numPr>
+          <w:ilvl w:val="0"/>
+          <w:numId w:val="14"/>
+        </w:numPr>
+        <w:rPr>
+          <w:lang w:val="es-ES" w:eastAsia="es-ES"/>
+        </w:rPr>
+      </w:pPr>
+      <w:r>
+        <w:rPr>
+          <w:lang w:val="es-ES" w:eastAsia="es-ES"/>
+        </w:rPr>
+        <w:t>Cada tipo de bandeja tiene un nombre único y un peso de tara mayor que 0.</w:t>
+      </w:r>
+    </w:p>
+    <w:p>
+      <w:pPr>
+        <w:pStyle w:val="Prrafodelista"/>
+        <w:numPr>
+          <w:ilvl w:val="0"/>
+          <w:numId w:val="14"/>
+        </w:numPr>
+        <w:rPr>
+          <w:lang w:val="es-ES" w:eastAsia="es-ES"/>
+        </w:rPr>
+      </w:pPr>
+      <w:r>
+        <w:rPr>
+          <w:lang w:val="es-ES" w:eastAsia="es-ES"/>
+        </w:rPr>
+        <w:t>Un cambio de tara no altera los kilos de las tarjas ya registradas.</w:t>
+      </w:r>
+    </w:p>
+    <w:p>
+      <w:pPr>
+        <w:pStyle w:val="Prrafodelista"/>
+        <w:numPr>
+          <w:ilvl w:val="0"/>
+          <w:numId w:val="14"/>
+        </w:numPr>
+        <w:rPr>
+          <w:lang w:val="es-ES" w:eastAsia="es-ES"/>
+        </w:rPr>
+      </w:pPr>
+      <w:r>
+        <w:rPr>
+          <w:lang w:val="es-ES" w:eastAsia="es-ES"/>
+        </w:rPr>
+        <w:t>Un tipo de bandeja desactivado no se ofrece en recepción.</w:t>
+      </w:r>
+    </w:p>
+    <w:p>
+      <w:pPr>
+        <w:pStyle w:val="Prrafodelista"/>
+        <w:numPr>
+          <w:ilvl w:val="0"/>
+          <w:numId w:val="14"/>
+        </w:numPr>
+        <w:rPr>
+          <w:lang w:val="es-ES" w:eastAsia="es-ES"/>
+        </w:rPr>
+      </w:pPr>
+      <w:r>
+        <w:rPr>
+          <w:lang w:val="es-ES" w:eastAsia="es-ES"/>
+        </w:rPr>
+        <w:t>Cada embalaje tiene un nombre único y sus kilos por caja (por ejemplo, 1x10 kilos = 10). El embalaje a granel no tiene kilos por caja: su peso se ingresa en el proceso.</w:t>
+      </w:r>
+    </w:p>
+    <w:p>
+      <w:pPr>
+        <w:pStyle w:val="Prrafodelista"/>
+        <w:numPr>
+          <w:ilvl w:val="0"/>
+          <w:numId w:val="14"/>
+        </w:numPr>
+        <w:rPr>
+          <w:lang w:val="es-ES" w:eastAsia="es-ES"/>
+        </w:rPr>
+      </w:pPr>
+      <w:r>
+        <w:rPr>
+          <w:lang w:val="es-ES" w:eastAsia="es-ES"/>
+        </w:rPr>
+        <w:t>Un cambio en los kilos por caja no altera los procesos ya registrados.</w:t>
+      </w:r>
+    </w:p>
+    <w:p>
+      <w:pPr>
+        <w:pStyle w:val="Ttulo2"/>
+      </w:pPr>
+      <w:bookmarkStart w:id="13" w:name="_Toc242009832"/>
+      <w:r>
+        <w:t>HU11 — Seleccionar datos de catálogo en los formularios (E2)</w:t>
+      </w:r>
+      <w:bookmarkEnd w:id="13"/>
+    </w:p>
+    <w:p>
+      <w:pPr>
+        <w:pStyle w:val="Ttulo3"/>
+      </w:pPr>
+      <w:r>
+        <w:t>Definición</w:t>
+      </w:r>
+    </w:p>
+    <w:p>
+      <w:pPr>
+        <w:rPr>
+          <w:lang w:val="es-ES" w:eastAsia="es-ES"/>
+        </w:rPr>
+      </w:pPr>
+      <w:r>
+        <w:rPr>
+          <w:lang w:val="es-ES" w:eastAsia="es-ES"/>
+        </w:rPr>
+        <w:t>Como operador de recepción quiero elegir el productor, el sistema productivo, la especie, la variedad, la calidad y la bandeja desde listas para no digitar datos a mano ni cometer errores.</w:t>
+      </w:r>
+    </w:p>
+    <w:p>
+      <w:pPr>
+        <w:pStyle w:val="Ttulo3"/>
+      </w:pPr>
+      <w:r>
+        <w:t>Criterios de Aceptación</w:t>
+      </w:r>
+    </w:p>
+    <w:p>
+      <w:pPr>
+        <w:pStyle w:val="Prrafodelista"/>
+        <w:numPr>
+          <w:ilvl w:val="0"/>
+          <w:numId w:val="14"/>
+        </w:numPr>
+        <w:rPr>
+          <w:lang w:val="es-ES" w:eastAsia="es-ES"/>
+        </w:rPr>
+      </w:pPr>
+      <w:r>
+        <w:rPr>
+          <w:lang w:val="es-ES" w:eastAsia="es-ES"/>
+        </w:rPr>
+        <w:t>Las listas muestran solo los registros activos.</w:t>
+      </w:r>
+    </w:p>
+    <w:p>
+      <w:pPr>
+        <w:pStyle w:val="Prrafodelista"/>
+        <w:numPr>
+          <w:ilvl w:val="0"/>
+          <w:numId w:val="14"/>
+        </w:numPr>
+        <w:rPr>
+          <w:lang w:val="es-ES" w:eastAsia="es-ES"/>
+        </w:rPr>
+      </w:pPr>
+      <w:r>
+        <w:rPr>
+          <w:lang w:val="es-ES" w:eastAsia="es-ES"/>
+        </w:rPr>
+        <w:t>Al elegir una especie, la lista de variedades muestra solo las de esa especie.</w:t>
+      </w:r>
+    </w:p>
+    <w:p>
+      <w:pPr>
+        <w:pStyle w:val="Prrafodelista"/>
+        <w:numPr>
+          <w:ilvl w:val="0"/>
+          <w:numId w:val="14"/>
+        </w:numPr>
+        <w:rPr>
+          <w:lang w:val="es-ES" w:eastAsia="es-ES"/>
+        </w:rPr>
+      </w:pPr>
+      <w:r>
+        <w:rPr>
+          <w:lang w:val="es-ES" w:eastAsia="es-ES"/>
+        </w:rPr>
+        <w:t>Puedo buscar al productor por RUT o por nombre.</w:t>
+      </w:r>
+    </w:p>
+    <w:p>
+      <w:pPr>
+        <w:pStyle w:val="Ttulo2"/>
+      </w:pPr>
+      <w:bookmarkStart w:id="14" w:name="_Toc242009833"/>
+      <w:r>
+        <w:t>HU12 — Registrar una tarja de recepción (E3)</w:t>
+      </w:r>
+      <w:bookmarkEnd w:id="14"/>
+    </w:p>
+    <w:p>
+      <w:pPr>
+        <w:pStyle w:val="Ttulo3"/>
+      </w:pPr>
+      <w:r>
+        <w:t>Definición</w:t>
+      </w:r>
+    </w:p>
+    <w:p>
+      <w:pPr>
+        <w:rPr>
+          <w:lang w:val="es-ES" w:eastAsia="es-ES"/>
+        </w:rPr>
+      </w:pPr>
+      <w:r>
+        <w:rPr>
+          <w:lang w:val="es-ES" w:eastAsia="es-ES"/>
+        </w:rPr>
+        <w:t>Como operador de recepción quiero registrar una tarja por cada lote de fruta que entrega un productor, para dejar constancia de lo que entra a la planta.</w:t>
+      </w:r>
+    </w:p>
+    <w:p>
+      <w:pPr>
+        <w:pStyle w:val="Ttulo3"/>
+      </w:pPr>
+      <w:r>
+        <w:t>Criterios de Aceptación</w:t>
+      </w:r>
+    </w:p>
+    <w:p>
+      <w:pPr>
+        <w:pStyle w:val="Prrafodelista"/>
+        <w:numPr>
+          <w:ilvl w:val="0"/>
+          <w:numId w:val="14"/>
+        </w:numPr>
+        <w:rPr>
+          <w:lang w:val="es-ES" w:eastAsia="es-ES"/>
+        </w:rPr>
+      </w:pPr>
+      <w:r>
+        <w:rPr>
+          <w:lang w:val="es-ES" w:eastAsia="es-ES"/>
+        </w:rPr>
+        <w:t>La tarja registra productor, sistema productivo, especie, variedad, calidad, tipo y cantidad de bandejas, peso del pallet y peso de balanza.</w:t>
+      </w:r>
+    </w:p>
+    <w:p>
+      <w:pPr>
+        <w:pStyle w:val="Prrafodelista"/>
+        <w:numPr>
+          <w:ilvl w:val="0"/>
+          <w:numId w:val="14"/>
+        </w:numPr>
+        <w:rPr>
+          <w:lang w:val="es-ES" w:eastAsia="es-ES"/>
+        </w:rPr>
+      </w:pPr>
+      <w:r>
+        <w:rPr>
+          <w:lang w:val="es-ES" w:eastAsia="es-ES"/>
+        </w:rPr>
+        <w:t>La tarja, su entrada de bandejas y su registro de auditoría se guardan juntos o no se guarda ninguno (transacción).</w:t>
+      </w:r>
+    </w:p>
+    <w:p>
+      <w:pPr>
+        <w:pStyle w:val="Prrafodelista"/>
+        <w:numPr>
+          <w:ilvl w:val="0"/>
+          <w:numId w:val="14"/>
+        </w:numPr>
+        <w:rPr>
+          <w:lang w:val="es-ES" w:eastAsia="es-ES"/>
+        </w:rPr>
+      </w:pPr>
+      <w:r>
+        <w:rPr>
+          <w:lang w:val="es-ES" w:eastAsia="es-ES"/>
+        </w:rPr>
+        <w:t>El sistema avisa en el momento si falta un dato o si un peso está fuera de rango.</w:t>
+      </w:r>
+    </w:p>
+    <w:p>
+      <w:pPr>
+        <w:pStyle w:val="Prrafodelista"/>
+        <w:numPr>
+          <w:ilvl w:val="0"/>
+          <w:numId w:val="14"/>
+        </w:numPr>
+        <w:rPr>
+          <w:lang w:val="es-ES" w:eastAsia="es-ES"/>
+        </w:rPr>
+      </w:pPr>
+      <w:r>
+        <w:rPr>
+          <w:lang w:val="es-ES" w:eastAsia="es-ES"/>
+        </w:rPr>
+        <w:t>La tarja no necesita una guía. La guía que agrupa las tarjas de un productor queda fuera del PMV.</w:t>
+      </w:r>
+    </w:p>
+    <w:p>
+      <w:pPr>
+        <w:pStyle w:val="Prrafodelista"/>
+        <w:numPr>
+          <w:ilvl w:val="0"/>
+          <w:numId w:val="14"/>
+        </w:numPr>
+        <w:rPr>
+          <w:lang w:val="es-ES" w:eastAsia="es-ES"/>
+        </w:rPr>
+      </w:pPr>
+      <w:r>
+        <w:rPr>
+          <w:lang w:val="es-ES" w:eastAsia="es-ES"/>
+        </w:rPr>
+        <w:t>Solo pueden registrar tarjas el operador de recepción y el administrador.</w:t>
+      </w:r>
+    </w:p>
+    <w:p>
+      <w:pPr>
+        <w:pStyle w:val="Prrafodelista"/>
+        <w:numPr>
+          <w:ilvl w:val="0"/>
+          <w:numId w:val="14"/>
+        </w:numPr>
+        <w:rPr>
+          <w:lang w:val="es-ES" w:eastAsia="es-ES"/>
+        </w:rPr>
+      </w:pPr>
+      <w:r>
+        <w:rPr>
+          <w:lang w:val="es-ES" w:eastAsia="es-ES"/>
+        </w:rPr>
+        <w:t>Al pasar al campo siguiente, el cursor avanza solo.</w:t>
+      </w:r>
+    </w:p>
+    <w:p>
+      <w:pPr>
+        <w:pStyle w:val="Ttulo2"/>
+      </w:pPr>
+      <w:bookmarkStart w:id="15" w:name="_Toc242009834"/>
+      <w:r>
+        <w:t>HU13 — Numerar las tarjas automáticamente (E3)</w:t>
+      </w:r>
+      <w:bookmarkEnd w:id="15"/>
+    </w:p>
+    <w:p>
+      <w:pPr>
+        <w:pStyle w:val="Ttulo3"/>
+      </w:pPr>
+      <w:r>
+        <w:t>Definición</w:t>
+      </w:r>
+    </w:p>
+    <w:p>
+      <w:pPr>
+        <w:rPr>
+          <w:lang w:val="es-ES" w:eastAsia="es-ES"/>
+        </w:rPr>
+      </w:pPr>
+      <w:r>
+        <w:rPr>
+          <w:lang w:val="es-ES" w:eastAsia="es-ES"/>
+        </w:rPr>
+        <w:t>Como operador de recepción quiero que el sistema asigne el número de cada tarja para no llevar la numeración a mano.</w:t>
+      </w:r>
+    </w:p>
+    <w:p>
+      <w:pPr>
+        <w:pStyle w:val="Ttulo3"/>
+      </w:pPr>
+      <w:r>
+        <w:lastRenderedPageBreak/>
+        <w:t>Criterios de Aceptación</w:t>
+      </w:r>
+    </w:p>
+    <w:p>
+      <w:pPr>
+        <w:pStyle w:val="Prrafodelista"/>
+        <w:numPr>
+          <w:ilvl w:val="0"/>
+          <w:numId w:val="14"/>
+        </w:numPr>
+        <w:rPr>
+          <w:lang w:val="es-ES" w:eastAsia="es-ES"/>
+        </w:rPr>
+      </w:pPr>
+      <w:r>
+        <w:rPr>
+          <w:lang w:val="es-ES" w:eastAsia="es-ES"/>
+        </w:rPr>
+        <w:t>Cada tarja recibe un número correlativo único.</w:t>
+      </w:r>
+    </w:p>
+    <w:p>
+      <w:pPr>
+        <w:pStyle w:val="Prrafodelista"/>
+        <w:numPr>
+          <w:ilvl w:val="0"/>
+          <w:numId w:val="14"/>
+        </w:numPr>
+        <w:rPr>
+          <w:lang w:val="es-ES" w:eastAsia="es-ES"/>
+        </w:rPr>
+      </w:pPr>
+      <w:r>
+        <w:rPr>
+          <w:lang w:val="es-ES" w:eastAsia="es-ES"/>
+        </w:rPr>
+        <w:t>Dos operadores que registran al mismo tiempo nunca obtienen el mismo número.</w:t>
+      </w:r>
+    </w:p>
+    <w:p>
+      <w:pPr>
+        <w:pStyle w:val="Prrafodelista"/>
+        <w:numPr>
+          <w:ilvl w:val="0"/>
+          <w:numId w:val="14"/>
+        </w:numPr>
+        <w:rPr>
+          <w:lang w:val="es-ES" w:eastAsia="es-ES"/>
+        </w:rPr>
+      </w:pPr>
+      <w:r>
+        <w:rPr>
+          <w:lang w:val="es-ES" w:eastAsia="es-ES"/>
+        </w:rPr>
+        <w:t>Un número asignado no se reutiliza, aunque la tarja se anule.</w:t>
+      </w:r>
+    </w:p>
+    <w:p>
+      <w:pPr>
+        <w:pStyle w:val="Ttulo2"/>
+      </w:pPr>
+      <w:bookmarkStart w:id="16" w:name="_Toc242009835"/>
+      <w:r>
+        <w:t>HU14 — Calcular los kilos netos (E3)</w:t>
+      </w:r>
+      <w:bookmarkEnd w:id="16"/>
+    </w:p>
+    <w:p>
+      <w:pPr>
+        <w:pStyle w:val="Ttulo3"/>
+      </w:pPr>
+      <w:r>
+        <w:t>Definición</w:t>
+      </w:r>
+    </w:p>
+    <w:p>
+      <w:pPr>
+        <w:rPr>
+          <w:lang w:val="es-ES" w:eastAsia="es-ES"/>
+        </w:rPr>
+      </w:pPr>
+      <w:r>
+        <w:rPr>
+          <w:lang w:val="es-ES" w:eastAsia="es-ES"/>
+        </w:rPr>
+        <w:t>Como operador de recepción quiero que el sistema calcule los kilos netos de cada tarja para no hacer cálculos a mano.</w:t>
+      </w:r>
+    </w:p>
+    <w:p>
+      <w:pPr>
+        <w:pStyle w:val="Ttulo3"/>
+      </w:pPr>
+      <w:r>
+        <w:t>Criterios de Aceptación</w:t>
+      </w:r>
+    </w:p>
+    <w:p>
+      <w:pPr>
+        <w:pStyle w:val="Prrafodelista"/>
+        <w:numPr>
+          <w:ilvl w:val="0"/>
+          <w:numId w:val="14"/>
+        </w:numPr>
+        <w:rPr>
+          <w:lang w:val="es-ES" w:eastAsia="es-ES"/>
+        </w:rPr>
+      </w:pPr>
+      <w:r>
+        <w:rPr>
+          <w:lang w:val="es-ES" w:eastAsia="es-ES"/>
+        </w:rPr>
+        <w:t>Kilos netos = kilos brutos − (cantidad de bandejas × tara del tipo de bandeja) − peso del pallet, redondeado a entero, igual que el legado.</w:t>
+      </w:r>
+    </w:p>
+    <w:p>
+      <w:pPr>
+        <w:pStyle w:val="Prrafodelista"/>
+        <w:numPr>
+          <w:ilvl w:val="0"/>
+          <w:numId w:val="14"/>
+        </w:numPr>
+        <w:rPr>
+          <w:lang w:val="es-ES" w:eastAsia="es-ES"/>
+        </w:rPr>
+      </w:pPr>
+      <w:r>
+        <w:rPr>
+          <w:lang w:val="es-ES" w:eastAsia="es-ES"/>
+        </w:rPr>
+        <w:t>El resultado no puede ser negativo ni cero.</w:t>
+      </w:r>
+    </w:p>
+    <w:p>
+      <w:pPr>
+        <w:pStyle w:val="Prrafodelista"/>
+        <w:numPr>
+          <w:ilvl w:val="0"/>
+          <w:numId w:val="14"/>
+        </w:numPr>
+        <w:rPr>
+          <w:lang w:val="es-ES" w:eastAsia="es-ES"/>
+        </w:rPr>
+      </w:pPr>
+      <w:r>
+        <w:rPr>
+          <w:lang w:val="es-ES" w:eastAsia="es-ES"/>
+        </w:rPr>
+        <w:t>El cálculo se muestra antes de guardar, junto con los kilos promedio por bandeja (kilos netos ÷ cantidad de bandejas, con 2 decimales).</w:t>
+      </w:r>
+    </w:p>
+    <w:p>
+      <w:pPr>
+        <w:pStyle w:val="Prrafodelista"/>
+        <w:numPr>
+          <w:ilvl w:val="0"/>
+          <w:numId w:val="14"/>
+        </w:numPr>
+        <w:rPr>
+          <w:lang w:val="es-ES" w:eastAsia="es-ES"/>
+        </w:rPr>
+      </w:pPr>
+      <w:r>
+        <w:rPr>
+          <w:lang w:val="es-ES" w:eastAsia="es-ES"/>
+        </w:rPr>
+        <w:t>La tarja guarda la tara con la que se calculó, para no depender de cambios posteriores en el catálogo.</w:t>
+      </w:r>
+    </w:p>
+    <w:p>
+      <w:pPr>
+        <w:pStyle w:val="Ttulo2"/>
+      </w:pPr>
+      <w:bookmarkStart w:id="17" w:name="_Toc242009836"/>
+      <w:r>
+        <w:t>HU15 — Controlar el stock de bandejas (E3)</w:t>
+      </w:r>
+      <w:bookmarkEnd w:id="17"/>
+    </w:p>
+    <w:p>
+      <w:pPr>
+        <w:pStyle w:val="Ttulo3"/>
+      </w:pPr>
+      <w:r>
+        <w:t>Definición</w:t>
+      </w:r>
+    </w:p>
+    <w:p>
+      <w:pPr>
+        <w:rPr>
+          <w:lang w:val="es-ES" w:eastAsia="es-ES"/>
+        </w:rPr>
+      </w:pPr>
+      <w:r>
+        <w:rPr>
+          <w:lang w:val="es-ES" w:eastAsia="es-ES"/>
+        </w:rPr>
+        <w:t>Como operador de recepción quiero que el stock de bandejas se actualice con cada tarja para saber cuántas bandejas tiene cada productor.</w:t>
+      </w:r>
+    </w:p>
+    <w:p>
+      <w:pPr>
+        <w:pStyle w:val="Ttulo3"/>
+      </w:pPr>
+      <w:r>
+        <w:t>Criterios de Aceptación</w:t>
+      </w:r>
+    </w:p>
+    <w:p>
+      <w:pPr>
+        <w:pStyle w:val="Prrafodelista"/>
+        <w:numPr>
+          <w:ilvl w:val="0"/>
+          <w:numId w:val="14"/>
+        </w:numPr>
+        <w:rPr>
+          <w:lang w:val="es-ES" w:eastAsia="es-ES"/>
+        </w:rPr>
+      </w:pPr>
+      <w:r>
+        <w:rPr>
+          <w:lang w:val="es-ES" w:eastAsia="es-ES"/>
+        </w:rPr>
+        <w:t>Cada tarja registra una entrada de bandejas por tipo y productor. Si la tarja se anula, su entrada deja de sumar al saldo (HU24).</w:t>
+      </w:r>
+    </w:p>
+    <w:p>
+      <w:pPr>
+        <w:pStyle w:val="Prrafodelista"/>
+        <w:numPr>
+          <w:ilvl w:val="0"/>
+          <w:numId w:val="14"/>
+        </w:numPr>
+        <w:rPr>
+          <w:lang w:val="es-ES" w:eastAsia="es-ES"/>
+        </w:rPr>
+      </w:pPr>
+      <w:r>
+        <w:rPr>
+          <w:lang w:val="es-ES" w:eastAsia="es-ES"/>
+        </w:rPr>
+        <w:t>El movimiento se guarda en la misma transacción que la tarja.</w:t>
+      </w:r>
+    </w:p>
+    <w:p>
+      <w:pPr>
+        <w:pStyle w:val="Prrafodelista"/>
+        <w:numPr>
+          <w:ilvl w:val="0"/>
+          <w:numId w:val="14"/>
+        </w:numPr>
+        <w:rPr>
+          <w:lang w:val="es-ES" w:eastAsia="es-ES"/>
+        </w:rPr>
+      </w:pPr>
+      <w:r>
+        <w:rPr>
+          <w:lang w:val="es-ES" w:eastAsia="es-ES"/>
+        </w:rPr>
+        <w:t>Puedo consultar el saldo de bandejas de un productor por tipo de bandeja.</w:t>
+      </w:r>
+    </w:p>
+    <w:p>
+      <w:pPr>
+        <w:pStyle w:val="Prrafodelista"/>
+        <w:numPr>
+          <w:ilvl w:val="0"/>
+          <w:numId w:val="14"/>
+        </w:numPr>
+        <w:rPr>
+          <w:lang w:val="es-ES" w:eastAsia="es-ES"/>
+        </w:rPr>
+      </w:pPr>
+      <w:r>
+        <w:rPr>
+          <w:lang w:val="es-ES" w:eastAsia="es-ES"/>
+        </w:rPr>
+        <w:t>En el PMV solo se registran entradas. Las salidas (devoluciones al productor) se registran al generar la guía de recepción, que es trabajo posterior al PMV. Mientras tanto, el saldo muestra las bandejas recibidas.</w:t>
+      </w:r>
+    </w:p>
+    <w:p>
+      <w:pPr>
+        <w:pStyle w:val="Prrafodelista"/>
+        <w:numPr>
+          <w:ilvl w:val="0"/>
+          <w:numId w:val="14"/>
+        </w:numPr>
+        <w:rPr>
+          <w:lang w:val="es-ES" w:eastAsia="es-ES"/>
+        </w:rPr>
+      </w:pPr>
+      <w:r>
+        <w:rPr>
+          <w:lang w:val="es-ES" w:eastAsia="es-ES"/>
+        </w:rPr>
+        <w:t>Regla para cuando exista la guía: saldo = entradas − salidas. La salida no se limita al saldo. Si el productor se lleva más bandejas de las que trajo, su saldo queda negativo (sacó bandejas de la empresa). Si se lleva menos, queda con bandejas a su favor.</w:t>
+      </w:r>
+    </w:p>
+    <w:p>
+      <w:pPr>
+        <w:pStyle w:val="Ttulo2"/>
+      </w:pPr>
+      <w:bookmarkStart w:id="18" w:name="_Toc242009837"/>
+      <w:r>
+        <w:lastRenderedPageBreak/>
+        <w:t>HU16 — Imprimir la tarja (E3)</w:t>
+      </w:r>
+      <w:bookmarkEnd w:id="18"/>
+    </w:p>
+    <w:p>
+      <w:pPr>
+        <w:pStyle w:val="Ttulo3"/>
+      </w:pPr>
+      <w:r>
+        <w:t>Definición</w:t>
+      </w:r>
+    </w:p>
+    <w:p>
+      <w:pPr>
+        <w:rPr>
+          <w:lang w:val="es-ES" w:eastAsia="es-ES"/>
+        </w:rPr>
+      </w:pPr>
+      <w:r>
+        <w:rPr>
+          <w:lang w:val="es-ES" w:eastAsia="es-ES"/>
+        </w:rPr>
+        <w:t>Como operador de recepción quiero imprimir la tarja al terminar el registro para identificar físicamente la fruta recibida.</w:t>
+      </w:r>
+    </w:p>
+    <w:p>
+      <w:pPr>
+        <w:pStyle w:val="Ttulo3"/>
+      </w:pPr>
+      <w:r>
+        <w:t>Criterios de Aceptación</w:t>
+      </w:r>
+    </w:p>
+    <w:p>
+      <w:pPr>
+        <w:pStyle w:val="Prrafodelista"/>
+        <w:numPr>
+          <w:ilvl w:val="0"/>
+          <w:numId w:val="14"/>
+        </w:numPr>
+        <w:rPr>
+          <w:lang w:val="es-ES" w:eastAsia="es-ES"/>
+        </w:rPr>
+      </w:pPr>
+      <w:r>
+        <w:rPr>
+          <w:lang w:val="es-ES" w:eastAsia="es-ES"/>
+        </w:rPr>
+        <w:t>La tarja impresa muestra número, productor, sistema productivo, especie, variedad, calidad, tipo y cantidad de bandejas, kilos brutos, kilos netos, kilos promedio por bandeja y fecha.</w:t>
+      </w:r>
+    </w:p>
+    <w:p>
+      <w:pPr>
+        <w:pStyle w:val="Prrafodelista"/>
+        <w:numPr>
+          <w:ilvl w:val="0"/>
+          <w:numId w:val="14"/>
+        </w:numPr>
+        <w:rPr>
+          <w:lang w:val="es-ES" w:eastAsia="es-ES"/>
+        </w:rPr>
+      </w:pPr>
+      <w:r>
+        <w:rPr>
+          <w:lang w:val="es-ES" w:eastAsia="es-ES"/>
+        </w:rPr>
+        <w:t>Solo se puede imprimir una tarja que ya se guardó.</w:t>
+      </w:r>
+    </w:p>
+    <w:p>
+      <w:pPr>
+        <w:pStyle w:val="Prrafodelista"/>
+        <w:numPr>
+          <w:ilvl w:val="0"/>
+          <w:numId w:val="14"/>
+        </w:numPr>
+        <w:rPr>
+          <w:lang w:val="es-ES" w:eastAsia="es-ES"/>
+        </w:rPr>
+      </w:pPr>
+      <w:r>
+        <w:rPr>
+          <w:lang w:val="es-ES" w:eastAsia="es-ES"/>
+        </w:rPr>
+        <w:t>Puedo reimprimir una tarja, y la reimpresión queda registrada.</w:t>
+      </w:r>
+    </w:p>
+    <w:p>
+      <w:pPr>
+        <w:pStyle w:val="Ttulo2"/>
+      </w:pPr>
+      <w:bookmarkStart w:id="19" w:name="_Toc242009838"/>
+      <w:r>
+        <w:t>HU17 — Consultar tarjas (E3)</w:t>
+      </w:r>
+      <w:bookmarkEnd w:id="19"/>
+    </w:p>
+    <w:p>
+      <w:pPr>
+        <w:pStyle w:val="Ttulo3"/>
+      </w:pPr>
+      <w:r>
+        <w:t>Definición</w:t>
+      </w:r>
+    </w:p>
+    <w:p>
+      <w:pPr>
+        <w:rPr>
+          <w:lang w:val="es-ES" w:eastAsia="es-ES"/>
+        </w:rPr>
+      </w:pPr>
+      <w:r>
+        <w:rPr>
+          <w:lang w:val="es-ES" w:eastAsia="es-ES"/>
+        </w:rPr>
+        <w:t>Como operador de recepción quiero buscar tarjas por número, productor o fecha para revisar lo que se recibió.</w:t>
+      </w:r>
+    </w:p>
+    <w:p>
+      <w:pPr>
+        <w:pStyle w:val="Ttulo3"/>
+      </w:pPr>
+      <w:r>
+        <w:t>Criterios de Aceptación</w:t>
+      </w:r>
+    </w:p>
+    <w:p>
+      <w:pPr>
+        <w:pStyle w:val="Prrafodelista"/>
+        <w:numPr>
+          <w:ilvl w:val="0"/>
+          <w:numId w:val="14"/>
+        </w:numPr>
+        <w:rPr>
+          <w:lang w:val="es-ES" w:eastAsia="es-ES"/>
+        </w:rPr>
+      </w:pPr>
+      <w:r>
+        <w:rPr>
+          <w:lang w:val="es-ES" w:eastAsia="es-ES"/>
+        </w:rPr>
+        <w:t>Puedo filtrar por número de tarja, productor, rango de fechas y estado.</w:t>
+      </w:r>
+    </w:p>
+    <w:p>
+      <w:pPr>
+        <w:pStyle w:val="Prrafodelista"/>
+        <w:numPr>
+          <w:ilvl w:val="0"/>
+          <w:numId w:val="14"/>
+        </w:numPr>
+        <w:rPr>
+          <w:lang w:val="es-ES" w:eastAsia="es-ES"/>
+        </w:rPr>
+      </w:pPr>
+      <w:r>
+        <w:rPr>
+          <w:lang w:val="es-ES" w:eastAsia="es-ES"/>
+        </w:rPr>
+        <w:t>El detalle muestra los datos completos de la tarja, los kilos ya procesados y los kilos pendientes.</w:t>
+      </w:r>
+    </w:p>
+    <w:p>
+      <w:pPr>
+        <w:pStyle w:val="Ttulo2"/>
+      </w:pPr>
+      <w:bookmarkStart w:id="20" w:name="_Toc242009839"/>
+      <w:r>
+        <w:t>HU18 — Registrar el procesamiento de tarjas (E4)</w:t>
+      </w:r>
+      <w:bookmarkEnd w:id="20"/>
+    </w:p>
+    <w:p>
+      <w:pPr>
+        <w:pStyle w:val="Ttulo3"/>
+      </w:pPr>
+      <w:r>
+        <w:t>Definición</w:t>
+      </w:r>
+    </w:p>
+    <w:p>
+      <w:pPr>
+        <w:rPr>
+          <w:lang w:val="es-ES" w:eastAsia="es-ES"/>
+        </w:rPr>
+      </w:pPr>
+      <w:r>
+        <w:rPr>
+          <w:lang w:val="es-ES" w:eastAsia="es-ES"/>
+        </w:rPr>
+        <w:t>Como operador de proceso quiero registrar qué tarjas entran a proceso y cuánto se obtiene de ellas para conocer el resultado de la línea.</w:t>
+      </w:r>
+    </w:p>
+    <w:p>
+      <w:pPr>
+        <w:pStyle w:val="Ttulo3"/>
+      </w:pPr>
+      <w:r>
+        <w:t>Criterios de Aceptación</w:t>
+      </w:r>
+    </w:p>
+    <w:p>
+      <w:pPr>
+        <w:pStyle w:val="Prrafodelista"/>
+        <w:numPr>
+          <w:ilvl w:val="0"/>
+          <w:numId w:val="14"/>
+        </w:numPr>
+        <w:rPr>
+          <w:lang w:val="es-ES" w:eastAsia="es-ES"/>
+        </w:rPr>
+      </w:pPr>
+      <w:r>
+        <w:rPr>
+          <w:lang w:val="es-ES" w:eastAsia="es-ES"/>
+        </w:rPr>
+        <w:t>El sistema asigna el folio del proceso (P + número correlativo, por ejemplo P123), único y sin repetirse aunque dos operadores guarden al mismo tiempo.</w:t>
+      </w:r>
+    </w:p>
+    <w:p>
+      <w:pPr>
+        <w:pStyle w:val="Prrafodelista"/>
+        <w:numPr>
+          <w:ilvl w:val="0"/>
+          <w:numId w:val="14"/>
+        </w:numPr>
+        <w:rPr>
+          <w:lang w:val="es-ES" w:eastAsia="es-ES"/>
+        </w:rPr>
+      </w:pPr>
+      <w:r>
+        <w:rPr>
+          <w:lang w:val="es-ES" w:eastAsia="es-ES"/>
+        </w:rPr>
+        <w:t>Registro la fecha de elaboración, el embalaje y, por cada tarja, los kilos procesados y la cantidad de cajas.</w:t>
+      </w:r>
+    </w:p>
+    <w:p>
+      <w:pPr>
+        <w:pStyle w:val="Prrafodelista"/>
+        <w:numPr>
+          <w:ilvl w:val="0"/>
+          <w:numId w:val="14"/>
+        </w:numPr>
+        <w:rPr>
+          <w:lang w:val="es-ES" w:eastAsia="es-ES"/>
+        </w:rPr>
+      </w:pPr>
+      <w:r>
+        <w:rPr>
+          <w:lang w:val="es-ES" w:eastAsia="es-ES"/>
+        </w:rPr>
+        <w:t>Solo puedo elegir tarjas con kilos pendientes (estado "recepcionada" o "parcial"), y el sistema me muestra cuántos kilos le quedan a cada una.</w:t>
+      </w:r>
+    </w:p>
+    <w:p>
+      <w:pPr>
+        <w:pStyle w:val="Prrafodelista"/>
+        <w:numPr>
+          <w:ilvl w:val="0"/>
+          <w:numId w:val="14"/>
+        </w:numPr>
+        <w:rPr>
+          <w:lang w:val="es-ES" w:eastAsia="es-ES"/>
+        </w:rPr>
+      </w:pPr>
+      <w:r>
+        <w:rPr>
+          <w:lang w:val="es-ES" w:eastAsia="es-ES"/>
+        </w:rPr>
+        <w:t>Puedo procesar solo una parte de los kilos de una tarja. El resto queda disponible para otro proceso. La suma de lo procesado de una tarja, en sus procesos no anulados, nunca supera sus kilos netos.</w:t>
+      </w:r>
+    </w:p>
+    <w:p>
+      <w:pPr>
+        <w:pStyle w:val="Prrafodelista"/>
+        <w:numPr>
+          <w:ilvl w:val="0"/>
+          <w:numId w:val="14"/>
+        </w:numPr>
+        <w:rPr>
+          <w:lang w:val="es-ES" w:eastAsia="es-ES"/>
+        </w:rPr>
+      </w:pPr>
+      <w:r>
+        <w:rPr>
+          <w:lang w:val="es-ES" w:eastAsia="es-ES"/>
+        </w:rPr>
+        <w:t>Al guardar el proceso, cada tarja pasa a "parcial" o "procesada" según sus kilos pendientes, en la misma transacción.</w:t>
+      </w:r>
+    </w:p>
+    <w:p>
+      <w:pPr>
+        <w:pStyle w:val="Prrafodelista"/>
+        <w:numPr>
+          <w:ilvl w:val="0"/>
+          <w:numId w:val="14"/>
+        </w:numPr>
+        <w:rPr>
+          <w:lang w:val="es-ES" w:eastAsia="es-ES"/>
+        </w:rPr>
+      </w:pPr>
+      <w:r>
+        <w:rPr>
+          <w:lang w:val="es-ES" w:eastAsia="es-ES"/>
+        </w:rPr>
+        <w:lastRenderedPageBreak/>
+        <w:t>Lo procesado queda vinculado a su tarja y a su productor.</w:t>
+      </w:r>
+    </w:p>
+    <w:p>
+      <w:pPr>
+        <w:pStyle w:val="Ttulo2"/>
+      </w:pPr>
+      <w:bookmarkStart w:id="21" w:name="_Toc242009840"/>
+      <w:r>
+        <w:t>HU19 — Calcular el rendimiento y la merma (E4)</w:t>
+      </w:r>
+      <w:bookmarkEnd w:id="21"/>
+    </w:p>
+    <w:p>
+      <w:pPr>
+        <w:pStyle w:val="Ttulo3"/>
+      </w:pPr>
+      <w:r>
+        <w:t>Definición</w:t>
+      </w:r>
+    </w:p>
+    <w:p>
+      <w:pPr>
+        <w:rPr>
+          <w:lang w:val="es-ES" w:eastAsia="es-ES"/>
+        </w:rPr>
+      </w:pPr>
+      <w:r>
+        <w:rPr>
+          <w:lang w:val="es-ES" w:eastAsia="es-ES"/>
+        </w:rPr>
+        <w:t>Como operador de proceso quiero que el sistema calcule el rendimiento y la merma de cada proceso para no usar planillas aparte.</w:t>
+      </w:r>
+    </w:p>
+    <w:p>
+      <w:pPr>
+        <w:pStyle w:val="Ttulo3"/>
+      </w:pPr>
+      <w:r>
+        <w:t>Criterios de Aceptación</w:t>
+      </w:r>
+    </w:p>
+    <w:p>
+      <w:pPr>
+        <w:pStyle w:val="Prrafodelista"/>
+        <w:numPr>
+          <w:ilvl w:val="0"/>
+          <w:numId w:val="14"/>
+        </w:numPr>
+        <w:rPr>
+          <w:lang w:val="es-ES" w:eastAsia="es-ES"/>
+        </w:rPr>
+      </w:pPr>
+      <w:r>
+        <w:rPr>
+          <w:lang w:val="es-ES" w:eastAsia="es-ES"/>
+        </w:rPr>
+        <w:t>Kilos de entrada = suma de los kilos procesados de las tarjas del proceso.</w:t>
+      </w:r>
+    </w:p>
+    <w:p>
+      <w:pPr>
+        <w:pStyle w:val="Prrafodelista"/>
+        <w:numPr>
+          <w:ilvl w:val="0"/>
+          <w:numId w:val="14"/>
+        </w:numPr>
+        <w:rPr>
+          <w:lang w:val="es-ES" w:eastAsia="es-ES"/>
+        </w:rPr>
+      </w:pPr>
+      <w:r>
+        <w:rPr>
+          <w:lang w:val="es-ES" w:eastAsia="es-ES"/>
+        </w:rPr>
+        <w:t>Kilos de salida = cantidad de cajas × kilos por caja del embalaje. A granel, los kilos se ingresan a mano.</w:t>
+      </w:r>
+    </w:p>
+    <w:p>
+      <w:pPr>
+        <w:pStyle w:val="Prrafodelista"/>
+        <w:numPr>
+          <w:ilvl w:val="0"/>
+          <w:numId w:val="14"/>
+        </w:numPr>
+        <w:rPr>
+          <w:lang w:val="es-ES" w:eastAsia="es-ES"/>
+        </w:rPr>
+      </w:pPr>
+      <w:r>
+        <w:rPr>
+          <w:lang w:val="es-ES" w:eastAsia="es-ES"/>
+        </w:rPr>
+        <w:t>Merma = kilos de entrada − kilos de salida.</w:t>
+      </w:r>
+    </w:p>
+    <w:p>
+      <w:pPr>
+        <w:pStyle w:val="Prrafodelista"/>
+        <w:numPr>
+          <w:ilvl w:val="0"/>
+          <w:numId w:val="14"/>
+        </w:numPr>
+        <w:rPr>
+          <w:lang w:val="es-ES" w:eastAsia="es-ES"/>
+        </w:rPr>
+      </w:pPr>
+      <w:r>
+        <w:rPr>
+          <w:lang w:val="es-ES" w:eastAsia="es-ES"/>
+        </w:rPr>
+        <w:t>Rendimiento (%) = kilos de salida ÷ kilos de entrada × 100.</w:t>
+      </w:r>
+    </w:p>
+    <w:p>
+      <w:pPr>
+        <w:pStyle w:val="Prrafodelista"/>
+        <w:numPr>
+          <w:ilvl w:val="0"/>
+          <w:numId w:val="14"/>
+        </w:numPr>
+        <w:rPr>
+          <w:lang w:val="es-ES" w:eastAsia="es-ES"/>
+        </w:rPr>
+      </w:pPr>
+      <w:r>
+        <w:rPr>
+          <w:lang w:val="es-ES" w:eastAsia="es-ES"/>
+        </w:rPr>
+        <w:t>Los kilos de salida no pueden ser mayores que los de entrada.</w:t>
+      </w:r>
+    </w:p>
+    <w:p>
+      <w:pPr>
+        <w:pStyle w:val="Prrafodelista"/>
+        <w:numPr>
+          <w:ilvl w:val="0"/>
+          <w:numId w:val="14"/>
+        </w:numPr>
+        <w:rPr>
+          <w:lang w:val="es-ES" w:eastAsia="es-ES"/>
+        </w:rPr>
+      </w:pPr>
+      <w:r>
+        <w:rPr>
+          <w:lang w:val="es-ES" w:eastAsia="es-ES"/>
+        </w:rPr>
+        <w:t>Por confirmar con la planta: cómo se miden los kilos de entrada de cada tarja, ya que si se calculan con las cajas la merma siempre da 0.</w:t>
+      </w:r>
+    </w:p>
+    <w:p>
+      <w:pPr>
+        <w:pStyle w:val="Ttulo2"/>
+      </w:pPr>
+      <w:bookmarkStart w:id="22" w:name="_Toc242009841"/>
+      <w:r>
+        <w:t>HU20 — Editar una tarja después de impresa (E4)</w:t>
+      </w:r>
+      <w:bookmarkEnd w:id="22"/>
+    </w:p>
+    <w:p>
+      <w:pPr>
+        <w:pStyle w:val="Ttulo3"/>
+      </w:pPr>
+      <w:r>
+        <w:t>Definición</w:t>
+      </w:r>
+    </w:p>
+    <w:p>
+      <w:pPr>
+        <w:rPr>
+          <w:lang w:val="es-ES" w:eastAsia="es-ES"/>
+        </w:rPr>
+      </w:pPr>
+      <w:r>
+        <w:rPr>
+          <w:lang w:val="es-ES" w:eastAsia="es-ES"/>
+        </w:rPr>
+        <w:t>Como operador de recepción o administrador quiero corregir una tarja ya impresa para arreglar errores de digitación sin perder el registro original.</w:t>
+      </w:r>
+    </w:p>
+    <w:p>
+      <w:pPr>
+        <w:pStyle w:val="Ttulo3"/>
+      </w:pPr>
+      <w:r>
+        <w:t>Criterios de Aceptación</w:t>
+      </w:r>
+    </w:p>
+    <w:p>
+      <w:pPr>
+        <w:pStyle w:val="Prrafodelista"/>
+        <w:numPr>
+          <w:ilvl w:val="0"/>
+          <w:numId w:val="14"/>
+        </w:numPr>
+        <w:rPr>
+          <w:lang w:val="es-ES" w:eastAsia="es-ES"/>
+        </w:rPr>
+      </w:pPr>
+      <w:r>
+        <w:rPr>
+          <w:lang w:val="es-ES" w:eastAsia="es-ES"/>
+        </w:rPr>
+        <w:t>Solo el operador de recepción y el administrador pueden editarla; la gerencia no, aunque tenga más rango.</w:t>
+      </w:r>
+    </w:p>
+    <w:p>
+      <w:pPr>
+        <w:pStyle w:val="Prrafodelista"/>
+        <w:numPr>
+          <w:ilvl w:val="0"/>
+          <w:numId w:val="14"/>
+        </w:numPr>
+        <w:rPr>
+          <w:lang w:val="es-ES" w:eastAsia="es-ES"/>
+        </w:rPr>
+      </w:pPr>
+      <w:r>
+        <w:rPr>
+          <w:lang w:val="es-ES" w:eastAsia="es-ES"/>
+        </w:rPr>
+        <w:t>Es obligatorio indicar el motivo del cambio.</w:t>
+      </w:r>
+    </w:p>
+    <w:p>
+      <w:pPr>
+        <w:pStyle w:val="Prrafodelista"/>
+        <w:numPr>
+          <w:ilvl w:val="0"/>
+          <w:numId w:val="14"/>
+        </w:numPr>
+        <w:rPr>
+          <w:lang w:val="es-ES" w:eastAsia="es-ES"/>
+        </w:rPr>
+      </w:pPr>
+      <w:r>
+        <w:rPr>
+          <w:lang w:val="es-ES" w:eastAsia="es-ES"/>
+        </w:rPr>
+        <w:t>No se puede editar una tarja que ya tiene kilos procesados (estado "parcial" o "procesada") ni una tarja anulada.</w:t>
+      </w:r>
+    </w:p>
+    <w:p>
+      <w:pPr>
+        <w:pStyle w:val="Prrafodelista"/>
+        <w:numPr>
+          <w:ilvl w:val="0"/>
+          <w:numId w:val="14"/>
+        </w:numPr>
+        <w:rPr>
+          <w:lang w:val="es-ES" w:eastAsia="es-ES"/>
+        </w:rPr>
+      </w:pPr>
+      <w:r>
+        <w:rPr>
+          <w:lang w:val="es-ES" w:eastAsia="es-ES"/>
+        </w:rPr>
+        <w:t>Al editarla, los kilos netos se recalculan con la tara guardada en la propia tarja.</w:t>
+      </w:r>
+    </w:p>
+    <w:p>
+      <w:pPr>
+        <w:pStyle w:val="Prrafodelista"/>
+        <w:numPr>
+          <w:ilvl w:val="0"/>
+          <w:numId w:val="14"/>
+        </w:numPr>
+        <w:rPr>
+          <w:lang w:val="es-ES" w:eastAsia="es-ES"/>
+        </w:rPr>
+      </w:pPr>
+      <w:r>
+        <w:rPr>
+          <w:lang w:val="es-ES" w:eastAsia="es-ES"/>
+        </w:rPr>
+        <w:t>Cada edición guarda en la auditoría los valores de antes y después.</w:t>
+      </w:r>
+    </w:p>
+    <w:p>
+      <w:pPr>
+        <w:pStyle w:val="Ttulo2"/>
+      </w:pPr>
+      <w:bookmarkStart w:id="23" w:name="_Toc242009842"/>
+      <w:r>
+        <w:t>HU21 — Registrar la auditoría automáticamente (E4)</w:t>
+      </w:r>
+      <w:bookmarkEnd w:id="23"/>
+    </w:p>
+    <w:p>
+      <w:pPr>
+        <w:pStyle w:val="Ttulo3"/>
+      </w:pPr>
+      <w:r>
+        <w:t>Definición</w:t>
+      </w:r>
+    </w:p>
+    <w:p>
+      <w:pPr>
+        <w:rPr>
+          <w:lang w:val="es-ES" w:eastAsia="es-ES"/>
+        </w:rPr>
+      </w:pPr>
+      <w:r>
+        <w:rPr>
+          <w:lang w:val="es-ES" w:eastAsia="es-ES"/>
+        </w:rPr>
+        <w:t>Como administrador quiero que el sistema registre solo cada cambio en la información crítica para saber quién cambió qué y cuándo.</w:t>
+      </w:r>
+    </w:p>
+    <w:p>
+      <w:pPr>
+        <w:pStyle w:val="Ttulo3"/>
+      </w:pPr>
+      <w:r>
+        <w:t>Criterios de Aceptación</w:t>
+      </w:r>
+    </w:p>
+    <w:p>
+      <w:pPr>
+        <w:pStyle w:val="Prrafodelista"/>
+        <w:numPr>
+          <w:ilvl w:val="0"/>
+          <w:numId w:val="14"/>
+        </w:numPr>
+        <w:rPr>
+          <w:lang w:val="es-ES" w:eastAsia="es-ES"/>
+        </w:rPr>
+      </w:pPr>
+      <w:r>
+        <w:rPr>
+          <w:lang w:val="es-ES" w:eastAsia="es-ES"/>
+        </w:rPr>
+        <w:t>Se registran el usuario, la fecha y hora, la tabla, el registro, la acción y los valores de antes y después.</w:t>
+      </w:r>
+    </w:p>
+    <w:p>
+      <w:pPr>
+        <w:pStyle w:val="Prrafodelista"/>
+        <w:numPr>
+          <w:ilvl w:val="0"/>
+          <w:numId w:val="14"/>
+        </w:numPr>
+        <w:rPr>
+          <w:lang w:val="es-ES" w:eastAsia="es-ES"/>
+        </w:rPr>
+      </w:pPr>
+      <w:r>
+        <w:rPr>
+          <w:lang w:val="es-ES" w:eastAsia="es-ES"/>
+        </w:rPr>
+        <w:lastRenderedPageBreak/>
+        <w:t>La auditoría se guarda en la misma transacción que el cambio: si el cambio falla, no queda registro de auditoría.</w:t>
+      </w:r>
+    </w:p>
+    <w:p>
+      <w:pPr>
+        <w:pStyle w:val="Prrafodelista"/>
+        <w:numPr>
+          <w:ilvl w:val="0"/>
+          <w:numId w:val="14"/>
+        </w:numPr>
+        <w:rPr>
+          <w:lang w:val="es-ES" w:eastAsia="es-ES"/>
+        </w:rPr>
+      </w:pPr>
+      <w:r>
+        <w:rPr>
+          <w:lang w:val="es-ES" w:eastAsia="es-ES"/>
+        </w:rPr>
+        <w:t>Nadie puede editar ni borrar los registros de auditoría desde el sistema.</w:t>
+      </w:r>
+    </w:p>
+    <w:p>
+      <w:pPr>
+        <w:pStyle w:val="Prrafodelista"/>
+        <w:numPr>
+          <w:ilvl w:val="0"/>
+          <w:numId w:val="14"/>
+        </w:numPr>
+        <w:rPr>
+          <w:lang w:val="es-ES" w:eastAsia="es-ES"/>
+        </w:rPr>
+      </w:pPr>
+      <w:r>
+        <w:rPr>
+          <w:lang w:val="es-ES" w:eastAsia="es-ES"/>
+        </w:rPr>
+        <w:t>Cuando la operación exige un motivo (edición de tarja, HU20), el motivo se guarda en el mismo registro de auditoría.</w:t>
+      </w:r>
+    </w:p>
+    <w:p>
+      <w:pPr>
+        <w:pStyle w:val="Ttulo2"/>
+      </w:pPr>
+      <w:bookmarkStart w:id="24" w:name="_Toc242009843"/>
+      <w:r>
+        <w:t>HU22 — Consultar la bitácora de auditoría (E4)</w:t>
+      </w:r>
+      <w:bookmarkEnd w:id="24"/>
+    </w:p>
+    <w:p>
+      <w:pPr>
+        <w:pStyle w:val="Ttulo3"/>
+      </w:pPr>
+      <w:r>
+        <w:t>Definición</w:t>
+      </w:r>
+    </w:p>
+    <w:p>
+      <w:pPr>
+        <w:rPr>
+          <w:lang w:val="es-ES" w:eastAsia="es-ES"/>
+        </w:rPr>
+      </w:pPr>
+      <w:r>
+        <w:rPr>
+          <w:lang w:val="es-ES" w:eastAsia="es-ES"/>
+        </w:rPr>
+        <w:t>Como administrador o gerencia quiero consultar la bitácora de cambios para aclarar diferencias y responder consultas.</w:t>
+      </w:r>
+    </w:p>
+    <w:p>
+      <w:pPr>
+        <w:pStyle w:val="Ttulo3"/>
+      </w:pPr>
+      <w:r>
+        <w:t>Criterios de Aceptación</w:t>
+      </w:r>
+    </w:p>
+    <w:p>
+      <w:pPr>
+        <w:pStyle w:val="Prrafodelista"/>
+        <w:numPr>
+          <w:ilvl w:val="0"/>
+          <w:numId w:val="14"/>
+        </w:numPr>
+        <w:rPr>
+          <w:lang w:val="es-ES" w:eastAsia="es-ES"/>
+        </w:rPr>
+      </w:pPr>
+      <w:r>
+        <w:rPr>
+          <w:lang w:val="es-ES" w:eastAsia="es-ES"/>
+        </w:rPr>
+        <w:t>Puedo filtrar por usuario, rango de fechas, tabla y acción.</w:t>
+      </w:r>
+    </w:p>
+    <w:p>
+      <w:pPr>
+        <w:pStyle w:val="Prrafodelista"/>
+        <w:numPr>
+          <w:ilvl w:val="0"/>
+          <w:numId w:val="14"/>
+        </w:numPr>
+        <w:rPr>
+          <w:lang w:val="es-ES" w:eastAsia="es-ES"/>
+        </w:rPr>
+      </w:pPr>
+      <w:r>
+        <w:rPr>
+          <w:lang w:val="es-ES" w:eastAsia="es-ES"/>
+        </w:rPr>
+        <w:t>Cada registro muestra qué cambió (valor anterior y valor nuevo).</w:t>
+      </w:r>
+    </w:p>
+    <w:p>
+      <w:pPr>
+        <w:pStyle w:val="Prrafodelista"/>
+        <w:numPr>
+          <w:ilvl w:val="0"/>
+          <w:numId w:val="14"/>
+        </w:numPr>
+        <w:rPr>
+          <w:lang w:val="es-ES" w:eastAsia="es-ES"/>
+        </w:rPr>
+      </w:pPr>
+      <w:r>
+        <w:rPr>
+          <w:lang w:val="es-ES" w:eastAsia="es-ES"/>
+        </w:rPr>
+        <w:t>Los operadores no tienen acceso a la bitácora.</w:t>
+      </w:r>
+    </w:p>
+    <w:p>
+      <w:pPr>
+        <w:pStyle w:val="Ttulo2"/>
+      </w:pPr>
+      <w:bookmarkStart w:id="25" w:name="_Toc242009844"/>
+      <w:r>
+        <w:t>HU23 — Consultar la trazabilidad de una tarja (E4)</w:t>
+      </w:r>
+      <w:bookmarkEnd w:id="25"/>
+    </w:p>
+    <w:p>
+      <w:pPr>
+        <w:pStyle w:val="Ttulo3"/>
+      </w:pPr>
+      <w:r>
+        <w:t>Definición</w:t>
+      </w:r>
+    </w:p>
+    <w:p>
+      <w:pPr>
+        <w:rPr>
+          <w:lang w:val="es-ES" w:eastAsia="es-ES"/>
+        </w:rPr>
+      </w:pPr>
+      <w:r>
+        <w:rPr>
+          <w:lang w:val="es-ES" w:eastAsia="es-ES"/>
+        </w:rPr>
+        <w:t>Como gerencia quiero ver el recorrido completo de una tarja para responder reclamos y consultas de productores.</w:t>
+      </w:r>
+    </w:p>
+    <w:p>
+      <w:pPr>
+        <w:pStyle w:val="Ttulo3"/>
+      </w:pPr>
+      <w:r>
+        <w:t>Criterios de Aceptación</w:t>
+      </w:r>
+    </w:p>
+    <w:p>
+      <w:pPr>
+        <w:pStyle w:val="Prrafodelista"/>
+        <w:numPr>
+          <w:ilvl w:val="0"/>
+          <w:numId w:val="14"/>
+        </w:numPr>
+        <w:rPr>
+          <w:lang w:val="es-ES" w:eastAsia="es-ES"/>
+        </w:rPr>
+      </w:pPr>
+      <w:r>
+        <w:rPr>
+          <w:lang w:val="es-ES" w:eastAsia="es-ES"/>
+        </w:rPr>
+        <w:t>A partir del número de tarja, veo el productor, los datos de la recepción, los procesos en que entró (folio, kilos procesados en cada uno y resultado) y los kilos que quedan pendientes.</w:t>
+      </w:r>
+    </w:p>
+    <w:p>
+      <w:pPr>
+        <w:pStyle w:val="Prrafodelista"/>
+        <w:numPr>
+          <w:ilvl w:val="0"/>
+          <w:numId w:val="14"/>
+        </w:numPr>
+        <w:rPr>
+          <w:lang w:val="es-ES" w:eastAsia="es-ES"/>
+        </w:rPr>
+      </w:pPr>
+      <w:r>
+        <w:rPr>
+          <w:lang w:val="es-ES" w:eastAsia="es-ES"/>
+        </w:rPr>
+        <w:t>Veo el historial de cambios de esa tarja.</w:t>
+      </w:r>
+    </w:p>
+    <w:p>
+      <w:pPr>
+        <w:pStyle w:val="Prrafodelista"/>
+        <w:numPr>
+          <w:ilvl w:val="0"/>
+          <w:numId w:val="14"/>
+        </w:numPr>
+        <w:rPr>
+          <w:lang w:val="es-ES" w:eastAsia="es-ES"/>
+        </w:rPr>
+      </w:pPr>
+      <w:r>
+        <w:rPr>
+          <w:lang w:val="es-ES" w:eastAsia="es-ES"/>
+        </w:rPr>
+        <w:t>La consulta no permite modificar datos.</w:t>
+      </w:r>
+    </w:p>
+    <w:p>
+      <w:pPr>
+        <w:pStyle w:val="Ttulo2"/>
+      </w:pPr>
+      <w:bookmarkStart w:id="26" w:name="_Toc242009845"/>
+      <w:r>
+        <w:t>HU24 — Anular una tarja de recepción (E3)</w:t>
+      </w:r>
+      <w:bookmarkEnd w:id="26"/>
+    </w:p>
+    <w:p>
+      <w:pPr>
+        <w:pStyle w:val="Ttulo3"/>
+      </w:pPr>
+      <w:r>
+        <w:t>Definición</w:t>
+      </w:r>
+    </w:p>
+    <w:p>
+      <w:pPr>
+        <w:rPr>
+          <w:lang w:val="es-ES" w:eastAsia="es-ES"/>
+        </w:rPr>
+      </w:pPr>
+      <w:r>
+        <w:rPr>
+          <w:lang w:val="es-ES" w:eastAsia="es-ES"/>
+        </w:rPr>
+        <w:t>Como administrador quiero anular una tarja de recepción registrada por error para que no cuente en el stock ni pueda procesarse, sin perder su registro.</w:t>
+      </w:r>
+    </w:p>
+    <w:p>
+      <w:pPr>
+        <w:pStyle w:val="Ttulo3"/>
+      </w:pPr>
+      <w:r>
+        <w:t>Criterios de Aceptación</w:t>
+      </w:r>
+    </w:p>
+    <w:p>
+      <w:pPr>
+        <w:pStyle w:val="Prrafodelista"/>
+        <w:numPr>
+          <w:ilvl w:val="0"/>
+          <w:numId w:val="14"/>
+        </w:numPr>
+        <w:rPr>
+          <w:lang w:val="es-ES" w:eastAsia="es-ES"/>
+        </w:rPr>
+      </w:pPr>
+      <w:r>
+        <w:rPr>
+          <w:lang w:val="es-ES" w:eastAsia="es-ES"/>
+        </w:rPr>
+        <w:t>Solo el administrador puede anular una tarja. No se exige motivo; la auditoría registra quién la anuló y cuándo.</w:t>
+      </w:r>
+    </w:p>
+    <w:p>
+      <w:pPr>
+        <w:pStyle w:val="Prrafodelista"/>
+        <w:numPr>
+          <w:ilvl w:val="0"/>
+          <w:numId w:val="14"/>
+        </w:numPr>
+        <w:rPr>
+          <w:lang w:val="es-ES" w:eastAsia="es-ES"/>
+        </w:rPr>
+      </w:pPr>
+      <w:r>
+        <w:rPr>
+          <w:lang w:val="es-ES" w:eastAsia="es-ES"/>
+        </w:rPr>
+        <w:t>No se puede anular una tarja con kilos en procesos no anulados. Primero se anulan esos procesos (HU25) y después la tarja.</w:t>
+      </w:r>
+    </w:p>
+    <w:p>
+      <w:pPr>
+        <w:pStyle w:val="Prrafodelista"/>
+        <w:numPr>
+          <w:ilvl w:val="0"/>
+          <w:numId w:val="14"/>
+        </w:numPr>
+        <w:rPr>
+          <w:lang w:val="es-ES" w:eastAsia="es-ES"/>
+        </w:rPr>
+      </w:pPr>
+      <w:r>
+        <w:rPr>
+          <w:lang w:val="es-ES" w:eastAsia="es-ES"/>
+        </w:rPr>
+        <w:t>La tarja queda en estado "anulada" y no se borra. Su número no se reutiliza.</w:t>
+      </w:r>
+    </w:p>
+    <w:p>
+      <w:pPr>
+        <w:pStyle w:val="Prrafodelista"/>
+        <w:numPr>
+          <w:ilvl w:val="0"/>
+          <w:numId w:val="14"/>
+        </w:numPr>
+        <w:rPr>
+          <w:lang w:val="es-ES" w:eastAsia="es-ES"/>
+        </w:rPr>
+      </w:pPr>
+      <w:r>
+        <w:rPr>
+          <w:lang w:val="es-ES" w:eastAsia="es-ES"/>
+        </w:rPr>
+        <w:lastRenderedPageBreak/>
+        <w:t>La entrada de bandejas que generó la tarja deja de sumar al saldo del productor.</w:t>
+      </w:r>
+    </w:p>
+    <w:p>
+      <w:pPr>
+        <w:pStyle w:val="Prrafodelista"/>
+        <w:numPr>
+          <w:ilvl w:val="0"/>
+          <w:numId w:val="14"/>
+        </w:numPr>
+        <w:rPr>
+          <w:lang w:val="es-ES" w:eastAsia="es-ES"/>
+        </w:rPr>
+      </w:pPr>
+      <w:r>
+        <w:rPr>
+          <w:lang w:val="es-ES" w:eastAsia="es-ES"/>
+        </w:rPr>
+        <w:t>Una tarja anulada no se puede editar ni procesar, pero sigue apareciendo en las consultas filtrando por estado.</w:t>
+      </w:r>
+    </w:p>
+    <w:p>
+      <w:pPr>
+        <w:pStyle w:val="Prrafodelista"/>
+        <w:numPr>
+          <w:ilvl w:val="0"/>
+          <w:numId w:val="14"/>
+        </w:numPr>
+        <w:rPr>
+          <w:lang w:val="es-ES" w:eastAsia="es-ES"/>
+        </w:rPr>
+      </w:pPr>
+      <w:r>
+        <w:rPr>
+          <w:lang w:val="es-ES" w:eastAsia="es-ES"/>
+        </w:rPr>
+        <w:t>La anulación, la reversión de bandejas y la auditoría se guardan en una sola transacción.</w:t>
+      </w:r>
+    </w:p>
+    <w:p>
+      <w:pPr>
+        <w:pStyle w:val="Ttulo2"/>
+      </w:pPr>
+      <w:bookmarkStart w:id="27" w:name="_Toc242009846"/>
+      <w:r>
+        <w:t>HU25 — Anular un proceso (E4)</w:t>
+      </w:r>
+      <w:bookmarkEnd w:id="27"/>
+    </w:p>
+    <w:p>
+      <w:pPr>
+        <w:pStyle w:val="Ttulo3"/>
+      </w:pPr>
+      <w:r>
+        <w:t>Definición</w:t>
+      </w:r>
+    </w:p>
+    <w:p>
+      <w:pPr>
+        <w:rPr>
+          <w:lang w:val="es-ES" w:eastAsia="es-ES"/>
+        </w:rPr>
+      </w:pPr>
+      <w:r>
+        <w:rPr>
+          <w:lang w:val="es-ES" w:eastAsia="es-ES"/>
+        </w:rPr>
+        <w:t>Como administrador quiero anular un proceso registrado por error para que los kilos de sus tarjas vuelvan a quedar disponibles.</w:t>
+      </w:r>
+    </w:p>
+    <w:p>
+      <w:pPr>
+        <w:pStyle w:val="Ttulo3"/>
+      </w:pPr>
+      <w:r>
+        <w:t>Criterios de Aceptación</w:t>
+      </w:r>
+    </w:p>
+    <w:p>
+      <w:pPr>
+        <w:pStyle w:val="Prrafodelista"/>
+        <w:numPr>
+          <w:ilvl w:val="0"/>
+          <w:numId w:val="14"/>
+        </w:numPr>
+        <w:rPr>
+          <w:lang w:val="es-ES" w:eastAsia="es-ES"/>
+        </w:rPr>
+      </w:pPr>
+      <w:r>
+        <w:rPr>
+          <w:lang w:val="es-ES" w:eastAsia="es-ES"/>
+        </w:rPr>
+        <w:t>Solo el administrador puede anular un proceso. No se exige motivo; la auditoría registra quién lo anuló y cuándo.</w:t>
+      </w:r>
+    </w:p>
+    <w:p>
+      <w:pPr>
+        <w:pStyle w:val="Prrafodelista"/>
+        <w:numPr>
+          <w:ilvl w:val="0"/>
+          <w:numId w:val="14"/>
+        </w:numPr>
+        <w:rPr>
+          <w:lang w:val="es-ES" w:eastAsia="es-ES"/>
+        </w:rPr>
+      </w:pPr>
+      <w:r>
+        <w:rPr>
+          <w:lang w:val="es-ES" w:eastAsia="es-ES"/>
+        </w:rPr>
+        <w:t>El proceso queda marcado como anulado y no se borra. Su folio no se reutiliza.</w:t>
+      </w:r>
+    </w:p>
+    <w:p>
+      <w:pPr>
+        <w:pStyle w:val="Prrafodelista"/>
+        <w:numPr>
+          <w:ilvl w:val="0"/>
+          <w:numId w:val="14"/>
+        </w:numPr>
+        <w:rPr>
+          <w:lang w:val="es-ES" w:eastAsia="es-ES"/>
+        </w:rPr>
+      </w:pPr>
+      <w:r>
+        <w:rPr>
+          <w:lang w:val="es-ES" w:eastAsia="es-ES"/>
+        </w:rPr>
+        <w:t>Los kilos del proceso dejan de contar, y cada una de sus tarjas vuelve a "recepcionada" o "parcial" según los kilos que le quedan.</w:t>
+      </w:r>
+    </w:p>
+    <w:p>
+      <w:pPr>
+        <w:pStyle w:val="Prrafodelista"/>
+        <w:numPr>
+          <w:ilvl w:val="0"/>
+          <w:numId w:val="14"/>
+        </w:numPr>
+        <w:rPr>
+          <w:lang w:val="es-ES" w:eastAsia="es-ES"/>
+        </w:rPr>
+      </w:pPr>
+      <w:r>
+        <w:rPr>
+          <w:lang w:val="es-ES" w:eastAsia="es-ES"/>
+        </w:rPr>
+        <w:t>La anulación, el cambio de estado de las tarjas y la auditoría se guardan en una sola transacción.</w:t>
       </w:r>
     </w:p>
     <w:p>
@@ -2966,14 +6961,14 @@
           <w:lang w:val="es-ES" w:eastAsia="es-ES"/>
         </w:rPr>
       </w:pPr>
-      <w:bookmarkStart w:id="16" w:name="_Toc241504853"/>
+      <w:bookmarkStart w:id="28" w:name="_Toc242009847"/>
       <w:r>
         <w:rPr>
           <w:lang w:val="es-ES" w:eastAsia="es-ES"/>
         </w:rPr>
         <w:t>Backlog</w:t>
       </w:r>
-      <w:bookmarkEnd w:id="16"/>
+      <w:bookmarkEnd w:id="28"/>
     </w:p>
     <w:p>
       <w:pPr>
@@ -2982,21 +6977,24 @@
           <w:lang w:val="es-ES" w:eastAsia="es-ES"/>
         </w:rPr>
       </w:pPr>
-      <w:bookmarkStart w:id="17" w:name="_Toc241504854"/>
+      <w:bookmarkStart w:id="29" w:name="_Toc242009848"/>
       <w:r>
         <w:rPr>
           <w:lang w:val="es-ES" w:eastAsia="es-ES"/>
         </w:rPr>
         <w:t>Historias con su peso relativo</w:t>
       </w:r>
-      <w:bookmarkEnd w:id="17"/>
-    </w:p>
-    <w:p>
-      <w:pPr>
-        <w:rPr>
-          <w:lang w:val="es-ES" w:eastAsia="es-ES"/>
-        </w:rPr>
-      </w:pPr>
+      <w:bookmarkEnd w:id="29"/>
+    </w:p>
+    <w:p>
+      <w:pPr>
+        <w:rPr>
+          <w:lang w:val="es-ES" w:eastAsia="es-ES"/>
+        </w:rPr>
+      </w:pPr>
+      <w:r>
+        <w:t>Pesos en Story Points (escala Fibonacci), estimados con Poker Planning. Por épica: E1 = 19, E2 = 14, E3 = 25 y E4 = 26 Story Points. HU24 y HU25 se agregaron el 04/10/2026 y están por estimar.</w:t>
+      </w:r>
     </w:p>
     <w:tbl>
       <w:tblPr>
@@ -3065,9 +7063,11 @@
             </w:pPr>
             <w:r>
               <w:rPr>
-                <w:lang w:val="es-ES" w:eastAsia="es-ES"/>
-              </w:rPr>
-              <w:t>Historia 1</w:t>
+                <w:rFonts w:cstheme="minorHAnsi"/>
+                <w:sz w:val="20"/>
+                <w:lang w:val="es-ES" w:eastAsia="es-ES"/>
+              </w:rPr>
+              <w:t>HU01 Iniciar sesión (E1)</w:t>
             </w:r>
           </w:p>
         </w:tc>
@@ -3082,6 +7082,14 @@
                 <w:lang w:val="es-ES" w:eastAsia="es-ES"/>
               </w:rPr>
             </w:pPr>
+            <w:r>
+              <w:rPr>
+                <w:rFonts w:cstheme="minorHAnsi"/>
+                <w:sz w:val="20"/>
+                <w:lang w:val="es-ES" w:eastAsia="es-ES"/>
+              </w:rPr>
+              <w:t>5</w:t>
+            </w:r>
           </w:p>
         </w:tc>
       </w:tr>
@@ -3099,15 +7107,11 @@
             </w:pPr>
             <w:r>
               <w:rPr>
-                <w:lang w:val="es-ES" w:eastAsia="es-ES"/>
-              </w:rPr>
-              <w:t xml:space="preserve">Historia </w:t>
-            </w:r>
-            <w:r>
-              <w:rPr>
-                <w:lang w:val="es-ES" w:eastAsia="es-ES"/>
-              </w:rPr>
-              <w:t>2</w:t>
+                <w:rFonts w:cstheme="minorHAnsi"/>
+                <w:sz w:val="20"/>
+                <w:lang w:val="es-ES" w:eastAsia="es-ES"/>
+              </w:rPr>
+              <w:t>HU02 Consultar mi perfil y ver el menú según mi rol (E1)</w:t>
             </w:r>
           </w:p>
         </w:tc>
@@ -3122,6 +7126,14 @@
                 <w:lang w:val="es-ES" w:eastAsia="es-ES"/>
               </w:rPr>
             </w:pPr>
+            <w:r>
+              <w:rPr>
+                <w:rFonts w:cstheme="minorHAnsi"/>
+                <w:sz w:val="20"/>
+                <w:lang w:val="es-ES" w:eastAsia="es-ES"/>
+              </w:rPr>
+              <w:t>3</w:t>
+            </w:r>
           </w:p>
         </w:tc>
       </w:tr>
@@ -3139,15 +7151,11 @@
             </w:pPr>
             <w:r>
               <w:rPr>
-                <w:lang w:val="es-ES" w:eastAsia="es-ES"/>
-              </w:rPr>
-              <w:t xml:space="preserve">Historia </w:t>
-            </w:r>
-            <w:r>
-              <w:rPr>
-                <w:lang w:val="es-ES" w:eastAsia="es-ES"/>
-              </w:rPr>
-              <w:t>3</w:t>
+                <w:rFonts w:cstheme="minorHAnsi"/>
+                <w:sz w:val="20"/>
+                <w:lang w:val="es-ES" w:eastAsia="es-ES"/>
+              </w:rPr>
+              <w:t>HU03 Crear usuarios (E1)</w:t>
             </w:r>
           </w:p>
         </w:tc>
@@ -3162,6 +7170,14 @@
                 <w:lang w:val="es-ES" w:eastAsia="es-ES"/>
               </w:rPr>
             </w:pPr>
+            <w:r>
+              <w:rPr>
+                <w:rFonts w:cstheme="minorHAnsi"/>
+                <w:sz w:val="20"/>
+                <w:lang w:val="es-ES" w:eastAsia="es-ES"/>
+              </w:rPr>
+              <w:t>3</w:t>
+            </w:r>
           </w:p>
         </w:tc>
       </w:tr>
@@ -3179,15 +7195,11 @@
             </w:pPr>
             <w:r>
               <w:rPr>
-                <w:lang w:val="es-ES" w:eastAsia="es-ES"/>
-              </w:rPr>
-              <w:t xml:space="preserve">Historia </w:t>
-            </w:r>
-            <w:r>
-              <w:rPr>
-                <w:lang w:val="es-ES" w:eastAsia="es-ES"/>
-              </w:rPr>
-              <w:t>4</w:t>
+                <w:rFonts w:cstheme="minorHAnsi"/>
+                <w:sz w:val="20"/>
+                <w:lang w:val="es-ES" w:eastAsia="es-ES"/>
+              </w:rPr>
+              <w:t>HU04 Editar, activar y desactivar usuarios (E1)</w:t>
             </w:r>
           </w:p>
         </w:tc>
@@ -3202,6 +7214,14 @@
                 <w:lang w:val="es-ES" w:eastAsia="es-ES"/>
               </w:rPr>
             </w:pPr>
+            <w:r>
+              <w:rPr>
+                <w:rFonts w:cstheme="minorHAnsi"/>
+                <w:sz w:val="20"/>
+                <w:lang w:val="es-ES" w:eastAsia="es-ES"/>
+              </w:rPr>
+              <w:t>3</w:t>
+            </w:r>
           </w:p>
         </w:tc>
       </w:tr>
@@ -3219,15 +7239,11 @@
             </w:pPr>
             <w:r>
               <w:rPr>
-                <w:lang w:val="es-ES" w:eastAsia="es-ES"/>
-              </w:rPr>
-              <w:t xml:space="preserve">Historia </w:t>
-            </w:r>
-            <w:r>
-              <w:rPr>
-                <w:lang w:val="es-ES" w:eastAsia="es-ES"/>
-              </w:rPr>
-              <w:t>5</w:t>
+                <w:rFonts w:cstheme="minorHAnsi"/>
+                <w:sz w:val="20"/>
+                <w:lang w:val="es-ES" w:eastAsia="es-ES"/>
+              </w:rPr>
+              <w:t>HU05 Listar usuarios (E1)</w:t>
             </w:r>
           </w:p>
         </w:tc>
@@ -3242,6 +7258,14 @@
                 <w:lang w:val="es-ES" w:eastAsia="es-ES"/>
               </w:rPr>
             </w:pPr>
+            <w:r>
+              <w:rPr>
+                <w:rFonts w:cstheme="minorHAnsi"/>
+                <w:sz w:val="20"/>
+                <w:lang w:val="es-ES" w:eastAsia="es-ES"/>
+              </w:rPr>
+              <w:t>2</w:t>
+            </w:r>
           </w:p>
         </w:tc>
       </w:tr>
@@ -3259,9 +7283,11 @@
             </w:pPr>
             <w:r>
               <w:rPr>
-                <w:lang w:val="es-ES" w:eastAsia="es-ES"/>
-              </w:rPr>
-              <w:t>….</w:t>
+                <w:rFonts w:cstheme="minorHAnsi"/>
+                <w:sz w:val="20"/>
+                <w:lang w:val="es-ES" w:eastAsia="es-ES"/>
+              </w:rPr>
+              <w:t>HU06 Restringir el acceso por rol (E1)</w:t>
             </w:r>
           </w:p>
         </w:tc>
@@ -3276,6 +7302,894 @@
                 <w:lang w:val="es-ES" w:eastAsia="es-ES"/>
               </w:rPr>
             </w:pPr>
+            <w:r>
+              <w:rPr>
+                <w:rFonts w:cstheme="minorHAnsi"/>
+                <w:sz w:val="20"/>
+                <w:lang w:val="es-ES" w:eastAsia="es-ES"/>
+              </w:rPr>
+              <w:t>3</w:t>
+            </w:r>
+          </w:p>
+        </w:tc>
+      </w:tr>
+      <w:tr>
+        <w:tc>
+          <w:tcPr>
+            <w:cnfStyle w:val="001000000000" w:firstRow="0" w:lastRow="0" w:firstColumn="1" w:lastColumn="0" w:oddVBand="0" w:evenVBand="0" w:oddHBand="0" w:evenHBand="0" w:firstRowFirstColumn="0" w:firstRowLastColumn="0" w:lastRowFirstColumn="0" w:lastRowLastColumn="0"/>
+            <w:tcW w:w="6449" w:type="dxa"/>
+          </w:tcPr>
+          <w:p>
+            <w:pPr>
+              <w:rPr>
+                <w:lang w:val="es-ES" w:eastAsia="es-ES"/>
+              </w:rPr>
+            </w:pPr>
+            <w:r>
+              <w:rPr>
+                <w:rFonts w:cstheme="minorHAnsi"/>
+                <w:sz w:val="20"/>
+                <w:lang w:val="es-ES" w:eastAsia="es-ES"/>
+              </w:rPr>
+              <w:t>HU07 Gestionar productores (E2)</w:t>
+            </w:r>
+          </w:p>
+        </w:tc>
+        <w:tc>
+          <w:tcPr>
+            <w:tcW w:w="1276" w:type="dxa"/>
+          </w:tcPr>
+          <w:p>
+            <w:pPr>
+              <w:cnfStyle w:val="000000000000" w:firstRow="0" w:lastRow="0" w:firstColumn="0" w:lastColumn="0" w:oddVBand="0" w:evenVBand="0" w:oddHBand="0" w:evenHBand="0" w:firstRowFirstColumn="0" w:firstRowLastColumn="0" w:lastRowFirstColumn="0" w:lastRowLastColumn="0"/>
+              <w:rPr>
+                <w:lang w:val="es-ES" w:eastAsia="es-ES"/>
+              </w:rPr>
+            </w:pPr>
+            <w:r>
+              <w:rPr>
+                <w:rFonts w:cstheme="minorHAnsi"/>
+                <w:sz w:val="20"/>
+                <w:lang w:val="es-ES" w:eastAsia="es-ES"/>
+              </w:rPr>
+              <w:t>5</w:t>
+            </w:r>
+          </w:p>
+        </w:tc>
+      </w:tr>
+      <w:tr>
+        <w:tc>
+          <w:tcPr>
+            <w:cnfStyle w:val="001000000000" w:firstRow="0" w:lastRow="0" w:firstColumn="1" w:lastColumn="0" w:oddVBand="0" w:evenVBand="0" w:oddHBand="0" w:evenHBand="0" w:firstRowFirstColumn="0" w:firstRowLastColumn="0" w:lastRowFirstColumn="0" w:lastRowLastColumn="0"/>
+            <w:tcW w:w="6449" w:type="dxa"/>
+          </w:tcPr>
+          <w:p>
+            <w:pPr>
+              <w:rPr>
+                <w:lang w:val="es-ES" w:eastAsia="es-ES"/>
+              </w:rPr>
+            </w:pPr>
+            <w:r>
+              <w:rPr>
+                <w:rFonts w:cstheme="minorHAnsi"/>
+                <w:sz w:val="20"/>
+                <w:lang w:val="es-ES" w:eastAsia="es-ES"/>
+              </w:rPr>
+              <w:t>HU08 Gestionar especies y variedades (E2)</w:t>
+            </w:r>
+          </w:p>
+        </w:tc>
+        <w:tc>
+          <w:tcPr>
+            <w:tcW w:w="1276" w:type="dxa"/>
+          </w:tcPr>
+          <w:p>
+            <w:pPr>
+              <w:cnfStyle w:val="000000000000" w:firstRow="0" w:lastRow="0" w:firstColumn="0" w:lastColumn="0" w:oddVBand="0" w:evenVBand="0" w:oddHBand="0" w:evenHBand="0" w:firstRowFirstColumn="0" w:firstRowLastColumn="0" w:lastRowFirstColumn="0" w:lastRowLastColumn="0"/>
+              <w:rPr>
+                <w:lang w:val="es-ES" w:eastAsia="es-ES"/>
+              </w:rPr>
+            </w:pPr>
+            <w:r>
+              <w:rPr>
+                <w:rFonts w:cstheme="minorHAnsi"/>
+                <w:sz w:val="20"/>
+                <w:lang w:val="es-ES" w:eastAsia="es-ES"/>
+              </w:rPr>
+              <w:t>3</w:t>
+            </w:r>
+          </w:p>
+        </w:tc>
+      </w:tr>
+      <w:tr>
+        <w:tc>
+          <w:tcPr>
+            <w:cnfStyle w:val="001000000000" w:firstRow="0" w:lastRow="0" w:firstColumn="1" w:lastColumn="0" w:oddVBand="0" w:evenVBand="0" w:oddHBand="0" w:evenHBand="0" w:firstRowFirstColumn="0" w:firstRowLastColumn="0" w:lastRowFirstColumn="0" w:lastRowLastColumn="0"/>
+            <w:tcW w:w="6449" w:type="dxa"/>
+          </w:tcPr>
+          <w:p>
+            <w:pPr>
+              <w:rPr>
+                <w:lang w:val="es-ES" w:eastAsia="es-ES"/>
+              </w:rPr>
+            </w:pPr>
+            <w:r>
+              <w:rPr>
+                <w:rFonts w:cstheme="minorHAnsi"/>
+                <w:sz w:val="20"/>
+                <w:lang w:val="es-ES" w:eastAsia="es-ES"/>
+              </w:rPr>
+              <w:t>HU09 Gestionar calidades y sistemas productivos (E2)</w:t>
+            </w:r>
+          </w:p>
+        </w:tc>
+        <w:tc>
+          <w:tcPr>
+            <w:tcW w:w="1276" w:type="dxa"/>
+          </w:tcPr>
+          <w:p>
+            <w:pPr>
+              <w:cnfStyle w:val="000000000000" w:firstRow="0" w:lastRow="0" w:firstColumn="0" w:lastColumn="0" w:oddVBand="0" w:evenVBand="0" w:oddHBand="0" w:evenHBand="0" w:firstRowFirstColumn="0" w:firstRowLastColumn="0" w:lastRowFirstColumn="0" w:lastRowLastColumn="0"/>
+              <w:rPr>
+                <w:lang w:val="es-ES" w:eastAsia="es-ES"/>
+              </w:rPr>
+            </w:pPr>
+            <w:r>
+              <w:rPr>
+                <w:rFonts w:cstheme="minorHAnsi"/>
+                <w:sz w:val="20"/>
+                <w:lang w:val="es-ES" w:eastAsia="es-ES"/>
+              </w:rPr>
+              <w:t>2</w:t>
+            </w:r>
+          </w:p>
+        </w:tc>
+      </w:tr>
+      <w:tr>
+        <w:tc>
+          <w:tcPr>
+            <w:cnfStyle w:val="001000000000" w:firstRow="0" w:lastRow="0" w:firstColumn="1" w:lastColumn="0" w:oddVBand="0" w:evenVBand="0" w:oddHBand="0" w:evenHBand="0" w:firstRowFirstColumn="0" w:firstRowLastColumn="0" w:lastRowFirstColumn="0" w:lastRowLastColumn="0"/>
+            <w:tcW w:w="6449" w:type="dxa"/>
+          </w:tcPr>
+          <w:p>
+            <w:pPr>
+              <w:rPr>
+                <w:lang w:val="es-ES" w:eastAsia="es-ES"/>
+              </w:rPr>
+            </w:pPr>
+            <w:r>
+              <w:rPr>
+                <w:rFonts w:cstheme="minorHAnsi"/>
+                <w:sz w:val="20"/>
+                <w:lang w:val="es-ES" w:eastAsia="es-ES"/>
+              </w:rPr>
+              <w:t>HU10 Gestionar tipos de bandeja y embalajes (E2)</w:t>
+            </w:r>
+          </w:p>
+        </w:tc>
+        <w:tc>
+          <w:tcPr>
+            <w:tcW w:w="1276" w:type="dxa"/>
+          </w:tcPr>
+          <w:p>
+            <w:pPr>
+              <w:cnfStyle w:val="000000000000" w:firstRow="0" w:lastRow="0" w:firstColumn="0" w:lastColumn="0" w:oddVBand="0" w:evenVBand="0" w:oddHBand="0" w:evenHBand="0" w:firstRowFirstColumn="0" w:firstRowLastColumn="0" w:lastRowFirstColumn="0" w:lastRowLastColumn="0"/>
+              <w:rPr>
+                <w:lang w:val="es-ES" w:eastAsia="es-ES"/>
+              </w:rPr>
+            </w:pPr>
+            <w:r>
+              <w:rPr>
+                <w:rFonts w:cstheme="minorHAnsi"/>
+                <w:sz w:val="20"/>
+                <w:lang w:val="es-ES" w:eastAsia="es-ES"/>
+              </w:rPr>
+              <w:t>2</w:t>
+            </w:r>
+          </w:p>
+        </w:tc>
+      </w:tr>
+      <w:tr>
+        <w:tc>
+          <w:tcPr>
+            <w:cnfStyle w:val="001000000000" w:firstRow="0" w:lastRow="0" w:firstColumn="1" w:lastColumn="0" w:oddVBand="0" w:evenVBand="0" w:oddHBand="0" w:evenHBand="0" w:firstRowFirstColumn="0" w:firstRowLastColumn="0" w:lastRowFirstColumn="0" w:lastRowLastColumn="0"/>
+            <w:tcW w:w="6449" w:type="dxa"/>
+          </w:tcPr>
+          <w:p>
+            <w:pPr>
+              <w:rPr>
+                <w:lang w:val="es-ES" w:eastAsia="es-ES"/>
+              </w:rPr>
+            </w:pPr>
+            <w:r>
+              <w:rPr>
+                <w:rFonts w:cstheme="minorHAnsi"/>
+                <w:sz w:val="20"/>
+                <w:lang w:val="es-ES" w:eastAsia="es-ES"/>
+              </w:rPr>
+              <w:t>HU11 Seleccionar datos de catálogo en los formularios (E2)</w:t>
+            </w:r>
+          </w:p>
+        </w:tc>
+        <w:tc>
+          <w:tcPr>
+            <w:tcW w:w="1276" w:type="dxa"/>
+          </w:tcPr>
+          <w:p>
+            <w:pPr>
+              <w:cnfStyle w:val="000000000000" w:firstRow="0" w:lastRow="0" w:firstColumn="0" w:lastColumn="0" w:oddVBand="0" w:evenVBand="0" w:oddHBand="0" w:evenHBand="0" w:firstRowFirstColumn="0" w:firstRowLastColumn="0" w:lastRowFirstColumn="0" w:lastRowLastColumn="0"/>
+              <w:rPr>
+                <w:lang w:val="es-ES" w:eastAsia="es-ES"/>
+              </w:rPr>
+            </w:pPr>
+            <w:r>
+              <w:rPr>
+                <w:rFonts w:cstheme="minorHAnsi"/>
+                <w:sz w:val="20"/>
+                <w:lang w:val="es-ES" w:eastAsia="es-ES"/>
+              </w:rPr>
+              <w:t>2</w:t>
+            </w:r>
+          </w:p>
+        </w:tc>
+      </w:tr>
+      <w:tr>
+        <w:tc>
+          <w:tcPr>
+            <w:cnfStyle w:val="001000000000" w:firstRow="0" w:lastRow="0" w:firstColumn="1" w:lastColumn="0" w:oddVBand="0" w:evenVBand="0" w:oddHBand="0" w:evenHBand="0" w:firstRowFirstColumn="0" w:firstRowLastColumn="0" w:lastRowFirstColumn="0" w:lastRowLastColumn="0"/>
+            <w:tcW w:w="6449" w:type="dxa"/>
+          </w:tcPr>
+          <w:p>
+            <w:pPr>
+              <w:rPr>
+                <w:lang w:val="es-ES" w:eastAsia="es-ES"/>
+              </w:rPr>
+            </w:pPr>
+            <w:r>
+              <w:rPr>
+                <w:rFonts w:cstheme="minorHAnsi"/>
+                <w:sz w:val="20"/>
+                <w:lang w:val="es-ES" w:eastAsia="es-ES"/>
+              </w:rPr>
+              <w:t>HU12 Registrar una tarja de recepción (E3)</w:t>
+            </w:r>
+          </w:p>
+        </w:tc>
+        <w:tc>
+          <w:tcPr>
+            <w:tcW w:w="1276" w:type="dxa"/>
+          </w:tcPr>
+          <w:p>
+            <w:pPr>
+              <w:cnfStyle w:val="000000000000" w:firstRow="0" w:lastRow="0" w:firstColumn="0" w:lastColumn="0" w:oddVBand="0" w:evenVBand="0" w:oddHBand="0" w:evenHBand="0" w:firstRowFirstColumn="0" w:firstRowLastColumn="0" w:lastRowFirstColumn="0" w:lastRowLastColumn="0"/>
+              <w:rPr>
+                <w:lang w:val="es-ES" w:eastAsia="es-ES"/>
+              </w:rPr>
+            </w:pPr>
+            <w:r>
+              <w:rPr>
+                <w:rFonts w:cstheme="minorHAnsi"/>
+                <w:sz w:val="20"/>
+                <w:lang w:val="es-ES" w:eastAsia="es-ES"/>
+              </w:rPr>
+              <w:t>8</w:t>
+            </w:r>
+          </w:p>
+        </w:tc>
+      </w:tr>
+      <w:tr>
+        <w:tc>
+          <w:tcPr>
+            <w:cnfStyle w:val="001000000000" w:firstRow="0" w:lastRow="0" w:firstColumn="1" w:lastColumn="0" w:oddVBand="0" w:evenVBand="0" w:oddHBand="0" w:evenHBand="0" w:firstRowFirstColumn="0" w:firstRowLastColumn="0" w:lastRowFirstColumn="0" w:lastRowLastColumn="0"/>
+            <w:tcW w:w="6449" w:type="dxa"/>
+          </w:tcPr>
+          <w:p>
+            <w:pPr>
+              <w:rPr>
+                <w:lang w:val="es-ES" w:eastAsia="es-ES"/>
+              </w:rPr>
+            </w:pPr>
+            <w:r>
+              <w:rPr>
+                <w:rFonts w:cstheme="minorHAnsi"/>
+                <w:sz w:val="20"/>
+                <w:lang w:val="es-ES" w:eastAsia="es-ES"/>
+              </w:rPr>
+              <w:t>HU13 Numerar las tarjas automáticamente (E3)</w:t>
+            </w:r>
+          </w:p>
+        </w:tc>
+        <w:tc>
+          <w:tcPr>
+            <w:tcW w:w="1276" w:type="dxa"/>
+          </w:tcPr>
+          <w:p>
+            <w:pPr>
+              <w:cnfStyle w:val="000000000000" w:firstRow="0" w:lastRow="0" w:firstColumn="0" w:lastColumn="0" w:oddVBand="0" w:evenVBand="0" w:oddHBand="0" w:evenHBand="0" w:firstRowFirstColumn="0" w:firstRowLastColumn="0" w:lastRowFirstColumn="0" w:lastRowLastColumn="0"/>
+              <w:rPr>
+                <w:lang w:val="es-ES" w:eastAsia="es-ES"/>
+              </w:rPr>
+            </w:pPr>
+            <w:r>
+              <w:rPr>
+                <w:rFonts w:cstheme="minorHAnsi"/>
+                <w:sz w:val="20"/>
+                <w:lang w:val="es-ES" w:eastAsia="es-ES"/>
+              </w:rPr>
+              <w:t>3</w:t>
+            </w:r>
+          </w:p>
+        </w:tc>
+      </w:tr>
+      <w:tr>
+        <w:tc>
+          <w:tcPr>
+            <w:cnfStyle w:val="001000000000" w:firstRow="0" w:lastRow="0" w:firstColumn="1" w:lastColumn="0" w:oddVBand="0" w:evenVBand="0" w:oddHBand="0" w:evenHBand="0" w:firstRowFirstColumn="0" w:firstRowLastColumn="0" w:lastRowFirstColumn="0" w:lastRowLastColumn="0"/>
+            <w:tcW w:w="6449" w:type="dxa"/>
+          </w:tcPr>
+          <w:p>
+            <w:pPr>
+              <w:rPr>
+                <w:lang w:val="es-ES" w:eastAsia="es-ES"/>
+              </w:rPr>
+            </w:pPr>
+            <w:r>
+              <w:rPr>
+                <w:rFonts w:cstheme="minorHAnsi"/>
+                <w:sz w:val="20"/>
+                <w:lang w:val="es-ES" w:eastAsia="es-ES"/>
+              </w:rPr>
+              <w:t>HU14 Calcular los kilos netos (E3)</w:t>
+            </w:r>
+          </w:p>
+        </w:tc>
+        <w:tc>
+          <w:tcPr>
+            <w:tcW w:w="1276" w:type="dxa"/>
+          </w:tcPr>
+          <w:p>
+            <w:pPr>
+              <w:cnfStyle w:val="000000000000" w:firstRow="0" w:lastRow="0" w:firstColumn="0" w:lastColumn="0" w:oddVBand="0" w:evenVBand="0" w:oddHBand="0" w:evenHBand="0" w:firstRowFirstColumn="0" w:firstRowLastColumn="0" w:lastRowFirstColumn="0" w:lastRowLastColumn="0"/>
+              <w:rPr>
+                <w:lang w:val="es-ES" w:eastAsia="es-ES"/>
+              </w:rPr>
+            </w:pPr>
+            <w:r>
+              <w:rPr>
+                <w:rFonts w:cstheme="minorHAnsi"/>
+                <w:sz w:val="20"/>
+                <w:lang w:val="es-ES" w:eastAsia="es-ES"/>
+              </w:rPr>
+              <w:t>3</w:t>
+            </w:r>
+          </w:p>
+        </w:tc>
+      </w:tr>
+      <w:tr>
+        <w:tc>
+          <w:tcPr>
+            <w:cnfStyle w:val="001000000000" w:firstRow="0" w:lastRow="0" w:firstColumn="1" w:lastColumn="0" w:oddVBand="0" w:evenVBand="0" w:oddHBand="0" w:evenHBand="0" w:firstRowFirstColumn="0" w:firstRowLastColumn="0" w:lastRowFirstColumn="0" w:lastRowLastColumn="0"/>
+            <w:tcW w:w="6449" w:type="dxa"/>
+          </w:tcPr>
+          <w:p>
+            <w:pPr>
+              <w:rPr>
+                <w:lang w:val="es-ES" w:eastAsia="es-ES"/>
+              </w:rPr>
+            </w:pPr>
+            <w:r>
+              <w:rPr>
+                <w:rFonts w:cstheme="minorHAnsi"/>
+                <w:sz w:val="20"/>
+                <w:lang w:val="es-ES" w:eastAsia="es-ES"/>
+              </w:rPr>
+              <w:t>HU15 Controlar el stock de bandejas (E3)</w:t>
+            </w:r>
+          </w:p>
+        </w:tc>
+        <w:tc>
+          <w:tcPr>
+            <w:tcW w:w="1276" w:type="dxa"/>
+          </w:tcPr>
+          <w:p>
+            <w:pPr>
+              <w:cnfStyle w:val="000000000000" w:firstRow="0" w:lastRow="0" w:firstColumn="0" w:lastColumn="0" w:oddVBand="0" w:evenVBand="0" w:oddHBand="0" w:evenHBand="0" w:firstRowFirstColumn="0" w:firstRowLastColumn="0" w:lastRowFirstColumn="0" w:lastRowLastColumn="0"/>
+              <w:rPr>
+                <w:lang w:val="es-ES" w:eastAsia="es-ES"/>
+              </w:rPr>
+            </w:pPr>
+            <w:r>
+              <w:rPr>
+                <w:rFonts w:cstheme="minorHAnsi"/>
+                <w:sz w:val="20"/>
+                <w:lang w:val="es-ES" w:eastAsia="es-ES"/>
+              </w:rPr>
+              <w:t>5</w:t>
+            </w:r>
+          </w:p>
+        </w:tc>
+      </w:tr>
+      <w:tr>
+        <w:tc>
+          <w:tcPr>
+            <w:cnfStyle w:val="001000000000" w:firstRow="0" w:lastRow="0" w:firstColumn="1" w:lastColumn="0" w:oddVBand="0" w:evenVBand="0" w:oddHBand="0" w:evenHBand="0" w:firstRowFirstColumn="0" w:firstRowLastColumn="0" w:lastRowFirstColumn="0" w:lastRowLastColumn="0"/>
+            <w:tcW w:w="6449" w:type="dxa"/>
+          </w:tcPr>
+          <w:p>
+            <w:pPr>
+              <w:rPr>
+                <w:lang w:val="es-ES" w:eastAsia="es-ES"/>
+              </w:rPr>
+            </w:pPr>
+            <w:r>
+              <w:rPr>
+                <w:rFonts w:cstheme="minorHAnsi"/>
+                <w:sz w:val="20"/>
+                <w:lang w:val="es-ES" w:eastAsia="es-ES"/>
+              </w:rPr>
+              <w:t>HU16 Imprimir la tarja (E3)</w:t>
+            </w:r>
+          </w:p>
+        </w:tc>
+        <w:tc>
+          <w:tcPr>
+            <w:tcW w:w="1276" w:type="dxa"/>
+          </w:tcPr>
+          <w:p>
+            <w:pPr>
+              <w:cnfStyle w:val="000000000000" w:firstRow="0" w:lastRow="0" w:firstColumn="0" w:lastColumn="0" w:oddVBand="0" w:evenVBand="0" w:oddHBand="0" w:evenHBand="0" w:firstRowFirstColumn="0" w:firstRowLastColumn="0" w:lastRowFirstColumn="0" w:lastRowLastColumn="0"/>
+              <w:rPr>
+                <w:lang w:val="es-ES" w:eastAsia="es-ES"/>
+              </w:rPr>
+            </w:pPr>
+            <w:r>
+              <w:rPr>
+                <w:rFonts w:cstheme="minorHAnsi"/>
+                <w:sz w:val="20"/>
+                <w:lang w:val="es-ES" w:eastAsia="es-ES"/>
+              </w:rPr>
+              <w:t>3</w:t>
+            </w:r>
+          </w:p>
+        </w:tc>
+      </w:tr>
+      <w:tr>
+        <w:tc>
+          <w:tcPr>
+            <w:cnfStyle w:val="001000000000" w:firstRow="0" w:lastRow="0" w:firstColumn="1" w:lastColumn="0" w:oddVBand="0" w:evenVBand="0" w:oddHBand="0" w:evenHBand="0" w:firstRowFirstColumn="0" w:firstRowLastColumn="0" w:lastRowFirstColumn="0" w:lastRowLastColumn="0"/>
+            <w:tcW w:w="6449" w:type="dxa"/>
+          </w:tcPr>
+          <w:p>
+            <w:pPr>
+              <w:rPr>
+                <w:lang w:val="es-ES" w:eastAsia="es-ES"/>
+              </w:rPr>
+            </w:pPr>
+            <w:r>
+              <w:rPr>
+                <w:rFonts w:cstheme="minorHAnsi"/>
+                <w:sz w:val="20"/>
+                <w:lang w:val="es-ES" w:eastAsia="es-ES"/>
+              </w:rPr>
+              <w:t>HU17 Consultar tarjas (E3)</w:t>
+            </w:r>
+          </w:p>
+        </w:tc>
+        <w:tc>
+          <w:tcPr>
+            <w:tcW w:w="1276" w:type="dxa"/>
+          </w:tcPr>
+          <w:p>
+            <w:pPr>
+              <w:cnfStyle w:val="000000000000" w:firstRow="0" w:lastRow="0" w:firstColumn="0" w:lastColumn="0" w:oddVBand="0" w:evenVBand="0" w:oddHBand="0" w:evenHBand="0" w:firstRowFirstColumn="0" w:firstRowLastColumn="0" w:lastRowFirstColumn="0" w:lastRowLastColumn="0"/>
+              <w:rPr>
+                <w:lang w:val="es-ES" w:eastAsia="es-ES"/>
+              </w:rPr>
+            </w:pPr>
+            <w:r>
+              <w:rPr>
+                <w:rFonts w:cstheme="minorHAnsi"/>
+                <w:sz w:val="20"/>
+                <w:lang w:val="es-ES" w:eastAsia="es-ES"/>
+              </w:rPr>
+              <w:t>3</w:t>
+            </w:r>
+          </w:p>
+        </w:tc>
+      </w:tr>
+      <w:tr>
+        <w:tc>
+          <w:tcPr>
+            <w:cnfStyle w:val="001000000000" w:firstRow="0" w:lastRow="0" w:firstColumn="1" w:lastColumn="0" w:oddVBand="0" w:evenVBand="0" w:oddHBand="0" w:evenHBand="0" w:firstRowFirstColumn="0" w:firstRowLastColumn="0" w:lastRowFirstColumn="0" w:lastRowLastColumn="0"/>
+            <w:tcW w:w="6449" w:type="dxa"/>
+          </w:tcPr>
+          <w:p>
+            <w:pPr>
+              <w:rPr>
+                <w:lang w:val="es-ES" w:eastAsia="es-ES"/>
+              </w:rPr>
+            </w:pPr>
+            <w:r>
+              <w:rPr>
+                <w:rFonts w:cstheme="minorHAnsi"/>
+                <w:sz w:val="20"/>
+                <w:lang w:val="es-ES" w:eastAsia="es-ES"/>
+              </w:rPr>
+              <w:t>HU18 Registrar el procesamiento de tarjas (E4)</w:t>
+            </w:r>
+          </w:p>
+        </w:tc>
+        <w:tc>
+          <w:tcPr>
+            <w:tcW w:w="1276" w:type="dxa"/>
+          </w:tcPr>
+          <w:p>
+            <w:pPr>
+              <w:cnfStyle w:val="000000000000" w:firstRow="0" w:lastRow="0" w:firstColumn="0" w:lastColumn="0" w:oddVBand="0" w:evenVBand="0" w:oddHBand="0" w:evenHBand="0" w:firstRowFirstColumn="0" w:firstRowLastColumn="0" w:lastRowFirstColumn="0" w:lastRowLastColumn="0"/>
+              <w:rPr>
+                <w:lang w:val="es-ES" w:eastAsia="es-ES"/>
+              </w:rPr>
+            </w:pPr>
+            <w:r>
+              <w:rPr>
+                <w:rFonts w:cstheme="minorHAnsi"/>
+                <w:sz w:val="20"/>
+                <w:lang w:val="es-ES" w:eastAsia="es-ES"/>
+              </w:rPr>
+              <w:t>5</w:t>
+            </w:r>
+          </w:p>
+        </w:tc>
+      </w:tr>
+      <w:tr>
+        <w:tc>
+          <w:tcPr>
+            <w:cnfStyle w:val="001000000000" w:firstRow="0" w:lastRow="0" w:firstColumn="1" w:lastColumn="0" w:oddVBand="0" w:evenVBand="0" w:oddHBand="0" w:evenHBand="0" w:firstRowFirstColumn="0" w:firstRowLastColumn="0" w:lastRowFirstColumn="0" w:lastRowLastColumn="0"/>
+            <w:tcW w:w="6449" w:type="dxa"/>
+          </w:tcPr>
+          <w:p>
+            <w:pPr>
+              <w:rPr>
+                <w:lang w:val="es-ES" w:eastAsia="es-ES"/>
+              </w:rPr>
+            </w:pPr>
+            <w:r>
+              <w:rPr>
+                <w:rFonts w:cstheme="minorHAnsi"/>
+                <w:sz w:val="20"/>
+                <w:lang w:val="es-ES" w:eastAsia="es-ES"/>
+              </w:rPr>
+              <w:t>HU19 Calcular el rendimiento y la merma (E4)</w:t>
+            </w:r>
+          </w:p>
+        </w:tc>
+        <w:tc>
+          <w:tcPr>
+            <w:tcW w:w="1276" w:type="dxa"/>
+          </w:tcPr>
+          <w:p>
+            <w:pPr>
+              <w:cnfStyle w:val="000000000000" w:firstRow="0" w:lastRow="0" w:firstColumn="0" w:lastColumn="0" w:oddVBand="0" w:evenVBand="0" w:oddHBand="0" w:evenHBand="0" w:firstRowFirstColumn="0" w:firstRowLastColumn="0" w:lastRowFirstColumn="0" w:lastRowLastColumn="0"/>
+              <w:rPr>
+                <w:lang w:val="es-ES" w:eastAsia="es-ES"/>
+              </w:rPr>
+            </w:pPr>
+            <w:r>
+              <w:rPr>
+                <w:rFonts w:cstheme="minorHAnsi"/>
+                <w:sz w:val="20"/>
+                <w:lang w:val="es-ES" w:eastAsia="es-ES"/>
+              </w:rPr>
+              <w:t>3</w:t>
+            </w:r>
+          </w:p>
+        </w:tc>
+      </w:tr>
+      <w:tr>
+        <w:tc>
+          <w:tcPr>
+            <w:cnfStyle w:val="001000000000" w:firstRow="0" w:lastRow="0" w:firstColumn="1" w:lastColumn="0" w:oddVBand="0" w:evenVBand="0" w:oddHBand="0" w:evenHBand="0" w:firstRowFirstColumn="0" w:firstRowLastColumn="0" w:lastRowFirstColumn="0" w:lastRowLastColumn="0"/>
+            <w:tcW w:w="6449" w:type="dxa"/>
+          </w:tcPr>
+          <w:p>
+            <w:pPr>
+              <w:rPr>
+                <w:lang w:val="es-ES" w:eastAsia="es-ES"/>
+              </w:rPr>
+            </w:pPr>
+            <w:r>
+              <w:rPr>
+                <w:rFonts w:cstheme="minorHAnsi"/>
+                <w:sz w:val="20"/>
+                <w:lang w:val="es-ES" w:eastAsia="es-ES"/>
+              </w:rPr>
+              <w:t>HU20 Editar una tarja después de impresa (E4)</w:t>
+            </w:r>
+          </w:p>
+        </w:tc>
+        <w:tc>
+          <w:tcPr>
+            <w:tcW w:w="1276" w:type="dxa"/>
+          </w:tcPr>
+          <w:p>
+            <w:pPr>
+              <w:cnfStyle w:val="000000000000" w:firstRow="0" w:lastRow="0" w:firstColumn="0" w:lastColumn="0" w:oddVBand="0" w:evenVBand="0" w:oddHBand="0" w:evenHBand="0" w:firstRowFirstColumn="0" w:firstRowLastColumn="0" w:lastRowFirstColumn="0" w:lastRowLastColumn="0"/>
+              <w:rPr>
+                <w:lang w:val="es-ES" w:eastAsia="es-ES"/>
+              </w:rPr>
+            </w:pPr>
+            <w:r>
+              <w:rPr>
+                <w:rFonts w:cstheme="minorHAnsi"/>
+                <w:sz w:val="20"/>
+                <w:lang w:val="es-ES" w:eastAsia="es-ES"/>
+              </w:rPr>
+              <w:t>5</w:t>
+            </w:r>
+          </w:p>
+        </w:tc>
+      </w:tr>
+      <w:tr>
+        <w:tc>
+          <w:tcPr>
+            <w:cnfStyle w:val="001000000000" w:firstRow="0" w:lastRow="0" w:firstColumn="1" w:lastColumn="0" w:oddVBand="0" w:evenVBand="0" w:oddHBand="0" w:evenHBand="0" w:firstRowFirstColumn="0" w:firstRowLastColumn="0" w:lastRowFirstColumn="0" w:lastRowLastColumn="0"/>
+            <w:tcW w:w="6449" w:type="dxa"/>
+          </w:tcPr>
+          <w:p>
+            <w:pPr>
+              <w:rPr>
+                <w:lang w:val="es-ES" w:eastAsia="es-ES"/>
+              </w:rPr>
+            </w:pPr>
+            <w:r>
+              <w:rPr>
+                <w:rFonts w:cstheme="minorHAnsi"/>
+                <w:sz w:val="20"/>
+                <w:lang w:val="es-ES" w:eastAsia="es-ES"/>
+              </w:rPr>
+              <w:t>HU21 Registrar la auditoría automáticamente (E4)</w:t>
+            </w:r>
+          </w:p>
+        </w:tc>
+        <w:tc>
+          <w:tcPr>
+            <w:tcW w:w="1276" w:type="dxa"/>
+          </w:tcPr>
+          <w:p>
+            <w:pPr>
+              <w:cnfStyle w:val="000000000000" w:firstRow="0" w:lastRow="0" w:firstColumn="0" w:lastColumn="0" w:oddVBand="0" w:evenVBand="0" w:oddHBand="0" w:evenHBand="0" w:firstRowFirstColumn="0" w:firstRowLastColumn="0" w:lastRowFirstColumn="0" w:lastRowLastColumn="0"/>
+              <w:rPr>
+                <w:lang w:val="es-ES" w:eastAsia="es-ES"/>
+              </w:rPr>
+            </w:pPr>
+            <w:r>
+              <w:rPr>
+                <w:rFonts w:cstheme="minorHAnsi"/>
+                <w:sz w:val="20"/>
+                <w:lang w:val="es-ES" w:eastAsia="es-ES"/>
+              </w:rPr>
+              <w:t>5</w:t>
+            </w:r>
+          </w:p>
+        </w:tc>
+      </w:tr>
+      <w:tr>
+        <w:tc>
+          <w:tcPr>
+            <w:cnfStyle w:val="001000000000" w:firstRow="0" w:lastRow="0" w:firstColumn="1" w:lastColumn="0" w:oddVBand="0" w:evenVBand="0" w:oddHBand="0" w:evenHBand="0" w:firstRowFirstColumn="0" w:firstRowLastColumn="0" w:lastRowFirstColumn="0" w:lastRowLastColumn="0"/>
+            <w:tcW w:w="6449" w:type="dxa"/>
+          </w:tcPr>
+          <w:p>
+            <w:pPr>
+              <w:rPr>
+                <w:lang w:val="es-ES" w:eastAsia="es-ES"/>
+              </w:rPr>
+            </w:pPr>
+            <w:r>
+              <w:rPr>
+                <w:rFonts w:cstheme="minorHAnsi"/>
+                <w:sz w:val="20"/>
+                <w:lang w:val="es-ES" w:eastAsia="es-ES"/>
+              </w:rPr>
+              <w:t>HU22 Consultar la bitácora de auditoría (E4)</w:t>
+            </w:r>
+          </w:p>
+        </w:tc>
+        <w:tc>
+          <w:tcPr>
+            <w:tcW w:w="1276" w:type="dxa"/>
+          </w:tcPr>
+          <w:p>
+            <w:pPr>
+              <w:cnfStyle w:val="000000000000" w:firstRow="0" w:lastRow="0" w:firstColumn="0" w:lastColumn="0" w:oddVBand="0" w:evenVBand="0" w:oddHBand="0" w:evenHBand="0" w:firstRowFirstColumn="0" w:firstRowLastColumn="0" w:lastRowFirstColumn="0" w:lastRowLastColumn="0"/>
+              <w:rPr>
+                <w:lang w:val="es-ES" w:eastAsia="es-ES"/>
+              </w:rPr>
+            </w:pPr>
+            <w:r>
+              <w:rPr>
+                <w:rFonts w:cstheme="minorHAnsi"/>
+                <w:sz w:val="20"/>
+                <w:lang w:val="es-ES" w:eastAsia="es-ES"/>
+              </w:rPr>
+              <w:t>3</w:t>
+            </w:r>
+          </w:p>
+        </w:tc>
+      </w:tr>
+      <w:tr>
+        <w:tc>
+          <w:tcPr>
+            <w:cnfStyle w:val="001000000000" w:firstRow="0" w:lastRow="0" w:firstColumn="1" w:lastColumn="0" w:oddVBand="0" w:evenVBand="0" w:oddHBand="0" w:evenHBand="0" w:firstRowFirstColumn="0" w:firstRowLastColumn="0" w:lastRowFirstColumn="0" w:lastRowLastColumn="0"/>
+            <w:tcW w:w="6449" w:type="dxa"/>
+          </w:tcPr>
+          <w:p>
+            <w:pPr>
+              <w:rPr>
+                <w:lang w:val="es-ES" w:eastAsia="es-ES"/>
+              </w:rPr>
+            </w:pPr>
+            <w:r>
+              <w:rPr>
+                <w:rFonts w:cstheme="minorHAnsi"/>
+                <w:sz w:val="20"/>
+                <w:lang w:val="es-ES" w:eastAsia="es-ES"/>
+              </w:rPr>
+              <w:t>HU23 Consultar la trazabilidad de una tarja (E4)</w:t>
+            </w:r>
+          </w:p>
+        </w:tc>
+        <w:tc>
+          <w:tcPr>
+            <w:tcW w:w="1276" w:type="dxa"/>
+          </w:tcPr>
+          <w:p>
+            <w:pPr>
+              <w:cnfStyle w:val="000000000000" w:firstRow="0" w:lastRow="0" w:firstColumn="0" w:lastColumn="0" w:oddVBand="0" w:evenVBand="0" w:oddHBand="0" w:evenHBand="0" w:firstRowFirstColumn="0" w:firstRowLastColumn="0" w:lastRowFirstColumn="0" w:lastRowLastColumn="0"/>
+              <w:rPr>
+                <w:lang w:val="es-ES" w:eastAsia="es-ES"/>
+              </w:rPr>
+            </w:pPr>
+            <w:r>
+              <w:rPr>
+                <w:rFonts w:cstheme="minorHAnsi"/>
+                <w:sz w:val="20"/>
+                <w:lang w:val="es-ES" w:eastAsia="es-ES"/>
+              </w:rPr>
+              <w:t>5</w:t>
+            </w:r>
+          </w:p>
+        </w:tc>
+      </w:tr>
+      <w:tr>
+        <w:tc>
+          <w:tcPr>
+            <w:cnfStyle w:val="001000000000" w:firstRow="0" w:lastRow="0" w:firstColumn="1" w:lastColumn="0" w:oddVBand="0" w:evenVBand="0" w:oddHBand="0" w:evenHBand="0" w:firstRowFirstColumn="0" w:firstRowLastColumn="0" w:lastRowFirstColumn="0" w:lastRowLastColumn="0"/>
+            <w:tcW w:w="6449" w:type="dxa"/>
+          </w:tcPr>
+          <w:p>
+            <w:pPr>
+              <w:rPr>
+                <w:lang w:val="es-ES" w:eastAsia="es-ES"/>
+              </w:rPr>
+            </w:pPr>
+            <w:r>
+              <w:rPr>
+                <w:rFonts w:cstheme="minorHAnsi"/>
+                <w:sz w:val="20"/>
+                <w:lang w:val="es-ES" w:eastAsia="es-ES"/>
+              </w:rPr>
+              <w:t>HU24 Anular una tarja de recepción (E3)</w:t>
+            </w:r>
+          </w:p>
+        </w:tc>
+        <w:tc>
+          <w:tcPr>
+            <w:tcW w:w="1276" w:type="dxa"/>
+          </w:tcPr>
+          <w:p>
+            <w:pPr>
+              <w:cnfStyle w:val="000000000000" w:firstRow="0" w:lastRow="0" w:firstColumn="0" w:lastColumn="0" w:oddVBand="0" w:evenVBand="0" w:oddHBand="0" w:evenHBand="0" w:firstRowFirstColumn="0" w:firstRowLastColumn="0" w:lastRowFirstColumn="0" w:lastRowLastColumn="0"/>
+              <w:rPr>
+                <w:lang w:val="es-ES" w:eastAsia="es-ES"/>
+              </w:rPr>
+            </w:pPr>
+            <w:r>
+              <w:rPr>
+                <w:rFonts w:cstheme="minorHAnsi"/>
+                <w:sz w:val="20"/>
+                <w:lang w:val="es-ES" w:eastAsia="es-ES"/>
+              </w:rPr>
+              <w:t>Por estimar</w:t>
+            </w:r>
+          </w:p>
+        </w:tc>
+      </w:tr>
+      <w:tr>
+        <w:tc>
+          <w:tcPr>
+            <w:cnfStyle w:val="001000000000" w:firstRow="0" w:lastRow="0" w:firstColumn="1" w:lastColumn="0" w:oddVBand="0" w:evenVBand="0" w:oddHBand="0" w:evenHBand="0" w:firstRowFirstColumn="0" w:firstRowLastColumn="0" w:lastRowFirstColumn="0" w:lastRowLastColumn="0"/>
+            <w:tcW w:w="6449" w:type="dxa"/>
+          </w:tcPr>
+          <w:p>
+            <w:pPr>
+              <w:rPr>
+                <w:lang w:val="es-ES" w:eastAsia="es-ES"/>
+              </w:rPr>
+            </w:pPr>
+            <w:r>
+              <w:rPr>
+                <w:rFonts w:cstheme="minorHAnsi"/>
+                <w:sz w:val="20"/>
+                <w:lang w:val="es-ES" w:eastAsia="es-ES"/>
+              </w:rPr>
+              <w:t>HU25 Anular un proceso (E4)</w:t>
+            </w:r>
+          </w:p>
+        </w:tc>
+        <w:tc>
+          <w:tcPr>
+            <w:tcW w:w="1276" w:type="dxa"/>
+          </w:tcPr>
+          <w:p>
+            <w:pPr>
+              <w:cnfStyle w:val="000000000000" w:firstRow="0" w:lastRow="0" w:firstColumn="0" w:lastColumn="0" w:oddVBand="0" w:evenVBand="0" w:oddHBand="0" w:evenHBand="0" w:firstRowFirstColumn="0" w:firstRowLastColumn="0" w:lastRowFirstColumn="0" w:lastRowLastColumn="0"/>
+              <w:rPr>
+                <w:lang w:val="es-ES" w:eastAsia="es-ES"/>
+              </w:rPr>
+            </w:pPr>
+            <w:r>
+              <w:rPr>
+                <w:rFonts w:cstheme="minorHAnsi"/>
+                <w:sz w:val="20"/>
+                <w:lang w:val="es-ES" w:eastAsia="es-ES"/>
+              </w:rPr>
+              <w:t>Por estimar</w:t>
+            </w:r>
+          </w:p>
+        </w:tc>
+      </w:tr>
+      <w:tr>
+        <w:tc>
+          <w:tcPr>
+            <w:cnfStyle w:val="001000000000" w:firstRow="0" w:lastRow="0" w:firstColumn="1" w:lastColumn="0" w:oddVBand="0" w:evenVBand="0" w:oddHBand="0" w:evenHBand="0" w:firstRowFirstColumn="0" w:firstRowLastColumn="0" w:lastRowFirstColumn="0" w:lastRowLastColumn="0"/>
+            <w:tcW w:w="6449" w:type="dxa"/>
+          </w:tcPr>
+          <w:p>
+            <w:pPr>
+              <w:rPr>
+                <w:lang w:val="es-ES" w:eastAsia="es-ES"/>
+              </w:rPr>
+            </w:pPr>
+            <w:r>
+              <w:rPr>
+                <w:rFonts w:cstheme="minorHAnsi"/>
+                <w:sz w:val="20"/>
+                <w:lang w:val="es-ES" w:eastAsia="es-ES"/>
+              </w:rPr>
+              <w:t>Total (sin HU24 y HU25)</w:t>
+            </w:r>
+          </w:p>
+        </w:tc>
+        <w:tc>
+          <w:tcPr>
+            <w:tcW w:w="1276" w:type="dxa"/>
+          </w:tcPr>
+          <w:p>
+            <w:pPr>
+              <w:cnfStyle w:val="000000000000" w:firstRow="0" w:lastRow="0" w:firstColumn="0" w:lastColumn="0" w:oddVBand="0" w:evenVBand="0" w:oddHBand="0" w:evenHBand="0" w:firstRowFirstColumn="0" w:firstRowLastColumn="0" w:lastRowFirstColumn="0" w:lastRowLastColumn="0"/>
+              <w:rPr>
+                <w:lang w:val="es-ES" w:eastAsia="es-ES"/>
+              </w:rPr>
+            </w:pPr>
+            <w:r>
+              <w:rPr>
+                <w:rFonts w:cstheme="minorHAnsi"/>
+                <w:sz w:val="20"/>
+                <w:lang w:val="es-ES" w:eastAsia="es-ES"/>
+              </w:rPr>
+              <w:t>84</w:t>
+            </w:r>
           </w:p>
         </w:tc>
       </w:tr>
@@ -3294,21 +8208,24 @@
           <w:lang w:val="es-ES" w:eastAsia="es-ES"/>
         </w:rPr>
       </w:pPr>
-      <w:bookmarkStart w:id="18" w:name="_Toc241504855"/>
+      <w:bookmarkStart w:id="30" w:name="_Toc242009849"/>
       <w:r>
         <w:rPr>
           <w:lang w:val="es-ES" w:eastAsia="es-ES"/>
         </w:rPr>
         <w:t>Backlog priorizado</w:t>
       </w:r>
-      <w:bookmarkEnd w:id="18"/>
-    </w:p>
-    <w:p>
-      <w:pPr>
-        <w:rPr>
-          <w:lang w:val="es-ES" w:eastAsia="es-ES"/>
-        </w:rPr>
-      </w:pPr>
+      <w:bookmarkEnd w:id="30"/>
+    </w:p>
+    <w:p>
+      <w:pPr>
+        <w:rPr>
+          <w:lang w:val="es-ES" w:eastAsia="es-ES"/>
+        </w:rPr>
+      </w:pPr>
+      <w:r>
+        <w:t>Sprints semanales; cada épica dura dos sprints. HU21 (auditoría automática) se adelanta al sprint 3 porque los mantenedores de E2 ya deben registrar sus cambios.</w:t>
+      </w:r>
     </w:p>
     <w:tbl>
       <w:tblPr>
@@ -3377,15 +8294,11 @@
             </w:pPr>
             <w:r>
               <w:rPr>
-                <w:lang w:val="es-ES" w:eastAsia="es-ES"/>
-              </w:rPr>
-              <w:t xml:space="preserve">Historia </w:t>
-            </w:r>
-            <w:r>
-              <w:rPr>
-                <w:lang w:val="es-ES" w:eastAsia="es-ES"/>
-              </w:rPr>
-              <w:t>8</w:t>
+                <w:rFonts w:cstheme="minorHAnsi"/>
+                <w:sz w:val="20"/>
+                <w:lang w:val="es-ES" w:eastAsia="es-ES"/>
+              </w:rPr>
+              <w:t>HU01 Iniciar sesión (E1)</w:t>
             </w:r>
           </w:p>
         </w:tc>
@@ -3402,6 +8315,8 @@
             </w:pPr>
             <w:r>
               <w:rPr>
+                <w:rFonts w:cstheme="minorHAnsi"/>
+                <w:sz w:val="20"/>
                 <w:lang w:val="es-ES" w:eastAsia="es-ES"/>
               </w:rPr>
               <w:t>1</w:t>
@@ -3423,15 +8338,11 @@
             </w:pPr>
             <w:r>
               <w:rPr>
-                <w:lang w:val="es-ES" w:eastAsia="es-ES"/>
-              </w:rPr>
-              <w:t xml:space="preserve">Historia </w:t>
-            </w:r>
-            <w:r>
-              <w:rPr>
-                <w:lang w:val="es-ES" w:eastAsia="es-ES"/>
-              </w:rPr>
-              <w:t>6</w:t>
+                <w:rFonts w:cstheme="minorHAnsi"/>
+                <w:sz w:val="20"/>
+                <w:lang w:val="es-ES" w:eastAsia="es-ES"/>
+              </w:rPr>
+              <w:t>HU06 Restringir el acceso por rol (E1)</w:t>
             </w:r>
           </w:p>
         </w:tc>
@@ -3448,6 +8359,8 @@
             </w:pPr>
             <w:r>
               <w:rPr>
+                <w:rFonts w:cstheme="minorHAnsi"/>
+                <w:sz w:val="20"/>
                 <w:lang w:val="es-ES" w:eastAsia="es-ES"/>
               </w:rPr>
               <w:t>1</w:t>
@@ -3469,15 +8382,11 @@
             </w:pPr>
             <w:r>
               <w:rPr>
-                <w:lang w:val="es-ES" w:eastAsia="es-ES"/>
-              </w:rPr>
-              <w:t xml:space="preserve">Historia </w:t>
-            </w:r>
-            <w:r>
-              <w:rPr>
-                <w:lang w:val="es-ES" w:eastAsia="es-ES"/>
-              </w:rPr>
-              <w:t>1</w:t>
+                <w:rFonts w:cstheme="minorHAnsi"/>
+                <w:sz w:val="20"/>
+                <w:lang w:val="es-ES" w:eastAsia="es-ES"/>
+              </w:rPr>
+              <w:t>HU03 Crear usuarios (E1)</w:t>
             </w:r>
           </w:p>
         </w:tc>
@@ -3494,9 +8403,11 @@
             </w:pPr>
             <w:r>
               <w:rPr>
-                <w:lang w:val="es-ES" w:eastAsia="es-ES"/>
-              </w:rPr>
-              <w:t>2</w:t>
+                <w:rFonts w:cstheme="minorHAnsi"/>
+                <w:sz w:val="20"/>
+                <w:lang w:val="es-ES" w:eastAsia="es-ES"/>
+              </w:rPr>
+              <w:t>1</w:t>
             </w:r>
           </w:p>
         </w:tc>
@@ -3515,15 +8426,11 @@
             </w:pPr>
             <w:r>
               <w:rPr>
-                <w:lang w:val="es-ES" w:eastAsia="es-ES"/>
-              </w:rPr>
-              <w:t xml:space="preserve">Historia </w:t>
-            </w:r>
-            <w:r>
-              <w:rPr>
-                <w:lang w:val="es-ES" w:eastAsia="es-ES"/>
-              </w:rPr>
-              <w:t>2</w:t>
+                <w:rFonts w:cstheme="minorHAnsi"/>
+                <w:sz w:val="20"/>
+                <w:lang w:val="es-ES" w:eastAsia="es-ES"/>
+              </w:rPr>
+              <w:t>HU02 Consultar mi perfil y ver el menú según mi rol (E1)</w:t>
             </w:r>
           </w:p>
         </w:tc>
@@ -3540,6 +8447,8 @@
             </w:pPr>
             <w:r>
               <w:rPr>
+                <w:rFonts w:cstheme="minorHAnsi"/>
+                <w:sz w:val="20"/>
                 <w:lang w:val="es-ES" w:eastAsia="es-ES"/>
               </w:rPr>
               <w:t>2</w:t>
@@ -3561,15 +8470,11 @@
             </w:pPr>
             <w:r>
               <w:rPr>
-                <w:lang w:val="es-ES" w:eastAsia="es-ES"/>
-              </w:rPr>
-              <w:t xml:space="preserve">Historia </w:t>
-            </w:r>
-            <w:r>
-              <w:rPr>
-                <w:lang w:val="es-ES" w:eastAsia="es-ES"/>
-              </w:rPr>
-              <w:t>4</w:t>
+                <w:rFonts w:cstheme="minorHAnsi"/>
+                <w:sz w:val="20"/>
+                <w:lang w:val="es-ES" w:eastAsia="es-ES"/>
+              </w:rPr>
+              <w:t>HU04 Editar, activar y desactivar usuarios (E1)</w:t>
             </w:r>
           </w:p>
         </w:tc>
@@ -3586,9 +8491,11 @@
             </w:pPr>
             <w:r>
               <w:rPr>
-                <w:lang w:val="es-ES" w:eastAsia="es-ES"/>
-              </w:rPr>
-              <w:t>3</w:t>
+                <w:rFonts w:cstheme="minorHAnsi"/>
+                <w:sz w:val="20"/>
+                <w:lang w:val="es-ES" w:eastAsia="es-ES"/>
+              </w:rPr>
+              <w:t>2</w:t>
             </w:r>
           </w:p>
         </w:tc>
@@ -3607,9 +8514,12 @@
             </w:pPr>
             <w:r>
               <w:rPr>
-                <w:lang w:val="es-ES" w:eastAsia="es-ES"/>
-              </w:rPr>
-              <w:t>….</w:t>
+                <w:rFonts w:cstheme="minorHAnsi"/>
+                <w:sz w:val="20"/>
+                <w:lang w:val="es-ES" w:eastAsia="es-ES"/>
+              </w:rPr>
+              <w:lastRenderedPageBreak/>
+              <w:t>HU05 Listar usuarios (E1)</w:t>
             </w:r>
           </w:p>
         </w:tc>
@@ -3626,9 +8536,847 @@
             </w:pPr>
             <w:r>
               <w:rPr>
-                <w:lang w:val="es-ES" w:eastAsia="es-ES"/>
-              </w:rPr>
-              <w:t>…</w:t>
+                <w:rFonts w:cstheme="minorHAnsi"/>
+                <w:sz w:val="20"/>
+                <w:lang w:val="es-ES" w:eastAsia="es-ES"/>
+              </w:rPr>
+              <w:t>2</w:t>
+            </w:r>
+          </w:p>
+        </w:tc>
+      </w:tr>
+      <w:tr>
+        <w:tc>
+          <w:tcPr>
+            <w:cnfStyle w:val="001000000000" w:firstRow="0" w:lastRow="0" w:firstColumn="1" w:lastColumn="0" w:oddVBand="0" w:evenVBand="0" w:oddHBand="0" w:evenHBand="0" w:firstRowFirstColumn="0" w:firstRowLastColumn="0" w:lastRowFirstColumn="0" w:lastRowLastColumn="0"/>
+            <w:tcW w:w="6449" w:type="dxa"/>
+          </w:tcPr>
+          <w:p>
+            <w:pPr>
+              <w:rPr>
+                <w:lang w:val="es-ES" w:eastAsia="es-ES"/>
+              </w:rPr>
+            </w:pPr>
+            <w:r>
+              <w:rPr>
+                <w:rFonts w:cstheme="minorHAnsi"/>
+                <w:sz w:val="20"/>
+                <w:lang w:val="es-ES" w:eastAsia="es-ES"/>
+              </w:rPr>
+              <w:t>HU21 Registrar la auditoría automáticamente (E4)</w:t>
+            </w:r>
+          </w:p>
+        </w:tc>
+        <w:tc>
+          <w:tcPr>
+            <w:tcW w:w="1276" w:type="dxa"/>
+          </w:tcPr>
+          <w:p>
+            <w:pPr>
+              <w:cnfStyle w:val="000000000000" w:firstRow="0" w:lastRow="0" w:firstColumn="0" w:lastColumn="0" w:oddVBand="0" w:evenVBand="0" w:oddHBand="0" w:evenHBand="0" w:firstRowFirstColumn="0" w:firstRowLastColumn="0" w:lastRowFirstColumn="0" w:lastRowLastColumn="0"/>
+              <w:rPr>
+                <w:lang w:val="es-ES" w:eastAsia="es-ES"/>
+              </w:rPr>
+            </w:pPr>
+            <w:r>
+              <w:rPr>
+                <w:rFonts w:cstheme="minorHAnsi"/>
+                <w:sz w:val="20"/>
+                <w:lang w:val="es-ES" w:eastAsia="es-ES"/>
+              </w:rPr>
+              <w:t>3</w:t>
+            </w:r>
+          </w:p>
+        </w:tc>
+      </w:tr>
+      <w:tr>
+        <w:tc>
+          <w:tcPr>
+            <w:cnfStyle w:val="001000000000" w:firstRow="0" w:lastRow="0" w:firstColumn="1" w:lastColumn="0" w:oddVBand="0" w:evenVBand="0" w:oddHBand="0" w:evenHBand="0" w:firstRowFirstColumn="0" w:firstRowLastColumn="0" w:lastRowFirstColumn="0" w:lastRowLastColumn="0"/>
+            <w:tcW w:w="6449" w:type="dxa"/>
+          </w:tcPr>
+          <w:p>
+            <w:pPr>
+              <w:rPr>
+                <w:lang w:val="es-ES" w:eastAsia="es-ES"/>
+              </w:rPr>
+            </w:pPr>
+            <w:r>
+              <w:rPr>
+                <w:rFonts w:cstheme="minorHAnsi"/>
+                <w:sz w:val="20"/>
+                <w:lang w:val="es-ES" w:eastAsia="es-ES"/>
+              </w:rPr>
+              <w:t>HU07 Gestionar productores (E2)</w:t>
+            </w:r>
+          </w:p>
+        </w:tc>
+        <w:tc>
+          <w:tcPr>
+            <w:tcW w:w="1276" w:type="dxa"/>
+          </w:tcPr>
+          <w:p>
+            <w:pPr>
+              <w:cnfStyle w:val="000000000000" w:firstRow="0" w:lastRow="0" w:firstColumn="0" w:lastColumn="0" w:oddVBand="0" w:evenVBand="0" w:oddHBand="0" w:evenHBand="0" w:firstRowFirstColumn="0" w:firstRowLastColumn="0" w:lastRowFirstColumn="0" w:lastRowLastColumn="0"/>
+              <w:rPr>
+                <w:lang w:val="es-ES" w:eastAsia="es-ES"/>
+              </w:rPr>
+            </w:pPr>
+            <w:r>
+              <w:rPr>
+                <w:rFonts w:cstheme="minorHAnsi"/>
+                <w:sz w:val="20"/>
+                <w:lang w:val="es-ES" w:eastAsia="es-ES"/>
+              </w:rPr>
+              <w:t>3</w:t>
+            </w:r>
+          </w:p>
+        </w:tc>
+      </w:tr>
+      <w:tr>
+        <w:tc>
+          <w:tcPr>
+            <w:cnfStyle w:val="001000000000" w:firstRow="0" w:lastRow="0" w:firstColumn="1" w:lastColumn="0" w:oddVBand="0" w:evenVBand="0" w:oddHBand="0" w:evenHBand="0" w:firstRowFirstColumn="0" w:firstRowLastColumn="0" w:lastRowFirstColumn="0" w:lastRowLastColumn="0"/>
+            <w:tcW w:w="6449" w:type="dxa"/>
+          </w:tcPr>
+          <w:p>
+            <w:pPr>
+              <w:rPr>
+                <w:lang w:val="es-ES" w:eastAsia="es-ES"/>
+              </w:rPr>
+            </w:pPr>
+            <w:r>
+              <w:rPr>
+                <w:rFonts w:cstheme="minorHAnsi"/>
+                <w:sz w:val="20"/>
+                <w:lang w:val="es-ES" w:eastAsia="es-ES"/>
+              </w:rPr>
+              <w:t>HU08 Gestionar especies y variedades (E2)</w:t>
+            </w:r>
+          </w:p>
+        </w:tc>
+        <w:tc>
+          <w:tcPr>
+            <w:tcW w:w="1276" w:type="dxa"/>
+          </w:tcPr>
+          <w:p>
+            <w:pPr>
+              <w:cnfStyle w:val="000000000000" w:firstRow="0" w:lastRow="0" w:firstColumn="0" w:lastColumn="0" w:oddVBand="0" w:evenVBand="0" w:oddHBand="0" w:evenHBand="0" w:firstRowFirstColumn="0" w:firstRowLastColumn="0" w:lastRowFirstColumn="0" w:lastRowLastColumn="0"/>
+              <w:rPr>
+                <w:lang w:val="es-ES" w:eastAsia="es-ES"/>
+              </w:rPr>
+            </w:pPr>
+            <w:r>
+              <w:rPr>
+                <w:rFonts w:cstheme="minorHAnsi"/>
+                <w:sz w:val="20"/>
+                <w:lang w:val="es-ES" w:eastAsia="es-ES"/>
+              </w:rPr>
+              <w:t>4</w:t>
+            </w:r>
+          </w:p>
+        </w:tc>
+      </w:tr>
+      <w:tr>
+        <w:tc>
+          <w:tcPr>
+            <w:cnfStyle w:val="001000000000" w:firstRow="0" w:lastRow="0" w:firstColumn="1" w:lastColumn="0" w:oddVBand="0" w:evenVBand="0" w:oddHBand="0" w:evenHBand="0" w:firstRowFirstColumn="0" w:firstRowLastColumn="0" w:lastRowFirstColumn="0" w:lastRowLastColumn="0"/>
+            <w:tcW w:w="6449" w:type="dxa"/>
+          </w:tcPr>
+          <w:p>
+            <w:pPr>
+              <w:rPr>
+                <w:lang w:val="es-ES" w:eastAsia="es-ES"/>
+              </w:rPr>
+            </w:pPr>
+            <w:r>
+              <w:rPr>
+                <w:rFonts w:cstheme="minorHAnsi"/>
+                <w:sz w:val="20"/>
+                <w:lang w:val="es-ES" w:eastAsia="es-ES"/>
+              </w:rPr>
+              <w:t>HU09 Gestionar calidades y sistemas productivos (E2)</w:t>
+            </w:r>
+          </w:p>
+        </w:tc>
+        <w:tc>
+          <w:tcPr>
+            <w:tcW w:w="1276" w:type="dxa"/>
+          </w:tcPr>
+          <w:p>
+            <w:pPr>
+              <w:cnfStyle w:val="000000000000" w:firstRow="0" w:lastRow="0" w:firstColumn="0" w:lastColumn="0" w:oddVBand="0" w:evenVBand="0" w:oddHBand="0" w:evenHBand="0" w:firstRowFirstColumn="0" w:firstRowLastColumn="0" w:lastRowFirstColumn="0" w:lastRowLastColumn="0"/>
+              <w:rPr>
+                <w:lang w:val="es-ES" w:eastAsia="es-ES"/>
+              </w:rPr>
+            </w:pPr>
+            <w:r>
+              <w:rPr>
+                <w:rFonts w:cstheme="minorHAnsi"/>
+                <w:sz w:val="20"/>
+                <w:lang w:val="es-ES" w:eastAsia="es-ES"/>
+              </w:rPr>
+              <w:t>4</w:t>
+            </w:r>
+          </w:p>
+        </w:tc>
+      </w:tr>
+      <w:tr>
+        <w:tc>
+          <w:tcPr>
+            <w:cnfStyle w:val="001000000000" w:firstRow="0" w:lastRow="0" w:firstColumn="1" w:lastColumn="0" w:oddVBand="0" w:evenVBand="0" w:oddHBand="0" w:evenHBand="0" w:firstRowFirstColumn="0" w:firstRowLastColumn="0" w:lastRowFirstColumn="0" w:lastRowLastColumn="0"/>
+            <w:tcW w:w="6449" w:type="dxa"/>
+          </w:tcPr>
+          <w:p>
+            <w:pPr>
+              <w:rPr>
+                <w:lang w:val="es-ES" w:eastAsia="es-ES"/>
+              </w:rPr>
+            </w:pPr>
+            <w:r>
+              <w:rPr>
+                <w:rFonts w:cstheme="minorHAnsi"/>
+                <w:sz w:val="20"/>
+                <w:lang w:val="es-ES" w:eastAsia="es-ES"/>
+              </w:rPr>
+              <w:t>HU10 Gestionar tipos de bandeja y embalajes (E2)</w:t>
+            </w:r>
+          </w:p>
+        </w:tc>
+        <w:tc>
+          <w:tcPr>
+            <w:tcW w:w="1276" w:type="dxa"/>
+          </w:tcPr>
+          <w:p>
+            <w:pPr>
+              <w:cnfStyle w:val="000000000000" w:firstRow="0" w:lastRow="0" w:firstColumn="0" w:lastColumn="0" w:oddVBand="0" w:evenVBand="0" w:oddHBand="0" w:evenHBand="0" w:firstRowFirstColumn="0" w:firstRowLastColumn="0" w:lastRowFirstColumn="0" w:lastRowLastColumn="0"/>
+              <w:rPr>
+                <w:lang w:val="es-ES" w:eastAsia="es-ES"/>
+              </w:rPr>
+            </w:pPr>
+            <w:r>
+              <w:rPr>
+                <w:rFonts w:cstheme="minorHAnsi"/>
+                <w:sz w:val="20"/>
+                <w:lang w:val="es-ES" w:eastAsia="es-ES"/>
+              </w:rPr>
+              <w:t>4</w:t>
+            </w:r>
+          </w:p>
+        </w:tc>
+      </w:tr>
+      <w:tr>
+        <w:tc>
+          <w:tcPr>
+            <w:cnfStyle w:val="001000000000" w:firstRow="0" w:lastRow="0" w:firstColumn="1" w:lastColumn="0" w:oddVBand="0" w:evenVBand="0" w:oddHBand="0" w:evenHBand="0" w:firstRowFirstColumn="0" w:firstRowLastColumn="0" w:lastRowFirstColumn="0" w:lastRowLastColumn="0"/>
+            <w:tcW w:w="6449" w:type="dxa"/>
+          </w:tcPr>
+          <w:p>
+            <w:pPr>
+              <w:rPr>
+                <w:lang w:val="es-ES" w:eastAsia="es-ES"/>
+              </w:rPr>
+            </w:pPr>
+            <w:r>
+              <w:rPr>
+                <w:rFonts w:cstheme="minorHAnsi"/>
+                <w:sz w:val="20"/>
+                <w:lang w:val="es-ES" w:eastAsia="es-ES"/>
+              </w:rPr>
+              <w:t>HU11 Seleccionar datos de catálogo en los formularios (E2)</w:t>
+            </w:r>
+          </w:p>
+        </w:tc>
+        <w:tc>
+          <w:tcPr>
+            <w:tcW w:w="1276" w:type="dxa"/>
+          </w:tcPr>
+          <w:p>
+            <w:pPr>
+              <w:cnfStyle w:val="000000000000" w:firstRow="0" w:lastRow="0" w:firstColumn="0" w:lastColumn="0" w:oddVBand="0" w:evenVBand="0" w:oddHBand="0" w:evenHBand="0" w:firstRowFirstColumn="0" w:firstRowLastColumn="0" w:lastRowFirstColumn="0" w:lastRowLastColumn="0"/>
+              <w:rPr>
+                <w:lang w:val="es-ES" w:eastAsia="es-ES"/>
+              </w:rPr>
+            </w:pPr>
+            <w:r>
+              <w:rPr>
+                <w:rFonts w:cstheme="minorHAnsi"/>
+                <w:sz w:val="20"/>
+                <w:lang w:val="es-ES" w:eastAsia="es-ES"/>
+              </w:rPr>
+              <w:t>4</w:t>
+            </w:r>
+          </w:p>
+        </w:tc>
+      </w:tr>
+      <w:tr>
+        <w:tc>
+          <w:tcPr>
+            <w:cnfStyle w:val="001000000000" w:firstRow="0" w:lastRow="0" w:firstColumn="1" w:lastColumn="0" w:oddVBand="0" w:evenVBand="0" w:oddHBand="0" w:evenHBand="0" w:firstRowFirstColumn="0" w:firstRowLastColumn="0" w:lastRowFirstColumn="0" w:lastRowLastColumn="0"/>
+            <w:tcW w:w="6449" w:type="dxa"/>
+          </w:tcPr>
+          <w:p>
+            <w:pPr>
+              <w:rPr>
+                <w:lang w:val="es-ES" w:eastAsia="es-ES"/>
+              </w:rPr>
+            </w:pPr>
+            <w:r>
+              <w:rPr>
+                <w:rFonts w:cstheme="minorHAnsi"/>
+                <w:sz w:val="20"/>
+                <w:lang w:val="es-ES" w:eastAsia="es-ES"/>
+              </w:rPr>
+              <w:t>HU12 Registrar una tarja de recepción (E3)</w:t>
+            </w:r>
+          </w:p>
+        </w:tc>
+        <w:tc>
+          <w:tcPr>
+            <w:tcW w:w="1276" w:type="dxa"/>
+          </w:tcPr>
+          <w:p>
+            <w:pPr>
+              <w:cnfStyle w:val="000000000000" w:firstRow="0" w:lastRow="0" w:firstColumn="0" w:lastColumn="0" w:oddVBand="0" w:evenVBand="0" w:oddHBand="0" w:evenHBand="0" w:firstRowFirstColumn="0" w:firstRowLastColumn="0" w:lastRowFirstColumn="0" w:lastRowLastColumn="0"/>
+              <w:rPr>
+                <w:lang w:val="es-ES" w:eastAsia="es-ES"/>
+              </w:rPr>
+            </w:pPr>
+            <w:r>
+              <w:rPr>
+                <w:rFonts w:cstheme="minorHAnsi"/>
+                <w:sz w:val="20"/>
+                <w:lang w:val="es-ES" w:eastAsia="es-ES"/>
+              </w:rPr>
+              <w:t>5</w:t>
+            </w:r>
+          </w:p>
+        </w:tc>
+      </w:tr>
+      <w:tr>
+        <w:tc>
+          <w:tcPr>
+            <w:cnfStyle w:val="001000000000" w:firstRow="0" w:lastRow="0" w:firstColumn="1" w:lastColumn="0" w:oddVBand="0" w:evenVBand="0" w:oddHBand="0" w:evenHBand="0" w:firstRowFirstColumn="0" w:firstRowLastColumn="0" w:lastRowFirstColumn="0" w:lastRowLastColumn="0"/>
+            <w:tcW w:w="6449" w:type="dxa"/>
+          </w:tcPr>
+          <w:p>
+            <w:pPr>
+              <w:rPr>
+                <w:lang w:val="es-ES" w:eastAsia="es-ES"/>
+              </w:rPr>
+            </w:pPr>
+            <w:r>
+              <w:rPr>
+                <w:rFonts w:cstheme="minorHAnsi"/>
+                <w:sz w:val="20"/>
+                <w:lang w:val="es-ES" w:eastAsia="es-ES"/>
+              </w:rPr>
+              <w:t>HU13 Numerar las tarjas automáticamente (E3)</w:t>
+            </w:r>
+          </w:p>
+        </w:tc>
+        <w:tc>
+          <w:tcPr>
+            <w:tcW w:w="1276" w:type="dxa"/>
+          </w:tcPr>
+          <w:p>
+            <w:pPr>
+              <w:cnfStyle w:val="000000000000" w:firstRow="0" w:lastRow="0" w:firstColumn="0" w:lastColumn="0" w:oddVBand="0" w:evenVBand="0" w:oddHBand="0" w:evenHBand="0" w:firstRowFirstColumn="0" w:firstRowLastColumn="0" w:lastRowFirstColumn="0" w:lastRowLastColumn="0"/>
+              <w:rPr>
+                <w:lang w:val="es-ES" w:eastAsia="es-ES"/>
+              </w:rPr>
+            </w:pPr>
+            <w:r>
+              <w:rPr>
+                <w:rFonts w:cstheme="minorHAnsi"/>
+                <w:sz w:val="20"/>
+                <w:lang w:val="es-ES" w:eastAsia="es-ES"/>
+              </w:rPr>
+              <w:t>5</w:t>
+            </w:r>
+          </w:p>
+        </w:tc>
+      </w:tr>
+      <w:tr>
+        <w:tc>
+          <w:tcPr>
+            <w:cnfStyle w:val="001000000000" w:firstRow="0" w:lastRow="0" w:firstColumn="1" w:lastColumn="0" w:oddVBand="0" w:evenVBand="0" w:oddHBand="0" w:evenHBand="0" w:firstRowFirstColumn="0" w:firstRowLastColumn="0" w:lastRowFirstColumn="0" w:lastRowLastColumn="0"/>
+            <w:tcW w:w="6449" w:type="dxa"/>
+          </w:tcPr>
+          <w:p>
+            <w:pPr>
+              <w:rPr>
+                <w:lang w:val="es-ES" w:eastAsia="es-ES"/>
+              </w:rPr>
+            </w:pPr>
+            <w:r>
+              <w:rPr>
+                <w:rFonts w:cstheme="minorHAnsi"/>
+                <w:sz w:val="20"/>
+                <w:lang w:val="es-ES" w:eastAsia="es-ES"/>
+              </w:rPr>
+              <w:t>HU14 Calcular los kilos netos (E3)</w:t>
+            </w:r>
+          </w:p>
+        </w:tc>
+        <w:tc>
+          <w:tcPr>
+            <w:tcW w:w="1276" w:type="dxa"/>
+          </w:tcPr>
+          <w:p>
+            <w:pPr>
+              <w:cnfStyle w:val="000000000000" w:firstRow="0" w:lastRow="0" w:firstColumn="0" w:lastColumn="0" w:oddVBand="0" w:evenVBand="0" w:oddHBand="0" w:evenHBand="0" w:firstRowFirstColumn="0" w:firstRowLastColumn="0" w:lastRowFirstColumn="0" w:lastRowLastColumn="0"/>
+              <w:rPr>
+                <w:lang w:val="es-ES" w:eastAsia="es-ES"/>
+              </w:rPr>
+            </w:pPr>
+            <w:r>
+              <w:rPr>
+                <w:rFonts w:cstheme="minorHAnsi"/>
+                <w:sz w:val="20"/>
+                <w:lang w:val="es-ES" w:eastAsia="es-ES"/>
+              </w:rPr>
+              <w:t>5</w:t>
+            </w:r>
+          </w:p>
+        </w:tc>
+      </w:tr>
+      <w:tr>
+        <w:tc>
+          <w:tcPr>
+            <w:cnfStyle w:val="001000000000" w:firstRow="0" w:lastRow="0" w:firstColumn="1" w:lastColumn="0" w:oddVBand="0" w:evenVBand="0" w:oddHBand="0" w:evenHBand="0" w:firstRowFirstColumn="0" w:firstRowLastColumn="0" w:lastRowFirstColumn="0" w:lastRowLastColumn="0"/>
+            <w:tcW w:w="6449" w:type="dxa"/>
+          </w:tcPr>
+          <w:p>
+            <w:pPr>
+              <w:rPr>
+                <w:lang w:val="es-ES" w:eastAsia="es-ES"/>
+              </w:rPr>
+            </w:pPr>
+            <w:r>
+              <w:rPr>
+                <w:rFonts w:cstheme="minorHAnsi"/>
+                <w:sz w:val="20"/>
+                <w:lang w:val="es-ES" w:eastAsia="es-ES"/>
+              </w:rPr>
+              <w:t>HU15 Controlar el stock de bandejas (E3)</w:t>
+            </w:r>
+          </w:p>
+        </w:tc>
+        <w:tc>
+          <w:tcPr>
+            <w:tcW w:w="1276" w:type="dxa"/>
+          </w:tcPr>
+          <w:p>
+            <w:pPr>
+              <w:cnfStyle w:val="000000000000" w:firstRow="0" w:lastRow="0" w:firstColumn="0" w:lastColumn="0" w:oddVBand="0" w:evenVBand="0" w:oddHBand="0" w:evenHBand="0" w:firstRowFirstColumn="0" w:firstRowLastColumn="0" w:lastRowFirstColumn="0" w:lastRowLastColumn="0"/>
+              <w:rPr>
+                <w:lang w:val="es-ES" w:eastAsia="es-ES"/>
+              </w:rPr>
+            </w:pPr>
+            <w:r>
+              <w:rPr>
+                <w:rFonts w:cstheme="minorHAnsi"/>
+                <w:sz w:val="20"/>
+                <w:lang w:val="es-ES" w:eastAsia="es-ES"/>
+              </w:rPr>
+              <w:t>6</w:t>
+            </w:r>
+          </w:p>
+        </w:tc>
+      </w:tr>
+      <w:tr>
+        <w:tc>
+          <w:tcPr>
+            <w:cnfStyle w:val="001000000000" w:firstRow="0" w:lastRow="0" w:firstColumn="1" w:lastColumn="0" w:oddVBand="0" w:evenVBand="0" w:oddHBand="0" w:evenHBand="0" w:firstRowFirstColumn="0" w:firstRowLastColumn="0" w:lastRowFirstColumn="0" w:lastRowLastColumn="0"/>
+            <w:tcW w:w="6449" w:type="dxa"/>
+          </w:tcPr>
+          <w:p>
+            <w:pPr>
+              <w:rPr>
+                <w:lang w:val="es-ES" w:eastAsia="es-ES"/>
+              </w:rPr>
+            </w:pPr>
+            <w:r>
+              <w:rPr>
+                <w:rFonts w:cstheme="minorHAnsi"/>
+                <w:sz w:val="20"/>
+                <w:lang w:val="es-ES" w:eastAsia="es-ES"/>
+              </w:rPr>
+              <w:t>HU16 Imprimir la tarja (E3)</w:t>
+            </w:r>
+          </w:p>
+        </w:tc>
+        <w:tc>
+          <w:tcPr>
+            <w:tcW w:w="1276" w:type="dxa"/>
+          </w:tcPr>
+          <w:p>
+            <w:pPr>
+              <w:cnfStyle w:val="000000000000" w:firstRow="0" w:lastRow="0" w:firstColumn="0" w:lastColumn="0" w:oddVBand="0" w:evenVBand="0" w:oddHBand="0" w:evenHBand="0" w:firstRowFirstColumn="0" w:firstRowLastColumn="0" w:lastRowFirstColumn="0" w:lastRowLastColumn="0"/>
+              <w:rPr>
+                <w:lang w:val="es-ES" w:eastAsia="es-ES"/>
+              </w:rPr>
+            </w:pPr>
+            <w:r>
+              <w:rPr>
+                <w:rFonts w:cstheme="minorHAnsi"/>
+                <w:sz w:val="20"/>
+                <w:lang w:val="es-ES" w:eastAsia="es-ES"/>
+              </w:rPr>
+              <w:t>6</w:t>
+            </w:r>
+          </w:p>
+        </w:tc>
+      </w:tr>
+      <w:tr>
+        <w:tc>
+          <w:tcPr>
+            <w:cnfStyle w:val="001000000000" w:firstRow="0" w:lastRow="0" w:firstColumn="1" w:lastColumn="0" w:oddVBand="0" w:evenVBand="0" w:oddHBand="0" w:evenHBand="0" w:firstRowFirstColumn="0" w:firstRowLastColumn="0" w:lastRowFirstColumn="0" w:lastRowLastColumn="0"/>
+            <w:tcW w:w="6449" w:type="dxa"/>
+          </w:tcPr>
+          <w:p>
+            <w:pPr>
+              <w:rPr>
+                <w:lang w:val="es-ES" w:eastAsia="es-ES"/>
+              </w:rPr>
+            </w:pPr>
+            <w:r>
+              <w:rPr>
+                <w:rFonts w:cstheme="minorHAnsi"/>
+                <w:sz w:val="20"/>
+                <w:lang w:val="es-ES" w:eastAsia="es-ES"/>
+              </w:rPr>
+              <w:t>HU17 Consultar tarjas (E3)</w:t>
+            </w:r>
+          </w:p>
+        </w:tc>
+        <w:tc>
+          <w:tcPr>
+            <w:tcW w:w="1276" w:type="dxa"/>
+          </w:tcPr>
+          <w:p>
+            <w:pPr>
+              <w:cnfStyle w:val="000000000000" w:firstRow="0" w:lastRow="0" w:firstColumn="0" w:lastColumn="0" w:oddVBand="0" w:evenVBand="0" w:oddHBand="0" w:evenHBand="0" w:firstRowFirstColumn="0" w:firstRowLastColumn="0" w:lastRowFirstColumn="0" w:lastRowLastColumn="0"/>
+              <w:rPr>
+                <w:lang w:val="es-ES" w:eastAsia="es-ES"/>
+              </w:rPr>
+            </w:pPr>
+            <w:r>
+              <w:rPr>
+                <w:rFonts w:cstheme="minorHAnsi"/>
+                <w:sz w:val="20"/>
+                <w:lang w:val="es-ES" w:eastAsia="es-ES"/>
+              </w:rPr>
+              <w:t>6</w:t>
+            </w:r>
+          </w:p>
+        </w:tc>
+      </w:tr>
+      <w:tr>
+        <w:tc>
+          <w:tcPr>
+            <w:cnfStyle w:val="001000000000" w:firstRow="0" w:lastRow="0" w:firstColumn="1" w:lastColumn="0" w:oddVBand="0" w:evenVBand="0" w:oddHBand="0" w:evenHBand="0" w:firstRowFirstColumn="0" w:firstRowLastColumn="0" w:lastRowFirstColumn="0" w:lastRowLastColumn="0"/>
+            <w:tcW w:w="6449" w:type="dxa"/>
+          </w:tcPr>
+          <w:p>
+            <w:pPr>
+              <w:rPr>
+                <w:lang w:val="es-ES" w:eastAsia="es-ES"/>
+              </w:rPr>
+            </w:pPr>
+            <w:r>
+              <w:rPr>
+                <w:rFonts w:cstheme="minorHAnsi"/>
+                <w:sz w:val="20"/>
+                <w:lang w:val="es-ES" w:eastAsia="es-ES"/>
+              </w:rPr>
+              <w:t>HU18 Registrar el procesamiento de tarjas (E4)</w:t>
+            </w:r>
+          </w:p>
+        </w:tc>
+        <w:tc>
+          <w:tcPr>
+            <w:tcW w:w="1276" w:type="dxa"/>
+          </w:tcPr>
+          <w:p>
+            <w:pPr>
+              <w:cnfStyle w:val="000000000000" w:firstRow="0" w:lastRow="0" w:firstColumn="0" w:lastColumn="0" w:oddVBand="0" w:evenVBand="0" w:oddHBand="0" w:evenHBand="0" w:firstRowFirstColumn="0" w:firstRowLastColumn="0" w:lastRowFirstColumn="0" w:lastRowLastColumn="0"/>
+              <w:rPr>
+                <w:lang w:val="es-ES" w:eastAsia="es-ES"/>
+              </w:rPr>
+            </w:pPr>
+            <w:r>
+              <w:rPr>
+                <w:rFonts w:cstheme="minorHAnsi"/>
+                <w:sz w:val="20"/>
+                <w:lang w:val="es-ES" w:eastAsia="es-ES"/>
+              </w:rPr>
+              <w:t>7</w:t>
+            </w:r>
+          </w:p>
+        </w:tc>
+      </w:tr>
+      <w:tr>
+        <w:tc>
+          <w:tcPr>
+            <w:cnfStyle w:val="001000000000" w:firstRow="0" w:lastRow="0" w:firstColumn="1" w:lastColumn="0" w:oddVBand="0" w:evenVBand="0" w:oddHBand="0" w:evenHBand="0" w:firstRowFirstColumn="0" w:firstRowLastColumn="0" w:lastRowFirstColumn="0" w:lastRowLastColumn="0"/>
+            <w:tcW w:w="6449" w:type="dxa"/>
+          </w:tcPr>
+          <w:p>
+            <w:pPr>
+              <w:rPr>
+                <w:lang w:val="es-ES" w:eastAsia="es-ES"/>
+              </w:rPr>
+            </w:pPr>
+            <w:r>
+              <w:rPr>
+                <w:rFonts w:cstheme="minorHAnsi"/>
+                <w:sz w:val="20"/>
+                <w:lang w:val="es-ES" w:eastAsia="es-ES"/>
+              </w:rPr>
+              <w:t>HU19 Calcular el rendimiento y la merma (E4)</w:t>
+            </w:r>
+          </w:p>
+        </w:tc>
+        <w:tc>
+          <w:tcPr>
+            <w:tcW w:w="1276" w:type="dxa"/>
+          </w:tcPr>
+          <w:p>
+            <w:pPr>
+              <w:cnfStyle w:val="000000000000" w:firstRow="0" w:lastRow="0" w:firstColumn="0" w:lastColumn="0" w:oddVBand="0" w:evenVBand="0" w:oddHBand="0" w:evenHBand="0" w:firstRowFirstColumn="0" w:firstRowLastColumn="0" w:lastRowFirstColumn="0" w:lastRowLastColumn="0"/>
+              <w:rPr>
+                <w:lang w:val="es-ES" w:eastAsia="es-ES"/>
+              </w:rPr>
+            </w:pPr>
+            <w:r>
+              <w:rPr>
+                <w:rFonts w:cstheme="minorHAnsi"/>
+                <w:sz w:val="20"/>
+                <w:lang w:val="es-ES" w:eastAsia="es-ES"/>
+              </w:rPr>
+              <w:t>7</w:t>
+            </w:r>
+          </w:p>
+        </w:tc>
+      </w:tr>
+      <w:tr>
+        <w:tc>
+          <w:tcPr>
+            <w:cnfStyle w:val="001000000000" w:firstRow="0" w:lastRow="0" w:firstColumn="1" w:lastColumn="0" w:oddVBand="0" w:evenVBand="0" w:oddHBand="0" w:evenHBand="0" w:firstRowFirstColumn="0" w:firstRowLastColumn="0" w:lastRowFirstColumn="0" w:lastRowLastColumn="0"/>
+            <w:tcW w:w="6449" w:type="dxa"/>
+          </w:tcPr>
+          <w:p>
+            <w:pPr>
+              <w:rPr>
+                <w:lang w:val="es-ES" w:eastAsia="es-ES"/>
+              </w:rPr>
+            </w:pPr>
+            <w:r>
+              <w:rPr>
+                <w:rFonts w:cstheme="minorHAnsi"/>
+                <w:sz w:val="20"/>
+                <w:lang w:val="es-ES" w:eastAsia="es-ES"/>
+              </w:rPr>
+              <w:t>HU20 Editar una tarja después de impresa (E4)</w:t>
+            </w:r>
+          </w:p>
+        </w:tc>
+        <w:tc>
+          <w:tcPr>
+            <w:tcW w:w="1276" w:type="dxa"/>
+          </w:tcPr>
+          <w:p>
+            <w:pPr>
+              <w:cnfStyle w:val="000000000000" w:firstRow="0" w:lastRow="0" w:firstColumn="0" w:lastColumn="0" w:oddVBand="0" w:evenVBand="0" w:oddHBand="0" w:evenHBand="0" w:firstRowFirstColumn="0" w:firstRowLastColumn="0" w:lastRowFirstColumn="0" w:lastRowLastColumn="0"/>
+              <w:rPr>
+                <w:lang w:val="es-ES" w:eastAsia="es-ES"/>
+              </w:rPr>
+            </w:pPr>
+            <w:r>
+              <w:rPr>
+                <w:rFonts w:cstheme="minorHAnsi"/>
+                <w:sz w:val="20"/>
+                <w:lang w:val="es-ES" w:eastAsia="es-ES"/>
+              </w:rPr>
+              <w:t>8</w:t>
+            </w:r>
+          </w:p>
+        </w:tc>
+      </w:tr>
+      <w:tr>
+        <w:tc>
+          <w:tcPr>
+            <w:cnfStyle w:val="001000000000" w:firstRow="0" w:lastRow="0" w:firstColumn="1" w:lastColumn="0" w:oddVBand="0" w:evenVBand="0" w:oddHBand="0" w:evenHBand="0" w:firstRowFirstColumn="0" w:firstRowLastColumn="0" w:lastRowFirstColumn="0" w:lastRowLastColumn="0"/>
+            <w:tcW w:w="6449" w:type="dxa"/>
+          </w:tcPr>
+          <w:p>
+            <w:pPr>
+              <w:rPr>
+                <w:lang w:val="es-ES" w:eastAsia="es-ES"/>
+              </w:rPr>
+            </w:pPr>
+            <w:r>
+              <w:rPr>
+                <w:rFonts w:cstheme="minorHAnsi"/>
+                <w:sz w:val="20"/>
+                <w:lang w:val="es-ES" w:eastAsia="es-ES"/>
+              </w:rPr>
+              <w:t>HU22 Consultar la bitácora de auditoría (E4)</w:t>
+            </w:r>
+          </w:p>
+        </w:tc>
+        <w:tc>
+          <w:tcPr>
+            <w:tcW w:w="1276" w:type="dxa"/>
+          </w:tcPr>
+          <w:p>
+            <w:pPr>
+              <w:cnfStyle w:val="000000000000" w:firstRow="0" w:lastRow="0" w:firstColumn="0" w:lastColumn="0" w:oddVBand="0" w:evenVBand="0" w:oddHBand="0" w:evenHBand="0" w:firstRowFirstColumn="0" w:firstRowLastColumn="0" w:lastRowFirstColumn="0" w:lastRowLastColumn="0"/>
+              <w:rPr>
+                <w:lang w:val="es-ES" w:eastAsia="es-ES"/>
+              </w:rPr>
+            </w:pPr>
+            <w:r>
+              <w:rPr>
+                <w:rFonts w:cstheme="minorHAnsi"/>
+                <w:sz w:val="20"/>
+                <w:lang w:val="es-ES" w:eastAsia="es-ES"/>
+              </w:rPr>
+              <w:t>8</w:t>
+            </w:r>
+          </w:p>
+        </w:tc>
+      </w:tr>
+      <w:tr>
+        <w:tc>
+          <w:tcPr>
+            <w:cnfStyle w:val="001000000000" w:firstRow="0" w:lastRow="0" w:firstColumn="1" w:lastColumn="0" w:oddVBand="0" w:evenVBand="0" w:oddHBand="0" w:evenHBand="0" w:firstRowFirstColumn="0" w:firstRowLastColumn="0" w:lastRowFirstColumn="0" w:lastRowLastColumn="0"/>
+            <w:tcW w:w="6449" w:type="dxa"/>
+          </w:tcPr>
+          <w:p>
+            <w:pPr>
+              <w:rPr>
+                <w:lang w:val="es-ES" w:eastAsia="es-ES"/>
+              </w:rPr>
+            </w:pPr>
+            <w:r>
+              <w:rPr>
+                <w:rFonts w:cstheme="minorHAnsi"/>
+                <w:sz w:val="20"/>
+                <w:lang w:val="es-ES" w:eastAsia="es-ES"/>
+              </w:rPr>
+              <w:t>HU23 Consultar la trazabilidad de una tarja (E4)</w:t>
+            </w:r>
+          </w:p>
+        </w:tc>
+        <w:tc>
+          <w:tcPr>
+            <w:tcW w:w="1276" w:type="dxa"/>
+          </w:tcPr>
+          <w:p>
+            <w:pPr>
+              <w:cnfStyle w:val="000000000000" w:firstRow="0" w:lastRow="0" w:firstColumn="0" w:lastColumn="0" w:oddVBand="0" w:evenVBand="0" w:oddHBand="0" w:evenHBand="0" w:firstRowFirstColumn="0" w:firstRowLastColumn="0" w:lastRowFirstColumn="0" w:lastRowLastColumn="0"/>
+              <w:rPr>
+                <w:lang w:val="es-ES" w:eastAsia="es-ES"/>
+              </w:rPr>
+            </w:pPr>
+            <w:r>
+              <w:rPr>
+                <w:rFonts w:cstheme="minorHAnsi"/>
+                <w:sz w:val="20"/>
+                <w:lang w:val="es-ES" w:eastAsia="es-ES"/>
+              </w:rPr>
+              <w:t>8</w:t>
+            </w:r>
+          </w:p>
+        </w:tc>
+      </w:tr>
+      <w:tr>
+        <w:tc>
+          <w:tcPr>
+            <w:cnfStyle w:val="001000000000" w:firstRow="0" w:lastRow="0" w:firstColumn="1" w:lastColumn="0" w:oddVBand="0" w:evenVBand="0" w:oddHBand="0" w:evenHBand="0" w:firstRowFirstColumn="0" w:firstRowLastColumn="0" w:lastRowFirstColumn="0" w:lastRowLastColumn="0"/>
+            <w:tcW w:w="6449" w:type="dxa"/>
+          </w:tcPr>
+          <w:p>
+            <w:pPr>
+              <w:rPr>
+                <w:lang w:val="es-ES" w:eastAsia="es-ES"/>
+              </w:rPr>
+            </w:pPr>
+            <w:r>
+              <w:rPr>
+                <w:rFonts w:cstheme="minorHAnsi"/>
+                <w:sz w:val="20"/>
+                <w:lang w:val="es-ES" w:eastAsia="es-ES"/>
+              </w:rPr>
+              <w:t>HU24 Anular una tarja de recepción (E3)</w:t>
+            </w:r>
+          </w:p>
+        </w:tc>
+        <w:tc>
+          <w:tcPr>
+            <w:tcW w:w="1276" w:type="dxa"/>
+          </w:tcPr>
+          <w:p>
+            <w:pPr>
+              <w:cnfStyle w:val="000000000000" w:firstRow="0" w:lastRow="0" w:firstColumn="0" w:lastColumn="0" w:oddVBand="0" w:evenVBand="0" w:oddHBand="0" w:evenHBand="0" w:firstRowFirstColumn="0" w:firstRowLastColumn="0" w:lastRowFirstColumn="0" w:lastRowLastColumn="0"/>
+              <w:rPr>
+                <w:lang w:val="es-ES" w:eastAsia="es-ES"/>
+              </w:rPr>
+            </w:pPr>
+            <w:r>
+              <w:rPr>
+                <w:rFonts w:cstheme="minorHAnsi"/>
+                <w:sz w:val="20"/>
+                <w:lang w:val="es-ES" w:eastAsia="es-ES"/>
+              </w:rPr>
+              <w:t>Por definir</w:t>
+            </w:r>
+          </w:p>
+        </w:tc>
+      </w:tr>
+      <w:tr>
+        <w:tc>
+          <w:tcPr>
+            <w:cnfStyle w:val="001000000000" w:firstRow="0" w:lastRow="0" w:firstColumn="1" w:lastColumn="0" w:oddVBand="0" w:evenVBand="0" w:oddHBand="0" w:evenHBand="0" w:firstRowFirstColumn="0" w:firstRowLastColumn="0" w:lastRowFirstColumn="0" w:lastRowLastColumn="0"/>
+            <w:tcW w:w="6449" w:type="dxa"/>
+          </w:tcPr>
+          <w:p>
+            <w:pPr>
+              <w:rPr>
+                <w:lang w:val="es-ES" w:eastAsia="es-ES"/>
+              </w:rPr>
+            </w:pPr>
+            <w:r>
+              <w:rPr>
+                <w:rFonts w:cstheme="minorHAnsi"/>
+                <w:sz w:val="20"/>
+                <w:lang w:val="es-ES" w:eastAsia="es-ES"/>
+              </w:rPr>
+              <w:t>HU25 Anular un proceso (E4)</w:t>
+            </w:r>
+          </w:p>
+        </w:tc>
+        <w:tc>
+          <w:tcPr>
+            <w:tcW w:w="1276" w:type="dxa"/>
+          </w:tcPr>
+          <w:p>
+            <w:pPr>
+              <w:cnfStyle w:val="000000000000" w:firstRow="0" w:lastRow="0" w:firstColumn="0" w:lastColumn="0" w:oddVBand="0" w:evenVBand="0" w:oddHBand="0" w:evenHBand="0" w:firstRowFirstColumn="0" w:firstRowLastColumn="0" w:lastRowFirstColumn="0" w:lastRowLastColumn="0"/>
+              <w:rPr>
+                <w:lang w:val="es-ES" w:eastAsia="es-ES"/>
+              </w:rPr>
+            </w:pPr>
+            <w:r>
+              <w:rPr>
+                <w:rFonts w:cstheme="minorHAnsi"/>
+                <w:sz w:val="20"/>
+                <w:lang w:val="es-ES" w:eastAsia="es-ES"/>
+              </w:rPr>
+              <w:t>Por definir</w:t>
             </w:r>
           </w:p>
         </w:tc>
@@ -3656,7 +9404,7 @@
 </file>
 
 <file path=word/endnotes.xml><?xml version="1.0" encoding="utf-8"?>
-<w:endnotes xmlns:wpc="http://schemas.microsoft.com/office/word/2010/wordprocessingCanvas" xmlns:cx="http://schemas.microsoft.com/office/drawing/2014/chartex" xmlns:cx1="http://schemas.microsoft.com/office/drawing/2015/9/8/chartex" xmlns:cx2="http://schemas.microsoft.com/office/drawing/2015/10/21/chartex" xmlns:cx3="http://schemas.microsoft.com/office/drawing/2016/5/9/chartex" xmlns:cx4="http://schemas.microsoft.com/office/drawing/2016/5/10/chartex" xmlns:cx5="http://schemas.microsoft.com/office/drawing/2016/5/11/chartex" xmlns:cx6="http://schemas.microsoft.com/office/drawing/2016/5/12/chartex" xmlns:cx7="http://schemas.microsoft.com/office/drawing/2016/5/13/chartex" xmlns:cx8="http://schemas.microsoft.com/office/drawing/2016/5/14/chartex" xmlns:mc="http://schemas.openxmlformats.org/markup-compatibility/2006" xmlns:m="http://schemas.openxmlformats.org/officeDocument/2006/math" xmlns:aink="http://schemas.microsoft.com/office/drawing/2016/ink" xmlns:am3d="http://schemas.microsoft.com/office/drawing/2017/model3d" xmlns:oel="http://schemas.microsoft.com/office/2019/extlst" xmlns:r="http://schemas.openxmlformats.org/officeDocument/2006/relationships" xmlns:wp14="http://schemas.microsoft.com/office/word/2010/wordprocessingDrawing" xmlns:wp="http://schemas.openxmlformats.org/drawingml/2006/wordprocessingDrawing" xmlns:wpg="http://schemas.microsoft.com/office/word/2010/wordprocessingGroup" xmlns:wpi="http://schemas.microsoft.com/office/word/2010/wordprocessingInk" xmlns:wps="http://schemas.microsoft.com/office/word/2010/wordprocessingShape" xmlns:o="urn:schemas-microsoft-com:office:office" xmlns:v="urn:schemas-microsoft-com:vml" xmlns:w10="urn:schemas-microsoft-com:office:word" xmlns:w="http://schemas.openxmlformats.org/wordprocessingml/2006/main" xmlns:w14="http://schemas.microsoft.com/office/word/2010/wordml" xmlns:w15="http://schemas.microsoft.com/office/word/2012/wordml" xmlns:w16cex="http://schemas.microsoft.com/office/word/2018/wordml/cex" xmlns:w16cid="http://schemas.microsoft.com/office/word/2016/wordml/cid" xmlns:w16="http://schemas.microsoft.com/office/word/2018/wordml" xmlns:w16sdtdh="http://schemas.microsoft.com/office/word/2020/wordml/sdtdatahash" xmlns:w16sdtfl="http://schemas.microsoft.com/office/word/2024/wordml/sdtformatlock" xmlns:w16se="http://schemas.microsoft.com/office/word/2015/wordml/symex" xmlns:w16du="http://schemas.microsoft.com/office/word/2023/wordml/word16du" xmlns:wne="http://schemas.microsoft.com/office/word/2006/wordml" mc:Ignorable="w14 w15 w16se w16cid w16 w16cex w16sdtdh w16sdtfl w16du wp14">
+<w:endnotes xmlns:wpc="http://schemas.microsoft.com/office/word/2010/wordprocessingCanvas" xmlns:cx="http://schemas.microsoft.com/office/drawing/2014/chartex" xmlns:cx1="http://schemas.microsoft.com/office/drawing/2015/9/8/chartex" xmlns:cx2="http://schemas.microsoft.com/office/drawing/2015/10/21/chartex" xmlns:cx3="http://schemas.microsoft.com/office/drawing/2016/5/9/chartex" xmlns:cx4="http://schemas.microsoft.com/office/drawing/2016/5/10/chartex" xmlns:cx5="http://schemas.microsoft.com/office/drawing/2016/5/11/chartex" xmlns:cx6="http://schemas.microsoft.com/office/drawing/2016/5/12/chartex" xmlns:cx7="http://schemas.microsoft.com/office/drawing/2016/5/13/chartex" xmlns:cx8="http://schemas.microsoft.com/office/drawing/2016/5/14/chartex" xmlns:mc="http://schemas.openxmlformats.org/markup-compatibility/2006" xmlns:aink="http://schemas.microsoft.com/office/drawing/2016/ink" xmlns:am3d="http://schemas.microsoft.com/office/drawing/2017/model3d" xmlns:o="urn:schemas-microsoft-com:office:office" xmlns:oel="http://schemas.microsoft.com/office/2019/extlst" xmlns:r="http://schemas.openxmlformats.org/officeDocument/2006/relationships" xmlns:m="http://schemas.openxmlformats.org/officeDocument/2006/math" xmlns:v="urn:schemas-microsoft-com:vml" xmlns:wp14="http://schemas.microsoft.com/office/word/2010/wordprocessingDrawing" xmlns:wp="http://schemas.openxmlformats.org/drawingml/2006/wordprocessingDrawing" xmlns:w10="urn:schemas-microsoft-com:office:word" xmlns:w="http://schemas.openxmlformats.org/wordprocessingml/2006/main" xmlns:w14="http://schemas.microsoft.com/office/word/2010/wordml" xmlns:w15="http://schemas.microsoft.com/office/word/2012/wordml" xmlns:w16cex="http://schemas.microsoft.com/office/word/2018/wordml/cex" xmlns:w16cid="http://schemas.microsoft.com/office/word/2016/wordml/cid" xmlns:w16="http://schemas.microsoft.com/office/word/2018/wordml" xmlns:w16du="http://schemas.microsoft.com/office/word/2023/wordml/word16du" xmlns:w16sdtdh="http://schemas.microsoft.com/office/word/2020/wordml/sdtdatahash" xmlns:w16sdtfl="http://schemas.microsoft.com/office/word/2024/wordml/sdtformatlock" xmlns:w16se="http://schemas.microsoft.com/office/word/2015/wordml/symex" xmlns:wpg="http://schemas.microsoft.com/office/word/2010/wordprocessingGroup" xmlns:wpi="http://schemas.microsoft.com/office/word/2010/wordprocessingInk" xmlns:wne="http://schemas.microsoft.com/office/word/2006/wordml" xmlns:wps="http://schemas.microsoft.com/office/word/2010/wordprocessingShape" mc:Ignorable="w14 w15 w16se w16cid w16 w16cex w16sdtdh w16sdtfl w16du wp14">
   <w:endnote w:type="separator" w:id="-1">
     <w:p>
       <w:pPr>
@@ -3681,7 +9429,7 @@
 </file>
 
 <file path=word/footer1.xml><?xml version="1.0" encoding="utf-8"?>
-<w:ftr xmlns:wpc="http://schemas.microsoft.com/office/word/2010/wordprocessingCanvas" xmlns:cx="http://schemas.microsoft.com/office/drawing/2014/chartex" xmlns:cx1="http://schemas.microsoft.com/office/drawing/2015/9/8/chartex" xmlns:cx2="http://schemas.microsoft.com/office/drawing/2015/10/21/chartex" xmlns:cx3="http://schemas.microsoft.com/office/drawing/2016/5/9/chartex" xmlns:cx4="http://schemas.microsoft.com/office/drawing/2016/5/10/chartex" xmlns:cx5="http://schemas.microsoft.com/office/drawing/2016/5/11/chartex" xmlns:cx6="http://schemas.microsoft.com/office/drawing/2016/5/12/chartex" xmlns:cx7="http://schemas.microsoft.com/office/drawing/2016/5/13/chartex" xmlns:cx8="http://schemas.microsoft.com/office/drawing/2016/5/14/chartex" xmlns:mc="http://schemas.openxmlformats.org/markup-compatibility/2006" xmlns:m="http://schemas.openxmlformats.org/officeDocument/2006/math" xmlns:aink="http://schemas.microsoft.com/office/drawing/2016/ink" xmlns:am3d="http://schemas.microsoft.com/office/drawing/2017/model3d" xmlns:oel="http://schemas.microsoft.com/office/2019/extlst" xmlns:r="http://schemas.openxmlformats.org/officeDocument/2006/relationships" xmlns:wp14="http://schemas.microsoft.com/office/word/2010/wordprocessingDrawing" xmlns:wp="http://schemas.openxmlformats.org/drawingml/2006/wordprocessingDrawing" xmlns:wpg="http://schemas.microsoft.com/office/word/2010/wordprocessingGroup" xmlns:wpi="http://schemas.microsoft.com/office/word/2010/wordprocessingInk" xmlns:wps="http://schemas.microsoft.com/office/word/2010/wordprocessingShape" xmlns:o="urn:schemas-microsoft-com:office:office" xmlns:v="urn:schemas-microsoft-com:vml" xmlns:w10="urn:schemas-microsoft-com:office:word" xmlns:w="http://schemas.openxmlformats.org/wordprocessingml/2006/main" xmlns:w14="http://schemas.microsoft.com/office/word/2010/wordml" xmlns:w15="http://schemas.microsoft.com/office/word/2012/wordml" xmlns:w16cex="http://schemas.microsoft.com/office/word/2018/wordml/cex" xmlns:w16cid="http://schemas.microsoft.com/office/word/2016/wordml/cid" xmlns:w16="http://schemas.microsoft.com/office/word/2018/wordml" xmlns:w16sdtdh="http://schemas.microsoft.com/office/word/2020/wordml/sdtdatahash" xmlns:w16sdtfl="http://schemas.microsoft.com/office/word/2024/wordml/sdtformatlock" xmlns:w16se="http://schemas.microsoft.com/office/word/2015/wordml/symex" xmlns:w16du="http://schemas.microsoft.com/office/word/2023/wordml/word16du" xmlns:wne="http://schemas.microsoft.com/office/word/2006/wordml" mc:Ignorable="w14 w15 w16se w16cid w16 w16cex w16sdtdh w16sdtfl w16du wp14">
+<w:ftr xmlns:wpc="http://schemas.microsoft.com/office/word/2010/wordprocessingCanvas" xmlns:cx="http://schemas.microsoft.com/office/drawing/2014/chartex" xmlns:cx1="http://schemas.microsoft.com/office/drawing/2015/9/8/chartex" xmlns:cx2="http://schemas.microsoft.com/office/drawing/2015/10/21/chartex" xmlns:cx3="http://schemas.microsoft.com/office/drawing/2016/5/9/chartex" xmlns:cx4="http://schemas.microsoft.com/office/drawing/2016/5/10/chartex" xmlns:cx5="http://schemas.microsoft.com/office/drawing/2016/5/11/chartex" xmlns:cx6="http://schemas.microsoft.com/office/drawing/2016/5/12/chartex" xmlns:cx7="http://schemas.microsoft.com/office/drawing/2016/5/13/chartex" xmlns:cx8="http://schemas.microsoft.com/office/drawing/2016/5/14/chartex" xmlns:mc="http://schemas.openxmlformats.org/markup-compatibility/2006" xmlns:aink="http://schemas.microsoft.com/office/drawing/2016/ink" xmlns:am3d="http://schemas.microsoft.com/office/drawing/2017/model3d" xmlns:o="urn:schemas-microsoft-com:office:office" xmlns:oel="http://schemas.microsoft.com/office/2019/extlst" xmlns:r="http://schemas.openxmlformats.org/officeDocument/2006/relationships" xmlns:m="http://schemas.openxmlformats.org/officeDocument/2006/math" xmlns:v="urn:schemas-microsoft-com:vml" xmlns:wp14="http://schemas.microsoft.com/office/word/2010/wordprocessingDrawing" xmlns:wp="http://schemas.openxmlformats.org/drawingml/2006/wordprocessingDrawing" xmlns:w10="urn:schemas-microsoft-com:office:word" xmlns:w="http://schemas.openxmlformats.org/wordprocessingml/2006/main" xmlns:w14="http://schemas.microsoft.com/office/word/2010/wordml" xmlns:w15="http://schemas.microsoft.com/office/word/2012/wordml" xmlns:w16cex="http://schemas.microsoft.com/office/word/2018/wordml/cex" xmlns:w16cid="http://schemas.microsoft.com/office/word/2016/wordml/cid" xmlns:w16="http://schemas.microsoft.com/office/word/2018/wordml" xmlns:w16du="http://schemas.microsoft.com/office/word/2023/wordml/word16du" xmlns:w16sdtdh="http://schemas.microsoft.com/office/word/2020/wordml/sdtdatahash" xmlns:w16sdtfl="http://schemas.microsoft.com/office/word/2024/wordml/sdtformatlock" xmlns:w16se="http://schemas.microsoft.com/office/word/2015/wordml/symex" xmlns:wpg="http://schemas.microsoft.com/office/word/2010/wordprocessingGroup" xmlns:wpi="http://schemas.microsoft.com/office/word/2010/wordprocessingInk" xmlns:wne="http://schemas.microsoft.com/office/word/2006/wordml" xmlns:wps="http://schemas.microsoft.com/office/word/2010/wordprocessingShape" mc:Ignorable="w14 w15 w16se w16cid w16 w16cex w16sdtdh w16sdtfl w16du wp14">
   <w:sdt>
     <w:sdtPr>
       <w:id w:val="14532529"/>
@@ -3690,6 +9438,7 @@
         <w:docPartUnique/>
       </w:docPartObj>
     </w:sdtPr>
+    <w:sdtEndPr/>
     <w:sdtContent>
       <w:p>
         <w:pPr>
@@ -3709,13 +9458,7 @@
           <w:rPr>
             <w:noProof/>
           </w:rPr>
-          <w:t>1</w:t>
-        </w:r>
-        <w:r>
-          <w:rPr>
-            <w:noProof/>
-          </w:rPr>
-          <w:t>3</w:t>
+          <w:t>13</w:t>
         </w:r>
         <w:r>
           <w:rPr>
@@ -3735,7 +9478,7 @@
 </file>
 
 <file path=word/footnotes.xml><?xml version="1.0" encoding="utf-8"?>
-<w:footnotes xmlns:wpc="http://schemas.microsoft.com/office/word/2010/wordprocessingCanvas" xmlns:cx="http://schemas.microsoft.com/office/drawing/2014/chartex" xmlns:cx1="http://schemas.microsoft.com/office/drawing/2015/9/8/chartex" xmlns:cx2="http://schemas.microsoft.com/office/drawing/2015/10/21/chartex" xmlns:cx3="http://schemas.microsoft.com/office/drawing/2016/5/9/chartex" xmlns:cx4="http://schemas.microsoft.com/office/drawing/2016/5/10/chartex" xmlns:cx5="http://schemas.microsoft.com/office/drawing/2016/5/11/chartex" xmlns:cx6="http://schemas.microsoft.com/office/drawing/2016/5/12/chartex" xmlns:cx7="http://schemas.microsoft.com/office/drawing/2016/5/13/chartex" xmlns:cx8="http://schemas.microsoft.com/office/drawing/2016/5/14/chartex" xmlns:mc="http://schemas.openxmlformats.org/markup-compatibility/2006" xmlns:m="http://schemas.openxmlformats.org/officeDocument/2006/math" xmlns:aink="http://schemas.microsoft.com/office/drawing/2016/ink" xmlns:am3d="http://schemas.microsoft.com/office/drawing/2017/model3d" xmlns:oel="http://schemas.microsoft.com/office/2019/extlst" xmlns:r="http://schemas.openxmlformats.org/officeDocument/2006/relationships" xmlns:wp14="http://schemas.microsoft.com/office/word/2010/wordprocessingDrawing" xmlns:wp="http://schemas.openxmlformats.org/drawingml/2006/wordprocessingDrawing" xmlns:wpg="http://schemas.microsoft.com/office/word/2010/wordprocessingGroup" xmlns:wpi="http://schemas.microsoft.com/office/word/2010/wordprocessingInk" xmlns:wps="http://schemas.microsoft.com/office/word/2010/wordprocessingShape" xmlns:o="urn:schemas-microsoft-com:office:office" xmlns:v="urn:schemas-microsoft-com:vml" xmlns:w10="urn:schemas-microsoft-com:office:word" xmlns:w="http://schemas.openxmlformats.org/wordprocessingml/2006/main" xmlns:w14="http://schemas.microsoft.com/office/word/2010/wordml" xmlns:w15="http://schemas.microsoft.com/office/word/2012/wordml" xmlns:w16cex="http://schemas.microsoft.com/office/word/2018/wordml/cex" xmlns:w16cid="http://schemas.microsoft.com/office/word/2016/wordml/cid" xmlns:w16="http://schemas.microsoft.com/office/word/2018/wordml" xmlns:w16sdtdh="http://schemas.microsoft.com/office/word/2020/wordml/sdtdatahash" xmlns:w16sdtfl="http://schemas.microsoft.com/office/word/2024/wordml/sdtformatlock" xmlns:w16se="http://schemas.microsoft.com/office/word/2015/wordml/symex" xmlns:w16du="http://schemas.microsoft.com/office/word/2023/wordml/word16du" xmlns:wne="http://schemas.microsoft.com/office/word/2006/wordml" mc:Ignorable="w14 w15 w16se w16cid w16 w16cex w16sdtdh w16sdtfl w16du wp14">
+<w:footnotes xmlns:wpc="http://schemas.microsoft.com/office/word/2010/wordprocessingCanvas" xmlns:cx="http://schemas.microsoft.com/office/drawing/2014/chartex" xmlns:cx1="http://schemas.microsoft.com/office/drawing/2015/9/8/chartex" xmlns:cx2="http://schemas.microsoft.com/office/drawing/2015/10/21/chartex" xmlns:cx3="http://schemas.microsoft.com/office/drawing/2016/5/9/chartex" xmlns:cx4="http://schemas.microsoft.com/office/drawing/2016/5/10/chartex" xmlns:cx5="http://schemas.microsoft.com/office/drawing/2016/5/11/chartex" xmlns:cx6="http://schemas.microsoft.com/office/drawing/2016/5/12/chartex" xmlns:cx7="http://schemas.microsoft.com/office/drawing/2016/5/13/chartex" xmlns:cx8="http://schemas.microsoft.com/office/drawing/2016/5/14/chartex" xmlns:mc="http://schemas.openxmlformats.org/markup-compatibility/2006" xmlns:aink="http://schemas.microsoft.com/office/drawing/2016/ink" xmlns:am3d="http://schemas.microsoft.com/office/drawing/2017/model3d" xmlns:o="urn:schemas-microsoft-com:office:office" xmlns:oel="http://schemas.microsoft.com/office/2019/extlst" xmlns:r="http://schemas.openxmlformats.org/officeDocument/2006/relationships" xmlns:m="http://schemas.openxmlformats.org/officeDocument/2006/math" xmlns:v="urn:schemas-microsoft-com:vml" xmlns:wp14="http://schemas.microsoft.com/office/word/2010/wordprocessingDrawing" xmlns:wp="http://schemas.openxmlformats.org/drawingml/2006/wordprocessingDrawing" xmlns:w10="urn:schemas-microsoft-com:office:word" xmlns:w="http://schemas.openxmlformats.org/wordprocessingml/2006/main" xmlns:w14="http://schemas.microsoft.com/office/word/2010/wordml" xmlns:w15="http://schemas.microsoft.com/office/word/2012/wordml" xmlns:w16cex="http://schemas.microsoft.com/office/word/2018/wordml/cex" xmlns:w16cid="http://schemas.microsoft.com/office/word/2016/wordml/cid" xmlns:w16="http://schemas.microsoft.com/office/word/2018/wordml" xmlns:w16du="http://schemas.microsoft.com/office/word/2023/wordml/word16du" xmlns:w16sdtdh="http://schemas.microsoft.com/office/word/2020/wordml/sdtdatahash" xmlns:w16sdtfl="http://schemas.microsoft.com/office/word/2024/wordml/sdtformatlock" xmlns:w16se="http://schemas.microsoft.com/office/word/2015/wordml/symex" xmlns:wpg="http://schemas.microsoft.com/office/word/2010/wordprocessingGroup" xmlns:wpi="http://schemas.microsoft.com/office/word/2010/wordprocessingInk" xmlns:wne="http://schemas.microsoft.com/office/word/2006/wordml" xmlns:wps="http://schemas.microsoft.com/office/word/2010/wordprocessingShape" mc:Ignorable="w14 w15 w16se w16cid w16 w16cex w16sdtdh w16sdtfl w16du wp14">
   <w:footnote w:type="separator" w:id="-1">
     <w:p>
       <w:pPr>
@@ -3760,7 +9503,7 @@
 </file>
 
 <file path=word/header1.xml><?xml version="1.0" encoding="utf-8"?>
-<w:hdr xmlns:wpc="http://schemas.microsoft.com/office/word/2010/wordprocessingCanvas" xmlns:cx="http://schemas.microsoft.com/office/drawing/2014/chartex" xmlns:cx1="http://schemas.microsoft.com/office/drawing/2015/9/8/chartex" xmlns:cx2="http://schemas.microsoft.com/office/drawing/2015/10/21/chartex" xmlns:cx3="http://schemas.microsoft.com/office/drawing/2016/5/9/chartex" xmlns:cx4="http://schemas.microsoft.com/office/drawing/2016/5/10/chartex" xmlns:cx5="http://schemas.microsoft.com/office/drawing/2016/5/11/chartex" xmlns:cx6="http://schemas.microsoft.com/office/drawing/2016/5/12/chartex" xmlns:cx7="http://schemas.microsoft.com/office/drawing/2016/5/13/chartex" xmlns:cx8="http://schemas.microsoft.com/office/drawing/2016/5/14/chartex" xmlns:mc="http://schemas.openxmlformats.org/markup-compatibility/2006" xmlns:m="http://schemas.openxmlformats.org/officeDocument/2006/math" xmlns:aink="http://schemas.microsoft.com/office/drawing/2016/ink" xmlns:am3d="http://schemas.microsoft.com/office/drawing/2017/model3d" xmlns:oel="http://schemas.microsoft.com/office/2019/extlst" xmlns:r="http://schemas.openxmlformats.org/officeDocument/2006/relationships" xmlns:wp14="http://schemas.microsoft.com/office/word/2010/wordprocessingDrawing" xmlns:wp="http://schemas.openxmlformats.org/drawingml/2006/wordprocessingDrawing" xmlns:wpg="http://schemas.microsoft.com/office/word/2010/wordprocessingGroup" xmlns:wpi="http://schemas.microsoft.com/office/word/2010/wordprocessingInk" xmlns:wps="http://schemas.microsoft.com/office/word/2010/wordprocessingShape" xmlns:o="urn:schemas-microsoft-com:office:office" xmlns:v="urn:schemas-microsoft-com:vml" xmlns:w10="urn:schemas-microsoft-com:office:word" xmlns:w="http://schemas.openxmlformats.org/wordprocessingml/2006/main" xmlns:w14="http://schemas.microsoft.com/office/word/2010/wordml" xmlns:w15="http://schemas.microsoft.com/office/word/2012/wordml" xmlns:w16cex="http://schemas.microsoft.com/office/word/2018/wordml/cex" xmlns:w16cid="http://schemas.microsoft.com/office/word/2016/wordml/cid" xmlns:w16="http://schemas.microsoft.com/office/word/2018/wordml" xmlns:w16sdtdh="http://schemas.microsoft.com/office/word/2020/wordml/sdtdatahash" xmlns:w16sdtfl="http://schemas.microsoft.com/office/word/2024/wordml/sdtformatlock" xmlns:w16se="http://schemas.microsoft.com/office/word/2015/wordml/symex" xmlns:w16du="http://schemas.microsoft.com/office/word/2023/wordml/word16du" xmlns:wne="http://schemas.microsoft.com/office/word/2006/wordml" mc:Ignorable="w14 w15 w16se w16cid w16 w16cex w16sdtdh w16sdtfl w16du wp14">
+<w:hdr xmlns:wpc="http://schemas.microsoft.com/office/word/2010/wordprocessingCanvas" xmlns:cx="http://schemas.microsoft.com/office/drawing/2014/chartex" xmlns:cx1="http://schemas.microsoft.com/office/drawing/2015/9/8/chartex" xmlns:cx2="http://schemas.microsoft.com/office/drawing/2015/10/21/chartex" xmlns:cx3="http://schemas.microsoft.com/office/drawing/2016/5/9/chartex" xmlns:cx4="http://schemas.microsoft.com/office/drawing/2016/5/10/chartex" xmlns:cx5="http://schemas.microsoft.com/office/drawing/2016/5/11/chartex" xmlns:cx6="http://schemas.microsoft.com/office/drawing/2016/5/12/chartex" xmlns:cx7="http://schemas.microsoft.com/office/drawing/2016/5/13/chartex" xmlns:cx8="http://schemas.microsoft.com/office/drawing/2016/5/14/chartex" xmlns:mc="http://schemas.openxmlformats.org/markup-compatibility/2006" xmlns:aink="http://schemas.microsoft.com/office/drawing/2016/ink" xmlns:am3d="http://schemas.microsoft.com/office/drawing/2017/model3d" xmlns:o="urn:schemas-microsoft-com:office:office" xmlns:oel="http://schemas.microsoft.com/office/2019/extlst" xmlns:r="http://schemas.openxmlformats.org/officeDocument/2006/relationships" xmlns:m="http://schemas.openxmlformats.org/officeDocument/2006/math" xmlns:v="urn:schemas-microsoft-com:vml" xmlns:wp14="http://schemas.microsoft.com/office/word/2010/wordprocessingDrawing" xmlns:wp="http://schemas.openxmlformats.org/drawingml/2006/wordprocessingDrawing" xmlns:w10="urn:schemas-microsoft-com:office:word" xmlns:w="http://schemas.openxmlformats.org/wordprocessingml/2006/main" xmlns:w14="http://schemas.microsoft.com/office/word/2010/wordml" xmlns:w15="http://schemas.microsoft.com/office/word/2012/wordml" xmlns:w16cex="http://schemas.microsoft.com/office/word/2018/wordml/cex" xmlns:w16cid="http://schemas.microsoft.com/office/word/2016/wordml/cid" xmlns:w16="http://schemas.microsoft.com/office/word/2018/wordml" xmlns:w16du="http://schemas.microsoft.com/office/word/2023/wordml/word16du" xmlns:w16sdtdh="http://schemas.microsoft.com/office/word/2020/wordml/sdtdatahash" xmlns:w16sdtfl="http://schemas.microsoft.com/office/word/2024/wordml/sdtformatlock" xmlns:w16se="http://schemas.microsoft.com/office/word/2015/wordml/symex" xmlns:wpg="http://schemas.microsoft.com/office/word/2010/wordprocessingGroup" xmlns:wpi="http://schemas.microsoft.com/office/word/2010/wordprocessingInk" xmlns:wne="http://schemas.microsoft.com/office/word/2006/wordml" xmlns:wps="http://schemas.microsoft.com/office/word/2010/wordprocessingShape" mc:Ignorable="w14 w15 w16se w16cid w16 w16cex w16sdtdh w16sdtfl w16du wp14">
   <w:p>
     <w:pPr>
       <w:pStyle w:val="Encabezado"/>
@@ -3772,19 +9515,11 @@
         <w:color w:val="FF0000"/>
       </w:rPr>
     </w:pPr>
-    <w:proofErr w:type="spellStart"/>
     <w:r>
       <w:rPr>
         <w:color w:val="FF0000"/>
       </w:rPr>
-      <w:t>Product</w:t>
-    </w:r>
-    <w:proofErr w:type="spellEnd"/>
-    <w:r>
-      <w:rPr>
-        <w:color w:val="FF0000"/>
-      </w:rPr>
-      <w:t xml:space="preserve"> </w:t>
+      <w:t xml:space="preserve">Product </w:t>
     </w:r>
     <w:r>
       <w:rPr>
@@ -3879,7 +9614,7 @@
 </file>
 
 <file path=word/header2.xml><?xml version="1.0" encoding="utf-8"?>
-<w:hdr xmlns:wpc="http://schemas.microsoft.com/office/word/2010/wordprocessingCanvas" xmlns:cx="http://schemas.microsoft.com/office/drawing/2014/chartex" xmlns:cx1="http://schemas.microsoft.com/office/drawing/2015/9/8/chartex" xmlns:cx2="http://schemas.microsoft.com/office/drawing/2015/10/21/chartex" xmlns:cx3="http://schemas.microsoft.com/office/drawing/2016/5/9/chartex" xmlns:cx4="http://schemas.microsoft.com/office/drawing/2016/5/10/chartex" xmlns:cx5="http://schemas.microsoft.com/office/drawing/2016/5/11/chartex" xmlns:cx6="http://schemas.microsoft.com/office/drawing/2016/5/12/chartex" xmlns:cx7="http://schemas.microsoft.com/office/drawing/2016/5/13/chartex" xmlns:cx8="http://schemas.microsoft.com/office/drawing/2016/5/14/chartex" xmlns:mc="http://schemas.openxmlformats.org/markup-compatibility/2006" xmlns:m="http://schemas.openxmlformats.org/officeDocument/2006/math" xmlns:aink="http://schemas.microsoft.com/office/drawing/2016/ink" xmlns:am3d="http://schemas.microsoft.com/office/drawing/2017/model3d" xmlns:oel="http://schemas.microsoft.com/office/2019/extlst" xmlns:r="http://schemas.openxmlformats.org/officeDocument/2006/relationships" xmlns:wp14="http://schemas.microsoft.com/office/word/2010/wordprocessingDrawing" xmlns:wp="http://schemas.openxmlformats.org/drawingml/2006/wordprocessingDrawing" xmlns:wpg="http://schemas.microsoft.com/office/word/2010/wordprocessingGroup" xmlns:wpi="http://schemas.microsoft.com/office/word/2010/wordprocessingInk" xmlns:wps="http://schemas.microsoft.com/office/word/2010/wordprocessingShape" xmlns:o="urn:schemas-microsoft-com:office:office" xmlns:v="urn:schemas-microsoft-com:vml" xmlns:w10="urn:schemas-microsoft-com:office:word" xmlns:w="http://schemas.openxmlformats.org/wordprocessingml/2006/main" xmlns:w14="http://schemas.microsoft.com/office/word/2010/wordml" xmlns:w15="http://schemas.microsoft.com/office/word/2012/wordml" xmlns:w16cex="http://schemas.microsoft.com/office/word/2018/wordml/cex" xmlns:w16cid="http://schemas.microsoft.com/office/word/2016/wordml/cid" xmlns:w16="http://schemas.microsoft.com/office/word/2018/wordml" xmlns:w16sdtdh="http://schemas.microsoft.com/office/word/2020/wordml/sdtdatahash" xmlns:w16sdtfl="http://schemas.microsoft.com/office/word/2024/wordml/sdtformatlock" xmlns:w16se="http://schemas.microsoft.com/office/word/2015/wordml/symex" xmlns:w16du="http://schemas.microsoft.com/office/word/2023/wordml/word16du" xmlns:wne="http://schemas.microsoft.com/office/word/2006/wordml" mc:Ignorable="w14 w15 w16se w16cid w16 w16cex w16sdtdh w16sdtfl w16du wp14">
+<w:hdr xmlns:wpc="http://schemas.microsoft.com/office/word/2010/wordprocessingCanvas" xmlns:cx="http://schemas.microsoft.com/office/drawing/2014/chartex" xmlns:cx1="http://schemas.microsoft.com/office/drawing/2015/9/8/chartex" xmlns:cx2="http://schemas.microsoft.com/office/drawing/2015/10/21/chartex" xmlns:cx3="http://schemas.microsoft.com/office/drawing/2016/5/9/chartex" xmlns:cx4="http://schemas.microsoft.com/office/drawing/2016/5/10/chartex" xmlns:cx5="http://schemas.microsoft.com/office/drawing/2016/5/11/chartex" xmlns:cx6="http://schemas.microsoft.com/office/drawing/2016/5/12/chartex" xmlns:cx7="http://schemas.microsoft.com/office/drawing/2016/5/13/chartex" xmlns:cx8="http://schemas.microsoft.com/office/drawing/2016/5/14/chartex" xmlns:mc="http://schemas.openxmlformats.org/markup-compatibility/2006" xmlns:aink="http://schemas.microsoft.com/office/drawing/2016/ink" xmlns:am3d="http://schemas.microsoft.com/office/drawing/2017/model3d" xmlns:o="urn:schemas-microsoft-com:office:office" xmlns:oel="http://schemas.microsoft.com/office/2019/extlst" xmlns:r="http://schemas.openxmlformats.org/officeDocument/2006/relationships" xmlns:m="http://schemas.openxmlformats.org/officeDocument/2006/math" xmlns:v="urn:schemas-microsoft-com:vml" xmlns:wp14="http://schemas.microsoft.com/office/word/2010/wordprocessingDrawing" xmlns:wp="http://schemas.openxmlformats.org/drawingml/2006/wordprocessingDrawing" xmlns:w10="urn:schemas-microsoft-com:office:word" xmlns:w="http://schemas.openxmlformats.org/wordprocessingml/2006/main" xmlns:w14="http://schemas.microsoft.com/office/word/2010/wordml" xmlns:w15="http://schemas.microsoft.com/office/word/2012/wordml" xmlns:w16cex="http://schemas.microsoft.com/office/word/2018/wordml/cex" xmlns:w16cid="http://schemas.microsoft.com/office/word/2016/wordml/cid" xmlns:w16="http://schemas.microsoft.com/office/word/2018/wordml" xmlns:w16du="http://schemas.microsoft.com/office/word/2023/wordml/word16du" xmlns:w16sdtdh="http://schemas.microsoft.com/office/word/2020/wordml/sdtdatahash" xmlns:w16sdtfl="http://schemas.microsoft.com/office/word/2024/wordml/sdtformatlock" xmlns:w16se="http://schemas.microsoft.com/office/word/2015/wordml/symex" xmlns:wpg="http://schemas.microsoft.com/office/word/2010/wordprocessingGroup" xmlns:wpi="http://schemas.microsoft.com/office/word/2010/wordprocessingInk" xmlns:wne="http://schemas.microsoft.com/office/word/2006/wordml" xmlns:wps="http://schemas.microsoft.com/office/word/2010/wordprocessingShape" mc:Ignorable="w14 w15 w16se w16cid w16 w16cex w16sdtdh w16sdtfl w16du wp14">
   <w:p>
     <w:pPr>
       <w:pStyle w:val="Encabezado"/>
@@ -3931,7 +9666,7 @@
 </file>
 
 <file path=word/numbering.xml><?xml version="1.0" encoding="utf-8"?>
-<w:numbering xmlns:wpc="http://schemas.microsoft.com/office/word/2010/wordprocessingCanvas" xmlns:cx="http://schemas.microsoft.com/office/drawing/2014/chartex" xmlns:cx1="http://schemas.microsoft.com/office/drawing/2015/9/8/chartex" xmlns:cx2="http://schemas.microsoft.com/office/drawing/2015/10/21/chartex" xmlns:cx3="http://schemas.microsoft.com/office/drawing/2016/5/9/chartex" xmlns:cx4="http://schemas.microsoft.com/office/drawing/2016/5/10/chartex" xmlns:cx5="http://schemas.microsoft.com/office/drawing/2016/5/11/chartex" xmlns:cx6="http://schemas.microsoft.com/office/drawing/2016/5/12/chartex" xmlns:cx7="http://schemas.microsoft.com/office/drawing/2016/5/13/chartex" xmlns:cx8="http://schemas.microsoft.com/office/drawing/2016/5/14/chartex" xmlns:mc="http://schemas.openxmlformats.org/markup-compatibility/2006" xmlns:m="http://schemas.openxmlformats.org/officeDocument/2006/math" xmlns:aink="http://schemas.microsoft.com/office/drawing/2016/ink" xmlns:am3d="http://schemas.microsoft.com/office/drawing/2017/model3d" xmlns:oel="http://schemas.microsoft.com/office/2019/extlst" xmlns:r="http://schemas.openxmlformats.org/officeDocument/2006/relationships" xmlns:wp14="http://schemas.microsoft.com/office/word/2010/wordprocessingDrawing" xmlns:wp="http://schemas.openxmlformats.org/drawingml/2006/wordprocessingDrawing" xmlns:wpg="http://schemas.microsoft.com/office/word/2010/wordprocessingGroup" xmlns:wpi="http://schemas.microsoft.com/office/word/2010/wordprocessingInk" xmlns:wps="http://schemas.microsoft.com/office/word/2010/wordprocessingShape" xmlns:o="urn:schemas-microsoft-com:office:office" xmlns:v="urn:schemas-microsoft-com:vml" xmlns:w10="urn:schemas-microsoft-com:office:word" xmlns:w="http://schemas.openxmlformats.org/wordprocessingml/2006/main" xmlns:w14="http://schemas.microsoft.com/office/word/2010/wordml" xmlns:w15="http://schemas.microsoft.com/office/word/2012/wordml" xmlns:w16cex="http://schemas.microsoft.com/office/word/2018/wordml/cex" xmlns:w16cid="http://schemas.microsoft.com/office/word/2016/wordml/cid" xmlns:w16="http://schemas.microsoft.com/office/word/2018/wordml" xmlns:w16sdtdh="http://schemas.microsoft.com/office/word/2020/wordml/sdtdatahash" xmlns:w16sdtfl="http://schemas.microsoft.com/office/word/2024/wordml/sdtformatlock" xmlns:w16se="http://schemas.microsoft.com/office/word/2015/wordml/symex" xmlns:w16du="http://schemas.microsoft.com/office/word/2023/wordml/word16du" xmlns:wne="http://schemas.microsoft.com/office/word/2006/wordml" mc:Ignorable="w14 w15 w16se w16cid w16 w16cex w16sdtdh w16sdtfl w16du wp14">
+<w:numbering xmlns:wpc="http://schemas.microsoft.com/office/word/2010/wordprocessingCanvas" xmlns:cx="http://schemas.microsoft.com/office/drawing/2014/chartex" xmlns:cx1="http://schemas.microsoft.com/office/drawing/2015/9/8/chartex" xmlns:cx2="http://schemas.microsoft.com/office/drawing/2015/10/21/chartex" xmlns:cx3="http://schemas.microsoft.com/office/drawing/2016/5/9/chartex" xmlns:cx4="http://schemas.microsoft.com/office/drawing/2016/5/10/chartex" xmlns:cx5="http://schemas.microsoft.com/office/drawing/2016/5/11/chartex" xmlns:cx6="http://schemas.microsoft.com/office/drawing/2016/5/12/chartex" xmlns:cx7="http://schemas.microsoft.com/office/drawing/2016/5/13/chartex" xmlns:cx8="http://schemas.microsoft.com/office/drawing/2016/5/14/chartex" xmlns:mc="http://schemas.openxmlformats.org/markup-compatibility/2006" xmlns:aink="http://schemas.microsoft.com/office/drawing/2016/ink" xmlns:am3d="http://schemas.microsoft.com/office/drawing/2017/model3d" xmlns:o="urn:schemas-microsoft-com:office:office" xmlns:oel="http://schemas.microsoft.com/office/2019/extlst" xmlns:r="http://schemas.openxmlformats.org/officeDocument/2006/relationships" xmlns:m="http://schemas.openxmlformats.org/officeDocument/2006/math" xmlns:v="urn:schemas-microsoft-com:vml" xmlns:wp14="http://schemas.microsoft.com/office/word/2010/wordprocessingDrawing" xmlns:wp="http://schemas.openxmlformats.org/drawingml/2006/wordprocessingDrawing" xmlns:w10="urn:schemas-microsoft-com:office:word" xmlns:w="http://schemas.openxmlformats.org/wordprocessingml/2006/main" xmlns:w14="http://schemas.microsoft.com/office/word/2010/wordml" xmlns:w15="http://schemas.microsoft.com/office/word/2012/wordml" xmlns:w16cex="http://schemas.microsoft.com/office/word/2018/wordml/cex" xmlns:w16cid="http://schemas.microsoft.com/office/word/2016/wordml/cid" xmlns:w16="http://schemas.microsoft.com/office/word/2018/wordml" xmlns:w16du="http://schemas.microsoft.com/office/word/2023/wordml/word16du" xmlns:w16sdtdh="http://schemas.microsoft.com/office/word/2020/wordml/sdtdatahash" xmlns:w16sdtfl="http://schemas.microsoft.com/office/word/2024/wordml/sdtformatlock" xmlns:w16se="http://schemas.microsoft.com/office/word/2015/wordml/symex" xmlns:wpg="http://schemas.microsoft.com/office/word/2010/wordprocessingGroup" xmlns:wpi="http://schemas.microsoft.com/office/word/2010/wordprocessingInk" xmlns:wne="http://schemas.microsoft.com/office/word/2006/wordml" xmlns:wps="http://schemas.microsoft.com/office/word/2010/wordprocessingShape" mc:Ignorable="w14 w15 w16se w16cid w16 w16cex w16sdtdh w16sdtfl w16du wp14">
   <w:abstractNum w:abstractNumId="0" w15:restartNumberingAfterBreak="0">
     <w:nsid w:val="042A6B37"/>
     <w:multiLevelType w:val="hybridMultilevel"/>
@@ -5490,7 +11225,7 @@
 </file>
 
 <file path=word/styles.xml><?xml version="1.0" encoding="utf-8"?>
-<w:styles xmlns:mc="http://schemas.openxmlformats.org/markup-compatibility/2006" xmlns:r="http://schemas.openxmlformats.org/officeDocument/2006/relationships" xmlns:w="http://schemas.openxmlformats.org/wordprocessingml/2006/main" xmlns:w14="http://schemas.microsoft.com/office/word/2010/wordml" xmlns:w15="http://schemas.microsoft.com/office/word/2012/wordml" xmlns:w16cex="http://schemas.microsoft.com/office/word/2018/wordml/cex" xmlns:w16cid="http://schemas.microsoft.com/office/word/2016/wordml/cid" xmlns:w16="http://schemas.microsoft.com/office/word/2018/wordml" xmlns:w16sdtdh="http://schemas.microsoft.com/office/word/2020/wordml/sdtdatahash" xmlns:w16sdtfl="http://schemas.microsoft.com/office/word/2024/wordml/sdtformatlock" xmlns:w16se="http://schemas.microsoft.com/office/word/2015/wordml/symex" xmlns:w16du="http://schemas.microsoft.com/office/word/2023/wordml/word16du" mc:Ignorable="w14 w15 w16se w16cid w16 w16cex w16sdtdh w16sdtfl w16du">
+<w:styles xmlns:mc="http://schemas.openxmlformats.org/markup-compatibility/2006" xmlns:r="http://schemas.openxmlformats.org/officeDocument/2006/relationships" xmlns:w="http://schemas.openxmlformats.org/wordprocessingml/2006/main" xmlns:w14="http://schemas.microsoft.com/office/word/2010/wordml" xmlns:w15="http://schemas.microsoft.com/office/word/2012/wordml" xmlns:w16cex="http://schemas.microsoft.com/office/word/2018/wordml/cex" xmlns:w16cid="http://schemas.microsoft.com/office/word/2016/wordml/cid" xmlns:w16="http://schemas.microsoft.com/office/word/2018/wordml" xmlns:w16du="http://schemas.microsoft.com/office/word/2023/wordml/word16du" xmlns:w16sdtdh="http://schemas.microsoft.com/office/word/2020/wordml/sdtdatahash" xmlns:w16sdtfl="http://schemas.microsoft.com/office/word/2024/wordml/sdtformatlock" xmlns:w16se="http://schemas.microsoft.com/office/word/2015/wordml/symex" mc:Ignorable="w14 w15 w16se w16cid w16 w16cex w16sdtdh w16sdtfl w16du">
   <w:docDefaults>
     <w:rPrDefault>
       <w:rPr>
@@ -6844,7 +12579,7 @@
 </file>
 
 <file path=word/glossary/document.xml><?xml version="1.0" encoding="utf-8"?>
-<w:glossaryDocument xmlns:wpc="http://schemas.microsoft.com/office/word/2010/wordprocessingCanvas" xmlns:cx="http://schemas.microsoft.com/office/drawing/2014/chartex" xmlns:cx1="http://schemas.microsoft.com/office/drawing/2015/9/8/chartex" xmlns:cx2="http://schemas.microsoft.com/office/drawing/2015/10/21/chartex" xmlns:cx3="http://schemas.microsoft.com/office/drawing/2016/5/9/chartex" xmlns:cx4="http://schemas.microsoft.com/office/drawing/2016/5/10/chartex" xmlns:cx5="http://schemas.microsoft.com/office/drawing/2016/5/11/chartex" xmlns:cx6="http://schemas.microsoft.com/office/drawing/2016/5/12/chartex" xmlns:cx7="http://schemas.microsoft.com/office/drawing/2016/5/13/chartex" xmlns:cx8="http://schemas.microsoft.com/office/drawing/2016/5/14/chartex" xmlns:mc="http://schemas.openxmlformats.org/markup-compatibility/2006" xmlns:m="http://schemas.openxmlformats.org/officeDocument/2006/math" xmlns:aink="http://schemas.microsoft.com/office/drawing/2016/ink" xmlns:am3d="http://schemas.microsoft.com/office/drawing/2017/model3d" xmlns:oel="http://schemas.microsoft.com/office/2019/extlst" xmlns:r="http://schemas.openxmlformats.org/officeDocument/2006/relationships" xmlns:wp14="http://schemas.microsoft.com/office/word/2010/wordprocessingDrawing" xmlns:wp="http://schemas.openxmlformats.org/drawingml/2006/wordprocessingDrawing" xmlns:wpg="http://schemas.microsoft.com/office/word/2010/wordprocessingGroup" xmlns:wpi="http://schemas.microsoft.com/office/word/2010/wordprocessingInk" xmlns:wps="http://schemas.microsoft.com/office/word/2010/wordprocessingShape" xmlns:o="urn:schemas-microsoft-com:office:office" xmlns:v="urn:schemas-microsoft-com:vml" xmlns:w10="urn:schemas-microsoft-com:office:word" xmlns:w="http://schemas.openxmlformats.org/wordprocessingml/2006/main" xmlns:w14="http://schemas.microsoft.com/office/word/2010/wordml" xmlns:w15="http://schemas.microsoft.com/office/word/2012/wordml" xmlns:w16cex="http://schemas.microsoft.com/office/word/2018/wordml/cex" xmlns:w16cid="http://schemas.microsoft.com/office/word/2016/wordml/cid" xmlns:w16="http://schemas.microsoft.com/office/word/2018/wordml" xmlns:w16sdtdh="http://schemas.microsoft.com/office/word/2020/wordml/sdtdatahash" xmlns:w16sdtfl="http://schemas.microsoft.com/office/word/2024/wordml/sdtformatlock" xmlns:w16se="http://schemas.microsoft.com/office/word/2015/wordml/symex" xmlns:w16du="http://schemas.microsoft.com/office/word/2023/wordml/word16du" xmlns:wne="http://schemas.microsoft.com/office/word/2006/wordml" mc:Ignorable="w14 w15 w16se w16cid w16 w16cex w16sdtdh w16sdtfl w16du wp14">
+<w:glossaryDocument xmlns:wpc="http://schemas.microsoft.com/office/word/2010/wordprocessingCanvas" xmlns:cx="http://schemas.microsoft.com/office/drawing/2014/chartex" xmlns:cx1="http://schemas.microsoft.com/office/drawing/2015/9/8/chartex" xmlns:cx2="http://schemas.microsoft.com/office/drawing/2015/10/21/chartex" xmlns:cx3="http://schemas.microsoft.com/office/drawing/2016/5/9/chartex" xmlns:cx4="http://schemas.microsoft.com/office/drawing/2016/5/10/chartex" xmlns:cx5="http://schemas.microsoft.com/office/drawing/2016/5/11/chartex" xmlns:cx6="http://schemas.microsoft.com/office/drawing/2016/5/12/chartex" xmlns:cx7="http://schemas.microsoft.com/office/drawing/2016/5/13/chartex" xmlns:cx8="http://schemas.microsoft.com/office/drawing/2016/5/14/chartex" xmlns:mc="http://schemas.openxmlformats.org/markup-compatibility/2006" xmlns:aink="http://schemas.microsoft.com/office/drawing/2016/ink" xmlns:am3d="http://schemas.microsoft.com/office/drawing/2017/model3d" xmlns:o="urn:schemas-microsoft-com:office:office" xmlns:oel="http://schemas.microsoft.com/office/2019/extlst" xmlns:r="http://schemas.openxmlformats.org/officeDocument/2006/relationships" xmlns:m="http://schemas.openxmlformats.org/officeDocument/2006/math" xmlns:v="urn:schemas-microsoft-com:vml" xmlns:wp14="http://schemas.microsoft.com/office/word/2010/wordprocessingDrawing" xmlns:wp="http://schemas.openxmlformats.org/drawingml/2006/wordprocessingDrawing" xmlns:w10="urn:schemas-microsoft-com:office:word" xmlns:w="http://schemas.openxmlformats.org/wordprocessingml/2006/main" xmlns:w14="http://schemas.microsoft.com/office/word/2010/wordml" xmlns:w15="http://schemas.microsoft.com/office/word/2012/wordml" xmlns:w16cex="http://schemas.microsoft.com/office/word/2018/wordml/cex" xmlns:w16cid="http://schemas.microsoft.com/office/word/2016/wordml/cid" xmlns:w16="http://schemas.microsoft.com/office/word/2018/wordml" xmlns:w16du="http://schemas.microsoft.com/office/word/2023/wordml/word16du" xmlns:w16sdtdh="http://schemas.microsoft.com/office/word/2020/wordml/sdtdatahash" xmlns:w16sdtfl="http://schemas.microsoft.com/office/word/2024/wordml/sdtformatlock" xmlns:w16se="http://schemas.microsoft.com/office/word/2015/wordml/symex" xmlns:wpg="http://schemas.microsoft.com/office/word/2010/wordprocessingGroup" xmlns:wpi="http://schemas.microsoft.com/office/word/2010/wordprocessingInk" xmlns:wne="http://schemas.microsoft.com/office/word/2006/wordml" xmlns:wps="http://schemas.microsoft.com/office/word/2010/wordprocessingShape" mc:Ignorable="w14 w15 w16se w16cid w16 w16cex w16sdtdh w16sdtfl w16du wp14">
   <w:docParts>
     <w:docPart>
       <w:docPartPr>
@@ -6914,7 +12649,7 @@
 </file>
 
 <file path=word/glossary/fontTable.xml><?xml version="1.0" encoding="utf-8"?>
-<w:fonts xmlns:mc="http://schemas.openxmlformats.org/markup-compatibility/2006" xmlns:r="http://schemas.openxmlformats.org/officeDocument/2006/relationships" xmlns:w="http://schemas.openxmlformats.org/wordprocessingml/2006/main" xmlns:w14="http://schemas.microsoft.com/office/word/2010/wordml" xmlns:w15="http://schemas.microsoft.com/office/word/2012/wordml" xmlns:w16cex="http://schemas.microsoft.com/office/word/2018/wordml/cex" xmlns:w16cid="http://schemas.microsoft.com/office/word/2016/wordml/cid" xmlns:w16="http://schemas.microsoft.com/office/word/2018/wordml" xmlns:w16sdtdh="http://schemas.microsoft.com/office/word/2020/wordml/sdtdatahash" xmlns:w16sdtfl="http://schemas.microsoft.com/office/word/2024/wordml/sdtformatlock" xmlns:w16se="http://schemas.microsoft.com/office/word/2015/wordml/symex" xmlns:w16du="http://schemas.microsoft.com/office/word/2023/wordml/word16du" mc:Ignorable="w14 w15 w16se w16cid w16 w16cex w16sdtdh w16sdtfl w16du">
+<w:fonts xmlns:mc="http://schemas.openxmlformats.org/markup-compatibility/2006" xmlns:r="http://schemas.openxmlformats.org/officeDocument/2006/relationships" xmlns:w="http://schemas.openxmlformats.org/wordprocessingml/2006/main" xmlns:w14="http://schemas.microsoft.com/office/word/2010/wordml" xmlns:w15="http://schemas.microsoft.com/office/word/2012/wordml" xmlns:w16cex="http://schemas.microsoft.com/office/word/2018/wordml/cex" xmlns:w16cid="http://schemas.microsoft.com/office/word/2016/wordml/cid" xmlns:w16="http://schemas.microsoft.com/office/word/2018/wordml" xmlns:w16du="http://schemas.microsoft.com/office/word/2023/wordml/word16du" xmlns:w16sdtdh="http://schemas.microsoft.com/office/word/2020/wordml/sdtdatahash" xmlns:w16sdtfl="http://schemas.microsoft.com/office/word/2024/wordml/sdtformatlock" xmlns:w16se="http://schemas.microsoft.com/office/word/2015/wordml/symex" mc:Ignorable="w14 w15 w16se w16cid w16 w16cex w16sdtdh w16sdtfl w16du">
   <w:font w:name="Times New Roman">
     <w:panose1 w:val="02020603050405020304"/>
     <w:charset w:val="00"/>
@@ -6925,7 +12660,7 @@
   <w:font w:name="Symbol">
     <w:panose1 w:val="05050102010706020507"/>
     <w:charset w:val="02"/>
-    <w:family w:val="decorative"/>
+    <w:family w:val="roman"/>
     <w:pitch w:val="variable"/>
     <w:sig w:usb0="00000000" w:usb1="10000000" w:usb2="00000000" w:usb3="00000000" w:csb0="80000000" w:csb1="00000000"/>
   </w:font>
@@ -6938,10 +12673,10 @@
   </w:font>
   <w:font w:name="Wingdings">
     <w:panose1 w:val="05000000000000000000"/>
-    <w:charset w:val="4D"/>
-    <w:family w:val="decorative"/>
+    <w:charset w:val="02"/>
+    <w:family w:val="auto"/>
     <w:pitch w:val="variable"/>
-    <w:sig w:usb0="00000003" w:usb1="00000000" w:usb2="00000000" w:usb3="00000000" w:csb0="80000001" w:csb1="00000000"/>
+    <w:sig w:usb0="00000000" w:usb1="10000000" w:usb2="00000000" w:usb3="00000000" w:csb0="80000000" w:csb1="00000000"/>
   </w:font>
   <w:font w:name="Calibri">
     <w:panose1 w:val="020F0502020204030204"/>
@@ -6970,7 +12705,7 @@
     <w:charset w:val="00"/>
     <w:family w:val="swiss"/>
     <w:pitch w:val="variable"/>
-    <w:sig w:usb0="E0002AFF" w:usb1="C0007843" w:usb2="00000009" w:usb3="00000000" w:csb0="000001FF" w:csb1="00000000"/>
+    <w:sig w:usb0="E0002EFF" w:usb1="C000785B" w:usb2="00000009" w:usb3="00000000" w:csb0="000001FF" w:csb1="00000000"/>
   </w:font>
   <w:font w:name="Tahoma">
     <w:panose1 w:val="020B0604030504040204"/>
@@ -6980,7 +12715,6 @@
     <w:sig w:usb0="E1002EFF" w:usb1="C000605B" w:usb2="00000029" w:usb3="00000000" w:csb0="000101FF" w:csb1="00000000"/>
   </w:font>
   <w:font w:name="MS Mincho">
-    <w:altName w:val="ＭＳ 明朝"/>
     <w:panose1 w:val="02020609040205080304"/>
     <w:charset w:val="80"/>
     <w:family w:val="modern"/>
@@ -6988,23 +12722,19 @@
     <w:sig w:usb0="E00002FF" w:usb1="6AC7FDFB" w:usb2="08000012" w:usb3="00000000" w:csb0="0002009F" w:csb1="00000000"/>
   </w:font>
   <w:font w:name="Aptos">
-    <w:panose1 w:val="020B0004020202020204"/>
     <w:charset w:val="00"/>
     <w:family w:val="swiss"/>
     <w:pitch w:val="variable"/>
     <w:sig w:usb0="20000287" w:usb1="00000003" w:usb2="00000000" w:usb3="00000000" w:csb0="0000019F" w:csb1="00000000"/>
   </w:font>
   <w:font w:name="Yu Mincho">
-    <w:panose1 w:val="02020400000000000000"/>
     <w:charset w:val="80"/>
     <w:family w:val="roman"/>
-    <w:notTrueType/>
     <w:pitch w:val="variable"/>
     <w:sig w:usb0="800002E7" w:usb1="2AC7FCFF" w:usb2="00000012" w:usb3="00000000" w:csb0="0002009F" w:csb1="00000000"/>
   </w:font>
   <w:font w:name="Aptos Display">
-    <w:panose1 w:val="020B0004020202020204"/>
-    <w:charset w:val="01"/>
+    <w:charset w:val="00"/>
     <w:family w:val="swiss"/>
     <w:pitch w:val="variable"/>
     <w:sig w:usb0="20000287" w:usb1="00000003" w:usb2="00000000" w:usb3="00000000" w:csb0="0000019F" w:csb1="00000000"/>
@@ -7020,7 +12750,7 @@
 </file>
 
 <file path=word/glossary/settings.xml><?xml version="1.0" encoding="utf-8"?>
-<w:settings xmlns:mc="http://schemas.openxmlformats.org/markup-compatibility/2006" xmlns:m="http://schemas.openxmlformats.org/officeDocument/2006/math" xmlns:r="http://schemas.openxmlformats.org/officeDocument/2006/relationships" xmlns:sl="http://schemas.openxmlformats.org/schemaLibrary/2006/main" xmlns:o="urn:schemas-microsoft-com:office:office" xmlns:v="urn:schemas-microsoft-com:vml" xmlns:w10="urn:schemas-microsoft-com:office:word" xmlns:w="http://schemas.openxmlformats.org/wordprocessingml/2006/main" xmlns:w14="http://schemas.microsoft.com/office/word/2010/wordml" xmlns:w15="http://schemas.microsoft.com/office/word/2012/wordml" xmlns:w16cex="http://schemas.microsoft.com/office/word/2018/wordml/cex" xmlns:w16cid="http://schemas.microsoft.com/office/word/2016/wordml/cid" xmlns:w16="http://schemas.microsoft.com/office/word/2018/wordml" xmlns:w16sdtdh="http://schemas.microsoft.com/office/word/2020/wordml/sdtdatahash" xmlns:w16sdtfl="http://schemas.microsoft.com/office/word/2024/wordml/sdtformatlock" xmlns:w16se="http://schemas.microsoft.com/office/word/2015/wordml/symex" xmlns:w16du="http://schemas.microsoft.com/office/word/2023/wordml/word16du" mc:Ignorable="w14 w15 w16se w16cid w16 w16cex w16sdtdh w16sdtfl w16du">
+<w:settings xmlns:mc="http://schemas.openxmlformats.org/markup-compatibility/2006" xmlns:o="urn:schemas-microsoft-com:office:office" xmlns:r="http://schemas.openxmlformats.org/officeDocument/2006/relationships" xmlns:m="http://schemas.openxmlformats.org/officeDocument/2006/math" xmlns:v="urn:schemas-microsoft-com:vml" xmlns:w10="urn:schemas-microsoft-com:office:word" xmlns:w="http://schemas.openxmlformats.org/wordprocessingml/2006/main" xmlns:w14="http://schemas.microsoft.com/office/word/2010/wordml" xmlns:w15="http://schemas.microsoft.com/office/word/2012/wordml" xmlns:w16cex="http://schemas.microsoft.com/office/word/2018/wordml/cex" xmlns:w16cid="http://schemas.microsoft.com/office/word/2016/wordml/cid" xmlns:w16="http://schemas.microsoft.com/office/word/2018/wordml" xmlns:w16du="http://schemas.microsoft.com/office/word/2023/wordml/word16du" xmlns:w16sdtdh="http://schemas.microsoft.com/office/word/2020/wordml/sdtdatahash" xmlns:w16sdtfl="http://schemas.microsoft.com/office/word/2024/wordml/sdtformatlock" xmlns:w16se="http://schemas.microsoft.com/office/word/2015/wordml/symex" xmlns:sl="http://schemas.openxmlformats.org/schemaLibrary/2006/main" mc:Ignorable="w14 w15 w16se w16cid w16 w16cex w16sdtdh w16sdtfl w16du">
   <w:view w:val="normal"/>
   <w:defaultTabStop w:val="708"/>
   <w:hyphenationZone w:val="425"/>
@@ -7045,6 +12775,7 @@
     <w:rsid w:val="00595623"/>
     <w:rsid w:val="005B27DB"/>
     <w:rsid w:val="00687CD9"/>
+    <w:rsid w:val="006D7F58"/>
     <w:rsid w:val="006E2FCC"/>
     <w:rsid w:val="00704192"/>
     <w:rsid w:val="00825B36"/>
@@ -7053,6 +12784,7 @@
     <w:rsid w:val="00960213"/>
     <w:rsid w:val="009B18C0"/>
     <w:rsid w:val="00BD2436"/>
+    <w:rsid w:val="00C2721F"/>
     <w:rsid w:val="00C47BA2"/>
     <w:rsid w:val="00C5036F"/>
     <w:rsid w:val="00C861E5"/>
@@ -7082,7 +12814,7 @@
 </file>
 
 <file path=word/glossary/styles.xml><?xml version="1.0" encoding="utf-8"?>
-<w:styles xmlns:mc="http://schemas.openxmlformats.org/markup-compatibility/2006" xmlns:r="http://schemas.openxmlformats.org/officeDocument/2006/relationships" xmlns:w="http://schemas.openxmlformats.org/wordprocessingml/2006/main" xmlns:w14="http://schemas.microsoft.com/office/word/2010/wordml" xmlns:w15="http://schemas.microsoft.com/office/word/2012/wordml" xmlns:w16cex="http://schemas.microsoft.com/office/word/2018/wordml/cex" xmlns:w16cid="http://schemas.microsoft.com/office/word/2016/wordml/cid" xmlns:w16="http://schemas.microsoft.com/office/word/2018/wordml" xmlns:w16sdtdh="http://schemas.microsoft.com/office/word/2020/wordml/sdtdatahash" xmlns:w16sdtfl="http://schemas.microsoft.com/office/word/2024/wordml/sdtformatlock" xmlns:w16se="http://schemas.microsoft.com/office/word/2015/wordml/symex" xmlns:w16du="http://schemas.microsoft.com/office/word/2023/wordml/word16du" mc:Ignorable="w14 w15 w16se w16cid w16 w16cex w16sdtdh w16sdtfl w16du">
+<w:styles xmlns:mc="http://schemas.openxmlformats.org/markup-compatibility/2006" xmlns:r="http://schemas.openxmlformats.org/officeDocument/2006/relationships" xmlns:w="http://schemas.openxmlformats.org/wordprocessingml/2006/main" xmlns:w14="http://schemas.microsoft.com/office/word/2010/wordml" xmlns:w15="http://schemas.microsoft.com/office/word/2012/wordml" xmlns:w16cex="http://schemas.microsoft.com/office/word/2018/wordml/cex" xmlns:w16cid="http://schemas.microsoft.com/office/word/2016/wordml/cid" xmlns:w16="http://schemas.microsoft.com/office/word/2018/wordml" xmlns:w16du="http://schemas.microsoft.com/office/word/2023/wordml/word16du" xmlns:w16sdtdh="http://schemas.microsoft.com/office/word/2020/wordml/sdtdatahash" xmlns:w16sdtfl="http://schemas.microsoft.com/office/word/2024/wordml/sdtformatlock" xmlns:w16se="http://schemas.microsoft.com/office/word/2015/wordml/symex" mc:Ignorable="w14 w15 w16se w16cid w16 w16cex w16sdtdh w16sdtfl w16du">
   <w:docDefaults>
     <w:rPrDefault>
       <w:rPr>
@@ -7511,7 +13243,7 @@
 </file>
 
 <file path=word/glossary/webSettings.xml><?xml version="1.0" encoding="utf-8"?>
-<w:webSettings xmlns:mc="http://schemas.openxmlformats.org/markup-compatibility/2006" xmlns:r="http://schemas.openxmlformats.org/officeDocument/2006/relationships" xmlns:w="http://schemas.openxmlformats.org/wordprocessingml/2006/main" xmlns:w14="http://schemas.microsoft.com/office/word/2010/wordml" xmlns:w15="http://schemas.microsoft.com/office/word/2012/wordml" xmlns:w16cex="http://schemas.microsoft.com/office/word/2018/wordml/cex" xmlns:w16cid="http://schemas.microsoft.com/office/word/2016/wordml/cid" xmlns:w16="http://schemas.microsoft.com/office/word/2018/wordml" xmlns:w16sdtdh="http://schemas.microsoft.com/office/word/2020/wordml/sdtdatahash" xmlns:w16sdtfl="http://schemas.microsoft.com/office/word/2024/wordml/sdtformatlock" xmlns:w16se="http://schemas.microsoft.com/office/word/2015/wordml/symex" xmlns:w16du="http://schemas.microsoft.com/office/word/2023/wordml/word16du" mc:Ignorable="w14 w15 w16se w16cid w16 w16cex w16sdtdh w16sdtfl w16du">
+<w:webSettings xmlns:mc="http://schemas.openxmlformats.org/markup-compatibility/2006" xmlns:r="http://schemas.openxmlformats.org/officeDocument/2006/relationships" xmlns:w="http://schemas.openxmlformats.org/wordprocessingml/2006/main" xmlns:w14="http://schemas.microsoft.com/office/word/2010/wordml" xmlns:w15="http://schemas.microsoft.com/office/word/2012/wordml" xmlns:w16cex="http://schemas.microsoft.com/office/word/2018/wordml/cex" xmlns:w16cid="http://schemas.microsoft.com/office/word/2016/wordml/cid" xmlns:w16="http://schemas.microsoft.com/office/word/2018/wordml" xmlns:w16du="http://schemas.microsoft.com/office/word/2023/wordml/word16du" xmlns:w16sdtdh="http://schemas.microsoft.com/office/word/2020/wordml/sdtdatahash" xmlns:w16sdtfl="http://schemas.microsoft.com/office/word/2024/wordml/sdtformatlock" xmlns:w16se="http://schemas.microsoft.com/office/word/2015/wordml/symex" mc:Ignorable="w14 w15 w16se w16cid w16 w16cex w16sdtdh w16sdtfl w16du">
   <w:optimizeForBrowser/>
 </w:webSettings>
 </file>
@@ -7801,7 +13533,7 @@
 
 <file path=customXml/item1.xml><?xml version="1.0" encoding="utf-8"?>
 <CoverPageProperties xmlns="http://schemas.microsoft.com/office/2006/coverPageProps">
-  <PublishDate/>
+  <PublishDate>2026-10-04T00:00:00</PublishDate>
   <Abstract> Product Backlog</Abstract>
   <CompanyAddress/>
   <CompanyPhone/>
@@ -8028,12 +13760,7 @@
 </file>
 
 <file path=customXml/item3.xml><?xml version="1.0" encoding="utf-8"?>
-<?mso-contentType ?>
-<FormTemplates xmlns="http://schemas.microsoft.com/sharepoint/v3/contenttype/forms">
-  <Display>DocumentLibraryForm</Display>
-  <Edit>DocumentLibraryForm</Edit>
-  <New>DocumentLibraryForm</New>
-</FormTemplates>
+<b:Sources xmlns:b="http://schemas.openxmlformats.org/officeDocument/2006/bibliography" xmlns="http://schemas.openxmlformats.org/officeDocument/2006/bibliography" SelectedStyle="\APA.XSL" StyleName="APA"/>
 </file>
 
 <file path=customXml/item4.xml><?xml version="1.0" encoding="utf-8"?>
@@ -8047,7 +13774,12 @@
 </file>
 
 <file path=customXml/item5.xml><?xml version="1.0" encoding="utf-8"?>
-<b:Sources xmlns:b="http://schemas.openxmlformats.org/officeDocument/2006/bibliography" xmlns="http://schemas.openxmlformats.org/officeDocument/2006/bibliography" SelectedStyle="\APA.XSL" StyleName="APA"/>
+<?mso-contentType ?>
+<FormTemplates xmlns="http://schemas.microsoft.com/sharepoint/v3/contenttype/forms">
+  <Display>DocumentLibraryForm</Display>
+  <Edit>DocumentLibraryForm</Edit>
+  <New>DocumentLibraryForm</New>
+</FormTemplates>
 </file>
 
 <file path=customXml/itemProps1.xml><?xml version="1.0" encoding="utf-8"?>
@@ -8078,9 +13810,9 @@
 </file>
 
 <file path=customXml/itemProps3.xml><?xml version="1.0" encoding="utf-8"?>
-<ds:datastoreItem xmlns:ds="http://schemas.openxmlformats.org/officeDocument/2006/customXml" ds:itemID="{EE9AAF0E-D63F-459F-A0FB-CDCE9F728F33}">
+<ds:datastoreItem xmlns:ds="http://schemas.openxmlformats.org/officeDocument/2006/customXml" ds:itemID="{BD6EC776-6679-4C69-98E3-6D068EA0A3C9}">
   <ds:schemaRefs>
-    <ds:schemaRef ds:uri="http://schemas.microsoft.com/sharepoint/v3/contenttype/forms"/>
+    <ds:schemaRef ds:uri="http://schemas.openxmlformats.org/officeDocument/2006/bibliography"/>
   </ds:schemaRefs>
 </ds:datastoreItem>
 </file>
@@ -8096,9 +13828,9 @@
 </file>
 
 <file path=customXml/itemProps5.xml><?xml version="1.0" encoding="utf-8"?>
-<ds:datastoreItem xmlns:ds="http://schemas.openxmlformats.org/officeDocument/2006/customXml" ds:itemID="{BD6EC776-6679-4C69-98E3-6D068EA0A3C9}">
+<ds:datastoreItem xmlns:ds="http://schemas.openxmlformats.org/officeDocument/2006/customXml" ds:itemID="{EE9AAF0E-D63F-459F-A0FB-CDCE9F728F33}">
   <ds:schemaRefs>
-    <ds:schemaRef ds:uri="http://schemas.openxmlformats.org/officeDocument/2006/bibliography"/>
+    <ds:schemaRef ds:uri="http://schemas.microsoft.com/sharepoint/v3/contenttype/forms"/>
   </ds:schemaRefs>
 </ds:datastoreItem>
 </file>
--- a/Fase 2/Evidencias Proyecto (version Agil)/Documento 02- Product Backlog.docx
+++ b/Fase 2/Evidencias Proyecto (version Agil)/Documento 02- Product Backlog.docx
@@ -502,7 +502,7 @@
             </w:rPr>
             <w:fldChar w:fldCharType="separate"/>
           </w:r>
-          <w:hyperlink w:anchor="_Toc242009819" w:history="1">
+          <w:hyperlink w:anchor="_Toc242010348" w:history="1">
             <w:r>
               <w:rPr>
                 <w:rStyle w:val="Hipervnculo"/>
@@ -555,7 +555,7 @@
                 <w:noProof/>
                 <w:webHidden/>
               </w:rPr>
-              <w:instrText xml:space="preserve"> PAGEREF _Toc242009819 \h </w:instrText>
+              <w:instrText xml:space="preserve"> PAGEREF _Toc242010348 \h </w:instrText>
             </w:r>
             <w:r>
               <w:rPr>
@@ -606,7 +606,7 @@
               <w14:ligatures w14:val="standardContextual"/>
             </w:rPr>
           </w:pPr>
-          <w:hyperlink w:anchor="_Toc242009820" w:history="1">
+          <w:hyperlink w:anchor="_Toc242010349" w:history="1">
             <w:r>
               <w:rPr>
                 <w:rStyle w:val="Hipervnculo"/>
@@ -655,7 +655,7 @@
                 <w:noProof/>
                 <w:webHidden/>
               </w:rPr>
-              <w:instrText xml:space="preserve"> PAGEREF _Toc242009820 \h </w:instrText>
+              <w:instrText xml:space="preserve"> PAGEREF _Toc242010349 \h </w:instrText>
             </w:r>
             <w:r>
               <w:rPr>
@@ -706,7 +706,7 @@
               <w14:ligatures w14:val="standardContextual"/>
             </w:rPr>
           </w:pPr>
-          <w:hyperlink w:anchor="_Toc242009821" w:history="1">
+          <w:hyperlink w:anchor="_Toc242010350" w:history="1">
             <w:r>
               <w:rPr>
                 <w:rStyle w:val="Hipervnculo"/>
@@ -757,7 +757,7 @@
                 <w:noProof/>
                 <w:webHidden/>
               </w:rPr>
-              <w:instrText xml:space="preserve"> PAGEREF _Toc242009821 \h </w:instrText>
+              <w:instrText xml:space="preserve"> PAGEREF _Toc242010350 \h </w:instrText>
             </w:r>
             <w:r>
               <w:rPr>
@@ -806,7 +806,7 @@
               <w14:ligatures w14:val="standardContextual"/>
             </w:rPr>
           </w:pPr>
-          <w:hyperlink w:anchor="_Toc242009822" w:history="1">
+          <w:hyperlink w:anchor="_Toc242010351" w:history="1">
             <w:r>
               <w:rPr>
                 <w:rStyle w:val="Hipervnculo"/>
@@ -853,7 +853,7 @@
                 <w:noProof/>
                 <w:webHidden/>
               </w:rPr>
-              <w:instrText xml:space="preserve"> PAGEREF _Toc242009822 \h </w:instrText>
+              <w:instrText xml:space="preserve"> PAGEREF _Toc242010351 \h </w:instrText>
             </w:r>
             <w:r>
               <w:rPr>
@@ -902,7 +902,7 @@
               <w14:ligatures w14:val="standardContextual"/>
             </w:rPr>
           </w:pPr>
-          <w:hyperlink w:anchor="_Toc242009823" w:history="1">
+          <w:hyperlink w:anchor="_Toc242010352" w:history="1">
             <w:r>
               <w:rPr>
                 <w:rStyle w:val="Hipervnculo"/>
@@ -949,7 +949,7 @@
                 <w:noProof/>
                 <w:webHidden/>
               </w:rPr>
-              <w:instrText xml:space="preserve"> PAGEREF _Toc242009823 \h </w:instrText>
+              <w:instrText xml:space="preserve"> PAGEREF _Toc242010352 \h </w:instrText>
             </w:r>
             <w:r>
               <w:rPr>
@@ -998,7 +998,7 @@
               <w14:ligatures w14:val="standardContextual"/>
             </w:rPr>
           </w:pPr>
-          <w:hyperlink w:anchor="_Toc242009824" w:history="1">
+          <w:hyperlink w:anchor="_Toc242010353" w:history="1">
             <w:r>
               <w:rPr>
                 <w:rStyle w:val="Hipervnculo"/>
@@ -1045,7 +1045,7 @@
                 <w:noProof/>
                 <w:webHidden/>
               </w:rPr>
-              <w:instrText xml:space="preserve"> PAGEREF _Toc242009824 \h </w:instrText>
+              <w:instrText xml:space="preserve"> PAGEREF _Toc242010353 \h </w:instrText>
             </w:r>
             <w:r>
               <w:rPr>
@@ -1094,7 +1094,7 @@
               <w14:ligatures w14:val="standardContextual"/>
             </w:rPr>
           </w:pPr>
-          <w:hyperlink w:anchor="_Toc242009825" w:history="1">
+          <w:hyperlink w:anchor="_Toc242010354" w:history="1">
             <w:r>
               <w:rPr>
                 <w:rStyle w:val="Hipervnculo"/>
@@ -1141,7 +1141,7 @@
                 <w:noProof/>
                 <w:webHidden/>
               </w:rPr>
-              <w:instrText xml:space="preserve"> PAGEREF _Toc242009825 \h </w:instrText>
+              <w:instrText xml:space="preserve"> PAGEREF _Toc242010354 \h </w:instrText>
             </w:r>
             <w:r>
               <w:rPr>
@@ -1190,7 +1190,7 @@
               <w14:ligatures w14:val="standardContextual"/>
             </w:rPr>
           </w:pPr>
-          <w:hyperlink w:anchor="_Toc242009826" w:history="1">
+          <w:hyperlink w:anchor="_Toc242010355" w:history="1">
             <w:r>
               <w:rPr>
                 <w:rStyle w:val="Hipervnculo"/>
@@ -1237,7 +1237,7 @@
                 <w:noProof/>
                 <w:webHidden/>
               </w:rPr>
-              <w:instrText xml:space="preserve"> PAGEREF _Toc242009826 \h </w:instrText>
+              <w:instrText xml:space="preserve"> PAGEREF _Toc242010355 \h </w:instrText>
             </w:r>
             <w:r>
               <w:rPr>
@@ -1286,7 +1286,7 @@
               <w14:ligatures w14:val="standardContextual"/>
             </w:rPr>
           </w:pPr>
-          <w:hyperlink w:anchor="_Toc242009827" w:history="1">
+          <w:hyperlink w:anchor="_Toc242010356" w:history="1">
             <w:r>
               <w:rPr>
                 <w:rStyle w:val="Hipervnculo"/>
@@ -1333,7 +1333,7 @@
                 <w:noProof/>
                 <w:webHidden/>
               </w:rPr>
-              <w:instrText xml:space="preserve"> PAGEREF _Toc242009827 \h </w:instrText>
+              <w:instrText xml:space="preserve"> PAGEREF _Toc242010356 \h </w:instrText>
             </w:r>
             <w:r>
               <w:rPr>
@@ -1382,7 +1382,7 @@
               <w14:ligatures w14:val="standardContextual"/>
             </w:rPr>
           </w:pPr>
-          <w:hyperlink w:anchor="_Toc242009828" w:history="1">
+          <w:hyperlink w:anchor="_Toc242010357" w:history="1">
             <w:r>
               <w:rPr>
                 <w:rStyle w:val="Hipervnculo"/>
@@ -1429,7 +1429,7 @@
                 <w:noProof/>
                 <w:webHidden/>
               </w:rPr>
-              <w:instrText xml:space="preserve"> PAGEREF _Toc242009828 \h </w:instrText>
+              <w:instrText xml:space="preserve"> PAGEREF _Toc242010357 \h </w:instrText>
             </w:r>
             <w:r>
               <w:rPr>
@@ -1478,7 +1478,7 @@
               <w14:ligatures w14:val="standardContextual"/>
             </w:rPr>
           </w:pPr>
-          <w:hyperlink w:anchor="_Toc242009829" w:history="1">
+          <w:hyperlink w:anchor="_Toc242010358" w:history="1">
             <w:r>
               <w:rPr>
                 <w:rStyle w:val="Hipervnculo"/>
@@ -1525,7 +1525,7 @@
                 <w:noProof/>
                 <w:webHidden/>
               </w:rPr>
-              <w:instrText xml:space="preserve"> PAGEREF _Toc242009829 \h </w:instrText>
+              <w:instrText xml:space="preserve"> PAGEREF _Toc242010358 \h </w:instrText>
             </w:r>
             <w:r>
               <w:rPr>
@@ -1574,7 +1574,7 @@
               <w14:ligatures w14:val="standardContextual"/>
             </w:rPr>
           </w:pPr>
-          <w:hyperlink w:anchor="_Toc242009830" w:history="1">
+          <w:hyperlink w:anchor="_Toc242010359" w:history="1">
             <w:r>
               <w:rPr>
                 <w:rStyle w:val="Hipervnculo"/>
@@ -1621,7 +1621,7 @@
                 <w:noProof/>
                 <w:webHidden/>
               </w:rPr>
-              <w:instrText xml:space="preserve"> PAGEREF _Toc242009830 \h </w:instrText>
+              <w:instrText xml:space="preserve"> PAGEREF _Toc242010359 \h </w:instrText>
             </w:r>
             <w:r>
               <w:rPr>
@@ -1670,7 +1670,7 @@
               <w14:ligatures w14:val="standardContextual"/>
             </w:rPr>
           </w:pPr>
-          <w:hyperlink w:anchor="_Toc242009831" w:history="1">
+          <w:hyperlink w:anchor="_Toc242010360" w:history="1">
             <w:r>
               <w:rPr>
                 <w:rStyle w:val="Hipervnculo"/>
@@ -1717,7 +1717,7 @@
                 <w:noProof/>
                 <w:webHidden/>
               </w:rPr>
-              <w:instrText xml:space="preserve"> PAGEREF _Toc242009831 \h </w:instrText>
+              <w:instrText xml:space="preserve"> PAGEREF _Toc242010360 \h </w:instrText>
             </w:r>
             <w:r>
               <w:rPr>
@@ -1766,7 +1766,7 @@
               <w14:ligatures w14:val="standardContextual"/>
             </w:rPr>
           </w:pPr>
-          <w:hyperlink w:anchor="_Toc242009832" w:history="1">
+          <w:hyperlink w:anchor="_Toc242010361" w:history="1">
             <w:r>
               <w:rPr>
                 <w:rStyle w:val="Hipervnculo"/>
@@ -1813,7 +1813,7 @@
                 <w:noProof/>
                 <w:webHidden/>
               </w:rPr>
-              <w:instrText xml:space="preserve"> PAGEREF _Toc242009832 \h </w:instrText>
+              <w:instrText xml:space="preserve"> PAGEREF _Toc242010361 \h </w:instrText>
             </w:r>
             <w:r>
               <w:rPr>
@@ -1862,7 +1862,7 @@
               <w14:ligatures w14:val="standardContextual"/>
             </w:rPr>
           </w:pPr>
-          <w:hyperlink w:anchor="_Toc242009833" w:history="1">
+          <w:hyperlink w:anchor="_Toc242010362" w:history="1">
             <w:r>
               <w:rPr>
                 <w:rStyle w:val="Hipervnculo"/>
@@ -1909,7 +1909,7 @@
                 <w:noProof/>
                 <w:webHidden/>
               </w:rPr>
-              <w:instrText xml:space="preserve"> PAGEREF _Toc242009833 \h </w:instrText>
+              <w:instrText xml:space="preserve"> PAGEREF _Toc242010362 \h </w:instrText>
             </w:r>
             <w:r>
               <w:rPr>
@@ -1958,7 +1958,7 @@
               <w14:ligatures w14:val="standardContextual"/>
             </w:rPr>
           </w:pPr>
-          <w:hyperlink w:anchor="_Toc242009834" w:history="1">
+          <w:hyperlink w:anchor="_Toc242010363" w:history="1">
             <w:r>
               <w:rPr>
                 <w:rStyle w:val="Hipervnculo"/>
@@ -2005,7 +2005,7 @@
                 <w:noProof/>
                 <w:webHidden/>
               </w:rPr>
-              <w:instrText xml:space="preserve"> PAGEREF _Toc242009834 \h </w:instrText>
+              <w:instrText xml:space="preserve"> PAGEREF _Toc242010363 \h </w:instrText>
             </w:r>
             <w:r>
               <w:rPr>
@@ -2054,7 +2054,7 @@
               <w14:ligatures w14:val="standardContextual"/>
             </w:rPr>
           </w:pPr>
-          <w:hyperlink w:anchor="_Toc242009835" w:history="1">
+          <w:hyperlink w:anchor="_Toc242010364" w:history="1">
             <w:r>
               <w:rPr>
                 <w:rStyle w:val="Hipervnculo"/>
@@ -2101,7 +2101,7 @@
                 <w:noProof/>
                 <w:webHidden/>
               </w:rPr>
-              <w:instrText xml:space="preserve"> PAGEREF _Toc242009835 \h </w:instrText>
+              <w:instrText xml:space="preserve"> PAGEREF _Toc242010364 \h </w:instrText>
             </w:r>
             <w:r>
               <w:rPr>
@@ -2150,7 +2150,7 @@
               <w14:ligatures w14:val="standardContextual"/>
             </w:rPr>
           </w:pPr>
-          <w:hyperlink w:anchor="_Toc242009836" w:history="1">
+          <w:hyperlink w:anchor="_Toc242010365" w:history="1">
             <w:r>
               <w:rPr>
                 <w:rStyle w:val="Hipervnculo"/>
@@ -2197,7 +2197,7 @@
                 <w:noProof/>
                 <w:webHidden/>
               </w:rPr>
-              <w:instrText xml:space="preserve"> PAGEREF _Toc242009836 \h </w:instrText>
+              <w:instrText xml:space="preserve"> PAGEREF _Toc242010365 \h </w:instrText>
             </w:r>
             <w:r>
               <w:rPr>
@@ -2246,7 +2246,7 @@
               <w14:ligatures w14:val="standardContextual"/>
             </w:rPr>
           </w:pPr>
-          <w:hyperlink w:anchor="_Toc242009837" w:history="1">
+          <w:hyperlink w:anchor="_Toc242010366" w:history="1">
             <w:r>
               <w:rPr>
                 <w:rStyle w:val="Hipervnculo"/>
@@ -2293,7 +2293,7 @@
                 <w:noProof/>
                 <w:webHidden/>
               </w:rPr>
-              <w:instrText xml:space="preserve"> PAGEREF _Toc242009837 \h </w:instrText>
+              <w:instrText xml:space="preserve"> PAGEREF _Toc242010366 \h </w:instrText>
             </w:r>
             <w:r>
               <w:rPr>
@@ -2342,7 +2342,7 @@
               <w14:ligatures w14:val="standardContextual"/>
             </w:rPr>
           </w:pPr>
-          <w:hyperlink w:anchor="_Toc242009838" w:history="1">
+          <w:hyperlink w:anchor="_Toc242010367" w:history="1">
             <w:r>
               <w:rPr>
                 <w:rStyle w:val="Hipervnculo"/>
@@ -2389,7 +2389,7 @@
                 <w:noProof/>
                 <w:webHidden/>
               </w:rPr>
-              <w:instrText xml:space="preserve"> PAGEREF _Toc242009838 \h </w:instrText>
+              <w:instrText xml:space="preserve"> PAGEREF _Toc242010367 \h </w:instrText>
             </w:r>
             <w:r>
               <w:rPr>
@@ -2438,7 +2438,7 @@
               <w14:ligatures w14:val="standardContextual"/>
             </w:rPr>
           </w:pPr>
-          <w:hyperlink w:anchor="_Toc242009839" w:history="1">
+          <w:hyperlink w:anchor="_Toc242010368" w:history="1">
             <w:r>
               <w:rPr>
                 <w:rStyle w:val="Hipervnculo"/>
@@ -2485,7 +2485,7 @@
                 <w:noProof/>
                 <w:webHidden/>
               </w:rPr>
-              <w:instrText xml:space="preserve"> PAGEREF _Toc242009839 \h </w:instrText>
+              <w:instrText xml:space="preserve"> PAGEREF _Toc242010368 \h </w:instrText>
             </w:r>
             <w:r>
               <w:rPr>
@@ -2534,7 +2534,7 @@
               <w14:ligatures w14:val="standardContextual"/>
             </w:rPr>
           </w:pPr>
-          <w:hyperlink w:anchor="_Toc242009840" w:history="1">
+          <w:hyperlink w:anchor="_Toc242010369" w:history="1">
             <w:r>
               <w:rPr>
                 <w:rStyle w:val="Hipervnculo"/>
@@ -2581,7 +2581,7 @@
                 <w:noProof/>
                 <w:webHidden/>
               </w:rPr>
-              <w:instrText xml:space="preserve"> PAGEREF _Toc242009840 \h </w:instrText>
+              <w:instrText xml:space="preserve"> PAGEREF _Toc242010369 \h </w:instrText>
             </w:r>
             <w:r>
               <w:rPr>
@@ -2630,7 +2630,7 @@
               <w14:ligatures w14:val="standardContextual"/>
             </w:rPr>
           </w:pPr>
-          <w:hyperlink w:anchor="_Toc242009841" w:history="1">
+          <w:hyperlink w:anchor="_Toc242010370" w:history="1">
             <w:r>
               <w:rPr>
                 <w:rStyle w:val="Hipervnculo"/>
@@ -2677,7 +2677,7 @@
                 <w:noProof/>
                 <w:webHidden/>
               </w:rPr>
-              <w:instrText xml:space="preserve"> PAGEREF _Toc242009841 \h </w:instrText>
+              <w:instrText xml:space="preserve"> PAGEREF _Toc242010370 \h </w:instrText>
             </w:r>
             <w:r>
               <w:rPr>
@@ -2726,7 +2726,7 @@
               <w14:ligatures w14:val="standardContextual"/>
             </w:rPr>
           </w:pPr>
-          <w:hyperlink w:anchor="_Toc242009842" w:history="1">
+          <w:hyperlink w:anchor="_Toc242010371" w:history="1">
             <w:r>
               <w:rPr>
                 <w:rStyle w:val="Hipervnculo"/>
@@ -2773,7 +2773,7 @@
                 <w:noProof/>
                 <w:webHidden/>
               </w:rPr>
-              <w:instrText xml:space="preserve"> PAGEREF _Toc242009842 \h </w:instrText>
+              <w:instrText xml:space="preserve"> PAGEREF _Toc242010371 \h </w:instrText>
             </w:r>
             <w:r>
               <w:rPr>
@@ -2793,7 +2793,7 @@
                 <w:noProof/>
                 <w:webHidden/>
               </w:rPr>
-              <w:t>10</w:t>
+              <w:t>11</w:t>
             </w:r>
             <w:r>
               <w:rPr>
@@ -2822,7 +2822,7 @@
               <w14:ligatures w14:val="standardContextual"/>
             </w:rPr>
           </w:pPr>
-          <w:hyperlink w:anchor="_Toc242009843" w:history="1">
+          <w:hyperlink w:anchor="_Toc242010372" w:history="1">
             <w:r>
               <w:rPr>
                 <w:rStyle w:val="Hipervnculo"/>
@@ -2869,7 +2869,7 @@
                 <w:noProof/>
                 <w:webHidden/>
               </w:rPr>
-              <w:instrText xml:space="preserve"> PAGEREF _Toc242009843 \h </w:instrText>
+              <w:instrText xml:space="preserve"> PAGEREF _Toc242010372 \h </w:instrText>
             </w:r>
             <w:r>
               <w:rPr>
@@ -2918,7 +2918,7 @@
               <w14:ligatures w14:val="standardContextual"/>
             </w:rPr>
           </w:pPr>
-          <w:hyperlink w:anchor="_Toc242009844" w:history="1">
+          <w:hyperlink w:anchor="_Toc242010373" w:history="1">
             <w:r>
               <w:rPr>
                 <w:rStyle w:val="Hipervnculo"/>
@@ -2965,7 +2965,7 @@
                 <w:noProof/>
                 <w:webHidden/>
               </w:rPr>
-              <w:instrText xml:space="preserve"> PAGEREF _Toc242009844 \h </w:instrText>
+              <w:instrText xml:space="preserve"> PAGEREF _Toc242010373 \h </w:instrText>
             </w:r>
             <w:r>
               <w:rPr>
@@ -3014,7 +3014,7 @@
               <w14:ligatures w14:val="standardContextual"/>
             </w:rPr>
           </w:pPr>
-          <w:hyperlink w:anchor="_Toc242009845" w:history="1">
+          <w:hyperlink w:anchor="_Toc242010374" w:history="1">
             <w:r>
               <w:rPr>
                 <w:rStyle w:val="Hipervnculo"/>
@@ -3061,7 +3061,7 @@
                 <w:noProof/>
                 <w:webHidden/>
               </w:rPr>
-              <w:instrText xml:space="preserve"> PAGEREF _Toc242009845 \h </w:instrText>
+              <w:instrText xml:space="preserve"> PAGEREF _Toc242010374 \h </w:instrText>
             </w:r>
             <w:r>
               <w:rPr>
@@ -3081,7 +3081,7 @@
                 <w:noProof/>
                 <w:webHidden/>
               </w:rPr>
-              <w:t>11</w:t>
+              <w:t>12</w:t>
             </w:r>
             <w:r>
               <w:rPr>
@@ -3110,7 +3110,7 @@
               <w14:ligatures w14:val="standardContextual"/>
             </w:rPr>
           </w:pPr>
-          <w:hyperlink w:anchor="_Toc242009846" w:history="1">
+          <w:hyperlink w:anchor="_Toc242010375" w:history="1">
             <w:r>
               <w:rPr>
                 <w:rStyle w:val="Hipervnculo"/>
@@ -3157,7 +3157,7 @@
                 <w:noProof/>
                 <w:webHidden/>
               </w:rPr>
-              <w:instrText xml:space="preserve"> PAGEREF _Toc242009846 \h </w:instrText>
+              <w:instrText xml:space="preserve"> PAGEREF _Toc242010375 \h </w:instrText>
             </w:r>
             <w:r>
               <w:rPr>
@@ -3208,7 +3208,7 @@
               <w14:ligatures w14:val="standardContextual"/>
             </w:rPr>
           </w:pPr>
-          <w:hyperlink w:anchor="_Toc242009847" w:history="1">
+          <w:hyperlink w:anchor="_Toc242010376" w:history="1">
             <w:r>
               <w:rPr>
                 <w:rStyle w:val="Hipervnculo"/>
@@ -3259,7 +3259,7 @@
                 <w:noProof/>
                 <w:webHidden/>
               </w:rPr>
-              <w:instrText xml:space="preserve"> PAGEREF _Toc242009847 \h </w:instrText>
+              <w:instrText xml:space="preserve"> PAGEREF _Toc242010376 \h </w:instrText>
             </w:r>
             <w:r>
               <w:rPr>
@@ -3308,7 +3308,7 @@
               <w14:ligatures w14:val="standardContextual"/>
             </w:rPr>
           </w:pPr>
-          <w:hyperlink w:anchor="_Toc242009848" w:history="1">
+          <w:hyperlink w:anchor="_Toc242010377" w:history="1">
             <w:r>
               <w:rPr>
                 <w:rStyle w:val="Hipervnculo"/>
@@ -3357,7 +3357,7 @@
                 <w:noProof/>
                 <w:webHidden/>
               </w:rPr>
-              <w:instrText xml:space="preserve"> PAGEREF _Toc242009848 \h </w:instrText>
+              <w:instrText xml:space="preserve"> PAGEREF _Toc242010377 \h </w:instrText>
             </w:r>
             <w:r>
               <w:rPr>
@@ -3406,7 +3406,7 @@
               <w14:ligatures w14:val="standardContextual"/>
             </w:rPr>
           </w:pPr>
-          <w:hyperlink w:anchor="_Toc242009849" w:history="1">
+          <w:hyperlink w:anchor="_Toc242010378" w:history="1">
             <w:r>
               <w:rPr>
                 <w:rStyle w:val="Hipervnculo"/>
@@ -3455,7 +3455,7 @@
                 <w:noProof/>
                 <w:webHidden/>
               </w:rPr>
-              <w:instrText xml:space="preserve"> PAGEREF _Toc242009849 \h </w:instrText>
+              <w:instrText xml:space="preserve"> PAGEREF _Toc242010378 \h </w:instrText>
             </w:r>
             <w:r>
               <w:rPr>
@@ -3513,7 +3513,7 @@
           <w:kern w:val="32"/>
         </w:rPr>
       </w:pPr>
-      <w:bookmarkStart w:id="0" w:name="_Toc242009819"/>
+      <w:bookmarkStart w:id="0" w:name="_Toc242010348"/>
       <w:r>
         <w:rPr>
           <w:rFonts w:asciiTheme="minorHAnsi" w:eastAsia="Times New Roman" w:hAnsiTheme="minorHAnsi" w:cstheme="minorHAnsi"/>
@@ -3907,7 +3907,7 @@
       <w:pPr>
         <w:pStyle w:val="Ttulo1"/>
       </w:pPr>
-      <w:bookmarkStart w:id="1" w:name="_Toc242009820"/>
+      <w:bookmarkStart w:id="1" w:name="_Toc242010349"/>
       <w:r>
         <w:t>Integrantes:</w:t>
       </w:r>
@@ -4173,7 +4173,7 @@
           <w:rFonts w:asciiTheme="minorHAnsi" w:hAnsiTheme="minorHAnsi" w:cstheme="minorHAnsi"/>
         </w:rPr>
       </w:pPr>
-      <w:bookmarkStart w:id="2" w:name="_Toc242009821"/>
+      <w:bookmarkStart w:id="2" w:name="_Toc242010350"/>
       <w:r>
         <w:rPr>
           <w:rFonts w:asciiTheme="minorHAnsi" w:hAnsiTheme="minorHAnsi" w:cstheme="minorHAnsi"/>
@@ -4187,7 +4187,7 @@
       <w:pPr>
         <w:pStyle w:val="Ttulo2"/>
       </w:pPr>
-      <w:bookmarkStart w:id="3" w:name="_Toc242009822"/>
+      <w:bookmarkStart w:id="3" w:name="_Toc242010351"/>
       <w:r>
         <w:t>HU01 — Iniciar sesión (E1)</w:t>
       </w:r>
@@ -4316,7 +4316,7 @@
       <w:pPr>
         <w:pStyle w:val="Ttulo2"/>
       </w:pPr>
-      <w:bookmarkStart w:id="4" w:name="_Toc242009823"/>
+      <w:bookmarkStart w:id="4" w:name="_Toc242010352"/>
       <w:r>
         <w:t>HU02 — Consultar mi perfil y ver el menú según mi rol (E1)</w:t>
       </w:r>
@@ -4409,7 +4409,7 @@
       <w:pPr>
         <w:pStyle w:val="Ttulo2"/>
       </w:pPr>
-      <w:bookmarkStart w:id="5" w:name="_Toc242009824"/>
+      <w:bookmarkStart w:id="5" w:name="_Toc242010353"/>
       <w:r>
         <w:t>HU03 — Crear usuarios (E1)</w:t>
       </w:r>
@@ -4521,7 +4521,7 @@
       <w:pPr>
         <w:pStyle w:val="Ttulo2"/>
       </w:pPr>
-      <w:bookmarkStart w:id="6" w:name="_Toc242009825"/>
+      <w:bookmarkStart w:id="6" w:name="_Toc242010354"/>
       <w:r>
         <w:t>HU04 — Editar, activar y desactivar usuarios (E1)</w:t>
       </w:r>
@@ -4614,7 +4614,7 @@
       <w:pPr>
         <w:pStyle w:val="Ttulo2"/>
       </w:pPr>
-      <w:bookmarkStart w:id="7" w:name="_Toc242009826"/>
+      <w:bookmarkStart w:id="7" w:name="_Toc242010355"/>
       <w:r>
         <w:t>HU05 — Listar usuarios (E1)</w:t>
       </w:r>
@@ -4707,7 +4707,7 @@
       <w:pPr>
         <w:pStyle w:val="Ttulo2"/>
       </w:pPr>
-      <w:bookmarkStart w:id="8" w:name="_Toc242009827"/>
+      <w:bookmarkStart w:id="8" w:name="_Toc242010356"/>
       <w:r>
         <w:t>HU06 — Restringir el acceso por rol (E1)</w:t>
       </w:r>
@@ -4818,7 +4818,7 @@
       <w:pPr>
         <w:pStyle w:val="Ttulo2"/>
       </w:pPr>
-      <w:bookmarkStart w:id="9" w:name="_Toc242009828"/>
+      <w:bookmarkStart w:id="9" w:name="_Toc242010357"/>
       <w:r>
         <w:lastRenderedPageBreak/>
         <w:t>HU07 — Gestionar productores (E2)</w:t>
@@ -4930,7 +4930,7 @@
       <w:pPr>
         <w:pStyle w:val="Ttulo2"/>
       </w:pPr>
-      <w:bookmarkStart w:id="10" w:name="_Toc242009829"/>
+      <w:bookmarkStart w:id="10" w:name="_Toc242010358"/>
       <w:r>
         <w:t>HU08 — Gestionar especies y variedades (E2)</w:t>
       </w:r>
@@ -5023,7 +5023,7 @@
       <w:pPr>
         <w:pStyle w:val="Ttulo2"/>
       </w:pPr>
-      <w:bookmarkStart w:id="11" w:name="_Toc242009830"/>
+      <w:bookmarkStart w:id="11" w:name="_Toc242010359"/>
       <w:r>
         <w:t>HU09 — Gestionar calidades y sistemas productivos (E2)</w:t>
       </w:r>
@@ -5098,7 +5098,7 @@
       <w:pPr>
         <w:pStyle w:val="Ttulo2"/>
       </w:pPr>
-      <w:bookmarkStart w:id="12" w:name="_Toc242009831"/>
+      <w:bookmarkStart w:id="12" w:name="_Toc242010360"/>
       <w:r>
         <w:t>HU10 — Gestionar tipos de bandeja y embalajes (E2)</w:t>
       </w:r>
@@ -5228,7 +5228,7 @@
       <w:pPr>
         <w:pStyle w:val="Ttulo2"/>
       </w:pPr>
-      <w:bookmarkStart w:id="13" w:name="_Toc242009832"/>
+      <w:bookmarkStart w:id="13" w:name="_Toc242010361"/>
       <w:r>
         <w:t>HU11 — Seleccionar datos de catálogo en los formularios (E2)</w:t>
       </w:r>
@@ -5321,7 +5321,7 @@
       <w:pPr>
         <w:pStyle w:val="Ttulo2"/>
       </w:pPr>
-      <w:bookmarkStart w:id="14" w:name="_Toc242009833"/>
+      <w:bookmarkStart w:id="14" w:name="_Toc242010362"/>
       <w:r>
         <w:t>HU12 — Registrar una tarja de recepción (E3)</w:t>
       </w:r>
@@ -5468,7 +5468,7 @@
       <w:pPr>
         <w:pStyle w:val="Ttulo2"/>
       </w:pPr>
-      <w:bookmarkStart w:id="15" w:name="_Toc242009834"/>
+      <w:bookmarkStart w:id="15" w:name="_Toc242010363"/>
       <w:r>
         <w:t>HU13 — Numerar las tarjas automáticamente (E3)</w:t>
       </w:r>
@@ -5562,7 +5562,7 @@
       <w:pPr>
         <w:pStyle w:val="Ttulo2"/>
       </w:pPr>
-      <w:bookmarkStart w:id="16" w:name="_Toc242009835"/>
+      <w:bookmarkStart w:id="16" w:name="_Toc242010364"/>
       <w:r>
         <w:t>HU14 — Calcular los kilos netos (E3)</w:t>
       </w:r>
@@ -5673,7 +5673,7 @@
       <w:pPr>
         <w:pStyle w:val="Ttulo2"/>
       </w:pPr>
-      <w:bookmarkStart w:id="17" w:name="_Toc242009836"/>
+      <w:bookmarkStart w:id="17" w:name="_Toc242010365"/>
       <w:r>
         <w:t>HU15 — Controlar el stock de bandejas (E3)</w:t>
       </w:r>
@@ -5802,7 +5802,7 @@
       <w:pPr>
         <w:pStyle w:val="Ttulo2"/>
       </w:pPr>
-      <w:bookmarkStart w:id="18" w:name="_Toc242009837"/>
+      <w:bookmarkStart w:id="18" w:name="_Toc242010366"/>
       <w:r>
         <w:lastRenderedPageBreak/>
         <w:t>HU16 — Imprimir la tarja (E3)</w:t>
@@ -5896,7 +5896,7 @@
       <w:pPr>
         <w:pStyle w:val="Ttulo2"/>
       </w:pPr>
-      <w:bookmarkStart w:id="19" w:name="_Toc242009838"/>
+      <w:bookmarkStart w:id="19" w:name="_Toc242010367"/>
       <w:r>
         <w:t>HU17 — Consultar tarjas (E3)</w:t>
       </w:r>
@@ -5971,7 +5971,7 @@
       <w:pPr>
         <w:pStyle w:val="Ttulo2"/>
       </w:pPr>
-      <w:bookmarkStart w:id="20" w:name="_Toc242009839"/>
+      <w:bookmarkStart w:id="20" w:name="_Toc242010368"/>
       <w:r>
         <w:t>HU18 — Registrar el procesamiento de tarjas (E4)</w:t>
       </w:r>
@@ -6039,7 +6039,7 @@
         <w:rPr>
           <w:lang w:val="es-ES" w:eastAsia="es-ES"/>
         </w:rPr>
-        <w:t>Registro la fecha de elaboración, el embalaje y, por cada tarja, los kilos procesados y la cantidad de cajas.</w:t>
+        <w:t>Registro la fecha de elaboración, el embalaje y, por cada tarja, la cantidad de cajas. El sistema calcula los kilos procesados de cada tarja (cajas × kilos por caja del embalaje); solo a granel se ingresan a mano.</w:t>
       </w:r>
     </w:p>
     <w:p>
@@ -6057,7 +6057,7 @@
         <w:rPr>
           <w:lang w:val="es-ES" w:eastAsia="es-ES"/>
         </w:rPr>
-        <w:t>Solo puedo elegir tarjas con kilos pendientes (estado "recepcionada" o "parcial"), y el sistema me muestra cuántos kilos le quedan a cada una.</w:t>
+        <w:t>Solo puedo elegir tarjas no terminadas (estado "recepcionada" o "parcial"), y el sistema me muestra cuántos kilos le quedan a cada una.</w:t>
       </w:r>
     </w:p>
     <w:p>
@@ -6075,7 +6075,7 @@
         <w:rPr>
           <w:lang w:val="es-ES" w:eastAsia="es-ES"/>
         </w:rPr>
-        <w:t>Puedo procesar solo una parte de los kilos de una tarja. El resto queda disponible para otro proceso. La suma de lo procesado de una tarja, en sus procesos no anulados, nunca supera sus kilos netos.</w:t>
+        <w:t>Una tarja puede procesarse en varios procesos (consumo parcial). La suma de sus kilos procesados, en sus procesos no anulados, nunca supera sus kilos netos.</w:t>
       </w:r>
     </w:p>
     <w:p>
@@ -6093,7 +6093,7 @@
         <w:rPr>
           <w:lang w:val="es-ES" w:eastAsia="es-ES"/>
         </w:rPr>
-        <w:t>Al guardar el proceso, cada tarja pasa a "parcial" o "procesada" según sus kilos pendientes, en la misma transacción.</w:t>
+        <w:t>En el proceso donde la tarja se termina, marco "tarja terminada". Desde ese momento ya no aparece como disponible, y los kilos que no salieron en cajas quedan como merma.</w:t>
       </w:r>
     </w:p>
     <w:p>
@@ -6112,46 +6112,7 @@
           <w:lang w:val="es-ES" w:eastAsia="es-ES"/>
         </w:rPr>
         <w:lastRenderedPageBreak/>
-        <w:t>Lo procesado queda vinculado a su tarja y a su productor.</w:t>
-      </w:r>
-    </w:p>
-    <w:p>
-      <w:pPr>
-        <w:pStyle w:val="Ttulo2"/>
-      </w:pPr>
-      <w:bookmarkStart w:id="21" w:name="_Toc242009840"/>
-      <w:r>
-        <w:t>HU19 — Calcular el rendimiento y la merma (E4)</w:t>
-      </w:r>
-      <w:bookmarkEnd w:id="21"/>
-    </w:p>
-    <w:p>
-      <w:pPr>
-        <w:pStyle w:val="Ttulo3"/>
-      </w:pPr>
-      <w:r>
-        <w:t>Definición</w:t>
-      </w:r>
-    </w:p>
-    <w:p>
-      <w:pPr>
-        <w:rPr>
-          <w:lang w:val="es-ES" w:eastAsia="es-ES"/>
-        </w:rPr>
-      </w:pPr>
-      <w:r>
-        <w:rPr>
-          <w:lang w:val="es-ES" w:eastAsia="es-ES"/>
-        </w:rPr>
-        <w:t>Como operador de proceso quiero que el sistema calcule el rendimiento y la merma de cada proceso para no usar planillas aparte.</w:t>
-      </w:r>
-    </w:p>
-    <w:p>
-      <w:pPr>
-        <w:pStyle w:val="Ttulo3"/>
-      </w:pPr>
-      <w:r>
-        <w:t>Criterios de Aceptación</w:t>
+        <w:t>Al guardar el proceso, cada tarja pasa a "parcial" o, si la marqué como terminada, a "procesada", en la misma transacción.</w:t>
       </w:r>
     </w:p>
     <w:p>
@@ -6169,7 +6130,46 @@
         <w:rPr>
           <w:lang w:val="es-ES" w:eastAsia="es-ES"/>
         </w:rPr>
-        <w:t>Kilos de entrada = suma de los kilos procesados de las tarjas del proceso.</w:t>
+        <w:t>Lo procesado queda vinculado a su tarja y a su productor.</w:t>
+      </w:r>
+    </w:p>
+    <w:p>
+      <w:pPr>
+        <w:pStyle w:val="Ttulo2"/>
+      </w:pPr>
+      <w:bookmarkStart w:id="21" w:name="_Toc242010369"/>
+      <w:r>
+        <w:t>HU19 — Calcular el rendimiento y la merma (E4)</w:t>
+      </w:r>
+      <w:bookmarkEnd w:id="21"/>
+    </w:p>
+    <w:p>
+      <w:pPr>
+        <w:pStyle w:val="Ttulo3"/>
+      </w:pPr>
+      <w:r>
+        <w:t>Definición</w:t>
+      </w:r>
+    </w:p>
+    <w:p>
+      <w:pPr>
+        <w:rPr>
+          <w:lang w:val="es-ES" w:eastAsia="es-ES"/>
+        </w:rPr>
+      </w:pPr>
+      <w:r>
+        <w:rPr>
+          <w:lang w:val="es-ES" w:eastAsia="es-ES"/>
+        </w:rPr>
+        <w:t>Como operador de proceso quiero ingresar uno o varios folios de proceso y que el sistema calcule el rendimiento y la merma de las tarjas de recepción asociadas, para no hacer el cálculo a mano.</w:t>
+      </w:r>
+    </w:p>
+    <w:p>
+      <w:pPr>
+        <w:pStyle w:val="Ttulo3"/>
+      </w:pPr>
+      <w:r>
+        <w:t>Criterios de Aceptación</w:t>
       </w:r>
     </w:p>
     <w:p>
@@ -6187,7 +6187,7 @@
         <w:rPr>
           <w:lang w:val="es-ES" w:eastAsia="es-ES"/>
         </w:rPr>
-        <w:t>Kilos de salida = cantidad de cajas × kilos por caja del embalaje. A granel, los kilos se ingresan a mano.</w:t>
+        <w:t>Ingreso uno o varios folios de proceso y el sistema busca las tarjas de recepción asociadas. No digito kilos.</w:t>
       </w:r>
     </w:p>
     <w:p>
@@ -6205,7 +6205,7 @@
         <w:rPr>
           <w:lang w:val="es-ES" w:eastAsia="es-ES"/>
         </w:rPr>
-        <w:t>Merma = kilos de entrada − kilos de salida.</w:t>
+        <w:t>Por cada tarja de recepción, el sistema muestra: kilos de entrada = kilos netos de la tarja de recepción; kilos procesados = suma de los kilos procesados de la tarja en todos sus procesos no anulados; merma = kilos de entrada − kilos procesados; rendimiento (%) = kilos procesados ÷ kilos de entrada × 100, con 2 decimales.</w:t>
       </w:r>
     </w:p>
     <w:p>
@@ -6223,7 +6223,7 @@
         <w:rPr>
           <w:lang w:val="es-ES" w:eastAsia="es-ES"/>
         </w:rPr>
-        <w:t>Rendimiento (%) = kilos de salida ÷ kilos de entrada × 100.</w:t>
+        <w:t>También muestra el total de las tarjas consultadas, con su rendimiento y merma totales.</w:t>
       </w:r>
     </w:p>
     <w:p>
@@ -6241,7 +6241,7 @@
         <w:rPr>
           <w:lang w:val="es-ES" w:eastAsia="es-ES"/>
         </w:rPr>
-        <w:t>Los kilos de salida no pueden ser mayores que los de entrada.</w:t>
+        <w:t>Si una tarja todavía no está terminada, su merma y su rendimiento se muestran como provisionales.</w:t>
       </w:r>
     </w:p>
     <w:p>
@@ -6259,14 +6259,14 @@
         <w:rPr>
           <w:lang w:val="es-ES" w:eastAsia="es-ES"/>
         </w:rPr>
-        <w:t>Por confirmar con la planta: cómo se miden los kilos de entrada de cada tarja, ya que si se calculan con las cajas la merma siempre da 0.</w:t>
+        <w:t>El cálculo se hace al consultar, con los procesos vigentes: si se anula un proceso, el resultado cambia solo, sin corregir nada a mano.</w:t>
       </w:r>
     </w:p>
     <w:p>
       <w:pPr>
         <w:pStyle w:val="Ttulo2"/>
       </w:pPr>
-      <w:bookmarkStart w:id="22" w:name="_Toc242009841"/>
+      <w:bookmarkStart w:id="22" w:name="_Toc242010370"/>
       <w:r>
         <w:t>HU20 — Editar una tarja después de impresa (E4)</w:t>
       </w:r>
@@ -6395,8 +6395,9 @@
       <w:pPr>
         <w:pStyle w:val="Ttulo2"/>
       </w:pPr>
-      <w:bookmarkStart w:id="23" w:name="_Toc242009842"/>
-      <w:r>
+      <w:bookmarkStart w:id="23" w:name="_Toc242010371"/>
+      <w:r>
+        <w:lastRenderedPageBreak/>
         <w:t>HU21 — Registrar la auditoría automáticamente (E4)</w:t>
       </w:r>
       <w:bookmarkEnd w:id="23"/>
@@ -6463,7 +6464,6 @@
         <w:rPr>
           <w:lang w:val="es-ES" w:eastAsia="es-ES"/>
         </w:rPr>
-        <w:lastRenderedPageBreak/>
         <w:t>La auditoría se guarda en la misma transacción que el cambio: si el cambio falla, no queda registro de auditoría.</w:t>
       </w:r>
     </w:p>
@@ -6507,7 +6507,7 @@
       <w:pPr>
         <w:pStyle w:val="Ttulo2"/>
       </w:pPr>
-      <w:bookmarkStart w:id="24" w:name="_Toc242009843"/>
+      <w:bookmarkStart w:id="24" w:name="_Toc242010372"/>
       <w:r>
         <w:t>HU22 — Consultar la bitácora de auditoría (E4)</w:t>
       </w:r>
@@ -6600,7 +6600,7 @@
       <w:pPr>
         <w:pStyle w:val="Ttulo2"/>
       </w:pPr>
-      <w:bookmarkStart w:id="25" w:name="_Toc242009844"/>
+      <w:bookmarkStart w:id="25" w:name="_Toc242010373"/>
       <w:r>
         <w:t>HU23 — Consultar la trazabilidad de una tarja (E4)</w:t>
       </w:r>
@@ -6693,8 +6693,9 @@
       <w:pPr>
         <w:pStyle w:val="Ttulo2"/>
       </w:pPr>
-      <w:bookmarkStart w:id="26" w:name="_Toc242009845"/>
-      <w:r>
+      <w:bookmarkStart w:id="26" w:name="_Toc242010374"/>
+      <w:r>
+        <w:lastRenderedPageBreak/>
         <w:t>HU24 — Anular una tarja de recepción (E3)</w:t>
       </w:r>
       <w:bookmarkEnd w:id="26"/>
@@ -6797,7 +6798,6 @@
         <w:rPr>
           <w:lang w:val="es-ES" w:eastAsia="es-ES"/>
         </w:rPr>
-        <w:lastRenderedPageBreak/>
         <w:t>La entrada de bandejas que generó la tarja deja de sumar al saldo del productor.</w:t>
       </w:r>
     </w:p>
@@ -6841,7 +6841,7 @@
       <w:pPr>
         <w:pStyle w:val="Ttulo2"/>
       </w:pPr>
-      <w:bookmarkStart w:id="27" w:name="_Toc242009846"/>
+      <w:bookmarkStart w:id="27" w:name="_Toc242010375"/>
       <w:r>
         <w:t>HU25 — Anular un proceso (E4)</w:t>
       </w:r>
@@ -6927,7 +6927,7 @@
         <w:rPr>
           <w:lang w:val="es-ES" w:eastAsia="es-ES"/>
         </w:rPr>
-        <w:t>Los kilos del proceso dejan de contar, y cada una de sus tarjas vuelve a "recepcionada" o "parcial" según los kilos que le quedan.</w:t>
+        <w:t>Los kilos del proceso dejan de contar y su marca de "tarja terminada" se pierde. Cada una de sus tarjas vuelve a "recepcionada" o "parcial" según los procesos no anulados que le quedan.</w:t>
       </w:r>
     </w:p>
     <w:p>
@@ -6961,7 +6961,7 @@
           <w:lang w:val="es-ES" w:eastAsia="es-ES"/>
         </w:rPr>
       </w:pPr>
-      <w:bookmarkStart w:id="28" w:name="_Toc242009847"/>
+      <w:bookmarkStart w:id="28" w:name="_Toc242010376"/>
       <w:r>
         <w:rPr>
           <w:lang w:val="es-ES" w:eastAsia="es-ES"/>
@@ -6977,7 +6977,7 @@
           <w:lang w:val="es-ES" w:eastAsia="es-ES"/>
         </w:rPr>
       </w:pPr>
-      <w:bookmarkStart w:id="29" w:name="_Toc242009848"/>
+      <w:bookmarkStart w:id="29" w:name="_Toc242010377"/>
       <w:r>
         <w:rPr>
           <w:lang w:val="es-ES" w:eastAsia="es-ES"/>
@@ -8208,7 +8208,7 @@
           <w:lang w:val="es-ES" w:eastAsia="es-ES"/>
         </w:rPr>
       </w:pPr>
-      <w:bookmarkStart w:id="30" w:name="_Toc242009849"/>
+      <w:bookmarkStart w:id="30" w:name="_Toc242010378"/>
       <w:r>
         <w:rPr>
           <w:lang w:val="es-ES" w:eastAsia="es-ES"/>
@@ -12775,7 +12775,6 @@
     <w:rsid w:val="00595623"/>
     <w:rsid w:val="005B27DB"/>
     <w:rsid w:val="00687CD9"/>
-    <w:rsid w:val="006D7F58"/>
     <w:rsid w:val="006E2FCC"/>
     <w:rsid w:val="00704192"/>
     <w:rsid w:val="00825B36"/>
@@ -12783,14 +12782,15 @@
     <w:rsid w:val="009007E1"/>
     <w:rsid w:val="00960213"/>
     <w:rsid w:val="009B18C0"/>
+    <w:rsid w:val="00AE13D2"/>
     <w:rsid w:val="00BD2436"/>
-    <w:rsid w:val="00C2721F"/>
     <w:rsid w:val="00C47BA2"/>
     <w:rsid w:val="00C5036F"/>
     <w:rsid w:val="00C861E5"/>
     <w:rsid w:val="00CF44FB"/>
     <w:rsid w:val="00DD693D"/>
     <w:rsid w:val="00EC21D5"/>
+    <w:rsid w:val="00FD700C"/>
   </w:rsids>
   <m:mathPr>
     <m:mathFont m:val="Cambria Math"/>

--- a/Fase 2/Evidencias Proyecto (version Agil)/Documento 02- Product Backlog.docx
+++ b/Fase 2/Evidencias Proyecto (version Agil)/Documento 02- Product Backlog.docx
@@ -274,7 +274,7 @@
                 <w:alias w:val="Fecha"/>
                 <w:id w:val="516659546"/>
                 <w:dataBinding w:prefixMappings="xmlns:ns0='http://schemas.microsoft.com/office/2006/coverPageProps'" w:xpath="/ns0:CoverPageProperties[1]/ns0:PublishDate[1]" w:storeItemID="{55AF091B-3C7A-41E3-B477-F2FDAA23CFDA}"/>
-                <w:date w:fullDate="2026-10-04T00:00:00Z">
+                <w:date w:fullDate="2026-10-17T00:00:00Z">
                   <w:dateFormat w:val="dd/MM/yyyy"/>
                   <w:lid w:val="es-ES"/>
                   <w:storeMappedDataAs w:val="dateTime"/>
@@ -304,7 +304,7 @@
                         <w:b/>
                         <w:bCs/>
                       </w:rPr>
-                      <w:t>04/10/2026</w:t>
+                      <w:t>17/10/2026</w:t>
                     </w:r>
                   </w:p>
                 </w:tc>
@@ -502,7 +502,7 @@
             </w:rPr>
             <w:fldChar w:fldCharType="separate"/>
           </w:r>
-          <w:hyperlink w:anchor="_Toc242010348" w:history="1">
+          <w:hyperlink w:anchor="_Toc243155757" w:history="1">
             <w:r>
               <w:rPr>
                 <w:rStyle w:val="Hipervnculo"/>
@@ -555,7 +555,7 @@
                 <w:noProof/>
                 <w:webHidden/>
               </w:rPr>
-              <w:instrText xml:space="preserve"> PAGEREF _Toc242010348 \h </w:instrText>
+              <w:instrText xml:space="preserve"> PAGEREF _Toc243155757 \h </w:instrText>
             </w:r>
             <w:r>
               <w:rPr>
@@ -606,7 +606,7 @@
               <w14:ligatures w14:val="standardContextual"/>
             </w:rPr>
           </w:pPr>
-          <w:hyperlink w:anchor="_Toc242010349" w:history="1">
+          <w:hyperlink w:anchor="_Toc243155758" w:history="1">
             <w:r>
               <w:rPr>
                 <w:rStyle w:val="Hipervnculo"/>
@@ -655,7 +655,7 @@
                 <w:noProof/>
                 <w:webHidden/>
               </w:rPr>
-              <w:instrText xml:space="preserve"> PAGEREF _Toc242010349 \h </w:instrText>
+              <w:instrText xml:space="preserve"> PAGEREF _Toc243155758 \h </w:instrText>
             </w:r>
             <w:r>
               <w:rPr>
@@ -706,7 +706,7 @@
               <w14:ligatures w14:val="standardContextual"/>
             </w:rPr>
           </w:pPr>
-          <w:hyperlink w:anchor="_Toc242010350" w:history="1">
+          <w:hyperlink w:anchor="_Toc243155759" w:history="1">
             <w:r>
               <w:rPr>
                 <w:rStyle w:val="Hipervnculo"/>
@@ -757,7 +757,7 @@
                 <w:noProof/>
                 <w:webHidden/>
               </w:rPr>
-              <w:instrText xml:space="preserve"> PAGEREF _Toc242010350 \h </w:instrText>
+              <w:instrText xml:space="preserve"> PAGEREF _Toc243155759 \h </w:instrText>
             </w:r>
             <w:r>
               <w:rPr>
@@ -806,7 +806,7 @@
               <w14:ligatures w14:val="standardContextual"/>
             </w:rPr>
           </w:pPr>
-          <w:hyperlink w:anchor="_Toc242010351" w:history="1">
+          <w:hyperlink w:anchor="_Toc243155760" w:history="1">
             <w:r>
               <w:rPr>
                 <w:rStyle w:val="Hipervnculo"/>
@@ -853,7 +853,7 @@
                 <w:noProof/>
                 <w:webHidden/>
               </w:rPr>
-              <w:instrText xml:space="preserve"> PAGEREF _Toc242010351 \h </w:instrText>
+              <w:instrText xml:space="preserve"> PAGEREF _Toc243155760 \h </w:instrText>
             </w:r>
             <w:r>
               <w:rPr>
@@ -902,7 +902,7 @@
               <w14:ligatures w14:val="standardContextual"/>
             </w:rPr>
           </w:pPr>
-          <w:hyperlink w:anchor="_Toc242010352" w:history="1">
+          <w:hyperlink w:anchor="_Toc243155761" w:history="1">
             <w:r>
               <w:rPr>
                 <w:rStyle w:val="Hipervnculo"/>
@@ -949,7 +949,7 @@
                 <w:noProof/>
                 <w:webHidden/>
               </w:rPr>
-              <w:instrText xml:space="preserve"> PAGEREF _Toc242010352 \h </w:instrText>
+              <w:instrText xml:space="preserve"> PAGEREF _Toc243155761 \h </w:instrText>
             </w:r>
             <w:r>
               <w:rPr>
@@ -998,7 +998,7 @@
               <w14:ligatures w14:val="standardContextual"/>
             </w:rPr>
           </w:pPr>
-          <w:hyperlink w:anchor="_Toc242010353" w:history="1">
+          <w:hyperlink w:anchor="_Toc243155762" w:history="1">
             <w:r>
               <w:rPr>
                 <w:rStyle w:val="Hipervnculo"/>
@@ -1045,7 +1045,7 @@
                 <w:noProof/>
                 <w:webHidden/>
               </w:rPr>
-              <w:instrText xml:space="preserve"> PAGEREF _Toc242010353 \h </w:instrText>
+              <w:instrText xml:space="preserve"> PAGEREF _Toc243155762 \h </w:instrText>
             </w:r>
             <w:r>
               <w:rPr>
@@ -1094,7 +1094,7 @@
               <w14:ligatures w14:val="standardContextual"/>
             </w:rPr>
           </w:pPr>
-          <w:hyperlink w:anchor="_Toc242010354" w:history="1">
+          <w:hyperlink w:anchor="_Toc243155763" w:history="1">
             <w:r>
               <w:rPr>
                 <w:rStyle w:val="Hipervnculo"/>
@@ -1141,7 +1141,7 @@
                 <w:noProof/>
                 <w:webHidden/>
               </w:rPr>
-              <w:instrText xml:space="preserve"> PAGEREF _Toc242010354 \h </w:instrText>
+              <w:instrText xml:space="preserve"> PAGEREF _Toc243155763 \h </w:instrText>
             </w:r>
             <w:r>
               <w:rPr>
@@ -1190,7 +1190,7 @@
               <w14:ligatures w14:val="standardContextual"/>
             </w:rPr>
           </w:pPr>
-          <w:hyperlink w:anchor="_Toc242010355" w:history="1">
+          <w:hyperlink w:anchor="_Toc243155764" w:history="1">
             <w:r>
               <w:rPr>
                 <w:rStyle w:val="Hipervnculo"/>
@@ -1237,7 +1237,7 @@
                 <w:noProof/>
                 <w:webHidden/>
               </w:rPr>
-              <w:instrText xml:space="preserve"> PAGEREF _Toc242010355 \h </w:instrText>
+              <w:instrText xml:space="preserve"> PAGEREF _Toc243155764 \h </w:instrText>
             </w:r>
             <w:r>
               <w:rPr>
@@ -1286,7 +1286,7 @@
               <w14:ligatures w14:val="standardContextual"/>
             </w:rPr>
           </w:pPr>
-          <w:hyperlink w:anchor="_Toc242010356" w:history="1">
+          <w:hyperlink w:anchor="_Toc243155765" w:history="1">
             <w:r>
               <w:rPr>
                 <w:rStyle w:val="Hipervnculo"/>
@@ -1333,7 +1333,7 @@
                 <w:noProof/>
                 <w:webHidden/>
               </w:rPr>
-              <w:instrText xml:space="preserve"> PAGEREF _Toc242010356 \h </w:instrText>
+              <w:instrText xml:space="preserve"> PAGEREF _Toc243155765 \h </w:instrText>
             </w:r>
             <w:r>
               <w:rPr>
@@ -1382,7 +1382,7 @@
               <w14:ligatures w14:val="standardContextual"/>
             </w:rPr>
           </w:pPr>
-          <w:hyperlink w:anchor="_Toc242010357" w:history="1">
+          <w:hyperlink w:anchor="_Toc243155766" w:history="1">
             <w:r>
               <w:rPr>
                 <w:rStyle w:val="Hipervnculo"/>
@@ -1429,7 +1429,7 @@
                 <w:noProof/>
                 <w:webHidden/>
               </w:rPr>
-              <w:instrText xml:space="preserve"> PAGEREF _Toc242010357 \h </w:instrText>
+              <w:instrText xml:space="preserve"> PAGEREF _Toc243155766 \h </w:instrText>
             </w:r>
             <w:r>
               <w:rPr>
@@ -1478,7 +1478,7 @@
               <w14:ligatures w14:val="standardContextual"/>
             </w:rPr>
           </w:pPr>
-          <w:hyperlink w:anchor="_Toc242010358" w:history="1">
+          <w:hyperlink w:anchor="_Toc243155767" w:history="1">
             <w:r>
               <w:rPr>
                 <w:rStyle w:val="Hipervnculo"/>
@@ -1525,7 +1525,7 @@
                 <w:noProof/>
                 <w:webHidden/>
               </w:rPr>
-              <w:instrText xml:space="preserve"> PAGEREF _Toc242010358 \h </w:instrText>
+              <w:instrText xml:space="preserve"> PAGEREF _Toc243155767 \h </w:instrText>
             </w:r>
             <w:r>
               <w:rPr>
@@ -1574,7 +1574,7 @@
               <w14:ligatures w14:val="standardContextual"/>
             </w:rPr>
           </w:pPr>
-          <w:hyperlink w:anchor="_Toc242010359" w:history="1">
+          <w:hyperlink w:anchor="_Toc243155768" w:history="1">
             <w:r>
               <w:rPr>
                 <w:rStyle w:val="Hipervnculo"/>
@@ -1621,7 +1621,7 @@
                 <w:noProof/>
                 <w:webHidden/>
               </w:rPr>
-              <w:instrText xml:space="preserve"> PAGEREF _Toc242010359 \h </w:instrText>
+              <w:instrText xml:space="preserve"> PAGEREF _Toc243155768 \h </w:instrText>
             </w:r>
             <w:r>
               <w:rPr>
@@ -1670,7 +1670,7 @@
               <w14:ligatures w14:val="standardContextual"/>
             </w:rPr>
           </w:pPr>
-          <w:hyperlink w:anchor="_Toc242010360" w:history="1">
+          <w:hyperlink w:anchor="_Toc243155769" w:history="1">
             <w:r>
               <w:rPr>
                 <w:rStyle w:val="Hipervnculo"/>
@@ -1717,7 +1717,7 @@
                 <w:noProof/>
                 <w:webHidden/>
               </w:rPr>
-              <w:instrText xml:space="preserve"> PAGEREF _Toc242010360 \h </w:instrText>
+              <w:instrText xml:space="preserve"> PAGEREF _Toc243155769 \h </w:instrText>
             </w:r>
             <w:r>
               <w:rPr>
@@ -1766,7 +1766,7 @@
               <w14:ligatures w14:val="standardContextual"/>
             </w:rPr>
           </w:pPr>
-          <w:hyperlink w:anchor="_Toc242010361" w:history="1">
+          <w:hyperlink w:anchor="_Toc243155770" w:history="1">
             <w:r>
               <w:rPr>
                 <w:rStyle w:val="Hipervnculo"/>
@@ -1813,7 +1813,7 @@
                 <w:noProof/>
                 <w:webHidden/>
               </w:rPr>
-              <w:instrText xml:space="preserve"> PAGEREF _Toc242010361 \h </w:instrText>
+              <w:instrText xml:space="preserve"> PAGEREF _Toc243155770 \h </w:instrText>
             </w:r>
             <w:r>
               <w:rPr>
@@ -1862,7 +1862,7 @@
               <w14:ligatures w14:val="standardContextual"/>
             </w:rPr>
           </w:pPr>
-          <w:hyperlink w:anchor="_Toc242010362" w:history="1">
+          <w:hyperlink w:anchor="_Toc243155771" w:history="1">
             <w:r>
               <w:rPr>
                 <w:rStyle w:val="Hipervnculo"/>
@@ -1909,7 +1909,7 @@
                 <w:noProof/>
                 <w:webHidden/>
               </w:rPr>
-              <w:instrText xml:space="preserve"> PAGEREF _Toc242010362 \h </w:instrText>
+              <w:instrText xml:space="preserve"> PAGEREF _Toc243155771 \h </w:instrText>
             </w:r>
             <w:r>
               <w:rPr>
@@ -1958,7 +1958,7 @@
               <w14:ligatures w14:val="standardContextual"/>
             </w:rPr>
           </w:pPr>
-          <w:hyperlink w:anchor="_Toc242010363" w:history="1">
+          <w:hyperlink w:anchor="_Toc243155772" w:history="1">
             <w:r>
               <w:rPr>
                 <w:rStyle w:val="Hipervnculo"/>
@@ -2005,7 +2005,7 @@
                 <w:noProof/>
                 <w:webHidden/>
               </w:rPr>
-              <w:instrText xml:space="preserve"> PAGEREF _Toc242010363 \h </w:instrText>
+              <w:instrText xml:space="preserve"> PAGEREF _Toc243155772 \h </w:instrText>
             </w:r>
             <w:r>
               <w:rPr>
@@ -2054,7 +2054,7 @@
               <w14:ligatures w14:val="standardContextual"/>
             </w:rPr>
           </w:pPr>
-          <w:hyperlink w:anchor="_Toc242010364" w:history="1">
+          <w:hyperlink w:anchor="_Toc243155773" w:history="1">
             <w:r>
               <w:rPr>
                 <w:rStyle w:val="Hipervnculo"/>
@@ -2101,7 +2101,7 @@
                 <w:noProof/>
                 <w:webHidden/>
               </w:rPr>
-              <w:instrText xml:space="preserve"> PAGEREF _Toc242010364 \h </w:instrText>
+              <w:instrText xml:space="preserve"> PAGEREF _Toc243155773 \h </w:instrText>
             </w:r>
             <w:r>
               <w:rPr>
@@ -2150,7 +2150,7 @@
               <w14:ligatures w14:val="standardContextual"/>
             </w:rPr>
           </w:pPr>
-          <w:hyperlink w:anchor="_Toc242010365" w:history="1">
+          <w:hyperlink w:anchor="_Toc243155774" w:history="1">
             <w:r>
               <w:rPr>
                 <w:rStyle w:val="Hipervnculo"/>
@@ -2197,7 +2197,7 @@
                 <w:noProof/>
                 <w:webHidden/>
               </w:rPr>
-              <w:instrText xml:space="preserve"> PAGEREF _Toc242010365 \h </w:instrText>
+              <w:instrText xml:space="preserve"> PAGEREF _Toc243155774 \h </w:instrText>
             </w:r>
             <w:r>
               <w:rPr>
@@ -2246,7 +2246,7 @@
               <w14:ligatures w14:val="standardContextual"/>
             </w:rPr>
           </w:pPr>
-          <w:hyperlink w:anchor="_Toc242010366" w:history="1">
+          <w:hyperlink w:anchor="_Toc243155775" w:history="1">
             <w:r>
               <w:rPr>
                 <w:rStyle w:val="Hipervnculo"/>
@@ -2293,7 +2293,7 @@
                 <w:noProof/>
                 <w:webHidden/>
               </w:rPr>
-              <w:instrText xml:space="preserve"> PAGEREF _Toc242010366 \h </w:instrText>
+              <w:instrText xml:space="preserve"> PAGEREF _Toc243155775 \h </w:instrText>
             </w:r>
             <w:r>
               <w:rPr>
@@ -2342,7 +2342,7 @@
               <w14:ligatures w14:val="standardContextual"/>
             </w:rPr>
           </w:pPr>
-          <w:hyperlink w:anchor="_Toc242010367" w:history="1">
+          <w:hyperlink w:anchor="_Toc243155776" w:history="1">
             <w:r>
               <w:rPr>
                 <w:rStyle w:val="Hipervnculo"/>
@@ -2389,7 +2389,7 @@
                 <w:noProof/>
                 <w:webHidden/>
               </w:rPr>
-              <w:instrText xml:space="preserve"> PAGEREF _Toc242010367 \h </w:instrText>
+              <w:instrText xml:space="preserve"> PAGEREF _Toc243155776 \h </w:instrText>
             </w:r>
             <w:r>
               <w:rPr>
@@ -2438,7 +2438,7 @@
               <w14:ligatures w14:val="standardContextual"/>
             </w:rPr>
           </w:pPr>
-          <w:hyperlink w:anchor="_Toc242010368" w:history="1">
+          <w:hyperlink w:anchor="_Toc243155777" w:history="1">
             <w:r>
               <w:rPr>
                 <w:rStyle w:val="Hipervnculo"/>
@@ -2485,7 +2485,7 @@
                 <w:noProof/>
                 <w:webHidden/>
               </w:rPr>
-              <w:instrText xml:space="preserve"> PAGEREF _Toc242010368 \h </w:instrText>
+              <w:instrText xml:space="preserve"> PAGEREF _Toc243155777 \h </w:instrText>
             </w:r>
             <w:r>
               <w:rPr>
@@ -2534,7 +2534,7 @@
               <w14:ligatures w14:val="standardContextual"/>
             </w:rPr>
           </w:pPr>
-          <w:hyperlink w:anchor="_Toc242010369" w:history="1">
+          <w:hyperlink w:anchor="_Toc243155778" w:history="1">
             <w:r>
               <w:rPr>
                 <w:rStyle w:val="Hipervnculo"/>
@@ -2581,7 +2581,7 @@
                 <w:noProof/>
                 <w:webHidden/>
               </w:rPr>
-              <w:instrText xml:space="preserve"> PAGEREF _Toc242010369 \h </w:instrText>
+              <w:instrText xml:space="preserve"> PAGEREF _Toc243155778 \h </w:instrText>
             </w:r>
             <w:r>
               <w:rPr>
@@ -2630,7 +2630,7 @@
               <w14:ligatures w14:val="standardContextual"/>
             </w:rPr>
           </w:pPr>
-          <w:hyperlink w:anchor="_Toc242010370" w:history="1">
+          <w:hyperlink w:anchor="_Toc243155779" w:history="1">
             <w:r>
               <w:rPr>
                 <w:rStyle w:val="Hipervnculo"/>
@@ -2677,7 +2677,7 @@
                 <w:noProof/>
                 <w:webHidden/>
               </w:rPr>
-              <w:instrText xml:space="preserve"> PAGEREF _Toc242010370 \h </w:instrText>
+              <w:instrText xml:space="preserve"> PAGEREF _Toc243155779 \h </w:instrText>
             </w:r>
             <w:r>
               <w:rPr>
@@ -2726,7 +2726,7 @@
               <w14:ligatures w14:val="standardContextual"/>
             </w:rPr>
           </w:pPr>
-          <w:hyperlink w:anchor="_Toc242010371" w:history="1">
+          <w:hyperlink w:anchor="_Toc243155780" w:history="1">
             <w:r>
               <w:rPr>
                 <w:rStyle w:val="Hipervnculo"/>
@@ -2773,7 +2773,7 @@
                 <w:noProof/>
                 <w:webHidden/>
               </w:rPr>
-              <w:instrText xml:space="preserve"> PAGEREF _Toc242010371 \h </w:instrText>
+              <w:instrText xml:space="preserve"> PAGEREF _Toc243155780 \h </w:instrText>
             </w:r>
             <w:r>
               <w:rPr>
@@ -2822,7 +2822,7 @@
               <w14:ligatures w14:val="standardContextual"/>
             </w:rPr>
           </w:pPr>
-          <w:hyperlink w:anchor="_Toc242010372" w:history="1">
+          <w:hyperlink w:anchor="_Toc243155781" w:history="1">
             <w:r>
               <w:rPr>
                 <w:rStyle w:val="Hipervnculo"/>
@@ -2869,7 +2869,7 @@
                 <w:noProof/>
                 <w:webHidden/>
               </w:rPr>
-              <w:instrText xml:space="preserve"> PAGEREF _Toc242010372 \h </w:instrText>
+              <w:instrText xml:space="preserve"> PAGEREF _Toc243155781 \h </w:instrText>
             </w:r>
             <w:r>
               <w:rPr>
@@ -2918,7 +2918,7 @@
               <w14:ligatures w14:val="standardContextual"/>
             </w:rPr>
           </w:pPr>
-          <w:hyperlink w:anchor="_Toc242010373" w:history="1">
+          <w:hyperlink w:anchor="_Toc243155782" w:history="1">
             <w:r>
               <w:rPr>
                 <w:rStyle w:val="Hipervnculo"/>
@@ -2965,7 +2965,7 @@
                 <w:noProof/>
                 <w:webHidden/>
               </w:rPr>
-              <w:instrText xml:space="preserve"> PAGEREF _Toc242010373 \h </w:instrText>
+              <w:instrText xml:space="preserve"> PAGEREF _Toc243155782 \h </w:instrText>
             </w:r>
             <w:r>
               <w:rPr>
@@ -3014,7 +3014,7 @@
               <w14:ligatures w14:val="standardContextual"/>
             </w:rPr>
           </w:pPr>
-          <w:hyperlink w:anchor="_Toc242010374" w:history="1">
+          <w:hyperlink w:anchor="_Toc243155783" w:history="1">
             <w:r>
               <w:rPr>
                 <w:rStyle w:val="Hipervnculo"/>
@@ -3061,7 +3061,7 @@
                 <w:noProof/>
                 <w:webHidden/>
               </w:rPr>
-              <w:instrText xml:space="preserve"> PAGEREF _Toc242010374 \h </w:instrText>
+              <w:instrText xml:space="preserve"> PAGEREF _Toc243155783 \h </w:instrText>
             </w:r>
             <w:r>
               <w:rPr>
@@ -3110,7 +3110,7 @@
               <w14:ligatures w14:val="standardContextual"/>
             </w:rPr>
           </w:pPr>
-          <w:hyperlink w:anchor="_Toc242010375" w:history="1">
+          <w:hyperlink w:anchor="_Toc243155784" w:history="1">
             <w:r>
               <w:rPr>
                 <w:rStyle w:val="Hipervnculo"/>
@@ -3157,7 +3157,7 @@
                 <w:noProof/>
                 <w:webHidden/>
               </w:rPr>
-              <w:instrText xml:space="preserve"> PAGEREF _Toc242010375 \h </w:instrText>
+              <w:instrText xml:space="preserve"> PAGEREF _Toc243155784 \h </w:instrText>
             </w:r>
             <w:r>
               <w:rPr>
@@ -3208,7 +3208,7 @@
               <w14:ligatures w14:val="standardContextual"/>
             </w:rPr>
           </w:pPr>
-          <w:hyperlink w:anchor="_Toc242010376" w:history="1">
+          <w:hyperlink w:anchor="_Toc243155785" w:history="1">
             <w:r>
               <w:rPr>
                 <w:rStyle w:val="Hipervnculo"/>
@@ -3259,7 +3259,7 @@
                 <w:noProof/>
                 <w:webHidden/>
               </w:rPr>
-              <w:instrText xml:space="preserve"> PAGEREF _Toc242010376 \h </w:instrText>
+              <w:instrText xml:space="preserve"> PAGEREF _Toc243155785 \h </w:instrText>
             </w:r>
             <w:r>
               <w:rPr>
@@ -3308,7 +3308,7 @@
               <w14:ligatures w14:val="standardContextual"/>
             </w:rPr>
           </w:pPr>
-          <w:hyperlink w:anchor="_Toc242010377" w:history="1">
+          <w:hyperlink w:anchor="_Toc243155786" w:history="1">
             <w:r>
               <w:rPr>
                 <w:rStyle w:val="Hipervnculo"/>
@@ -3357,7 +3357,7 @@
                 <w:noProof/>
                 <w:webHidden/>
               </w:rPr>
-              <w:instrText xml:space="preserve"> PAGEREF _Toc242010377 \h </w:instrText>
+              <w:instrText xml:space="preserve"> PAGEREF _Toc243155786 \h </w:instrText>
             </w:r>
             <w:r>
               <w:rPr>
@@ -3406,7 +3406,7 @@
               <w14:ligatures w14:val="standardContextual"/>
             </w:rPr>
           </w:pPr>
-          <w:hyperlink w:anchor="_Toc242010378" w:history="1">
+          <w:hyperlink w:anchor="_Toc243155787" w:history="1">
             <w:r>
               <w:rPr>
                 <w:rStyle w:val="Hipervnculo"/>
@@ -3455,7 +3455,7 @@
                 <w:noProof/>
                 <w:webHidden/>
               </w:rPr>
-              <w:instrText xml:space="preserve"> PAGEREF _Toc242010378 \h </w:instrText>
+              <w:instrText xml:space="preserve"> PAGEREF _Toc243155787 \h </w:instrText>
             </w:r>
             <w:r>
               <w:rPr>
@@ -3513,7 +3513,7 @@
           <w:kern w:val="32"/>
         </w:rPr>
       </w:pPr>
-      <w:bookmarkStart w:id="0" w:name="_Toc242010348"/>
+      <w:bookmarkStart w:id="0" w:name="_Toc243155757"/>
       <w:r>
         <w:rPr>
           <w:rFonts w:asciiTheme="minorHAnsi" w:eastAsia="Times New Roman" w:hAnsiTheme="minorHAnsi" w:cstheme="minorHAnsi"/>
@@ -3779,6 +3779,130 @@
           </w:p>
         </w:tc>
       </w:tr>
+      <w:tr>
+        <w:trPr>
+          <w:trHeight w:val="1134"/>
+        </w:trPr>
+        <w:tc>
+          <w:tcPr>
+            <w:tcW w:w="1188" w:type="dxa"/>
+            <w:vAlign w:val="center"/>
+          </w:tcPr>
+          <w:p>
+            <w:pPr>
+              <w:jc w:val="both"/>
+              <w:rPr>
+                <w:rFonts w:asciiTheme="minorHAnsi" w:hAnsiTheme="minorHAnsi" w:cstheme="minorHAnsi"/>
+                <w:i/>
+                <w:color w:val="FF0000"/>
+                <w:szCs w:val="24"/>
+                <w:lang w:val="es-ES" w:eastAsia="es-ES"/>
+              </w:rPr>
+            </w:pPr>
+            <w:r>
+              <w:rPr>
+                <w:rFonts w:asciiTheme="minorHAnsi" w:hAnsiTheme="minorHAnsi" w:cstheme="minorHAnsi"/>
+                <w:lang w:val="es-ES" w:eastAsia="es-ES"/>
+              </w:rPr>
+              <w:t>17/10/2026</w:t>
+            </w:r>
+          </w:p>
+        </w:tc>
+        <w:tc>
+          <w:tcPr>
+            <w:tcW w:w="1080" w:type="dxa"/>
+            <w:vAlign w:val="center"/>
+          </w:tcPr>
+          <w:p>
+            <w:pPr>
+              <w:jc w:val="both"/>
+              <w:rPr>
+                <w:rFonts w:asciiTheme="minorHAnsi" w:hAnsiTheme="minorHAnsi" w:cstheme="minorHAnsi"/>
+                <w:i/>
+                <w:color w:val="FF0000"/>
+                <w:szCs w:val="24"/>
+                <w:lang w:val="es-ES" w:eastAsia="es-ES"/>
+              </w:rPr>
+            </w:pPr>
+            <w:r>
+              <w:rPr>
+                <w:rFonts w:asciiTheme="minorHAnsi" w:hAnsiTheme="minorHAnsi" w:cstheme="minorHAnsi"/>
+                <w:lang w:val="es-ES" w:eastAsia="es-ES"/>
+              </w:rPr>
+              <w:t>02</w:t>
+            </w:r>
+          </w:p>
+        </w:tc>
+        <w:tc>
+          <w:tcPr>
+            <w:tcW w:w="3060" w:type="dxa"/>
+            <w:vAlign w:val="center"/>
+          </w:tcPr>
+          <w:p>
+            <w:pPr>
+              <w:jc w:val="both"/>
+              <w:rPr>
+                <w:rFonts w:asciiTheme="minorHAnsi" w:hAnsiTheme="minorHAnsi" w:cstheme="minorHAnsi"/>
+                <w:i/>
+                <w:color w:val="FF0000"/>
+                <w:szCs w:val="24"/>
+                <w:lang w:val="es-ES" w:eastAsia="es-ES"/>
+              </w:rPr>
+            </w:pPr>
+            <w:r>
+              <w:rPr>
+                <w:rFonts w:asciiTheme="minorHAnsi" w:hAnsiTheme="minorHAnsi" w:cstheme="minorHAnsi"/>
+                <w:lang w:val="es-ES" w:eastAsia="es-ES"/>
+              </w:rPr>
+              <w:t>Angelo Galindo</w:t>
+            </w:r>
+          </w:p>
+          <w:p>
+            <w:pPr>
+              <w:jc w:val="both"/>
+              <w:rPr>
+                <w:rFonts w:asciiTheme="minorHAnsi" w:hAnsiTheme="minorHAnsi" w:cstheme="minorHAnsi"/>
+                <w:i/>
+                <w:color w:val="FF0000"/>
+                <w:szCs w:val="24"/>
+                <w:lang w:val="es-ES" w:eastAsia="es-ES"/>
+              </w:rPr>
+            </w:pPr>
+            <w:r>
+              <w:rPr>
+                <w:rFonts w:asciiTheme="minorHAnsi" w:hAnsiTheme="minorHAnsi" w:cstheme="minorHAnsi"/>
+                <w:lang w:val="es-ES" w:eastAsia="es-ES"/>
+              </w:rPr>
+              <w:t>Alejandro Rodríguez</w:t>
+            </w:r>
+          </w:p>
+        </w:tc>
+        <w:tc>
+          <w:tcPr>
+            <w:tcW w:w="3316" w:type="dxa"/>
+            <w:vAlign w:val="center"/>
+          </w:tcPr>
+          <w:p>
+            <w:pPr>
+              <w:jc w:val="both"/>
+              <w:rPr>
+                <w:rFonts w:asciiTheme="minorHAnsi" w:hAnsiTheme="minorHAnsi" w:cstheme="minorHAnsi"/>
+                <w:i/>
+                <w:color w:val="FF0000"/>
+                <w:szCs w:val="24"/>
+                <w:lang w:val="es-ES" w:eastAsia="es-ES"/>
+              </w:rPr>
+            </w:pPr>
+            <w:r>
+              <w:rPr>
+                <w:rFonts w:asciiTheme="minorHAnsi" w:hAnsiTheme="minorHAnsi" w:cstheme="minorHAnsi"/>
+                <w:lang w:val="es-ES" w:eastAsia="es-ES"/>
+              </w:rPr>
+              <w:t>Se agrega la prioridad de cada historia (orden de desarrollo) y la semana de la Carta Gantt en que se desarrolla. El criterio del menú por rol de HU01 y HU02 queda parcial hasta E2.</w:t>
+            </w:r>
+          </w:p>
+        </w:tc>
+      </w:tr>
     </w:tbl>
     <w:p>
       <w:pPr>
@@ -3907,7 +4031,7 @@
       <w:pPr>
         <w:pStyle w:val="Ttulo1"/>
       </w:pPr>
-      <w:bookmarkStart w:id="1" w:name="_Toc242010349"/>
+      <w:bookmarkStart w:id="1" w:name="_Toc243155758"/>
       <w:r>
         <w:t>Integrantes:</w:t>
       </w:r>
@@ -4173,7 +4297,7 @@
           <w:rFonts w:asciiTheme="minorHAnsi" w:hAnsiTheme="minorHAnsi" w:cstheme="minorHAnsi"/>
         </w:rPr>
       </w:pPr>
-      <w:bookmarkStart w:id="2" w:name="_Toc242010350"/>
+      <w:bookmarkStart w:id="2" w:name="_Toc243155759"/>
       <w:r>
         <w:rPr>
           <w:rFonts w:asciiTheme="minorHAnsi" w:hAnsiTheme="minorHAnsi" w:cstheme="minorHAnsi"/>
@@ -4187,7 +4311,7 @@
       <w:pPr>
         <w:pStyle w:val="Ttulo2"/>
       </w:pPr>
-      <w:bookmarkStart w:id="3" w:name="_Toc242010351"/>
+      <w:bookmarkStart w:id="3" w:name="_Toc243155760"/>
       <w:r>
         <w:t>HU01 — Iniciar sesión (E1)</w:t>
       </w:r>
@@ -4239,6 +4363,14 @@
         </w:rPr>
         <w:t>Con credenciales válidas, el sistema entrega un token de acceso y abre el menú que corresponde a mis roles.</w:t>
       </w:r>
+      <w:r>
+        <w:rPr>
+          <w:i/>
+          <w:iCs/>
+          <w:lang w:val="es-CL"/>
+        </w:rPr>
+        <w:t xml:space="preserve"> (Parcial, decisión del equipo del 17/10/2026: en E1 la pantalla de inicio solo muestra los roles; el menú con opciones por rol se completa con las primeras pantallas de E2.)</w:t>
+      </w:r>
     </w:p>
     <w:p>
       <w:pPr>
@@ -4316,7 +4448,7 @@
       <w:pPr>
         <w:pStyle w:val="Ttulo2"/>
       </w:pPr>
-      <w:bookmarkStart w:id="4" w:name="_Toc242010352"/>
+      <w:bookmarkStart w:id="4" w:name="_Toc243155761"/>
       <w:r>
         <w:t>HU02 — Consultar mi perfil y ver el menú según mi rol (E1)</w:t>
       </w:r>
@@ -4386,6 +4518,14 @@
         </w:rPr>
         <w:t>El menú solo muestra las opciones permitidas para mis roles.</w:t>
       </w:r>
+      <w:r>
+        <w:rPr>
+          <w:i/>
+          <w:iCs/>
+          <w:lang w:val="es-CL"/>
+        </w:rPr>
+        <w:t xml:space="preserve"> (Parcial, decisión del equipo del 17/10/2026: en E1 la pantalla de inicio solo muestra los roles; el menú con opciones por rol se completa con las primeras pantallas de E2.)</w:t>
+      </w:r>
     </w:p>
     <w:p>
       <w:pPr>
@@ -4409,7 +4549,7 @@
       <w:pPr>
         <w:pStyle w:val="Ttulo2"/>
       </w:pPr>
-      <w:bookmarkStart w:id="5" w:name="_Toc242010353"/>
+      <w:bookmarkStart w:id="5" w:name="_Toc243155762"/>
       <w:r>
         <w:t>HU03 — Crear usuarios (E1)</w:t>
       </w:r>
@@ -4441,6 +4581,7 @@
         <w:pStyle w:val="Ttulo3"/>
       </w:pPr>
       <w:r>
+        <w:lastRenderedPageBreak/>
         <w:t>Criterios de Aceptación</w:t>
       </w:r>
     </w:p>
@@ -4495,7 +4636,6 @@
         <w:rPr>
           <w:lang w:val="es-ES" w:eastAsia="es-ES"/>
         </w:rPr>
-        <w:lastRenderedPageBreak/>
         <w:t>La contraseña debe tener al menos 8 caracteres.</w:t>
       </w:r>
     </w:p>
@@ -4521,7 +4661,7 @@
       <w:pPr>
         <w:pStyle w:val="Ttulo2"/>
       </w:pPr>
-      <w:bookmarkStart w:id="6" w:name="_Toc242010354"/>
+      <w:bookmarkStart w:id="6" w:name="_Toc243155763"/>
       <w:r>
         <w:t>HU04 — Editar, activar y desactivar usuarios (E1)</w:t>
       </w:r>
@@ -4614,7 +4754,7 @@
       <w:pPr>
         <w:pStyle w:val="Ttulo2"/>
       </w:pPr>
-      <w:bookmarkStart w:id="7" w:name="_Toc242010355"/>
+      <w:bookmarkStart w:id="7" w:name="_Toc243155764"/>
       <w:r>
         <w:t>HU05 — Listar usuarios (E1)</w:t>
       </w:r>
@@ -4707,7 +4847,7 @@
       <w:pPr>
         <w:pStyle w:val="Ttulo2"/>
       </w:pPr>
-      <w:bookmarkStart w:id="8" w:name="_Toc242010356"/>
+      <w:bookmarkStart w:id="8" w:name="_Toc243155765"/>
       <w:r>
         <w:t>HU06 — Restringir el acceso por rol (E1)</w:t>
       </w:r>
@@ -4818,7 +4958,7 @@
       <w:pPr>
         <w:pStyle w:val="Ttulo2"/>
       </w:pPr>
-      <w:bookmarkStart w:id="9" w:name="_Toc242010357"/>
+      <w:bookmarkStart w:id="9" w:name="_Toc243155766"/>
       <w:r>
         <w:lastRenderedPageBreak/>
         <w:t>HU07 — Gestionar productores (E2)</w:t>
@@ -4930,7 +5070,7 @@
       <w:pPr>
         <w:pStyle w:val="Ttulo2"/>
       </w:pPr>
-      <w:bookmarkStart w:id="10" w:name="_Toc242010358"/>
+      <w:bookmarkStart w:id="10" w:name="_Toc243155767"/>
       <w:r>
         <w:t>HU08 — Gestionar especies y variedades (E2)</w:t>
       </w:r>
@@ -5023,7 +5163,7 @@
       <w:pPr>
         <w:pStyle w:val="Ttulo2"/>
       </w:pPr>
-      <w:bookmarkStart w:id="11" w:name="_Toc242010359"/>
+      <w:bookmarkStart w:id="11" w:name="_Toc243155768"/>
       <w:r>
         <w:t>HU09 — Gestionar calidades y sistemas productivos (E2)</w:t>
       </w:r>
@@ -5098,7 +5238,7 @@
       <w:pPr>
         <w:pStyle w:val="Ttulo2"/>
       </w:pPr>
-      <w:bookmarkStart w:id="12" w:name="_Toc242010360"/>
+      <w:bookmarkStart w:id="12" w:name="_Toc243155769"/>
       <w:r>
         <w:t>HU10 — Gestionar tipos de bandeja y embalajes (E2)</w:t>
       </w:r>
@@ -5228,7 +5368,7 @@
       <w:pPr>
         <w:pStyle w:val="Ttulo2"/>
       </w:pPr>
-      <w:bookmarkStart w:id="13" w:name="_Toc242010361"/>
+      <w:bookmarkStart w:id="13" w:name="_Toc243155770"/>
       <w:r>
         <w:t>HU11 — Seleccionar datos de catálogo en los formularios (E2)</w:t>
       </w:r>
@@ -5321,7 +5461,7 @@
       <w:pPr>
         <w:pStyle w:val="Ttulo2"/>
       </w:pPr>
-      <w:bookmarkStart w:id="14" w:name="_Toc242010362"/>
+      <w:bookmarkStart w:id="14" w:name="_Toc243155771"/>
       <w:r>
         <w:t>HU12 — Registrar una tarja de recepción (E3)</w:t>
       </w:r>
@@ -5468,7 +5608,7 @@
       <w:pPr>
         <w:pStyle w:val="Ttulo2"/>
       </w:pPr>
-      <w:bookmarkStart w:id="15" w:name="_Toc242010363"/>
+      <w:bookmarkStart w:id="15" w:name="_Toc243155772"/>
       <w:r>
         <w:t>HU13 — Numerar las tarjas automáticamente (E3)</w:t>
       </w:r>
@@ -5562,7 +5702,7 @@
       <w:pPr>
         <w:pStyle w:val="Ttulo2"/>
       </w:pPr>
-      <w:bookmarkStart w:id="16" w:name="_Toc242010364"/>
+      <w:bookmarkStart w:id="16" w:name="_Toc243155773"/>
       <w:r>
         <w:t>HU14 — Calcular los kilos netos (E3)</w:t>
       </w:r>
@@ -5673,7 +5813,7 @@
       <w:pPr>
         <w:pStyle w:val="Ttulo2"/>
       </w:pPr>
-      <w:bookmarkStart w:id="17" w:name="_Toc242010365"/>
+      <w:bookmarkStart w:id="17" w:name="_Toc243155774"/>
       <w:r>
         <w:t>HU15 — Controlar el stock de bandejas (E3)</w:t>
       </w:r>
@@ -5802,7 +5942,7 @@
       <w:pPr>
         <w:pStyle w:val="Ttulo2"/>
       </w:pPr>
-      <w:bookmarkStart w:id="18" w:name="_Toc242010366"/>
+      <w:bookmarkStart w:id="18" w:name="_Toc243155775"/>
       <w:r>
         <w:lastRenderedPageBreak/>
         <w:t>HU16 — Imprimir la tarja (E3)</w:t>
@@ -5896,7 +6036,7 @@
       <w:pPr>
         <w:pStyle w:val="Ttulo2"/>
       </w:pPr>
-      <w:bookmarkStart w:id="19" w:name="_Toc242010367"/>
+      <w:bookmarkStart w:id="19" w:name="_Toc243155776"/>
       <w:r>
         <w:t>HU17 — Consultar tarjas (E3)</w:t>
       </w:r>
@@ -5971,7 +6111,7 @@
       <w:pPr>
         <w:pStyle w:val="Ttulo2"/>
       </w:pPr>
-      <w:bookmarkStart w:id="20" w:name="_Toc242010368"/>
+      <w:bookmarkStart w:id="20" w:name="_Toc243155777"/>
       <w:r>
         <w:t>HU18 — Registrar el procesamiento de tarjas (E4)</w:t>
       </w:r>
@@ -6137,7 +6277,7 @@
       <w:pPr>
         <w:pStyle w:val="Ttulo2"/>
       </w:pPr>
-      <w:bookmarkStart w:id="21" w:name="_Toc242010369"/>
+      <w:bookmarkStart w:id="21" w:name="_Toc243155778"/>
       <w:r>
         <w:t>HU19 — Calcular el rendimiento y la merma (E4)</w:t>
       </w:r>
@@ -6266,7 +6406,7 @@
       <w:pPr>
         <w:pStyle w:val="Ttulo2"/>
       </w:pPr>
-      <w:bookmarkStart w:id="22" w:name="_Toc242010370"/>
+      <w:bookmarkStart w:id="22" w:name="_Toc243155779"/>
       <w:r>
         <w:t>HU20 — Editar una tarja después de impresa (E4)</w:t>
       </w:r>
@@ -6395,7 +6535,7 @@
       <w:pPr>
         <w:pStyle w:val="Ttulo2"/>
       </w:pPr>
-      <w:bookmarkStart w:id="23" w:name="_Toc242010371"/>
+      <w:bookmarkStart w:id="23" w:name="_Toc243155780"/>
       <w:r>
         <w:lastRenderedPageBreak/>
         <w:t>HU21 — Registrar la auditoría automáticamente (E4)</w:t>
@@ -6507,7 +6647,7 @@
       <w:pPr>
         <w:pStyle w:val="Ttulo2"/>
       </w:pPr>
-      <w:bookmarkStart w:id="24" w:name="_Toc242010372"/>
+      <w:bookmarkStart w:id="24" w:name="_Toc243155781"/>
       <w:r>
         <w:t>HU22 — Consultar la bitácora de auditoría (E4)</w:t>
       </w:r>
@@ -6600,7 +6740,7 @@
       <w:pPr>
         <w:pStyle w:val="Ttulo2"/>
       </w:pPr>
-      <w:bookmarkStart w:id="25" w:name="_Toc242010373"/>
+      <w:bookmarkStart w:id="25" w:name="_Toc243155782"/>
       <w:r>
         <w:t>HU23 — Consultar la trazabilidad de una tarja (E4)</w:t>
       </w:r>
@@ -6693,7 +6833,7 @@
       <w:pPr>
         <w:pStyle w:val="Ttulo2"/>
       </w:pPr>
-      <w:bookmarkStart w:id="26" w:name="_Toc242010374"/>
+      <w:bookmarkStart w:id="26" w:name="_Toc243155783"/>
       <w:r>
         <w:lastRenderedPageBreak/>
         <w:t>HU24 — Anular una tarja de recepción (E3)</w:t>
@@ -6841,7 +6981,7 @@
       <w:pPr>
         <w:pStyle w:val="Ttulo2"/>
       </w:pPr>
-      <w:bookmarkStart w:id="27" w:name="_Toc242010375"/>
+      <w:bookmarkStart w:id="27" w:name="_Toc243155784"/>
       <w:r>
         <w:t>HU25 — Anular un proceso (E4)</w:t>
       </w:r>
@@ -6961,7 +7101,7 @@
           <w:lang w:val="es-ES" w:eastAsia="es-ES"/>
         </w:rPr>
       </w:pPr>
-      <w:bookmarkStart w:id="28" w:name="_Toc242010376"/>
+      <w:bookmarkStart w:id="28" w:name="_Toc243155785"/>
       <w:r>
         <w:rPr>
           <w:lang w:val="es-ES" w:eastAsia="es-ES"/>
@@ -6977,7 +7117,7 @@
           <w:lang w:val="es-ES" w:eastAsia="es-ES"/>
         </w:rPr>
       </w:pPr>
-      <w:bookmarkStart w:id="29" w:name="_Toc242010377"/>
+      <w:bookmarkStart w:id="29" w:name="_Toc243155786"/>
       <w:r>
         <w:rPr>
           <w:lang w:val="es-ES" w:eastAsia="es-ES"/>
@@ -8208,7 +8348,7 @@
           <w:lang w:val="es-ES" w:eastAsia="es-ES"/>
         </w:rPr>
       </w:pPr>
-      <w:bookmarkStart w:id="30" w:name="_Toc242010378"/>
+      <w:bookmarkStart w:id="30" w:name="_Toc243155787"/>
       <w:r>
         <w:rPr>
           <w:lang w:val="es-ES" w:eastAsia="es-ES"/>
@@ -8219,42 +8359,94 @@
     </w:p>
     <w:p>
       <w:pPr>
-        <w:rPr>
-          <w:lang w:val="es-ES" w:eastAsia="es-ES"/>
-        </w:rPr>
-      </w:pPr>
-      <w:r>
-        <w:t>Sprints semanales; cada épica dura dos sprints. HU21 (auditoría automática) se adelanta al sprint 3 porque los mantenedores de E2 ya deben registrar sus cambios.</w:t>
+        <w:jc w:val="both"/>
+        <w:rPr>
+          <w:lang w:val="es-CL" w:eastAsia="es-CL"/>
+        </w:rPr>
+      </w:pPr>
+      <w:r>
+        <w:rPr>
+          <w:rFonts w:cstheme="minorHAnsi"/>
+          <w:lang w:val="es-CL" w:eastAsia="es-CL"/>
+        </w:rPr>
+        <w:t>La prioridad corresponde al orden de desarrollo: una historia con número menor se implementa antes. La columna Semana usa la numeración de la Carta Gantt de la Fase 1 (sprints semanales; S1 comienza el 24/08/2026): E1 en S7–S8, E2 en S9–S10, E3 en S11–S12 y E4 en S13–S14; pruebas en S15 y cierre en S16–S18. E1 se desarrolló antes de lo planificado (S4 a S6, cerrada el 04/10/2026). HU21 (auditoría automática) se adelanta al inicio de E2 porque los mantenedores ya deben registrar sus cambios.</w:t>
       </w:r>
     </w:p>
     <w:tbl>
       <w:tblPr>
-        <w:tblStyle w:val="Tablaconcuadrcula1clara-nfasis1"/>
-        <w:tblW w:w="0" w:type="auto"/>
-        <w:tblLook w:val="04A0" w:firstRow="1" w:lastRow="0" w:firstColumn="1" w:lastColumn="0" w:noHBand="0" w:noVBand="1"/>
+        <w:tblStyle w:val="Tablaconcuadrcula1"/>
+        <w:tblW w:w="8838" w:type="dxa"/>
+        <w:tblBorders>
+          <w:top w:val="single" w:sz="4" w:space="0" w:color="808080"/>
+          <w:left w:val="single" w:sz="4" w:space="0" w:color="808080"/>
+          <w:bottom w:val="single" w:sz="4" w:space="0" w:color="808080"/>
+          <w:right w:val="single" w:sz="4" w:space="0" w:color="808080"/>
+          <w:insideH w:val="single" w:sz="4" w:space="0" w:color="808080"/>
+          <w:insideV w:val="single" w:sz="4" w:space="0" w:color="808080"/>
+        </w:tblBorders>
+        <w:tblLayout w:type="fixed"/>
+        <w:tblLook w:val="0420" w:firstRow="1" w:lastRow="0" w:firstColumn="0" w:lastColumn="0" w:noHBand="0" w:noVBand="1"/>
       </w:tblPr>
       <w:tblGrid>
-        <w:gridCol w:w="6449"/>
-        <w:gridCol w:w="1276"/>
+        <w:gridCol w:w="1318"/>
+        <w:gridCol w:w="3438"/>
+        <w:gridCol w:w="898"/>
+        <w:gridCol w:w="1264"/>
+        <w:gridCol w:w="1920"/>
       </w:tblGrid>
       <w:tr>
         <w:trPr>
-          <w:cnfStyle w:val="100000000000" w:firstRow="1" w:lastRow="0" w:firstColumn="0" w:lastColumn="0" w:oddVBand="0" w:evenVBand="0" w:oddHBand="0" w:evenHBand="0" w:firstRowFirstColumn="0" w:firstRowLastColumn="0" w:lastRowFirstColumn="0" w:lastRowLastColumn="0"/>
+          <w:cantSplit/>
+          <w:tblHeader/>
         </w:trPr>
         <w:tc>
           <w:tcPr>
-            <w:cnfStyle w:val="001000000000" w:firstRow="0" w:lastRow="0" w:firstColumn="1" w:lastColumn="0" w:oddVBand="0" w:evenVBand="0" w:oddHBand="0" w:evenHBand="0" w:firstRowFirstColumn="0" w:firstRowLastColumn="0" w:lastRowFirstColumn="0" w:lastRowLastColumn="0"/>
-            <w:tcW w:w="6449" w:type="dxa"/>
-          </w:tcPr>
-          <w:p>
-            <w:pPr>
-              <w:rPr>
-                <w:lang w:val="es-ES" w:eastAsia="es-ES"/>
-              </w:rPr>
-            </w:pPr>
-            <w:r>
-              <w:rPr>
-                <w:lang w:val="es-ES" w:eastAsia="es-ES"/>
+            <w:tcW w:w="1318" w:type="dxa"/>
+            <w:shd w:val="clear" w:color="auto" w:fill="E6E6E6"/>
+          </w:tcPr>
+          <w:p>
+            <w:pPr>
+              <w:keepNext/>
+              <w:spacing w:before="20" w:after="20"/>
+              <w:rPr>
+                <w:lang w:val="es-CL" w:eastAsia="es-CL"/>
+              </w:rPr>
+            </w:pPr>
+            <w:r>
+              <w:rPr>
+                <w:rFonts w:asciiTheme="minorHAnsi" w:hAnsiTheme="minorHAnsi" w:cstheme="minorHAnsi"/>
+                <w:b/>
+                <w:bCs/>
+                <w:sz w:val="18"/>
+                <w:szCs w:val="18"/>
+                <w:lang w:val="es-CL" w:eastAsia="es-CL"/>
+              </w:rPr>
+              <w:lastRenderedPageBreak/>
+              <w:t>Prioridad</w:t>
+            </w:r>
+          </w:p>
+        </w:tc>
+        <w:tc>
+          <w:tcPr>
+            <w:tcW w:w="3438" w:type="dxa"/>
+            <w:shd w:val="clear" w:color="auto" w:fill="E6E6E6"/>
+          </w:tcPr>
+          <w:p>
+            <w:pPr>
+              <w:keepNext/>
+              <w:spacing w:before="20" w:after="20"/>
+              <w:rPr>
+                <w:lang w:val="es-CL" w:eastAsia="es-CL"/>
+              </w:rPr>
+            </w:pPr>
+            <w:r>
+              <w:rPr>
+                <w:rFonts w:asciiTheme="minorHAnsi" w:hAnsiTheme="minorHAnsi" w:cstheme="minorHAnsi"/>
+                <w:b/>
+                <w:bCs/>
+                <w:sz w:val="18"/>
+                <w:szCs w:val="18"/>
+                <w:lang w:val="es-CL" w:eastAsia="es-CL"/>
               </w:rPr>
               <w:t>Historia</w:t>
             </w:r>
@@ -8262,1126 +8454,2982 @@
         </w:tc>
         <w:tc>
           <w:tcPr>
-            <w:tcW w:w="1276" w:type="dxa"/>
-          </w:tcPr>
-          <w:p>
-            <w:pPr>
-              <w:cnfStyle w:val="100000000000" w:firstRow="1" w:lastRow="0" w:firstColumn="0" w:lastColumn="0" w:oddVBand="0" w:evenVBand="0" w:oddHBand="0" w:evenHBand="0" w:firstRowFirstColumn="0" w:firstRowLastColumn="0" w:lastRowFirstColumn="0" w:lastRowLastColumn="0"/>
-              <w:rPr>
-                <w:lang w:val="es-ES" w:eastAsia="es-ES"/>
-              </w:rPr>
-            </w:pPr>
-            <w:r>
-              <w:rPr>
-                <w:lang w:val="es-ES" w:eastAsia="es-ES"/>
-              </w:rPr>
-              <w:t>Sprint</w:t>
+            <w:tcW w:w="898" w:type="dxa"/>
+            <w:shd w:val="clear" w:color="auto" w:fill="E6E6E6"/>
+          </w:tcPr>
+          <w:p>
+            <w:pPr>
+              <w:keepNext/>
+              <w:spacing w:before="20" w:after="20"/>
+              <w:rPr>
+                <w:lang w:val="es-CL" w:eastAsia="es-CL"/>
+              </w:rPr>
+            </w:pPr>
+            <w:r>
+              <w:rPr>
+                <w:rFonts w:asciiTheme="minorHAnsi" w:hAnsiTheme="minorHAnsi" w:cstheme="minorHAnsi"/>
+                <w:b/>
+                <w:bCs/>
+                <w:sz w:val="18"/>
+                <w:szCs w:val="18"/>
+                <w:lang w:val="es-CL" w:eastAsia="es-CL"/>
+              </w:rPr>
+              <w:t>Épica</w:t>
+            </w:r>
+          </w:p>
+        </w:tc>
+        <w:tc>
+          <w:tcPr>
+            <w:tcW w:w="1264" w:type="dxa"/>
+            <w:shd w:val="clear" w:color="auto" w:fill="E6E6E6"/>
+          </w:tcPr>
+          <w:p>
+            <w:pPr>
+              <w:keepNext/>
+              <w:spacing w:before="20" w:after="20"/>
+              <w:rPr>
+                <w:lang w:val="es-CL" w:eastAsia="es-CL"/>
+              </w:rPr>
+            </w:pPr>
+            <w:r>
+              <w:rPr>
+                <w:rFonts w:asciiTheme="minorHAnsi" w:hAnsiTheme="minorHAnsi" w:cstheme="minorHAnsi"/>
+                <w:b/>
+                <w:bCs/>
+                <w:sz w:val="18"/>
+                <w:szCs w:val="18"/>
+                <w:lang w:val="es-CL" w:eastAsia="es-CL"/>
+              </w:rPr>
+              <w:t>SP</w:t>
+            </w:r>
+          </w:p>
+        </w:tc>
+        <w:tc>
+          <w:tcPr>
+            <w:tcW w:w="1920" w:type="dxa"/>
+            <w:shd w:val="clear" w:color="auto" w:fill="E6E6E6"/>
+          </w:tcPr>
+          <w:p>
+            <w:pPr>
+              <w:keepNext/>
+              <w:spacing w:before="20" w:after="20"/>
+              <w:rPr>
+                <w:lang w:val="es-CL" w:eastAsia="es-CL"/>
+              </w:rPr>
+            </w:pPr>
+            <w:r>
+              <w:rPr>
+                <w:rFonts w:asciiTheme="minorHAnsi" w:hAnsiTheme="minorHAnsi" w:cstheme="minorHAnsi"/>
+                <w:b/>
+                <w:bCs/>
+                <w:sz w:val="18"/>
+                <w:szCs w:val="18"/>
+                <w:lang w:val="es-CL" w:eastAsia="es-CL"/>
+              </w:rPr>
+              <w:t>Semana</w:t>
             </w:r>
           </w:p>
         </w:tc>
       </w:tr>
       <w:tr>
-        <w:tc>
-          <w:tcPr>
-            <w:cnfStyle w:val="001000000000" w:firstRow="0" w:lastRow="0" w:firstColumn="1" w:lastColumn="0" w:oddVBand="0" w:evenVBand="0" w:oddHBand="0" w:evenHBand="0" w:firstRowFirstColumn="0" w:firstRowLastColumn="0" w:lastRowFirstColumn="0" w:lastRowLastColumn="0"/>
-            <w:tcW w:w="6449" w:type="dxa"/>
-          </w:tcPr>
-          <w:p>
-            <w:pPr>
-              <w:rPr>
-                <w:lang w:val="es-ES" w:eastAsia="es-ES"/>
-              </w:rPr>
-            </w:pPr>
-            <w:r>
-              <w:rPr>
-                <w:rFonts w:cstheme="minorHAnsi"/>
-                <w:sz w:val="20"/>
-                <w:lang w:val="es-ES" w:eastAsia="es-ES"/>
-              </w:rPr>
-              <w:t>HU01 Iniciar sesión (E1)</w:t>
-            </w:r>
-          </w:p>
-        </w:tc>
-        <w:tc>
-          <w:tcPr>
-            <w:tcW w:w="1276" w:type="dxa"/>
-          </w:tcPr>
-          <w:p>
-            <w:pPr>
-              <w:cnfStyle w:val="000000000000" w:firstRow="0" w:lastRow="0" w:firstColumn="0" w:lastColumn="0" w:oddVBand="0" w:evenVBand="0" w:oddHBand="0" w:evenHBand="0" w:firstRowFirstColumn="0" w:firstRowLastColumn="0" w:lastRowFirstColumn="0" w:lastRowLastColumn="0"/>
-              <w:rPr>
-                <w:lang w:val="es-ES" w:eastAsia="es-ES"/>
-              </w:rPr>
-            </w:pPr>
-            <w:r>
-              <w:rPr>
-                <w:rFonts w:cstheme="minorHAnsi"/>
-                <w:sz w:val="20"/>
-                <w:lang w:val="es-ES" w:eastAsia="es-ES"/>
+        <w:trPr>
+          <w:cantSplit/>
+        </w:trPr>
+        <w:tc>
+          <w:tcPr>
+            <w:tcW w:w="1318" w:type="dxa"/>
+          </w:tcPr>
+          <w:p>
+            <w:pPr>
+              <w:spacing w:before="20" w:after="20"/>
+              <w:rPr>
+                <w:lang w:val="es-CL" w:eastAsia="es-CL"/>
+              </w:rPr>
+            </w:pPr>
+            <w:r>
+              <w:rPr>
+                <w:rFonts w:asciiTheme="minorHAnsi" w:hAnsiTheme="minorHAnsi" w:cstheme="minorHAnsi"/>
+                <w:sz w:val="18"/>
+                <w:szCs w:val="18"/>
+                <w:lang w:val="es-CL" w:eastAsia="es-CL"/>
               </w:rPr>
               <w:t>1</w:t>
+            </w:r>
+          </w:p>
+        </w:tc>
+        <w:tc>
+          <w:tcPr>
+            <w:tcW w:w="3438" w:type="dxa"/>
+          </w:tcPr>
+          <w:p>
+            <w:pPr>
+              <w:spacing w:before="20" w:after="20"/>
+              <w:rPr>
+                <w:lang w:val="es-CL" w:eastAsia="es-CL"/>
+              </w:rPr>
+            </w:pPr>
+            <w:r>
+              <w:rPr>
+                <w:rFonts w:asciiTheme="minorHAnsi" w:hAnsiTheme="minorHAnsi" w:cstheme="minorHAnsi"/>
+                <w:sz w:val="18"/>
+                <w:szCs w:val="18"/>
+                <w:lang w:val="es-CL" w:eastAsia="es-CL"/>
+              </w:rPr>
+              <w:t>HU01 Iniciar sesión</w:t>
+            </w:r>
+          </w:p>
+        </w:tc>
+        <w:tc>
+          <w:tcPr>
+            <w:tcW w:w="898" w:type="dxa"/>
+          </w:tcPr>
+          <w:p>
+            <w:pPr>
+              <w:spacing w:before="20" w:after="20"/>
+              <w:rPr>
+                <w:lang w:val="es-CL" w:eastAsia="es-CL"/>
+              </w:rPr>
+            </w:pPr>
+            <w:r>
+              <w:rPr>
+                <w:rFonts w:asciiTheme="minorHAnsi" w:hAnsiTheme="minorHAnsi" w:cstheme="minorHAnsi"/>
+                <w:sz w:val="18"/>
+                <w:szCs w:val="18"/>
+                <w:lang w:val="es-CL" w:eastAsia="es-CL"/>
+              </w:rPr>
+              <w:t>E1</w:t>
+            </w:r>
+          </w:p>
+        </w:tc>
+        <w:tc>
+          <w:tcPr>
+            <w:tcW w:w="1264" w:type="dxa"/>
+          </w:tcPr>
+          <w:p>
+            <w:pPr>
+              <w:spacing w:before="20" w:after="20"/>
+              <w:rPr>
+                <w:lang w:val="es-CL" w:eastAsia="es-CL"/>
+              </w:rPr>
+            </w:pPr>
+            <w:r>
+              <w:rPr>
+                <w:rFonts w:asciiTheme="minorHAnsi" w:hAnsiTheme="minorHAnsi" w:cstheme="minorHAnsi"/>
+                <w:sz w:val="18"/>
+                <w:szCs w:val="18"/>
+                <w:lang w:val="es-CL" w:eastAsia="es-CL"/>
+              </w:rPr>
+              <w:t>5</w:t>
+            </w:r>
+          </w:p>
+        </w:tc>
+        <w:tc>
+          <w:tcPr>
+            <w:tcW w:w="1920" w:type="dxa"/>
+          </w:tcPr>
+          <w:p>
+            <w:pPr>
+              <w:spacing w:before="20" w:after="20"/>
+              <w:rPr>
+                <w:lang w:val="es-CL" w:eastAsia="es-CL"/>
+              </w:rPr>
+            </w:pPr>
+            <w:r>
+              <w:rPr>
+                <w:rFonts w:asciiTheme="minorHAnsi" w:hAnsiTheme="minorHAnsi" w:cstheme="minorHAnsi"/>
+                <w:sz w:val="18"/>
+                <w:szCs w:val="18"/>
+                <w:lang w:val="es-CL" w:eastAsia="es-CL"/>
+              </w:rPr>
+              <w:t>S7 (menú por rol: parcial)</w:t>
             </w:r>
           </w:p>
         </w:tc>
       </w:tr>
       <w:tr>
-        <w:tc>
-          <w:tcPr>
-            <w:cnfStyle w:val="001000000000" w:firstRow="0" w:lastRow="0" w:firstColumn="1" w:lastColumn="0" w:oddVBand="0" w:evenVBand="0" w:oddHBand="0" w:evenHBand="0" w:firstRowFirstColumn="0" w:firstRowLastColumn="0" w:lastRowFirstColumn="0" w:lastRowLastColumn="0"/>
-            <w:tcW w:w="6449" w:type="dxa"/>
-          </w:tcPr>
-          <w:p>
-            <w:pPr>
-              <w:rPr>
-                <w:lang w:val="es-ES" w:eastAsia="es-ES"/>
-              </w:rPr>
-            </w:pPr>
-            <w:r>
-              <w:rPr>
-                <w:rFonts w:cstheme="minorHAnsi"/>
-                <w:sz w:val="20"/>
-                <w:lang w:val="es-ES" w:eastAsia="es-ES"/>
-              </w:rPr>
-              <w:t>HU06 Restringir el acceso por rol (E1)</w:t>
-            </w:r>
-          </w:p>
-        </w:tc>
-        <w:tc>
-          <w:tcPr>
-            <w:tcW w:w="1276" w:type="dxa"/>
-          </w:tcPr>
-          <w:p>
-            <w:pPr>
-              <w:cnfStyle w:val="000000000000" w:firstRow="0" w:lastRow="0" w:firstColumn="0" w:lastColumn="0" w:oddVBand="0" w:evenVBand="0" w:oddHBand="0" w:evenHBand="0" w:firstRowFirstColumn="0" w:firstRowLastColumn="0" w:lastRowFirstColumn="0" w:lastRowLastColumn="0"/>
-              <w:rPr>
-                <w:lang w:val="es-ES" w:eastAsia="es-ES"/>
-              </w:rPr>
-            </w:pPr>
-            <w:r>
-              <w:rPr>
-                <w:rFonts w:cstheme="minorHAnsi"/>
-                <w:sz w:val="20"/>
-                <w:lang w:val="es-ES" w:eastAsia="es-ES"/>
-              </w:rPr>
-              <w:t>1</w:t>
+        <w:trPr>
+          <w:cantSplit/>
+        </w:trPr>
+        <w:tc>
+          <w:tcPr>
+            <w:tcW w:w="1318" w:type="dxa"/>
+          </w:tcPr>
+          <w:p>
+            <w:pPr>
+              <w:spacing w:before="20" w:after="20"/>
+              <w:rPr>
+                <w:lang w:val="es-CL" w:eastAsia="es-CL"/>
+              </w:rPr>
+            </w:pPr>
+            <w:r>
+              <w:rPr>
+                <w:rFonts w:asciiTheme="minorHAnsi" w:hAnsiTheme="minorHAnsi" w:cstheme="minorHAnsi"/>
+                <w:sz w:val="18"/>
+                <w:szCs w:val="18"/>
+                <w:lang w:val="es-CL" w:eastAsia="es-CL"/>
+              </w:rPr>
+              <w:t>2</w:t>
+            </w:r>
+          </w:p>
+        </w:tc>
+        <w:tc>
+          <w:tcPr>
+            <w:tcW w:w="3438" w:type="dxa"/>
+          </w:tcPr>
+          <w:p>
+            <w:pPr>
+              <w:spacing w:before="20" w:after="20"/>
+              <w:rPr>
+                <w:lang w:val="es-CL" w:eastAsia="es-CL"/>
+              </w:rPr>
+            </w:pPr>
+            <w:r>
+              <w:rPr>
+                <w:rFonts w:asciiTheme="minorHAnsi" w:hAnsiTheme="minorHAnsi" w:cstheme="minorHAnsi"/>
+                <w:sz w:val="18"/>
+                <w:szCs w:val="18"/>
+                <w:lang w:val="es-CL" w:eastAsia="es-CL"/>
+              </w:rPr>
+              <w:t>HU06 Restringir el acceso por rol</w:t>
+            </w:r>
+          </w:p>
+        </w:tc>
+        <w:tc>
+          <w:tcPr>
+            <w:tcW w:w="898" w:type="dxa"/>
+          </w:tcPr>
+          <w:p>
+            <w:pPr>
+              <w:spacing w:before="20" w:after="20"/>
+              <w:rPr>
+                <w:lang w:val="es-CL" w:eastAsia="es-CL"/>
+              </w:rPr>
+            </w:pPr>
+            <w:r>
+              <w:rPr>
+                <w:rFonts w:asciiTheme="minorHAnsi" w:hAnsiTheme="minorHAnsi" w:cstheme="minorHAnsi"/>
+                <w:sz w:val="18"/>
+                <w:szCs w:val="18"/>
+                <w:lang w:val="es-CL" w:eastAsia="es-CL"/>
+              </w:rPr>
+              <w:t>E1</w:t>
+            </w:r>
+          </w:p>
+        </w:tc>
+        <w:tc>
+          <w:tcPr>
+            <w:tcW w:w="1264" w:type="dxa"/>
+          </w:tcPr>
+          <w:p>
+            <w:pPr>
+              <w:spacing w:before="20" w:after="20"/>
+              <w:rPr>
+                <w:lang w:val="es-CL" w:eastAsia="es-CL"/>
+              </w:rPr>
+            </w:pPr>
+            <w:r>
+              <w:rPr>
+                <w:rFonts w:asciiTheme="minorHAnsi" w:hAnsiTheme="minorHAnsi" w:cstheme="minorHAnsi"/>
+                <w:sz w:val="18"/>
+                <w:szCs w:val="18"/>
+                <w:lang w:val="es-CL" w:eastAsia="es-CL"/>
+              </w:rPr>
+              <w:t>3</w:t>
+            </w:r>
+          </w:p>
+        </w:tc>
+        <w:tc>
+          <w:tcPr>
+            <w:tcW w:w="1920" w:type="dxa"/>
+          </w:tcPr>
+          <w:p>
+            <w:pPr>
+              <w:spacing w:before="20" w:after="20"/>
+              <w:rPr>
+                <w:lang w:val="es-CL" w:eastAsia="es-CL"/>
+              </w:rPr>
+            </w:pPr>
+            <w:r>
+              <w:rPr>
+                <w:rFonts w:asciiTheme="minorHAnsi" w:hAnsiTheme="minorHAnsi" w:cstheme="minorHAnsi"/>
+                <w:sz w:val="18"/>
+                <w:szCs w:val="18"/>
+                <w:lang w:val="es-CL" w:eastAsia="es-CL"/>
+              </w:rPr>
+              <w:t>S7</w:t>
             </w:r>
           </w:p>
         </w:tc>
       </w:tr>
       <w:tr>
-        <w:tc>
-          <w:tcPr>
-            <w:cnfStyle w:val="001000000000" w:firstRow="0" w:lastRow="0" w:firstColumn="1" w:lastColumn="0" w:oddVBand="0" w:evenVBand="0" w:oddHBand="0" w:evenHBand="0" w:firstRowFirstColumn="0" w:firstRowLastColumn="0" w:lastRowFirstColumn="0" w:lastRowLastColumn="0"/>
-            <w:tcW w:w="6449" w:type="dxa"/>
-          </w:tcPr>
-          <w:p>
-            <w:pPr>
-              <w:rPr>
-                <w:lang w:val="es-ES" w:eastAsia="es-ES"/>
-              </w:rPr>
-            </w:pPr>
-            <w:r>
-              <w:rPr>
-                <w:rFonts w:cstheme="minorHAnsi"/>
-                <w:sz w:val="20"/>
-                <w:lang w:val="es-ES" w:eastAsia="es-ES"/>
-              </w:rPr>
-              <w:t>HU03 Crear usuarios (E1)</w:t>
-            </w:r>
-          </w:p>
-        </w:tc>
-        <w:tc>
-          <w:tcPr>
-            <w:tcW w:w="1276" w:type="dxa"/>
-          </w:tcPr>
-          <w:p>
-            <w:pPr>
-              <w:cnfStyle w:val="000000000000" w:firstRow="0" w:lastRow="0" w:firstColumn="0" w:lastColumn="0" w:oddVBand="0" w:evenVBand="0" w:oddHBand="0" w:evenHBand="0" w:firstRowFirstColumn="0" w:firstRowLastColumn="0" w:lastRowFirstColumn="0" w:lastRowLastColumn="0"/>
-              <w:rPr>
-                <w:lang w:val="es-ES" w:eastAsia="es-ES"/>
-              </w:rPr>
-            </w:pPr>
-            <w:r>
-              <w:rPr>
-                <w:rFonts w:cstheme="minorHAnsi"/>
-                <w:sz w:val="20"/>
-                <w:lang w:val="es-ES" w:eastAsia="es-ES"/>
-              </w:rPr>
-              <w:t>1</w:t>
+        <w:trPr>
+          <w:cantSplit/>
+        </w:trPr>
+        <w:tc>
+          <w:tcPr>
+            <w:tcW w:w="1318" w:type="dxa"/>
+          </w:tcPr>
+          <w:p>
+            <w:pPr>
+              <w:spacing w:before="20" w:after="20"/>
+              <w:rPr>
+                <w:lang w:val="es-CL" w:eastAsia="es-CL"/>
+              </w:rPr>
+            </w:pPr>
+            <w:r>
+              <w:rPr>
+                <w:rFonts w:asciiTheme="minorHAnsi" w:hAnsiTheme="minorHAnsi" w:cstheme="minorHAnsi"/>
+                <w:sz w:val="18"/>
+                <w:szCs w:val="18"/>
+                <w:lang w:val="es-CL" w:eastAsia="es-CL"/>
+              </w:rPr>
+              <w:t>3</w:t>
+            </w:r>
+          </w:p>
+        </w:tc>
+        <w:tc>
+          <w:tcPr>
+            <w:tcW w:w="3438" w:type="dxa"/>
+          </w:tcPr>
+          <w:p>
+            <w:pPr>
+              <w:spacing w:before="20" w:after="20"/>
+              <w:rPr>
+                <w:lang w:val="es-CL" w:eastAsia="es-CL"/>
+              </w:rPr>
+            </w:pPr>
+            <w:r>
+              <w:rPr>
+                <w:rFonts w:asciiTheme="minorHAnsi" w:hAnsiTheme="minorHAnsi" w:cstheme="minorHAnsi"/>
+                <w:sz w:val="18"/>
+                <w:szCs w:val="18"/>
+                <w:lang w:val="es-CL" w:eastAsia="es-CL"/>
+              </w:rPr>
+              <w:t>HU03 Crear usuarios</w:t>
+            </w:r>
+          </w:p>
+        </w:tc>
+        <w:tc>
+          <w:tcPr>
+            <w:tcW w:w="898" w:type="dxa"/>
+          </w:tcPr>
+          <w:p>
+            <w:pPr>
+              <w:spacing w:before="20" w:after="20"/>
+              <w:rPr>
+                <w:lang w:val="es-CL" w:eastAsia="es-CL"/>
+              </w:rPr>
+            </w:pPr>
+            <w:r>
+              <w:rPr>
+                <w:rFonts w:asciiTheme="minorHAnsi" w:hAnsiTheme="minorHAnsi" w:cstheme="minorHAnsi"/>
+                <w:sz w:val="18"/>
+                <w:szCs w:val="18"/>
+                <w:lang w:val="es-CL" w:eastAsia="es-CL"/>
+              </w:rPr>
+              <w:t>E1</w:t>
+            </w:r>
+          </w:p>
+        </w:tc>
+        <w:tc>
+          <w:tcPr>
+            <w:tcW w:w="1264" w:type="dxa"/>
+          </w:tcPr>
+          <w:p>
+            <w:pPr>
+              <w:spacing w:before="20" w:after="20"/>
+              <w:rPr>
+                <w:lang w:val="es-CL" w:eastAsia="es-CL"/>
+              </w:rPr>
+            </w:pPr>
+            <w:r>
+              <w:rPr>
+                <w:rFonts w:asciiTheme="minorHAnsi" w:hAnsiTheme="minorHAnsi" w:cstheme="minorHAnsi"/>
+                <w:sz w:val="18"/>
+                <w:szCs w:val="18"/>
+                <w:lang w:val="es-CL" w:eastAsia="es-CL"/>
+              </w:rPr>
+              <w:t>3</w:t>
+            </w:r>
+          </w:p>
+        </w:tc>
+        <w:tc>
+          <w:tcPr>
+            <w:tcW w:w="1920" w:type="dxa"/>
+          </w:tcPr>
+          <w:p>
+            <w:pPr>
+              <w:spacing w:before="20" w:after="20"/>
+              <w:rPr>
+                <w:lang w:val="es-CL" w:eastAsia="es-CL"/>
+              </w:rPr>
+            </w:pPr>
+            <w:r>
+              <w:rPr>
+                <w:rFonts w:asciiTheme="minorHAnsi" w:hAnsiTheme="minorHAnsi" w:cstheme="minorHAnsi"/>
+                <w:sz w:val="18"/>
+                <w:szCs w:val="18"/>
+                <w:lang w:val="es-CL" w:eastAsia="es-CL"/>
+              </w:rPr>
+              <w:t>S7</w:t>
             </w:r>
           </w:p>
         </w:tc>
       </w:tr>
       <w:tr>
-        <w:tc>
-          <w:tcPr>
-            <w:cnfStyle w:val="001000000000" w:firstRow="0" w:lastRow="0" w:firstColumn="1" w:lastColumn="0" w:oddVBand="0" w:evenVBand="0" w:oddHBand="0" w:evenHBand="0" w:firstRowFirstColumn="0" w:firstRowLastColumn="0" w:lastRowFirstColumn="0" w:lastRowLastColumn="0"/>
-            <w:tcW w:w="6449" w:type="dxa"/>
-          </w:tcPr>
-          <w:p>
-            <w:pPr>
-              <w:rPr>
-                <w:lang w:val="es-ES" w:eastAsia="es-ES"/>
-              </w:rPr>
-            </w:pPr>
-            <w:r>
-              <w:rPr>
-                <w:rFonts w:cstheme="minorHAnsi"/>
-                <w:sz w:val="20"/>
-                <w:lang w:val="es-ES" w:eastAsia="es-ES"/>
-              </w:rPr>
-              <w:t>HU02 Consultar mi perfil y ver el menú según mi rol (E1)</w:t>
-            </w:r>
-          </w:p>
-        </w:tc>
-        <w:tc>
-          <w:tcPr>
-            <w:tcW w:w="1276" w:type="dxa"/>
-          </w:tcPr>
-          <w:p>
-            <w:pPr>
-              <w:cnfStyle w:val="000000000000" w:firstRow="0" w:lastRow="0" w:firstColumn="0" w:lastColumn="0" w:oddVBand="0" w:evenVBand="0" w:oddHBand="0" w:evenHBand="0" w:firstRowFirstColumn="0" w:firstRowLastColumn="0" w:lastRowFirstColumn="0" w:lastRowLastColumn="0"/>
-              <w:rPr>
-                <w:lang w:val="es-ES" w:eastAsia="es-ES"/>
-              </w:rPr>
-            </w:pPr>
-            <w:r>
-              <w:rPr>
-                <w:rFonts w:cstheme="minorHAnsi"/>
-                <w:sz w:val="20"/>
-                <w:lang w:val="es-ES" w:eastAsia="es-ES"/>
-              </w:rPr>
-              <w:t>2</w:t>
+        <w:trPr>
+          <w:cantSplit/>
+        </w:trPr>
+        <w:tc>
+          <w:tcPr>
+            <w:tcW w:w="1318" w:type="dxa"/>
+          </w:tcPr>
+          <w:p>
+            <w:pPr>
+              <w:spacing w:before="20" w:after="20"/>
+              <w:rPr>
+                <w:lang w:val="es-CL" w:eastAsia="es-CL"/>
+              </w:rPr>
+            </w:pPr>
+            <w:r>
+              <w:rPr>
+                <w:rFonts w:asciiTheme="minorHAnsi" w:hAnsiTheme="minorHAnsi" w:cstheme="minorHAnsi"/>
+                <w:sz w:val="18"/>
+                <w:szCs w:val="18"/>
+                <w:lang w:val="es-CL" w:eastAsia="es-CL"/>
+              </w:rPr>
+              <w:t>4</w:t>
+            </w:r>
+          </w:p>
+        </w:tc>
+        <w:tc>
+          <w:tcPr>
+            <w:tcW w:w="3438" w:type="dxa"/>
+          </w:tcPr>
+          <w:p>
+            <w:pPr>
+              <w:spacing w:before="20" w:after="20"/>
+              <w:rPr>
+                <w:lang w:val="es-CL" w:eastAsia="es-CL"/>
+              </w:rPr>
+            </w:pPr>
+            <w:r>
+              <w:rPr>
+                <w:rFonts w:asciiTheme="minorHAnsi" w:hAnsiTheme="minorHAnsi" w:cstheme="minorHAnsi"/>
+                <w:sz w:val="18"/>
+                <w:szCs w:val="18"/>
+                <w:lang w:val="es-CL" w:eastAsia="es-CL"/>
+              </w:rPr>
+              <w:t>HU02 Consultar mi perfil y ver el menú según mi rol</w:t>
+            </w:r>
+          </w:p>
+        </w:tc>
+        <w:tc>
+          <w:tcPr>
+            <w:tcW w:w="898" w:type="dxa"/>
+          </w:tcPr>
+          <w:p>
+            <w:pPr>
+              <w:spacing w:before="20" w:after="20"/>
+              <w:rPr>
+                <w:lang w:val="es-CL" w:eastAsia="es-CL"/>
+              </w:rPr>
+            </w:pPr>
+            <w:r>
+              <w:rPr>
+                <w:rFonts w:asciiTheme="minorHAnsi" w:hAnsiTheme="minorHAnsi" w:cstheme="minorHAnsi"/>
+                <w:sz w:val="18"/>
+                <w:szCs w:val="18"/>
+                <w:lang w:val="es-CL" w:eastAsia="es-CL"/>
+              </w:rPr>
+              <w:t>E1</w:t>
+            </w:r>
+          </w:p>
+        </w:tc>
+        <w:tc>
+          <w:tcPr>
+            <w:tcW w:w="1264" w:type="dxa"/>
+          </w:tcPr>
+          <w:p>
+            <w:pPr>
+              <w:spacing w:before="20" w:after="20"/>
+              <w:rPr>
+                <w:lang w:val="es-CL" w:eastAsia="es-CL"/>
+              </w:rPr>
+            </w:pPr>
+            <w:r>
+              <w:rPr>
+                <w:rFonts w:asciiTheme="minorHAnsi" w:hAnsiTheme="minorHAnsi" w:cstheme="minorHAnsi"/>
+                <w:sz w:val="18"/>
+                <w:szCs w:val="18"/>
+                <w:lang w:val="es-CL" w:eastAsia="es-CL"/>
+              </w:rPr>
+              <w:t>3</w:t>
+            </w:r>
+          </w:p>
+        </w:tc>
+        <w:tc>
+          <w:tcPr>
+            <w:tcW w:w="1920" w:type="dxa"/>
+          </w:tcPr>
+          <w:p>
+            <w:pPr>
+              <w:spacing w:before="20" w:after="20"/>
+              <w:rPr>
+                <w:lang w:val="es-CL" w:eastAsia="es-CL"/>
+              </w:rPr>
+            </w:pPr>
+            <w:r>
+              <w:rPr>
+                <w:rFonts w:asciiTheme="minorHAnsi" w:hAnsiTheme="minorHAnsi" w:cstheme="minorHAnsi"/>
+                <w:sz w:val="18"/>
+                <w:szCs w:val="18"/>
+                <w:lang w:val="es-CL" w:eastAsia="es-CL"/>
+              </w:rPr>
+              <w:t>S8 (menú por rol: parcial)</w:t>
             </w:r>
           </w:p>
         </w:tc>
       </w:tr>
       <w:tr>
-        <w:tc>
-          <w:tcPr>
-            <w:cnfStyle w:val="001000000000" w:firstRow="0" w:lastRow="0" w:firstColumn="1" w:lastColumn="0" w:oddVBand="0" w:evenVBand="0" w:oddHBand="0" w:evenHBand="0" w:firstRowFirstColumn="0" w:firstRowLastColumn="0" w:lastRowFirstColumn="0" w:lastRowLastColumn="0"/>
-            <w:tcW w:w="6449" w:type="dxa"/>
-          </w:tcPr>
-          <w:p>
-            <w:pPr>
-              <w:rPr>
-                <w:lang w:val="es-ES" w:eastAsia="es-ES"/>
-              </w:rPr>
-            </w:pPr>
-            <w:r>
-              <w:rPr>
-                <w:rFonts w:cstheme="minorHAnsi"/>
-                <w:sz w:val="20"/>
-                <w:lang w:val="es-ES" w:eastAsia="es-ES"/>
-              </w:rPr>
-              <w:t>HU04 Editar, activar y desactivar usuarios (E1)</w:t>
-            </w:r>
-          </w:p>
-        </w:tc>
-        <w:tc>
-          <w:tcPr>
-            <w:tcW w:w="1276" w:type="dxa"/>
-          </w:tcPr>
-          <w:p>
-            <w:pPr>
-              <w:cnfStyle w:val="000000000000" w:firstRow="0" w:lastRow="0" w:firstColumn="0" w:lastColumn="0" w:oddVBand="0" w:evenVBand="0" w:oddHBand="0" w:evenHBand="0" w:firstRowFirstColumn="0" w:firstRowLastColumn="0" w:lastRowFirstColumn="0" w:lastRowLastColumn="0"/>
-              <w:rPr>
-                <w:lang w:val="es-ES" w:eastAsia="es-ES"/>
-              </w:rPr>
-            </w:pPr>
-            <w:r>
-              <w:rPr>
-                <w:rFonts w:cstheme="minorHAnsi"/>
-                <w:sz w:val="20"/>
-                <w:lang w:val="es-ES" w:eastAsia="es-ES"/>
-              </w:rPr>
-              <w:t>2</w:t>
+        <w:trPr>
+          <w:cantSplit/>
+        </w:trPr>
+        <w:tc>
+          <w:tcPr>
+            <w:tcW w:w="1318" w:type="dxa"/>
+          </w:tcPr>
+          <w:p>
+            <w:pPr>
+              <w:spacing w:before="20" w:after="20"/>
+              <w:rPr>
+                <w:lang w:val="es-CL" w:eastAsia="es-CL"/>
+              </w:rPr>
+            </w:pPr>
+            <w:r>
+              <w:rPr>
+                <w:rFonts w:asciiTheme="minorHAnsi" w:hAnsiTheme="minorHAnsi" w:cstheme="minorHAnsi"/>
+                <w:sz w:val="18"/>
+                <w:szCs w:val="18"/>
+                <w:lang w:val="es-CL" w:eastAsia="es-CL"/>
+              </w:rPr>
+              <w:t>5</w:t>
+            </w:r>
+          </w:p>
+        </w:tc>
+        <w:tc>
+          <w:tcPr>
+            <w:tcW w:w="3438" w:type="dxa"/>
+          </w:tcPr>
+          <w:p>
+            <w:pPr>
+              <w:spacing w:before="20" w:after="20"/>
+              <w:rPr>
+                <w:lang w:val="es-CL" w:eastAsia="es-CL"/>
+              </w:rPr>
+            </w:pPr>
+            <w:r>
+              <w:rPr>
+                <w:rFonts w:asciiTheme="minorHAnsi" w:hAnsiTheme="minorHAnsi" w:cstheme="minorHAnsi"/>
+                <w:sz w:val="18"/>
+                <w:szCs w:val="18"/>
+                <w:lang w:val="es-CL" w:eastAsia="es-CL"/>
+              </w:rPr>
+              <w:t>HU04 Editar, activar y desactivar usuarios</w:t>
+            </w:r>
+          </w:p>
+        </w:tc>
+        <w:tc>
+          <w:tcPr>
+            <w:tcW w:w="898" w:type="dxa"/>
+          </w:tcPr>
+          <w:p>
+            <w:pPr>
+              <w:spacing w:before="20" w:after="20"/>
+              <w:rPr>
+                <w:lang w:val="es-CL" w:eastAsia="es-CL"/>
+              </w:rPr>
+            </w:pPr>
+            <w:r>
+              <w:rPr>
+                <w:rFonts w:asciiTheme="minorHAnsi" w:hAnsiTheme="minorHAnsi" w:cstheme="minorHAnsi"/>
+                <w:sz w:val="18"/>
+                <w:szCs w:val="18"/>
+                <w:lang w:val="es-CL" w:eastAsia="es-CL"/>
+              </w:rPr>
+              <w:t>E1</w:t>
+            </w:r>
+          </w:p>
+        </w:tc>
+        <w:tc>
+          <w:tcPr>
+            <w:tcW w:w="1264" w:type="dxa"/>
+          </w:tcPr>
+          <w:p>
+            <w:pPr>
+              <w:spacing w:before="20" w:after="20"/>
+              <w:rPr>
+                <w:lang w:val="es-CL" w:eastAsia="es-CL"/>
+              </w:rPr>
+            </w:pPr>
+            <w:r>
+              <w:rPr>
+                <w:rFonts w:asciiTheme="minorHAnsi" w:hAnsiTheme="minorHAnsi" w:cstheme="minorHAnsi"/>
+                <w:sz w:val="18"/>
+                <w:szCs w:val="18"/>
+                <w:lang w:val="es-CL" w:eastAsia="es-CL"/>
+              </w:rPr>
+              <w:t>3</w:t>
+            </w:r>
+          </w:p>
+        </w:tc>
+        <w:tc>
+          <w:tcPr>
+            <w:tcW w:w="1920" w:type="dxa"/>
+          </w:tcPr>
+          <w:p>
+            <w:pPr>
+              <w:spacing w:before="20" w:after="20"/>
+              <w:rPr>
+                <w:lang w:val="es-CL" w:eastAsia="es-CL"/>
+              </w:rPr>
+            </w:pPr>
+            <w:r>
+              <w:rPr>
+                <w:rFonts w:asciiTheme="minorHAnsi" w:hAnsiTheme="minorHAnsi" w:cstheme="minorHAnsi"/>
+                <w:sz w:val="18"/>
+                <w:szCs w:val="18"/>
+                <w:lang w:val="es-CL" w:eastAsia="es-CL"/>
+              </w:rPr>
+              <w:t>S8</w:t>
             </w:r>
           </w:p>
         </w:tc>
       </w:tr>
       <w:tr>
-        <w:tc>
-          <w:tcPr>
-            <w:cnfStyle w:val="001000000000" w:firstRow="0" w:lastRow="0" w:firstColumn="1" w:lastColumn="0" w:oddVBand="0" w:evenVBand="0" w:oddHBand="0" w:evenHBand="0" w:firstRowFirstColumn="0" w:firstRowLastColumn="0" w:lastRowFirstColumn="0" w:lastRowLastColumn="0"/>
-            <w:tcW w:w="6449" w:type="dxa"/>
-          </w:tcPr>
-          <w:p>
-            <w:pPr>
-              <w:rPr>
-                <w:lang w:val="es-ES" w:eastAsia="es-ES"/>
-              </w:rPr>
-            </w:pPr>
-            <w:r>
-              <w:rPr>
-                <w:rFonts w:cstheme="minorHAnsi"/>
-                <w:sz w:val="20"/>
-                <w:lang w:val="es-ES" w:eastAsia="es-ES"/>
-              </w:rPr>
-              <w:lastRenderedPageBreak/>
-              <w:t>HU05 Listar usuarios (E1)</w:t>
-            </w:r>
-          </w:p>
-        </w:tc>
-        <w:tc>
-          <w:tcPr>
-            <w:tcW w:w="1276" w:type="dxa"/>
-          </w:tcPr>
-          <w:p>
-            <w:pPr>
-              <w:cnfStyle w:val="000000000000" w:firstRow="0" w:lastRow="0" w:firstColumn="0" w:lastColumn="0" w:oddVBand="0" w:evenVBand="0" w:oddHBand="0" w:evenHBand="0" w:firstRowFirstColumn="0" w:firstRowLastColumn="0" w:lastRowFirstColumn="0" w:lastRowLastColumn="0"/>
-              <w:rPr>
-                <w:lang w:val="es-ES" w:eastAsia="es-ES"/>
-              </w:rPr>
-            </w:pPr>
-            <w:r>
-              <w:rPr>
-                <w:rFonts w:cstheme="minorHAnsi"/>
-                <w:sz w:val="20"/>
-                <w:lang w:val="es-ES" w:eastAsia="es-ES"/>
+        <w:trPr>
+          <w:cantSplit/>
+        </w:trPr>
+        <w:tc>
+          <w:tcPr>
+            <w:tcW w:w="1318" w:type="dxa"/>
+          </w:tcPr>
+          <w:p>
+            <w:pPr>
+              <w:spacing w:before="20" w:after="20"/>
+              <w:rPr>
+                <w:lang w:val="es-CL" w:eastAsia="es-CL"/>
+              </w:rPr>
+            </w:pPr>
+            <w:r>
+              <w:rPr>
+                <w:rFonts w:asciiTheme="minorHAnsi" w:hAnsiTheme="minorHAnsi" w:cstheme="minorHAnsi"/>
+                <w:sz w:val="18"/>
+                <w:szCs w:val="18"/>
+                <w:lang w:val="es-CL" w:eastAsia="es-CL"/>
+              </w:rPr>
+              <w:t>6</w:t>
+            </w:r>
+          </w:p>
+        </w:tc>
+        <w:tc>
+          <w:tcPr>
+            <w:tcW w:w="3438" w:type="dxa"/>
+          </w:tcPr>
+          <w:p>
+            <w:pPr>
+              <w:spacing w:before="20" w:after="20"/>
+              <w:rPr>
+                <w:lang w:val="es-CL" w:eastAsia="es-CL"/>
+              </w:rPr>
+            </w:pPr>
+            <w:r>
+              <w:rPr>
+                <w:rFonts w:asciiTheme="minorHAnsi" w:hAnsiTheme="minorHAnsi" w:cstheme="minorHAnsi"/>
+                <w:sz w:val="18"/>
+                <w:szCs w:val="18"/>
+                <w:lang w:val="es-CL" w:eastAsia="es-CL"/>
+              </w:rPr>
+              <w:t>HU05 Listar usuarios</w:t>
+            </w:r>
+          </w:p>
+        </w:tc>
+        <w:tc>
+          <w:tcPr>
+            <w:tcW w:w="898" w:type="dxa"/>
+          </w:tcPr>
+          <w:p>
+            <w:pPr>
+              <w:spacing w:before="20" w:after="20"/>
+              <w:rPr>
+                <w:lang w:val="es-CL" w:eastAsia="es-CL"/>
+              </w:rPr>
+            </w:pPr>
+            <w:r>
+              <w:rPr>
+                <w:rFonts w:asciiTheme="minorHAnsi" w:hAnsiTheme="minorHAnsi" w:cstheme="minorHAnsi"/>
+                <w:sz w:val="18"/>
+                <w:szCs w:val="18"/>
+                <w:lang w:val="es-CL" w:eastAsia="es-CL"/>
+              </w:rPr>
+              <w:t>E1</w:t>
+            </w:r>
+          </w:p>
+        </w:tc>
+        <w:tc>
+          <w:tcPr>
+            <w:tcW w:w="1264" w:type="dxa"/>
+          </w:tcPr>
+          <w:p>
+            <w:pPr>
+              <w:spacing w:before="20" w:after="20"/>
+              <w:rPr>
+                <w:lang w:val="es-CL" w:eastAsia="es-CL"/>
+              </w:rPr>
+            </w:pPr>
+            <w:r>
+              <w:rPr>
+                <w:rFonts w:asciiTheme="minorHAnsi" w:hAnsiTheme="minorHAnsi" w:cstheme="minorHAnsi"/>
+                <w:sz w:val="18"/>
+                <w:szCs w:val="18"/>
+                <w:lang w:val="es-CL" w:eastAsia="es-CL"/>
               </w:rPr>
               <w:t>2</w:t>
+            </w:r>
+          </w:p>
+        </w:tc>
+        <w:tc>
+          <w:tcPr>
+            <w:tcW w:w="1920" w:type="dxa"/>
+          </w:tcPr>
+          <w:p>
+            <w:pPr>
+              <w:spacing w:before="20" w:after="20"/>
+              <w:rPr>
+                <w:lang w:val="es-CL" w:eastAsia="es-CL"/>
+              </w:rPr>
+            </w:pPr>
+            <w:r>
+              <w:rPr>
+                <w:rFonts w:asciiTheme="minorHAnsi" w:hAnsiTheme="minorHAnsi" w:cstheme="minorHAnsi"/>
+                <w:sz w:val="18"/>
+                <w:szCs w:val="18"/>
+                <w:lang w:val="es-CL" w:eastAsia="es-CL"/>
+              </w:rPr>
+              <w:t>S8</w:t>
             </w:r>
           </w:p>
         </w:tc>
       </w:tr>
       <w:tr>
-        <w:tc>
-          <w:tcPr>
-            <w:cnfStyle w:val="001000000000" w:firstRow="0" w:lastRow="0" w:firstColumn="1" w:lastColumn="0" w:oddVBand="0" w:evenVBand="0" w:oddHBand="0" w:evenHBand="0" w:firstRowFirstColumn="0" w:firstRowLastColumn="0" w:lastRowFirstColumn="0" w:lastRowLastColumn="0"/>
-            <w:tcW w:w="6449" w:type="dxa"/>
-          </w:tcPr>
-          <w:p>
-            <w:pPr>
-              <w:rPr>
-                <w:lang w:val="es-ES" w:eastAsia="es-ES"/>
-              </w:rPr>
-            </w:pPr>
-            <w:r>
-              <w:rPr>
-                <w:rFonts w:cstheme="minorHAnsi"/>
-                <w:sz w:val="20"/>
-                <w:lang w:val="es-ES" w:eastAsia="es-ES"/>
-              </w:rPr>
-              <w:t>HU21 Registrar la auditoría automáticamente (E4)</w:t>
-            </w:r>
-          </w:p>
-        </w:tc>
-        <w:tc>
-          <w:tcPr>
-            <w:tcW w:w="1276" w:type="dxa"/>
-          </w:tcPr>
-          <w:p>
-            <w:pPr>
-              <w:cnfStyle w:val="000000000000" w:firstRow="0" w:lastRow="0" w:firstColumn="0" w:lastColumn="0" w:oddVBand="0" w:evenVBand="0" w:oddHBand="0" w:evenHBand="0" w:firstRowFirstColumn="0" w:firstRowLastColumn="0" w:lastRowFirstColumn="0" w:lastRowLastColumn="0"/>
-              <w:rPr>
-                <w:lang w:val="es-ES" w:eastAsia="es-ES"/>
-              </w:rPr>
-            </w:pPr>
-            <w:r>
-              <w:rPr>
-                <w:rFonts w:cstheme="minorHAnsi"/>
-                <w:sz w:val="20"/>
-                <w:lang w:val="es-ES" w:eastAsia="es-ES"/>
-              </w:rPr>
-              <w:t>3</w:t>
+        <w:trPr>
+          <w:cantSplit/>
+        </w:trPr>
+        <w:tc>
+          <w:tcPr>
+            <w:tcW w:w="1318" w:type="dxa"/>
+          </w:tcPr>
+          <w:p>
+            <w:pPr>
+              <w:spacing w:before="20" w:after="20"/>
+              <w:rPr>
+                <w:lang w:val="es-CL" w:eastAsia="es-CL"/>
+              </w:rPr>
+            </w:pPr>
+            <w:r>
+              <w:rPr>
+                <w:rFonts w:asciiTheme="minorHAnsi" w:hAnsiTheme="minorHAnsi" w:cstheme="minorHAnsi"/>
+                <w:sz w:val="18"/>
+                <w:szCs w:val="18"/>
+                <w:lang w:val="es-CL" w:eastAsia="es-CL"/>
+              </w:rPr>
+              <w:t>7</w:t>
+            </w:r>
+          </w:p>
+        </w:tc>
+        <w:tc>
+          <w:tcPr>
+            <w:tcW w:w="3438" w:type="dxa"/>
+          </w:tcPr>
+          <w:p>
+            <w:pPr>
+              <w:spacing w:before="20" w:after="20"/>
+              <w:rPr>
+                <w:lang w:val="es-CL" w:eastAsia="es-CL"/>
+              </w:rPr>
+            </w:pPr>
+            <w:r>
+              <w:rPr>
+                <w:rFonts w:asciiTheme="minorHAnsi" w:hAnsiTheme="minorHAnsi" w:cstheme="minorHAnsi"/>
+                <w:sz w:val="18"/>
+                <w:szCs w:val="18"/>
+                <w:lang w:val="es-CL" w:eastAsia="es-CL"/>
+              </w:rPr>
+              <w:t>HU21 Registrar la auditoría automáticamente</w:t>
+            </w:r>
+          </w:p>
+        </w:tc>
+        <w:tc>
+          <w:tcPr>
+            <w:tcW w:w="898" w:type="dxa"/>
+          </w:tcPr>
+          <w:p>
+            <w:pPr>
+              <w:spacing w:before="20" w:after="20"/>
+              <w:rPr>
+                <w:lang w:val="es-CL" w:eastAsia="es-CL"/>
+              </w:rPr>
+            </w:pPr>
+            <w:r>
+              <w:rPr>
+                <w:rFonts w:asciiTheme="minorHAnsi" w:hAnsiTheme="minorHAnsi" w:cstheme="minorHAnsi"/>
+                <w:sz w:val="18"/>
+                <w:szCs w:val="18"/>
+                <w:lang w:val="es-CL" w:eastAsia="es-CL"/>
+              </w:rPr>
+              <w:t>E4</w:t>
+            </w:r>
+          </w:p>
+        </w:tc>
+        <w:tc>
+          <w:tcPr>
+            <w:tcW w:w="1264" w:type="dxa"/>
+          </w:tcPr>
+          <w:p>
+            <w:pPr>
+              <w:spacing w:before="20" w:after="20"/>
+              <w:rPr>
+                <w:lang w:val="es-CL" w:eastAsia="es-CL"/>
+              </w:rPr>
+            </w:pPr>
+            <w:r>
+              <w:rPr>
+                <w:rFonts w:asciiTheme="minorHAnsi" w:hAnsiTheme="minorHAnsi" w:cstheme="minorHAnsi"/>
+                <w:sz w:val="18"/>
+                <w:szCs w:val="18"/>
+                <w:lang w:val="es-CL" w:eastAsia="es-CL"/>
+              </w:rPr>
+              <w:t>5</w:t>
+            </w:r>
+          </w:p>
+        </w:tc>
+        <w:tc>
+          <w:tcPr>
+            <w:tcW w:w="1920" w:type="dxa"/>
+          </w:tcPr>
+          <w:p>
+            <w:pPr>
+              <w:spacing w:before="20" w:after="20"/>
+              <w:rPr>
+                <w:lang w:val="es-CL" w:eastAsia="es-CL"/>
+              </w:rPr>
+            </w:pPr>
+            <w:r>
+              <w:rPr>
+                <w:rFonts w:asciiTheme="minorHAnsi" w:hAnsiTheme="minorHAnsi" w:cstheme="minorHAnsi"/>
+                <w:sz w:val="18"/>
+                <w:szCs w:val="18"/>
+                <w:lang w:val="es-CL" w:eastAsia="es-CL"/>
+              </w:rPr>
+              <w:t>S9</w:t>
             </w:r>
           </w:p>
         </w:tc>
       </w:tr>
       <w:tr>
-        <w:tc>
-          <w:tcPr>
-            <w:cnfStyle w:val="001000000000" w:firstRow="0" w:lastRow="0" w:firstColumn="1" w:lastColumn="0" w:oddVBand="0" w:evenVBand="0" w:oddHBand="0" w:evenHBand="0" w:firstRowFirstColumn="0" w:firstRowLastColumn="0" w:lastRowFirstColumn="0" w:lastRowLastColumn="0"/>
-            <w:tcW w:w="6449" w:type="dxa"/>
-          </w:tcPr>
-          <w:p>
-            <w:pPr>
-              <w:rPr>
-                <w:lang w:val="es-ES" w:eastAsia="es-ES"/>
-              </w:rPr>
-            </w:pPr>
-            <w:r>
-              <w:rPr>
-                <w:rFonts w:cstheme="minorHAnsi"/>
-                <w:sz w:val="20"/>
-                <w:lang w:val="es-ES" w:eastAsia="es-ES"/>
-              </w:rPr>
-              <w:t>HU07 Gestionar productores (E2)</w:t>
-            </w:r>
-          </w:p>
-        </w:tc>
-        <w:tc>
-          <w:tcPr>
-            <w:tcW w:w="1276" w:type="dxa"/>
-          </w:tcPr>
-          <w:p>
-            <w:pPr>
-              <w:cnfStyle w:val="000000000000" w:firstRow="0" w:lastRow="0" w:firstColumn="0" w:lastColumn="0" w:oddVBand="0" w:evenVBand="0" w:oddHBand="0" w:evenHBand="0" w:firstRowFirstColumn="0" w:firstRowLastColumn="0" w:lastRowFirstColumn="0" w:lastRowLastColumn="0"/>
-              <w:rPr>
-                <w:lang w:val="es-ES" w:eastAsia="es-ES"/>
-              </w:rPr>
-            </w:pPr>
-            <w:r>
-              <w:rPr>
-                <w:rFonts w:cstheme="minorHAnsi"/>
-                <w:sz w:val="20"/>
-                <w:lang w:val="es-ES" w:eastAsia="es-ES"/>
-              </w:rPr>
-              <w:t>3</w:t>
+        <w:trPr>
+          <w:cantSplit/>
+        </w:trPr>
+        <w:tc>
+          <w:tcPr>
+            <w:tcW w:w="1318" w:type="dxa"/>
+          </w:tcPr>
+          <w:p>
+            <w:pPr>
+              <w:spacing w:before="20" w:after="20"/>
+              <w:rPr>
+                <w:lang w:val="es-CL" w:eastAsia="es-CL"/>
+              </w:rPr>
+            </w:pPr>
+            <w:r>
+              <w:rPr>
+                <w:rFonts w:asciiTheme="minorHAnsi" w:hAnsiTheme="minorHAnsi" w:cstheme="minorHAnsi"/>
+                <w:sz w:val="18"/>
+                <w:szCs w:val="18"/>
+                <w:lang w:val="es-CL" w:eastAsia="es-CL"/>
+              </w:rPr>
+              <w:t>8</w:t>
+            </w:r>
+          </w:p>
+        </w:tc>
+        <w:tc>
+          <w:tcPr>
+            <w:tcW w:w="3438" w:type="dxa"/>
+          </w:tcPr>
+          <w:p>
+            <w:pPr>
+              <w:spacing w:before="20" w:after="20"/>
+              <w:rPr>
+                <w:lang w:val="es-CL" w:eastAsia="es-CL"/>
+              </w:rPr>
+            </w:pPr>
+            <w:r>
+              <w:rPr>
+                <w:rFonts w:asciiTheme="minorHAnsi" w:hAnsiTheme="minorHAnsi" w:cstheme="minorHAnsi"/>
+                <w:sz w:val="18"/>
+                <w:szCs w:val="18"/>
+                <w:lang w:val="es-CL" w:eastAsia="es-CL"/>
+              </w:rPr>
+              <w:t>HU07 Gestionar productores</w:t>
+            </w:r>
+          </w:p>
+        </w:tc>
+        <w:tc>
+          <w:tcPr>
+            <w:tcW w:w="898" w:type="dxa"/>
+          </w:tcPr>
+          <w:p>
+            <w:pPr>
+              <w:spacing w:before="20" w:after="20"/>
+              <w:rPr>
+                <w:lang w:val="es-CL" w:eastAsia="es-CL"/>
+              </w:rPr>
+            </w:pPr>
+            <w:r>
+              <w:rPr>
+                <w:rFonts w:asciiTheme="minorHAnsi" w:hAnsiTheme="minorHAnsi" w:cstheme="minorHAnsi"/>
+                <w:sz w:val="18"/>
+                <w:szCs w:val="18"/>
+                <w:lang w:val="es-CL" w:eastAsia="es-CL"/>
+              </w:rPr>
+              <w:t>E2</w:t>
+            </w:r>
+          </w:p>
+        </w:tc>
+        <w:tc>
+          <w:tcPr>
+            <w:tcW w:w="1264" w:type="dxa"/>
+          </w:tcPr>
+          <w:p>
+            <w:pPr>
+              <w:spacing w:before="20" w:after="20"/>
+              <w:rPr>
+                <w:lang w:val="es-CL" w:eastAsia="es-CL"/>
+              </w:rPr>
+            </w:pPr>
+            <w:r>
+              <w:rPr>
+                <w:rFonts w:asciiTheme="minorHAnsi" w:hAnsiTheme="minorHAnsi" w:cstheme="minorHAnsi"/>
+                <w:sz w:val="18"/>
+                <w:szCs w:val="18"/>
+                <w:lang w:val="es-CL" w:eastAsia="es-CL"/>
+              </w:rPr>
+              <w:t>5</w:t>
+            </w:r>
+          </w:p>
+        </w:tc>
+        <w:tc>
+          <w:tcPr>
+            <w:tcW w:w="1920" w:type="dxa"/>
+          </w:tcPr>
+          <w:p>
+            <w:pPr>
+              <w:spacing w:before="20" w:after="20"/>
+              <w:rPr>
+                <w:lang w:val="es-CL" w:eastAsia="es-CL"/>
+              </w:rPr>
+            </w:pPr>
+            <w:r>
+              <w:rPr>
+                <w:rFonts w:asciiTheme="minorHAnsi" w:hAnsiTheme="minorHAnsi" w:cstheme="minorHAnsi"/>
+                <w:sz w:val="18"/>
+                <w:szCs w:val="18"/>
+                <w:lang w:val="es-CL" w:eastAsia="es-CL"/>
+              </w:rPr>
+              <w:t>S9</w:t>
             </w:r>
           </w:p>
         </w:tc>
       </w:tr>
       <w:tr>
-        <w:tc>
-          <w:tcPr>
-            <w:cnfStyle w:val="001000000000" w:firstRow="0" w:lastRow="0" w:firstColumn="1" w:lastColumn="0" w:oddVBand="0" w:evenVBand="0" w:oddHBand="0" w:evenHBand="0" w:firstRowFirstColumn="0" w:firstRowLastColumn="0" w:lastRowFirstColumn="0" w:lastRowLastColumn="0"/>
-            <w:tcW w:w="6449" w:type="dxa"/>
-          </w:tcPr>
-          <w:p>
-            <w:pPr>
-              <w:rPr>
-                <w:lang w:val="es-ES" w:eastAsia="es-ES"/>
-              </w:rPr>
-            </w:pPr>
-            <w:r>
-              <w:rPr>
-                <w:rFonts w:cstheme="minorHAnsi"/>
-                <w:sz w:val="20"/>
-                <w:lang w:val="es-ES" w:eastAsia="es-ES"/>
-              </w:rPr>
-              <w:t>HU08 Gestionar especies y variedades (E2)</w:t>
-            </w:r>
-          </w:p>
-        </w:tc>
-        <w:tc>
-          <w:tcPr>
-            <w:tcW w:w="1276" w:type="dxa"/>
-          </w:tcPr>
-          <w:p>
-            <w:pPr>
-              <w:cnfStyle w:val="000000000000" w:firstRow="0" w:lastRow="0" w:firstColumn="0" w:lastColumn="0" w:oddVBand="0" w:evenVBand="0" w:oddHBand="0" w:evenHBand="0" w:firstRowFirstColumn="0" w:firstRowLastColumn="0" w:lastRowFirstColumn="0" w:lastRowLastColumn="0"/>
-              <w:rPr>
-                <w:lang w:val="es-ES" w:eastAsia="es-ES"/>
-              </w:rPr>
-            </w:pPr>
-            <w:r>
-              <w:rPr>
-                <w:rFonts w:cstheme="minorHAnsi"/>
-                <w:sz w:val="20"/>
-                <w:lang w:val="es-ES" w:eastAsia="es-ES"/>
-              </w:rPr>
-              <w:t>4</w:t>
+        <w:trPr>
+          <w:cantSplit/>
+        </w:trPr>
+        <w:tc>
+          <w:tcPr>
+            <w:tcW w:w="1318" w:type="dxa"/>
+          </w:tcPr>
+          <w:p>
+            <w:pPr>
+              <w:spacing w:before="20" w:after="20"/>
+              <w:rPr>
+                <w:lang w:val="es-CL" w:eastAsia="es-CL"/>
+              </w:rPr>
+            </w:pPr>
+            <w:r>
+              <w:rPr>
+                <w:rFonts w:asciiTheme="minorHAnsi" w:hAnsiTheme="minorHAnsi" w:cstheme="minorHAnsi"/>
+                <w:sz w:val="18"/>
+                <w:szCs w:val="18"/>
+                <w:lang w:val="es-CL" w:eastAsia="es-CL"/>
+              </w:rPr>
+              <w:t>9</w:t>
+            </w:r>
+          </w:p>
+        </w:tc>
+        <w:tc>
+          <w:tcPr>
+            <w:tcW w:w="3438" w:type="dxa"/>
+          </w:tcPr>
+          <w:p>
+            <w:pPr>
+              <w:spacing w:before="20" w:after="20"/>
+              <w:rPr>
+                <w:lang w:val="es-CL" w:eastAsia="es-CL"/>
+              </w:rPr>
+            </w:pPr>
+            <w:r>
+              <w:rPr>
+                <w:rFonts w:asciiTheme="minorHAnsi" w:hAnsiTheme="minorHAnsi" w:cstheme="minorHAnsi"/>
+                <w:sz w:val="18"/>
+                <w:szCs w:val="18"/>
+                <w:lang w:val="es-CL" w:eastAsia="es-CL"/>
+              </w:rPr>
+              <w:t>HU08 Gestionar especies y variedades</w:t>
+            </w:r>
+          </w:p>
+        </w:tc>
+        <w:tc>
+          <w:tcPr>
+            <w:tcW w:w="898" w:type="dxa"/>
+          </w:tcPr>
+          <w:p>
+            <w:pPr>
+              <w:spacing w:before="20" w:after="20"/>
+              <w:rPr>
+                <w:lang w:val="es-CL" w:eastAsia="es-CL"/>
+              </w:rPr>
+            </w:pPr>
+            <w:r>
+              <w:rPr>
+                <w:rFonts w:asciiTheme="minorHAnsi" w:hAnsiTheme="minorHAnsi" w:cstheme="minorHAnsi"/>
+                <w:sz w:val="18"/>
+                <w:szCs w:val="18"/>
+                <w:lang w:val="es-CL" w:eastAsia="es-CL"/>
+              </w:rPr>
+              <w:t>E2</w:t>
+            </w:r>
+          </w:p>
+        </w:tc>
+        <w:tc>
+          <w:tcPr>
+            <w:tcW w:w="1264" w:type="dxa"/>
+          </w:tcPr>
+          <w:p>
+            <w:pPr>
+              <w:spacing w:before="20" w:after="20"/>
+              <w:rPr>
+                <w:lang w:val="es-CL" w:eastAsia="es-CL"/>
+              </w:rPr>
+            </w:pPr>
+            <w:r>
+              <w:rPr>
+                <w:rFonts w:asciiTheme="minorHAnsi" w:hAnsiTheme="minorHAnsi" w:cstheme="minorHAnsi"/>
+                <w:sz w:val="18"/>
+                <w:szCs w:val="18"/>
+                <w:lang w:val="es-CL" w:eastAsia="es-CL"/>
+              </w:rPr>
+              <w:t>3</w:t>
+            </w:r>
+          </w:p>
+        </w:tc>
+        <w:tc>
+          <w:tcPr>
+            <w:tcW w:w="1920" w:type="dxa"/>
+          </w:tcPr>
+          <w:p>
+            <w:pPr>
+              <w:spacing w:before="20" w:after="20"/>
+              <w:rPr>
+                <w:lang w:val="es-CL" w:eastAsia="es-CL"/>
+              </w:rPr>
+            </w:pPr>
+            <w:r>
+              <w:rPr>
+                <w:rFonts w:asciiTheme="minorHAnsi" w:hAnsiTheme="minorHAnsi" w:cstheme="minorHAnsi"/>
+                <w:sz w:val="18"/>
+                <w:szCs w:val="18"/>
+                <w:lang w:val="es-CL" w:eastAsia="es-CL"/>
+              </w:rPr>
+              <w:t>S10</w:t>
             </w:r>
           </w:p>
         </w:tc>
       </w:tr>
       <w:tr>
-        <w:tc>
-          <w:tcPr>
-            <w:cnfStyle w:val="001000000000" w:firstRow="0" w:lastRow="0" w:firstColumn="1" w:lastColumn="0" w:oddVBand="0" w:evenVBand="0" w:oddHBand="0" w:evenHBand="0" w:firstRowFirstColumn="0" w:firstRowLastColumn="0" w:lastRowFirstColumn="0" w:lastRowLastColumn="0"/>
-            <w:tcW w:w="6449" w:type="dxa"/>
-          </w:tcPr>
-          <w:p>
-            <w:pPr>
-              <w:rPr>
-                <w:lang w:val="es-ES" w:eastAsia="es-ES"/>
-              </w:rPr>
-            </w:pPr>
-            <w:r>
-              <w:rPr>
-                <w:rFonts w:cstheme="minorHAnsi"/>
-                <w:sz w:val="20"/>
-                <w:lang w:val="es-ES" w:eastAsia="es-ES"/>
-              </w:rPr>
-              <w:t>HU09 Gestionar calidades y sistemas productivos (E2)</w:t>
-            </w:r>
-          </w:p>
-        </w:tc>
-        <w:tc>
-          <w:tcPr>
-            <w:tcW w:w="1276" w:type="dxa"/>
-          </w:tcPr>
-          <w:p>
-            <w:pPr>
-              <w:cnfStyle w:val="000000000000" w:firstRow="0" w:lastRow="0" w:firstColumn="0" w:lastColumn="0" w:oddVBand="0" w:evenVBand="0" w:oddHBand="0" w:evenHBand="0" w:firstRowFirstColumn="0" w:firstRowLastColumn="0" w:lastRowFirstColumn="0" w:lastRowLastColumn="0"/>
-              <w:rPr>
-                <w:lang w:val="es-ES" w:eastAsia="es-ES"/>
-              </w:rPr>
-            </w:pPr>
-            <w:r>
-              <w:rPr>
-                <w:rFonts w:cstheme="minorHAnsi"/>
-                <w:sz w:val="20"/>
-                <w:lang w:val="es-ES" w:eastAsia="es-ES"/>
-              </w:rPr>
-              <w:t>4</w:t>
+        <w:trPr>
+          <w:cantSplit/>
+        </w:trPr>
+        <w:tc>
+          <w:tcPr>
+            <w:tcW w:w="1318" w:type="dxa"/>
+          </w:tcPr>
+          <w:p>
+            <w:pPr>
+              <w:spacing w:before="20" w:after="20"/>
+              <w:rPr>
+                <w:lang w:val="es-CL" w:eastAsia="es-CL"/>
+              </w:rPr>
+            </w:pPr>
+            <w:r>
+              <w:rPr>
+                <w:rFonts w:asciiTheme="minorHAnsi" w:hAnsiTheme="minorHAnsi" w:cstheme="minorHAnsi"/>
+                <w:sz w:val="18"/>
+                <w:szCs w:val="18"/>
+                <w:lang w:val="es-CL" w:eastAsia="es-CL"/>
+              </w:rPr>
+              <w:t>10</w:t>
+            </w:r>
+          </w:p>
+        </w:tc>
+        <w:tc>
+          <w:tcPr>
+            <w:tcW w:w="3438" w:type="dxa"/>
+          </w:tcPr>
+          <w:p>
+            <w:pPr>
+              <w:spacing w:before="20" w:after="20"/>
+              <w:rPr>
+                <w:lang w:val="es-CL" w:eastAsia="es-CL"/>
+              </w:rPr>
+            </w:pPr>
+            <w:r>
+              <w:rPr>
+                <w:rFonts w:asciiTheme="minorHAnsi" w:hAnsiTheme="minorHAnsi" w:cstheme="minorHAnsi"/>
+                <w:sz w:val="18"/>
+                <w:szCs w:val="18"/>
+                <w:lang w:val="es-CL" w:eastAsia="es-CL"/>
+              </w:rPr>
+              <w:t>HU09 Gestionar calidades y sistemas productivos</w:t>
+            </w:r>
+          </w:p>
+        </w:tc>
+        <w:tc>
+          <w:tcPr>
+            <w:tcW w:w="898" w:type="dxa"/>
+          </w:tcPr>
+          <w:p>
+            <w:pPr>
+              <w:spacing w:before="20" w:after="20"/>
+              <w:rPr>
+                <w:lang w:val="es-CL" w:eastAsia="es-CL"/>
+              </w:rPr>
+            </w:pPr>
+            <w:r>
+              <w:rPr>
+                <w:rFonts w:asciiTheme="minorHAnsi" w:hAnsiTheme="minorHAnsi" w:cstheme="minorHAnsi"/>
+                <w:sz w:val="18"/>
+                <w:szCs w:val="18"/>
+                <w:lang w:val="es-CL" w:eastAsia="es-CL"/>
+              </w:rPr>
+              <w:t>E2</w:t>
+            </w:r>
+          </w:p>
+        </w:tc>
+        <w:tc>
+          <w:tcPr>
+            <w:tcW w:w="1264" w:type="dxa"/>
+          </w:tcPr>
+          <w:p>
+            <w:pPr>
+              <w:spacing w:before="20" w:after="20"/>
+              <w:rPr>
+                <w:lang w:val="es-CL" w:eastAsia="es-CL"/>
+              </w:rPr>
+            </w:pPr>
+            <w:r>
+              <w:rPr>
+                <w:rFonts w:asciiTheme="minorHAnsi" w:hAnsiTheme="minorHAnsi" w:cstheme="minorHAnsi"/>
+                <w:sz w:val="18"/>
+                <w:szCs w:val="18"/>
+                <w:lang w:val="es-CL" w:eastAsia="es-CL"/>
+              </w:rPr>
+              <w:t>2</w:t>
+            </w:r>
+          </w:p>
+        </w:tc>
+        <w:tc>
+          <w:tcPr>
+            <w:tcW w:w="1920" w:type="dxa"/>
+          </w:tcPr>
+          <w:p>
+            <w:pPr>
+              <w:spacing w:before="20" w:after="20"/>
+              <w:rPr>
+                <w:lang w:val="es-CL" w:eastAsia="es-CL"/>
+              </w:rPr>
+            </w:pPr>
+            <w:r>
+              <w:rPr>
+                <w:rFonts w:asciiTheme="minorHAnsi" w:hAnsiTheme="minorHAnsi" w:cstheme="minorHAnsi"/>
+                <w:sz w:val="18"/>
+                <w:szCs w:val="18"/>
+                <w:lang w:val="es-CL" w:eastAsia="es-CL"/>
+              </w:rPr>
+              <w:t>S10</w:t>
             </w:r>
           </w:p>
         </w:tc>
       </w:tr>
       <w:tr>
-        <w:tc>
-          <w:tcPr>
-            <w:cnfStyle w:val="001000000000" w:firstRow="0" w:lastRow="0" w:firstColumn="1" w:lastColumn="0" w:oddVBand="0" w:evenVBand="0" w:oddHBand="0" w:evenHBand="0" w:firstRowFirstColumn="0" w:firstRowLastColumn="0" w:lastRowFirstColumn="0" w:lastRowLastColumn="0"/>
-            <w:tcW w:w="6449" w:type="dxa"/>
-          </w:tcPr>
-          <w:p>
-            <w:pPr>
-              <w:rPr>
-                <w:lang w:val="es-ES" w:eastAsia="es-ES"/>
-              </w:rPr>
-            </w:pPr>
-            <w:r>
-              <w:rPr>
-                <w:rFonts w:cstheme="minorHAnsi"/>
-                <w:sz w:val="20"/>
-                <w:lang w:val="es-ES" w:eastAsia="es-ES"/>
-              </w:rPr>
-              <w:t>HU10 Gestionar tipos de bandeja y embalajes (E2)</w:t>
-            </w:r>
-          </w:p>
-        </w:tc>
-        <w:tc>
-          <w:tcPr>
-            <w:tcW w:w="1276" w:type="dxa"/>
-          </w:tcPr>
-          <w:p>
-            <w:pPr>
-              <w:cnfStyle w:val="000000000000" w:firstRow="0" w:lastRow="0" w:firstColumn="0" w:lastColumn="0" w:oddVBand="0" w:evenVBand="0" w:oddHBand="0" w:evenHBand="0" w:firstRowFirstColumn="0" w:firstRowLastColumn="0" w:lastRowFirstColumn="0" w:lastRowLastColumn="0"/>
-              <w:rPr>
-                <w:lang w:val="es-ES" w:eastAsia="es-ES"/>
-              </w:rPr>
-            </w:pPr>
-            <w:r>
-              <w:rPr>
-                <w:rFonts w:cstheme="minorHAnsi"/>
-                <w:sz w:val="20"/>
-                <w:lang w:val="es-ES" w:eastAsia="es-ES"/>
-              </w:rPr>
-              <w:t>4</w:t>
+        <w:trPr>
+          <w:cantSplit/>
+        </w:trPr>
+        <w:tc>
+          <w:tcPr>
+            <w:tcW w:w="1318" w:type="dxa"/>
+          </w:tcPr>
+          <w:p>
+            <w:pPr>
+              <w:spacing w:before="20" w:after="20"/>
+              <w:rPr>
+                <w:lang w:val="es-CL" w:eastAsia="es-CL"/>
+              </w:rPr>
+            </w:pPr>
+            <w:r>
+              <w:rPr>
+                <w:rFonts w:asciiTheme="minorHAnsi" w:hAnsiTheme="minorHAnsi" w:cstheme="minorHAnsi"/>
+                <w:sz w:val="18"/>
+                <w:szCs w:val="18"/>
+                <w:lang w:val="es-CL" w:eastAsia="es-CL"/>
+              </w:rPr>
+              <w:t>11</w:t>
+            </w:r>
+          </w:p>
+        </w:tc>
+        <w:tc>
+          <w:tcPr>
+            <w:tcW w:w="3438" w:type="dxa"/>
+          </w:tcPr>
+          <w:p>
+            <w:pPr>
+              <w:spacing w:before="20" w:after="20"/>
+              <w:rPr>
+                <w:lang w:val="es-CL" w:eastAsia="es-CL"/>
+              </w:rPr>
+            </w:pPr>
+            <w:r>
+              <w:rPr>
+                <w:rFonts w:asciiTheme="minorHAnsi" w:hAnsiTheme="minorHAnsi" w:cstheme="minorHAnsi"/>
+                <w:sz w:val="18"/>
+                <w:szCs w:val="18"/>
+                <w:lang w:val="es-CL" w:eastAsia="es-CL"/>
+              </w:rPr>
+              <w:t>HU10 Gestionar tipos de bandeja y embalajes</w:t>
+            </w:r>
+          </w:p>
+        </w:tc>
+        <w:tc>
+          <w:tcPr>
+            <w:tcW w:w="898" w:type="dxa"/>
+          </w:tcPr>
+          <w:p>
+            <w:pPr>
+              <w:spacing w:before="20" w:after="20"/>
+              <w:rPr>
+                <w:lang w:val="es-CL" w:eastAsia="es-CL"/>
+              </w:rPr>
+            </w:pPr>
+            <w:r>
+              <w:rPr>
+                <w:rFonts w:asciiTheme="minorHAnsi" w:hAnsiTheme="minorHAnsi" w:cstheme="minorHAnsi"/>
+                <w:sz w:val="18"/>
+                <w:szCs w:val="18"/>
+                <w:lang w:val="es-CL" w:eastAsia="es-CL"/>
+              </w:rPr>
+              <w:t>E2</w:t>
+            </w:r>
+          </w:p>
+        </w:tc>
+        <w:tc>
+          <w:tcPr>
+            <w:tcW w:w="1264" w:type="dxa"/>
+          </w:tcPr>
+          <w:p>
+            <w:pPr>
+              <w:spacing w:before="20" w:after="20"/>
+              <w:rPr>
+                <w:lang w:val="es-CL" w:eastAsia="es-CL"/>
+              </w:rPr>
+            </w:pPr>
+            <w:r>
+              <w:rPr>
+                <w:rFonts w:asciiTheme="minorHAnsi" w:hAnsiTheme="minorHAnsi" w:cstheme="minorHAnsi"/>
+                <w:sz w:val="18"/>
+                <w:szCs w:val="18"/>
+                <w:lang w:val="es-CL" w:eastAsia="es-CL"/>
+              </w:rPr>
+              <w:t>2</w:t>
+            </w:r>
+          </w:p>
+        </w:tc>
+        <w:tc>
+          <w:tcPr>
+            <w:tcW w:w="1920" w:type="dxa"/>
+          </w:tcPr>
+          <w:p>
+            <w:pPr>
+              <w:spacing w:before="20" w:after="20"/>
+              <w:rPr>
+                <w:lang w:val="es-CL" w:eastAsia="es-CL"/>
+              </w:rPr>
+            </w:pPr>
+            <w:r>
+              <w:rPr>
+                <w:rFonts w:asciiTheme="minorHAnsi" w:hAnsiTheme="minorHAnsi" w:cstheme="minorHAnsi"/>
+                <w:sz w:val="18"/>
+                <w:szCs w:val="18"/>
+                <w:lang w:val="es-CL" w:eastAsia="es-CL"/>
+              </w:rPr>
+              <w:t>S10</w:t>
             </w:r>
           </w:p>
         </w:tc>
       </w:tr>
       <w:tr>
-        <w:tc>
-          <w:tcPr>
-            <w:cnfStyle w:val="001000000000" w:firstRow="0" w:lastRow="0" w:firstColumn="1" w:lastColumn="0" w:oddVBand="0" w:evenVBand="0" w:oddHBand="0" w:evenHBand="0" w:firstRowFirstColumn="0" w:firstRowLastColumn="0" w:lastRowFirstColumn="0" w:lastRowLastColumn="0"/>
-            <w:tcW w:w="6449" w:type="dxa"/>
-          </w:tcPr>
-          <w:p>
-            <w:pPr>
-              <w:rPr>
-                <w:lang w:val="es-ES" w:eastAsia="es-ES"/>
-              </w:rPr>
-            </w:pPr>
-            <w:r>
-              <w:rPr>
-                <w:rFonts w:cstheme="minorHAnsi"/>
-                <w:sz w:val="20"/>
-                <w:lang w:val="es-ES" w:eastAsia="es-ES"/>
-              </w:rPr>
-              <w:t>HU11 Seleccionar datos de catálogo en los formularios (E2)</w:t>
-            </w:r>
-          </w:p>
-        </w:tc>
-        <w:tc>
-          <w:tcPr>
-            <w:tcW w:w="1276" w:type="dxa"/>
-          </w:tcPr>
-          <w:p>
-            <w:pPr>
-              <w:cnfStyle w:val="000000000000" w:firstRow="0" w:lastRow="0" w:firstColumn="0" w:lastColumn="0" w:oddVBand="0" w:evenVBand="0" w:oddHBand="0" w:evenHBand="0" w:firstRowFirstColumn="0" w:firstRowLastColumn="0" w:lastRowFirstColumn="0" w:lastRowLastColumn="0"/>
-              <w:rPr>
-                <w:lang w:val="es-ES" w:eastAsia="es-ES"/>
-              </w:rPr>
-            </w:pPr>
-            <w:r>
-              <w:rPr>
-                <w:rFonts w:cstheme="minorHAnsi"/>
-                <w:sz w:val="20"/>
-                <w:lang w:val="es-ES" w:eastAsia="es-ES"/>
-              </w:rPr>
-              <w:t>4</w:t>
+        <w:trPr>
+          <w:cantSplit/>
+        </w:trPr>
+        <w:tc>
+          <w:tcPr>
+            <w:tcW w:w="1318" w:type="dxa"/>
+          </w:tcPr>
+          <w:p>
+            <w:pPr>
+              <w:spacing w:before="20" w:after="20"/>
+              <w:rPr>
+                <w:lang w:val="es-CL" w:eastAsia="es-CL"/>
+              </w:rPr>
+            </w:pPr>
+            <w:r>
+              <w:rPr>
+                <w:rFonts w:asciiTheme="minorHAnsi" w:hAnsiTheme="minorHAnsi" w:cstheme="minorHAnsi"/>
+                <w:sz w:val="18"/>
+                <w:szCs w:val="18"/>
+                <w:lang w:val="es-CL" w:eastAsia="es-CL"/>
+              </w:rPr>
+              <w:t>12</w:t>
+            </w:r>
+          </w:p>
+        </w:tc>
+        <w:tc>
+          <w:tcPr>
+            <w:tcW w:w="3438" w:type="dxa"/>
+          </w:tcPr>
+          <w:p>
+            <w:pPr>
+              <w:spacing w:before="20" w:after="20"/>
+              <w:rPr>
+                <w:lang w:val="es-CL" w:eastAsia="es-CL"/>
+              </w:rPr>
+            </w:pPr>
+            <w:r>
+              <w:rPr>
+                <w:rFonts w:asciiTheme="minorHAnsi" w:hAnsiTheme="minorHAnsi" w:cstheme="minorHAnsi"/>
+                <w:sz w:val="18"/>
+                <w:szCs w:val="18"/>
+                <w:lang w:val="es-CL" w:eastAsia="es-CL"/>
+              </w:rPr>
+              <w:t>HU11 Seleccionar datos de catálogo en los formularios</w:t>
+            </w:r>
+          </w:p>
+        </w:tc>
+        <w:tc>
+          <w:tcPr>
+            <w:tcW w:w="898" w:type="dxa"/>
+          </w:tcPr>
+          <w:p>
+            <w:pPr>
+              <w:spacing w:before="20" w:after="20"/>
+              <w:rPr>
+                <w:lang w:val="es-CL" w:eastAsia="es-CL"/>
+              </w:rPr>
+            </w:pPr>
+            <w:r>
+              <w:rPr>
+                <w:rFonts w:asciiTheme="minorHAnsi" w:hAnsiTheme="minorHAnsi" w:cstheme="minorHAnsi"/>
+                <w:sz w:val="18"/>
+                <w:szCs w:val="18"/>
+                <w:lang w:val="es-CL" w:eastAsia="es-CL"/>
+              </w:rPr>
+              <w:t>E2</w:t>
+            </w:r>
+          </w:p>
+        </w:tc>
+        <w:tc>
+          <w:tcPr>
+            <w:tcW w:w="1264" w:type="dxa"/>
+          </w:tcPr>
+          <w:p>
+            <w:pPr>
+              <w:spacing w:before="20" w:after="20"/>
+              <w:rPr>
+                <w:lang w:val="es-CL" w:eastAsia="es-CL"/>
+              </w:rPr>
+            </w:pPr>
+            <w:r>
+              <w:rPr>
+                <w:rFonts w:asciiTheme="minorHAnsi" w:hAnsiTheme="minorHAnsi" w:cstheme="minorHAnsi"/>
+                <w:sz w:val="18"/>
+                <w:szCs w:val="18"/>
+                <w:lang w:val="es-CL" w:eastAsia="es-CL"/>
+              </w:rPr>
+              <w:t>2</w:t>
+            </w:r>
+          </w:p>
+        </w:tc>
+        <w:tc>
+          <w:tcPr>
+            <w:tcW w:w="1920" w:type="dxa"/>
+          </w:tcPr>
+          <w:p>
+            <w:pPr>
+              <w:spacing w:before="20" w:after="20"/>
+              <w:rPr>
+                <w:lang w:val="es-CL" w:eastAsia="es-CL"/>
+              </w:rPr>
+            </w:pPr>
+            <w:r>
+              <w:rPr>
+                <w:rFonts w:asciiTheme="minorHAnsi" w:hAnsiTheme="minorHAnsi" w:cstheme="minorHAnsi"/>
+                <w:sz w:val="18"/>
+                <w:szCs w:val="18"/>
+                <w:lang w:val="es-CL" w:eastAsia="es-CL"/>
+              </w:rPr>
+              <w:t>S10</w:t>
             </w:r>
           </w:p>
         </w:tc>
       </w:tr>
       <w:tr>
-        <w:tc>
-          <w:tcPr>
-            <w:cnfStyle w:val="001000000000" w:firstRow="0" w:lastRow="0" w:firstColumn="1" w:lastColumn="0" w:oddVBand="0" w:evenVBand="0" w:oddHBand="0" w:evenHBand="0" w:firstRowFirstColumn="0" w:firstRowLastColumn="0" w:lastRowFirstColumn="0" w:lastRowLastColumn="0"/>
-            <w:tcW w:w="6449" w:type="dxa"/>
-          </w:tcPr>
-          <w:p>
-            <w:pPr>
-              <w:rPr>
-                <w:lang w:val="es-ES" w:eastAsia="es-ES"/>
-              </w:rPr>
-            </w:pPr>
-            <w:r>
-              <w:rPr>
-                <w:rFonts w:cstheme="minorHAnsi"/>
-                <w:sz w:val="20"/>
-                <w:lang w:val="es-ES" w:eastAsia="es-ES"/>
-              </w:rPr>
-              <w:t>HU12 Registrar una tarja de recepción (E3)</w:t>
-            </w:r>
-          </w:p>
-        </w:tc>
-        <w:tc>
-          <w:tcPr>
-            <w:tcW w:w="1276" w:type="dxa"/>
-          </w:tcPr>
-          <w:p>
-            <w:pPr>
-              <w:cnfStyle w:val="000000000000" w:firstRow="0" w:lastRow="0" w:firstColumn="0" w:lastColumn="0" w:oddVBand="0" w:evenVBand="0" w:oddHBand="0" w:evenHBand="0" w:firstRowFirstColumn="0" w:firstRowLastColumn="0" w:lastRowFirstColumn="0" w:lastRowLastColumn="0"/>
-              <w:rPr>
-                <w:lang w:val="es-ES" w:eastAsia="es-ES"/>
-              </w:rPr>
-            </w:pPr>
-            <w:r>
-              <w:rPr>
-                <w:rFonts w:cstheme="minorHAnsi"/>
-                <w:sz w:val="20"/>
-                <w:lang w:val="es-ES" w:eastAsia="es-ES"/>
-              </w:rPr>
-              <w:t>5</w:t>
+        <w:trPr>
+          <w:cantSplit/>
+        </w:trPr>
+        <w:tc>
+          <w:tcPr>
+            <w:tcW w:w="1318" w:type="dxa"/>
+          </w:tcPr>
+          <w:p>
+            <w:pPr>
+              <w:spacing w:before="20" w:after="20"/>
+              <w:rPr>
+                <w:lang w:val="es-CL" w:eastAsia="es-CL"/>
+              </w:rPr>
+            </w:pPr>
+            <w:r>
+              <w:rPr>
+                <w:rFonts w:asciiTheme="minorHAnsi" w:hAnsiTheme="minorHAnsi" w:cstheme="minorHAnsi"/>
+                <w:sz w:val="18"/>
+                <w:szCs w:val="18"/>
+                <w:lang w:val="es-CL" w:eastAsia="es-CL"/>
+              </w:rPr>
+              <w:t>13</w:t>
+            </w:r>
+          </w:p>
+        </w:tc>
+        <w:tc>
+          <w:tcPr>
+            <w:tcW w:w="3438" w:type="dxa"/>
+          </w:tcPr>
+          <w:p>
+            <w:pPr>
+              <w:spacing w:before="20" w:after="20"/>
+              <w:rPr>
+                <w:lang w:val="es-CL" w:eastAsia="es-CL"/>
+              </w:rPr>
+            </w:pPr>
+            <w:r>
+              <w:rPr>
+                <w:rFonts w:asciiTheme="minorHAnsi" w:hAnsiTheme="minorHAnsi" w:cstheme="minorHAnsi"/>
+                <w:sz w:val="18"/>
+                <w:szCs w:val="18"/>
+                <w:lang w:val="es-CL" w:eastAsia="es-CL"/>
+              </w:rPr>
+              <w:t>HU12 Registrar una tarja de recepción</w:t>
+            </w:r>
+          </w:p>
+        </w:tc>
+        <w:tc>
+          <w:tcPr>
+            <w:tcW w:w="898" w:type="dxa"/>
+          </w:tcPr>
+          <w:p>
+            <w:pPr>
+              <w:spacing w:before="20" w:after="20"/>
+              <w:rPr>
+                <w:lang w:val="es-CL" w:eastAsia="es-CL"/>
+              </w:rPr>
+            </w:pPr>
+            <w:r>
+              <w:rPr>
+                <w:rFonts w:asciiTheme="minorHAnsi" w:hAnsiTheme="minorHAnsi" w:cstheme="minorHAnsi"/>
+                <w:sz w:val="18"/>
+                <w:szCs w:val="18"/>
+                <w:lang w:val="es-CL" w:eastAsia="es-CL"/>
+              </w:rPr>
+              <w:t>E3</w:t>
+            </w:r>
+          </w:p>
+        </w:tc>
+        <w:tc>
+          <w:tcPr>
+            <w:tcW w:w="1264" w:type="dxa"/>
+          </w:tcPr>
+          <w:p>
+            <w:pPr>
+              <w:spacing w:before="20" w:after="20"/>
+              <w:rPr>
+                <w:lang w:val="es-CL" w:eastAsia="es-CL"/>
+              </w:rPr>
+            </w:pPr>
+            <w:r>
+              <w:rPr>
+                <w:rFonts w:asciiTheme="minorHAnsi" w:hAnsiTheme="minorHAnsi" w:cstheme="minorHAnsi"/>
+                <w:sz w:val="18"/>
+                <w:szCs w:val="18"/>
+                <w:lang w:val="es-CL" w:eastAsia="es-CL"/>
+              </w:rPr>
+              <w:t>8</w:t>
+            </w:r>
+          </w:p>
+        </w:tc>
+        <w:tc>
+          <w:tcPr>
+            <w:tcW w:w="1920" w:type="dxa"/>
+          </w:tcPr>
+          <w:p>
+            <w:pPr>
+              <w:spacing w:before="20" w:after="20"/>
+              <w:rPr>
+                <w:lang w:val="es-CL" w:eastAsia="es-CL"/>
+              </w:rPr>
+            </w:pPr>
+            <w:r>
+              <w:rPr>
+                <w:rFonts w:asciiTheme="minorHAnsi" w:hAnsiTheme="minorHAnsi" w:cstheme="minorHAnsi"/>
+                <w:sz w:val="18"/>
+                <w:szCs w:val="18"/>
+                <w:lang w:val="es-CL" w:eastAsia="es-CL"/>
+              </w:rPr>
+              <w:t>S11</w:t>
             </w:r>
           </w:p>
         </w:tc>
       </w:tr>
       <w:tr>
-        <w:tc>
-          <w:tcPr>
-            <w:cnfStyle w:val="001000000000" w:firstRow="0" w:lastRow="0" w:firstColumn="1" w:lastColumn="0" w:oddVBand="0" w:evenVBand="0" w:oddHBand="0" w:evenHBand="0" w:firstRowFirstColumn="0" w:firstRowLastColumn="0" w:lastRowFirstColumn="0" w:lastRowLastColumn="0"/>
-            <w:tcW w:w="6449" w:type="dxa"/>
-          </w:tcPr>
-          <w:p>
-            <w:pPr>
-              <w:rPr>
-                <w:lang w:val="es-ES" w:eastAsia="es-ES"/>
-              </w:rPr>
-            </w:pPr>
-            <w:r>
-              <w:rPr>
-                <w:rFonts w:cstheme="minorHAnsi"/>
-                <w:sz w:val="20"/>
-                <w:lang w:val="es-ES" w:eastAsia="es-ES"/>
-              </w:rPr>
-              <w:t>HU13 Numerar las tarjas automáticamente (E3)</w:t>
-            </w:r>
-          </w:p>
-        </w:tc>
-        <w:tc>
-          <w:tcPr>
-            <w:tcW w:w="1276" w:type="dxa"/>
-          </w:tcPr>
-          <w:p>
-            <w:pPr>
-              <w:cnfStyle w:val="000000000000" w:firstRow="0" w:lastRow="0" w:firstColumn="0" w:lastColumn="0" w:oddVBand="0" w:evenVBand="0" w:oddHBand="0" w:evenHBand="0" w:firstRowFirstColumn="0" w:firstRowLastColumn="0" w:lastRowFirstColumn="0" w:lastRowLastColumn="0"/>
-              <w:rPr>
-                <w:lang w:val="es-ES" w:eastAsia="es-ES"/>
-              </w:rPr>
-            </w:pPr>
-            <w:r>
-              <w:rPr>
-                <w:rFonts w:cstheme="minorHAnsi"/>
-                <w:sz w:val="20"/>
-                <w:lang w:val="es-ES" w:eastAsia="es-ES"/>
-              </w:rPr>
-              <w:t>5</w:t>
+        <w:trPr>
+          <w:cantSplit/>
+        </w:trPr>
+        <w:tc>
+          <w:tcPr>
+            <w:tcW w:w="1318" w:type="dxa"/>
+          </w:tcPr>
+          <w:p>
+            <w:pPr>
+              <w:spacing w:before="20" w:after="20"/>
+              <w:rPr>
+                <w:lang w:val="es-CL" w:eastAsia="es-CL"/>
+              </w:rPr>
+            </w:pPr>
+            <w:r>
+              <w:rPr>
+                <w:rFonts w:asciiTheme="minorHAnsi" w:hAnsiTheme="minorHAnsi" w:cstheme="minorHAnsi"/>
+                <w:sz w:val="18"/>
+                <w:szCs w:val="18"/>
+                <w:lang w:val="es-CL" w:eastAsia="es-CL"/>
+              </w:rPr>
+              <w:t>14</w:t>
+            </w:r>
+          </w:p>
+        </w:tc>
+        <w:tc>
+          <w:tcPr>
+            <w:tcW w:w="3438" w:type="dxa"/>
+          </w:tcPr>
+          <w:p>
+            <w:pPr>
+              <w:spacing w:before="20" w:after="20"/>
+              <w:rPr>
+                <w:lang w:val="es-CL" w:eastAsia="es-CL"/>
+              </w:rPr>
+            </w:pPr>
+            <w:r>
+              <w:rPr>
+                <w:rFonts w:asciiTheme="minorHAnsi" w:hAnsiTheme="minorHAnsi" w:cstheme="minorHAnsi"/>
+                <w:sz w:val="18"/>
+                <w:szCs w:val="18"/>
+                <w:lang w:val="es-CL" w:eastAsia="es-CL"/>
+              </w:rPr>
+              <w:t>HU13 Numerar las tarjas automáticamente</w:t>
+            </w:r>
+          </w:p>
+        </w:tc>
+        <w:tc>
+          <w:tcPr>
+            <w:tcW w:w="898" w:type="dxa"/>
+          </w:tcPr>
+          <w:p>
+            <w:pPr>
+              <w:spacing w:before="20" w:after="20"/>
+              <w:rPr>
+                <w:lang w:val="es-CL" w:eastAsia="es-CL"/>
+              </w:rPr>
+            </w:pPr>
+            <w:r>
+              <w:rPr>
+                <w:rFonts w:asciiTheme="minorHAnsi" w:hAnsiTheme="minorHAnsi" w:cstheme="minorHAnsi"/>
+                <w:sz w:val="18"/>
+                <w:szCs w:val="18"/>
+                <w:lang w:val="es-CL" w:eastAsia="es-CL"/>
+              </w:rPr>
+              <w:t>E3</w:t>
+            </w:r>
+          </w:p>
+        </w:tc>
+        <w:tc>
+          <w:tcPr>
+            <w:tcW w:w="1264" w:type="dxa"/>
+          </w:tcPr>
+          <w:p>
+            <w:pPr>
+              <w:spacing w:before="20" w:after="20"/>
+              <w:rPr>
+                <w:lang w:val="es-CL" w:eastAsia="es-CL"/>
+              </w:rPr>
+            </w:pPr>
+            <w:r>
+              <w:rPr>
+                <w:rFonts w:asciiTheme="minorHAnsi" w:hAnsiTheme="minorHAnsi" w:cstheme="minorHAnsi"/>
+                <w:sz w:val="18"/>
+                <w:szCs w:val="18"/>
+                <w:lang w:val="es-CL" w:eastAsia="es-CL"/>
+              </w:rPr>
+              <w:t>3</w:t>
+            </w:r>
+          </w:p>
+        </w:tc>
+        <w:tc>
+          <w:tcPr>
+            <w:tcW w:w="1920" w:type="dxa"/>
+          </w:tcPr>
+          <w:p>
+            <w:pPr>
+              <w:spacing w:before="20" w:after="20"/>
+              <w:rPr>
+                <w:lang w:val="es-CL" w:eastAsia="es-CL"/>
+              </w:rPr>
+            </w:pPr>
+            <w:r>
+              <w:rPr>
+                <w:rFonts w:asciiTheme="minorHAnsi" w:hAnsiTheme="minorHAnsi" w:cstheme="minorHAnsi"/>
+                <w:sz w:val="18"/>
+                <w:szCs w:val="18"/>
+                <w:lang w:val="es-CL" w:eastAsia="es-CL"/>
+              </w:rPr>
+              <w:t>S11</w:t>
             </w:r>
           </w:p>
         </w:tc>
       </w:tr>
       <w:tr>
-        <w:tc>
-          <w:tcPr>
-            <w:cnfStyle w:val="001000000000" w:firstRow="0" w:lastRow="0" w:firstColumn="1" w:lastColumn="0" w:oddVBand="0" w:evenVBand="0" w:oddHBand="0" w:evenHBand="0" w:firstRowFirstColumn="0" w:firstRowLastColumn="0" w:lastRowFirstColumn="0" w:lastRowLastColumn="0"/>
-            <w:tcW w:w="6449" w:type="dxa"/>
-          </w:tcPr>
-          <w:p>
-            <w:pPr>
-              <w:rPr>
-                <w:lang w:val="es-ES" w:eastAsia="es-ES"/>
-              </w:rPr>
-            </w:pPr>
-            <w:r>
-              <w:rPr>
-                <w:rFonts w:cstheme="minorHAnsi"/>
-                <w:sz w:val="20"/>
-                <w:lang w:val="es-ES" w:eastAsia="es-ES"/>
-              </w:rPr>
-              <w:t>HU14 Calcular los kilos netos (E3)</w:t>
-            </w:r>
-          </w:p>
-        </w:tc>
-        <w:tc>
-          <w:tcPr>
-            <w:tcW w:w="1276" w:type="dxa"/>
-          </w:tcPr>
-          <w:p>
-            <w:pPr>
-              <w:cnfStyle w:val="000000000000" w:firstRow="0" w:lastRow="0" w:firstColumn="0" w:lastColumn="0" w:oddVBand="0" w:evenVBand="0" w:oddHBand="0" w:evenHBand="0" w:firstRowFirstColumn="0" w:firstRowLastColumn="0" w:lastRowFirstColumn="0" w:lastRowLastColumn="0"/>
-              <w:rPr>
-                <w:lang w:val="es-ES" w:eastAsia="es-ES"/>
-              </w:rPr>
-            </w:pPr>
-            <w:r>
-              <w:rPr>
-                <w:rFonts w:cstheme="minorHAnsi"/>
-                <w:sz w:val="20"/>
-                <w:lang w:val="es-ES" w:eastAsia="es-ES"/>
-              </w:rPr>
-              <w:t>5</w:t>
+        <w:trPr>
+          <w:cantSplit/>
+        </w:trPr>
+        <w:tc>
+          <w:tcPr>
+            <w:tcW w:w="1318" w:type="dxa"/>
+          </w:tcPr>
+          <w:p>
+            <w:pPr>
+              <w:spacing w:before="20" w:after="20"/>
+              <w:rPr>
+                <w:lang w:val="es-CL" w:eastAsia="es-CL"/>
+              </w:rPr>
+            </w:pPr>
+            <w:r>
+              <w:rPr>
+                <w:rFonts w:asciiTheme="minorHAnsi" w:hAnsiTheme="minorHAnsi" w:cstheme="minorHAnsi"/>
+                <w:sz w:val="18"/>
+                <w:szCs w:val="18"/>
+                <w:lang w:val="es-CL" w:eastAsia="es-CL"/>
+              </w:rPr>
+              <w:t>15</w:t>
+            </w:r>
+          </w:p>
+        </w:tc>
+        <w:tc>
+          <w:tcPr>
+            <w:tcW w:w="3438" w:type="dxa"/>
+          </w:tcPr>
+          <w:p>
+            <w:pPr>
+              <w:spacing w:before="20" w:after="20"/>
+              <w:rPr>
+                <w:lang w:val="es-CL" w:eastAsia="es-CL"/>
+              </w:rPr>
+            </w:pPr>
+            <w:r>
+              <w:rPr>
+                <w:rFonts w:asciiTheme="minorHAnsi" w:hAnsiTheme="minorHAnsi" w:cstheme="minorHAnsi"/>
+                <w:sz w:val="18"/>
+                <w:szCs w:val="18"/>
+                <w:lang w:val="es-CL" w:eastAsia="es-CL"/>
+              </w:rPr>
+              <w:t>HU14 Calcular los kilos netos</w:t>
+            </w:r>
+          </w:p>
+        </w:tc>
+        <w:tc>
+          <w:tcPr>
+            <w:tcW w:w="898" w:type="dxa"/>
+          </w:tcPr>
+          <w:p>
+            <w:pPr>
+              <w:spacing w:before="20" w:after="20"/>
+              <w:rPr>
+                <w:lang w:val="es-CL" w:eastAsia="es-CL"/>
+              </w:rPr>
+            </w:pPr>
+            <w:r>
+              <w:rPr>
+                <w:rFonts w:asciiTheme="minorHAnsi" w:hAnsiTheme="minorHAnsi" w:cstheme="minorHAnsi"/>
+                <w:sz w:val="18"/>
+                <w:szCs w:val="18"/>
+                <w:lang w:val="es-CL" w:eastAsia="es-CL"/>
+              </w:rPr>
+              <w:t>E3</w:t>
+            </w:r>
+          </w:p>
+        </w:tc>
+        <w:tc>
+          <w:tcPr>
+            <w:tcW w:w="1264" w:type="dxa"/>
+          </w:tcPr>
+          <w:p>
+            <w:pPr>
+              <w:spacing w:before="20" w:after="20"/>
+              <w:rPr>
+                <w:lang w:val="es-CL" w:eastAsia="es-CL"/>
+              </w:rPr>
+            </w:pPr>
+            <w:r>
+              <w:rPr>
+                <w:rFonts w:asciiTheme="minorHAnsi" w:hAnsiTheme="minorHAnsi" w:cstheme="minorHAnsi"/>
+                <w:sz w:val="18"/>
+                <w:szCs w:val="18"/>
+                <w:lang w:val="es-CL" w:eastAsia="es-CL"/>
+              </w:rPr>
+              <w:t>3</w:t>
+            </w:r>
+          </w:p>
+        </w:tc>
+        <w:tc>
+          <w:tcPr>
+            <w:tcW w:w="1920" w:type="dxa"/>
+          </w:tcPr>
+          <w:p>
+            <w:pPr>
+              <w:spacing w:before="20" w:after="20"/>
+              <w:rPr>
+                <w:lang w:val="es-CL" w:eastAsia="es-CL"/>
+              </w:rPr>
+            </w:pPr>
+            <w:r>
+              <w:rPr>
+                <w:rFonts w:asciiTheme="minorHAnsi" w:hAnsiTheme="minorHAnsi" w:cstheme="minorHAnsi"/>
+                <w:sz w:val="18"/>
+                <w:szCs w:val="18"/>
+                <w:lang w:val="es-CL" w:eastAsia="es-CL"/>
+              </w:rPr>
+              <w:t>S11</w:t>
             </w:r>
           </w:p>
         </w:tc>
       </w:tr>
       <w:tr>
-        <w:tc>
-          <w:tcPr>
-            <w:cnfStyle w:val="001000000000" w:firstRow="0" w:lastRow="0" w:firstColumn="1" w:lastColumn="0" w:oddVBand="0" w:evenVBand="0" w:oddHBand="0" w:evenHBand="0" w:firstRowFirstColumn="0" w:firstRowLastColumn="0" w:lastRowFirstColumn="0" w:lastRowLastColumn="0"/>
-            <w:tcW w:w="6449" w:type="dxa"/>
-          </w:tcPr>
-          <w:p>
-            <w:pPr>
-              <w:rPr>
-                <w:lang w:val="es-ES" w:eastAsia="es-ES"/>
-              </w:rPr>
-            </w:pPr>
-            <w:r>
-              <w:rPr>
-                <w:rFonts w:cstheme="minorHAnsi"/>
-                <w:sz w:val="20"/>
-                <w:lang w:val="es-ES" w:eastAsia="es-ES"/>
-              </w:rPr>
-              <w:t>HU15 Controlar el stock de bandejas (E3)</w:t>
-            </w:r>
-          </w:p>
-        </w:tc>
-        <w:tc>
-          <w:tcPr>
-            <w:tcW w:w="1276" w:type="dxa"/>
-          </w:tcPr>
-          <w:p>
-            <w:pPr>
-              <w:cnfStyle w:val="000000000000" w:firstRow="0" w:lastRow="0" w:firstColumn="0" w:lastColumn="0" w:oddVBand="0" w:evenVBand="0" w:oddHBand="0" w:evenHBand="0" w:firstRowFirstColumn="0" w:firstRowLastColumn="0" w:lastRowFirstColumn="0" w:lastRowLastColumn="0"/>
-              <w:rPr>
-                <w:lang w:val="es-ES" w:eastAsia="es-ES"/>
-              </w:rPr>
-            </w:pPr>
-            <w:r>
-              <w:rPr>
-                <w:rFonts w:cstheme="minorHAnsi"/>
-                <w:sz w:val="20"/>
-                <w:lang w:val="es-ES" w:eastAsia="es-ES"/>
-              </w:rPr>
-              <w:t>6</w:t>
+        <w:trPr>
+          <w:cantSplit/>
+        </w:trPr>
+        <w:tc>
+          <w:tcPr>
+            <w:tcW w:w="1318" w:type="dxa"/>
+          </w:tcPr>
+          <w:p>
+            <w:pPr>
+              <w:spacing w:before="20" w:after="20"/>
+              <w:rPr>
+                <w:lang w:val="es-CL" w:eastAsia="es-CL"/>
+              </w:rPr>
+            </w:pPr>
+            <w:r>
+              <w:rPr>
+                <w:rFonts w:asciiTheme="minorHAnsi" w:hAnsiTheme="minorHAnsi" w:cstheme="minorHAnsi"/>
+                <w:sz w:val="18"/>
+                <w:szCs w:val="18"/>
+                <w:lang w:val="es-CL" w:eastAsia="es-CL"/>
+              </w:rPr>
+              <w:t>16</w:t>
+            </w:r>
+          </w:p>
+        </w:tc>
+        <w:tc>
+          <w:tcPr>
+            <w:tcW w:w="3438" w:type="dxa"/>
+          </w:tcPr>
+          <w:p>
+            <w:pPr>
+              <w:spacing w:before="20" w:after="20"/>
+              <w:rPr>
+                <w:lang w:val="es-CL" w:eastAsia="es-CL"/>
+              </w:rPr>
+            </w:pPr>
+            <w:r>
+              <w:rPr>
+                <w:rFonts w:asciiTheme="minorHAnsi" w:hAnsiTheme="minorHAnsi" w:cstheme="minorHAnsi"/>
+                <w:sz w:val="18"/>
+                <w:szCs w:val="18"/>
+                <w:lang w:val="es-CL" w:eastAsia="es-CL"/>
+              </w:rPr>
+              <w:t>HU15 Controlar el stock de bandejas</w:t>
+            </w:r>
+          </w:p>
+        </w:tc>
+        <w:tc>
+          <w:tcPr>
+            <w:tcW w:w="898" w:type="dxa"/>
+          </w:tcPr>
+          <w:p>
+            <w:pPr>
+              <w:spacing w:before="20" w:after="20"/>
+              <w:rPr>
+                <w:lang w:val="es-CL" w:eastAsia="es-CL"/>
+              </w:rPr>
+            </w:pPr>
+            <w:r>
+              <w:rPr>
+                <w:rFonts w:asciiTheme="minorHAnsi" w:hAnsiTheme="minorHAnsi" w:cstheme="minorHAnsi"/>
+                <w:sz w:val="18"/>
+                <w:szCs w:val="18"/>
+                <w:lang w:val="es-CL" w:eastAsia="es-CL"/>
+              </w:rPr>
+              <w:t>E3</w:t>
+            </w:r>
+          </w:p>
+        </w:tc>
+        <w:tc>
+          <w:tcPr>
+            <w:tcW w:w="1264" w:type="dxa"/>
+          </w:tcPr>
+          <w:p>
+            <w:pPr>
+              <w:spacing w:before="20" w:after="20"/>
+              <w:rPr>
+                <w:lang w:val="es-CL" w:eastAsia="es-CL"/>
+              </w:rPr>
+            </w:pPr>
+            <w:r>
+              <w:rPr>
+                <w:rFonts w:asciiTheme="minorHAnsi" w:hAnsiTheme="minorHAnsi" w:cstheme="minorHAnsi"/>
+                <w:sz w:val="18"/>
+                <w:szCs w:val="18"/>
+                <w:lang w:val="es-CL" w:eastAsia="es-CL"/>
+              </w:rPr>
+              <w:t>5</w:t>
+            </w:r>
+          </w:p>
+        </w:tc>
+        <w:tc>
+          <w:tcPr>
+            <w:tcW w:w="1920" w:type="dxa"/>
+          </w:tcPr>
+          <w:p>
+            <w:pPr>
+              <w:spacing w:before="20" w:after="20"/>
+              <w:rPr>
+                <w:lang w:val="es-CL" w:eastAsia="es-CL"/>
+              </w:rPr>
+            </w:pPr>
+            <w:r>
+              <w:rPr>
+                <w:rFonts w:asciiTheme="minorHAnsi" w:hAnsiTheme="minorHAnsi" w:cstheme="minorHAnsi"/>
+                <w:sz w:val="18"/>
+                <w:szCs w:val="18"/>
+                <w:lang w:val="es-CL" w:eastAsia="es-CL"/>
+              </w:rPr>
+              <w:t>S12</w:t>
             </w:r>
           </w:p>
         </w:tc>
       </w:tr>
       <w:tr>
-        <w:tc>
-          <w:tcPr>
-            <w:cnfStyle w:val="001000000000" w:firstRow="0" w:lastRow="0" w:firstColumn="1" w:lastColumn="0" w:oddVBand="0" w:evenVBand="0" w:oddHBand="0" w:evenHBand="0" w:firstRowFirstColumn="0" w:firstRowLastColumn="0" w:lastRowFirstColumn="0" w:lastRowLastColumn="0"/>
-            <w:tcW w:w="6449" w:type="dxa"/>
-          </w:tcPr>
-          <w:p>
-            <w:pPr>
-              <w:rPr>
-                <w:lang w:val="es-ES" w:eastAsia="es-ES"/>
-              </w:rPr>
-            </w:pPr>
-            <w:r>
-              <w:rPr>
-                <w:rFonts w:cstheme="minorHAnsi"/>
-                <w:sz w:val="20"/>
-                <w:lang w:val="es-ES" w:eastAsia="es-ES"/>
-              </w:rPr>
-              <w:t>HU16 Imprimir la tarja (E3)</w:t>
-            </w:r>
-          </w:p>
-        </w:tc>
-        <w:tc>
-          <w:tcPr>
-            <w:tcW w:w="1276" w:type="dxa"/>
-          </w:tcPr>
-          <w:p>
-            <w:pPr>
-              <w:cnfStyle w:val="000000000000" w:firstRow="0" w:lastRow="0" w:firstColumn="0" w:lastColumn="0" w:oddVBand="0" w:evenVBand="0" w:oddHBand="0" w:evenHBand="0" w:firstRowFirstColumn="0" w:firstRowLastColumn="0" w:lastRowFirstColumn="0" w:lastRowLastColumn="0"/>
-              <w:rPr>
-                <w:lang w:val="es-ES" w:eastAsia="es-ES"/>
-              </w:rPr>
-            </w:pPr>
-            <w:r>
-              <w:rPr>
-                <w:rFonts w:cstheme="minorHAnsi"/>
-                <w:sz w:val="20"/>
-                <w:lang w:val="es-ES" w:eastAsia="es-ES"/>
-              </w:rPr>
-              <w:t>6</w:t>
+        <w:trPr>
+          <w:cantSplit/>
+        </w:trPr>
+        <w:tc>
+          <w:tcPr>
+            <w:tcW w:w="1318" w:type="dxa"/>
+          </w:tcPr>
+          <w:p>
+            <w:pPr>
+              <w:spacing w:before="20" w:after="20"/>
+              <w:rPr>
+                <w:lang w:val="es-CL" w:eastAsia="es-CL"/>
+              </w:rPr>
+            </w:pPr>
+            <w:r>
+              <w:rPr>
+                <w:rFonts w:asciiTheme="minorHAnsi" w:hAnsiTheme="minorHAnsi" w:cstheme="minorHAnsi"/>
+                <w:sz w:val="18"/>
+                <w:szCs w:val="18"/>
+                <w:lang w:val="es-CL" w:eastAsia="es-CL"/>
+              </w:rPr>
+              <w:t>17</w:t>
+            </w:r>
+          </w:p>
+        </w:tc>
+        <w:tc>
+          <w:tcPr>
+            <w:tcW w:w="3438" w:type="dxa"/>
+          </w:tcPr>
+          <w:p>
+            <w:pPr>
+              <w:spacing w:before="20" w:after="20"/>
+              <w:rPr>
+                <w:lang w:val="es-CL" w:eastAsia="es-CL"/>
+              </w:rPr>
+            </w:pPr>
+            <w:r>
+              <w:rPr>
+                <w:rFonts w:asciiTheme="minorHAnsi" w:hAnsiTheme="minorHAnsi" w:cstheme="minorHAnsi"/>
+                <w:sz w:val="18"/>
+                <w:szCs w:val="18"/>
+                <w:lang w:val="es-CL" w:eastAsia="es-CL"/>
+              </w:rPr>
+              <w:t>HU16 Imprimir la tarja</w:t>
+            </w:r>
+          </w:p>
+        </w:tc>
+        <w:tc>
+          <w:tcPr>
+            <w:tcW w:w="898" w:type="dxa"/>
+          </w:tcPr>
+          <w:p>
+            <w:pPr>
+              <w:spacing w:before="20" w:after="20"/>
+              <w:rPr>
+                <w:lang w:val="es-CL" w:eastAsia="es-CL"/>
+              </w:rPr>
+            </w:pPr>
+            <w:r>
+              <w:rPr>
+                <w:rFonts w:asciiTheme="minorHAnsi" w:hAnsiTheme="minorHAnsi" w:cstheme="minorHAnsi"/>
+                <w:sz w:val="18"/>
+                <w:szCs w:val="18"/>
+                <w:lang w:val="es-CL" w:eastAsia="es-CL"/>
+              </w:rPr>
+              <w:t>E3</w:t>
+            </w:r>
+          </w:p>
+        </w:tc>
+        <w:tc>
+          <w:tcPr>
+            <w:tcW w:w="1264" w:type="dxa"/>
+          </w:tcPr>
+          <w:p>
+            <w:pPr>
+              <w:spacing w:before="20" w:after="20"/>
+              <w:rPr>
+                <w:lang w:val="es-CL" w:eastAsia="es-CL"/>
+              </w:rPr>
+            </w:pPr>
+            <w:r>
+              <w:rPr>
+                <w:rFonts w:asciiTheme="minorHAnsi" w:hAnsiTheme="minorHAnsi" w:cstheme="minorHAnsi"/>
+                <w:sz w:val="18"/>
+                <w:szCs w:val="18"/>
+                <w:lang w:val="es-CL" w:eastAsia="es-CL"/>
+              </w:rPr>
+              <w:t>3</w:t>
+            </w:r>
+          </w:p>
+        </w:tc>
+        <w:tc>
+          <w:tcPr>
+            <w:tcW w:w="1920" w:type="dxa"/>
+          </w:tcPr>
+          <w:p>
+            <w:pPr>
+              <w:spacing w:before="20" w:after="20"/>
+              <w:rPr>
+                <w:lang w:val="es-CL" w:eastAsia="es-CL"/>
+              </w:rPr>
+            </w:pPr>
+            <w:r>
+              <w:rPr>
+                <w:rFonts w:asciiTheme="minorHAnsi" w:hAnsiTheme="minorHAnsi" w:cstheme="minorHAnsi"/>
+                <w:sz w:val="18"/>
+                <w:szCs w:val="18"/>
+                <w:lang w:val="es-CL" w:eastAsia="es-CL"/>
+              </w:rPr>
+              <w:t>S12</w:t>
             </w:r>
           </w:p>
         </w:tc>
       </w:tr>
       <w:tr>
-        <w:tc>
-          <w:tcPr>
-            <w:cnfStyle w:val="001000000000" w:firstRow="0" w:lastRow="0" w:firstColumn="1" w:lastColumn="0" w:oddVBand="0" w:evenVBand="0" w:oddHBand="0" w:evenHBand="0" w:firstRowFirstColumn="0" w:firstRowLastColumn="0" w:lastRowFirstColumn="0" w:lastRowLastColumn="0"/>
-            <w:tcW w:w="6449" w:type="dxa"/>
-          </w:tcPr>
-          <w:p>
-            <w:pPr>
-              <w:rPr>
-                <w:lang w:val="es-ES" w:eastAsia="es-ES"/>
-              </w:rPr>
-            </w:pPr>
-            <w:r>
-              <w:rPr>
-                <w:rFonts w:cstheme="minorHAnsi"/>
-                <w:sz w:val="20"/>
-                <w:lang w:val="es-ES" w:eastAsia="es-ES"/>
-              </w:rPr>
-              <w:t>HU17 Consultar tarjas (E3)</w:t>
-            </w:r>
-          </w:p>
-        </w:tc>
-        <w:tc>
-          <w:tcPr>
-            <w:tcW w:w="1276" w:type="dxa"/>
-          </w:tcPr>
-          <w:p>
-            <w:pPr>
-              <w:cnfStyle w:val="000000000000" w:firstRow="0" w:lastRow="0" w:firstColumn="0" w:lastColumn="0" w:oddVBand="0" w:evenVBand="0" w:oddHBand="0" w:evenHBand="0" w:firstRowFirstColumn="0" w:firstRowLastColumn="0" w:lastRowFirstColumn="0" w:lastRowLastColumn="0"/>
-              <w:rPr>
-                <w:lang w:val="es-ES" w:eastAsia="es-ES"/>
-              </w:rPr>
-            </w:pPr>
-            <w:r>
-              <w:rPr>
-                <w:rFonts w:cstheme="minorHAnsi"/>
-                <w:sz w:val="20"/>
-                <w:lang w:val="es-ES" w:eastAsia="es-ES"/>
-              </w:rPr>
-              <w:t>6</w:t>
+        <w:trPr>
+          <w:cantSplit/>
+        </w:trPr>
+        <w:tc>
+          <w:tcPr>
+            <w:tcW w:w="1318" w:type="dxa"/>
+          </w:tcPr>
+          <w:p>
+            <w:pPr>
+              <w:spacing w:before="20" w:after="20"/>
+              <w:rPr>
+                <w:lang w:val="es-CL" w:eastAsia="es-CL"/>
+              </w:rPr>
+            </w:pPr>
+            <w:r>
+              <w:rPr>
+                <w:rFonts w:asciiTheme="minorHAnsi" w:hAnsiTheme="minorHAnsi" w:cstheme="minorHAnsi"/>
+                <w:sz w:val="18"/>
+                <w:szCs w:val="18"/>
+                <w:lang w:val="es-CL" w:eastAsia="es-CL"/>
+              </w:rPr>
+              <w:t>18</w:t>
+            </w:r>
+          </w:p>
+        </w:tc>
+        <w:tc>
+          <w:tcPr>
+            <w:tcW w:w="3438" w:type="dxa"/>
+          </w:tcPr>
+          <w:p>
+            <w:pPr>
+              <w:spacing w:before="20" w:after="20"/>
+              <w:rPr>
+                <w:lang w:val="es-CL" w:eastAsia="es-CL"/>
+              </w:rPr>
+            </w:pPr>
+            <w:r>
+              <w:rPr>
+                <w:rFonts w:asciiTheme="minorHAnsi" w:hAnsiTheme="minorHAnsi" w:cstheme="minorHAnsi"/>
+                <w:sz w:val="18"/>
+                <w:szCs w:val="18"/>
+                <w:lang w:val="es-CL" w:eastAsia="es-CL"/>
+              </w:rPr>
+              <w:t>HU17 Consultar tarjas</w:t>
+            </w:r>
+          </w:p>
+        </w:tc>
+        <w:tc>
+          <w:tcPr>
+            <w:tcW w:w="898" w:type="dxa"/>
+          </w:tcPr>
+          <w:p>
+            <w:pPr>
+              <w:spacing w:before="20" w:after="20"/>
+              <w:rPr>
+                <w:lang w:val="es-CL" w:eastAsia="es-CL"/>
+              </w:rPr>
+            </w:pPr>
+            <w:r>
+              <w:rPr>
+                <w:rFonts w:asciiTheme="minorHAnsi" w:hAnsiTheme="minorHAnsi" w:cstheme="minorHAnsi"/>
+                <w:sz w:val="18"/>
+                <w:szCs w:val="18"/>
+                <w:lang w:val="es-CL" w:eastAsia="es-CL"/>
+              </w:rPr>
+              <w:t>E3</w:t>
+            </w:r>
+          </w:p>
+        </w:tc>
+        <w:tc>
+          <w:tcPr>
+            <w:tcW w:w="1264" w:type="dxa"/>
+          </w:tcPr>
+          <w:p>
+            <w:pPr>
+              <w:spacing w:before="20" w:after="20"/>
+              <w:rPr>
+                <w:lang w:val="es-CL" w:eastAsia="es-CL"/>
+              </w:rPr>
+            </w:pPr>
+            <w:r>
+              <w:rPr>
+                <w:rFonts w:asciiTheme="minorHAnsi" w:hAnsiTheme="minorHAnsi" w:cstheme="minorHAnsi"/>
+                <w:sz w:val="18"/>
+                <w:szCs w:val="18"/>
+                <w:lang w:val="es-CL" w:eastAsia="es-CL"/>
+              </w:rPr>
+              <w:t>3</w:t>
+            </w:r>
+          </w:p>
+        </w:tc>
+        <w:tc>
+          <w:tcPr>
+            <w:tcW w:w="1920" w:type="dxa"/>
+          </w:tcPr>
+          <w:p>
+            <w:pPr>
+              <w:spacing w:before="20" w:after="20"/>
+              <w:rPr>
+                <w:lang w:val="es-CL" w:eastAsia="es-CL"/>
+              </w:rPr>
+            </w:pPr>
+            <w:r>
+              <w:rPr>
+                <w:rFonts w:asciiTheme="minorHAnsi" w:hAnsiTheme="minorHAnsi" w:cstheme="minorHAnsi"/>
+                <w:sz w:val="18"/>
+                <w:szCs w:val="18"/>
+                <w:lang w:val="es-CL" w:eastAsia="es-CL"/>
+              </w:rPr>
+              <w:t>S12</w:t>
             </w:r>
           </w:p>
         </w:tc>
       </w:tr>
       <w:tr>
-        <w:tc>
-          <w:tcPr>
-            <w:cnfStyle w:val="001000000000" w:firstRow="0" w:lastRow="0" w:firstColumn="1" w:lastColumn="0" w:oddVBand="0" w:evenVBand="0" w:oddHBand="0" w:evenHBand="0" w:firstRowFirstColumn="0" w:firstRowLastColumn="0" w:lastRowFirstColumn="0" w:lastRowLastColumn="0"/>
-            <w:tcW w:w="6449" w:type="dxa"/>
-          </w:tcPr>
-          <w:p>
-            <w:pPr>
-              <w:rPr>
-                <w:lang w:val="es-ES" w:eastAsia="es-ES"/>
-              </w:rPr>
-            </w:pPr>
-            <w:r>
-              <w:rPr>
-                <w:rFonts w:cstheme="minorHAnsi"/>
-                <w:sz w:val="20"/>
-                <w:lang w:val="es-ES" w:eastAsia="es-ES"/>
-              </w:rPr>
-              <w:t>HU18 Registrar el procesamiento de tarjas (E4)</w:t>
-            </w:r>
-          </w:p>
-        </w:tc>
-        <w:tc>
-          <w:tcPr>
-            <w:tcW w:w="1276" w:type="dxa"/>
-          </w:tcPr>
-          <w:p>
-            <w:pPr>
-              <w:cnfStyle w:val="000000000000" w:firstRow="0" w:lastRow="0" w:firstColumn="0" w:lastColumn="0" w:oddVBand="0" w:evenVBand="0" w:oddHBand="0" w:evenHBand="0" w:firstRowFirstColumn="0" w:firstRowLastColumn="0" w:lastRowFirstColumn="0" w:lastRowLastColumn="0"/>
-              <w:rPr>
-                <w:lang w:val="es-ES" w:eastAsia="es-ES"/>
-              </w:rPr>
-            </w:pPr>
-            <w:r>
-              <w:rPr>
-                <w:rFonts w:cstheme="minorHAnsi"/>
-                <w:sz w:val="20"/>
-                <w:lang w:val="es-ES" w:eastAsia="es-ES"/>
-              </w:rPr>
-              <w:t>7</w:t>
+        <w:trPr>
+          <w:cantSplit/>
+        </w:trPr>
+        <w:tc>
+          <w:tcPr>
+            <w:tcW w:w="1318" w:type="dxa"/>
+          </w:tcPr>
+          <w:p>
+            <w:pPr>
+              <w:spacing w:before="20" w:after="20"/>
+              <w:rPr>
+                <w:lang w:val="es-CL" w:eastAsia="es-CL"/>
+              </w:rPr>
+            </w:pPr>
+            <w:r>
+              <w:rPr>
+                <w:rFonts w:asciiTheme="minorHAnsi" w:hAnsiTheme="minorHAnsi" w:cstheme="minorHAnsi"/>
+                <w:sz w:val="18"/>
+                <w:szCs w:val="18"/>
+                <w:lang w:val="es-CL" w:eastAsia="es-CL"/>
+              </w:rPr>
+              <w:t>19</w:t>
+            </w:r>
+          </w:p>
+        </w:tc>
+        <w:tc>
+          <w:tcPr>
+            <w:tcW w:w="3438" w:type="dxa"/>
+          </w:tcPr>
+          <w:p>
+            <w:pPr>
+              <w:spacing w:before="20" w:after="20"/>
+              <w:rPr>
+                <w:lang w:val="es-CL" w:eastAsia="es-CL"/>
+              </w:rPr>
+            </w:pPr>
+            <w:r>
+              <w:rPr>
+                <w:rFonts w:asciiTheme="minorHAnsi" w:hAnsiTheme="minorHAnsi" w:cstheme="minorHAnsi"/>
+                <w:sz w:val="18"/>
+                <w:szCs w:val="18"/>
+                <w:lang w:val="es-CL" w:eastAsia="es-CL"/>
+              </w:rPr>
+              <w:t>HU24 Anular una tarja de recepción</w:t>
+            </w:r>
+          </w:p>
+        </w:tc>
+        <w:tc>
+          <w:tcPr>
+            <w:tcW w:w="898" w:type="dxa"/>
+          </w:tcPr>
+          <w:p>
+            <w:pPr>
+              <w:spacing w:before="20" w:after="20"/>
+              <w:rPr>
+                <w:lang w:val="es-CL" w:eastAsia="es-CL"/>
+              </w:rPr>
+            </w:pPr>
+            <w:r>
+              <w:rPr>
+                <w:rFonts w:asciiTheme="minorHAnsi" w:hAnsiTheme="minorHAnsi" w:cstheme="minorHAnsi"/>
+                <w:sz w:val="18"/>
+                <w:szCs w:val="18"/>
+                <w:lang w:val="es-CL" w:eastAsia="es-CL"/>
+              </w:rPr>
+              <w:t>E3</w:t>
+            </w:r>
+          </w:p>
+        </w:tc>
+        <w:tc>
+          <w:tcPr>
+            <w:tcW w:w="1264" w:type="dxa"/>
+          </w:tcPr>
+          <w:p>
+            <w:pPr>
+              <w:spacing w:before="20" w:after="20"/>
+              <w:rPr>
+                <w:lang w:val="es-CL" w:eastAsia="es-CL"/>
+              </w:rPr>
+            </w:pPr>
+            <w:r>
+              <w:rPr>
+                <w:rFonts w:asciiTheme="minorHAnsi" w:hAnsiTheme="minorHAnsi" w:cstheme="minorHAnsi"/>
+                <w:sz w:val="18"/>
+                <w:szCs w:val="18"/>
+                <w:lang w:val="es-CL" w:eastAsia="es-CL"/>
+              </w:rPr>
+              <w:t>Por estimar</w:t>
+            </w:r>
+          </w:p>
+        </w:tc>
+        <w:tc>
+          <w:tcPr>
+            <w:tcW w:w="1920" w:type="dxa"/>
+          </w:tcPr>
+          <w:p>
+            <w:pPr>
+              <w:spacing w:before="20" w:after="20"/>
+              <w:rPr>
+                <w:lang w:val="es-CL" w:eastAsia="es-CL"/>
+              </w:rPr>
+            </w:pPr>
+            <w:r>
+              <w:rPr>
+                <w:rFonts w:asciiTheme="minorHAnsi" w:hAnsiTheme="minorHAnsi" w:cstheme="minorHAnsi"/>
+                <w:sz w:val="18"/>
+                <w:szCs w:val="18"/>
+                <w:lang w:val="es-CL" w:eastAsia="es-CL"/>
+              </w:rPr>
+              <w:t>S12</w:t>
             </w:r>
           </w:p>
         </w:tc>
       </w:tr>
       <w:tr>
-        <w:tc>
-          <w:tcPr>
-            <w:cnfStyle w:val="001000000000" w:firstRow="0" w:lastRow="0" w:firstColumn="1" w:lastColumn="0" w:oddVBand="0" w:evenVBand="0" w:oddHBand="0" w:evenHBand="0" w:firstRowFirstColumn="0" w:firstRowLastColumn="0" w:lastRowFirstColumn="0" w:lastRowLastColumn="0"/>
-            <w:tcW w:w="6449" w:type="dxa"/>
-          </w:tcPr>
-          <w:p>
-            <w:pPr>
-              <w:rPr>
-                <w:lang w:val="es-ES" w:eastAsia="es-ES"/>
-              </w:rPr>
-            </w:pPr>
-            <w:r>
-              <w:rPr>
-                <w:rFonts w:cstheme="minorHAnsi"/>
-                <w:sz w:val="20"/>
-                <w:lang w:val="es-ES" w:eastAsia="es-ES"/>
-              </w:rPr>
-              <w:t>HU19 Calcular el rendimiento y la merma (E4)</w:t>
-            </w:r>
-          </w:p>
-        </w:tc>
-        <w:tc>
-          <w:tcPr>
-            <w:tcW w:w="1276" w:type="dxa"/>
-          </w:tcPr>
-          <w:p>
-            <w:pPr>
-              <w:cnfStyle w:val="000000000000" w:firstRow="0" w:lastRow="0" w:firstColumn="0" w:lastColumn="0" w:oddVBand="0" w:evenVBand="0" w:oddHBand="0" w:evenHBand="0" w:firstRowFirstColumn="0" w:firstRowLastColumn="0" w:lastRowFirstColumn="0" w:lastRowLastColumn="0"/>
-              <w:rPr>
-                <w:lang w:val="es-ES" w:eastAsia="es-ES"/>
-              </w:rPr>
-            </w:pPr>
-            <w:r>
-              <w:rPr>
-                <w:rFonts w:cstheme="minorHAnsi"/>
-                <w:sz w:val="20"/>
-                <w:lang w:val="es-ES" w:eastAsia="es-ES"/>
-              </w:rPr>
-              <w:t>7</w:t>
+        <w:trPr>
+          <w:cantSplit/>
+        </w:trPr>
+        <w:tc>
+          <w:tcPr>
+            <w:tcW w:w="1318" w:type="dxa"/>
+          </w:tcPr>
+          <w:p>
+            <w:pPr>
+              <w:spacing w:before="20" w:after="20"/>
+              <w:rPr>
+                <w:lang w:val="es-CL" w:eastAsia="es-CL"/>
+              </w:rPr>
+            </w:pPr>
+            <w:r>
+              <w:rPr>
+                <w:rFonts w:asciiTheme="minorHAnsi" w:hAnsiTheme="minorHAnsi" w:cstheme="minorHAnsi"/>
+                <w:sz w:val="18"/>
+                <w:szCs w:val="18"/>
+                <w:lang w:val="es-CL" w:eastAsia="es-CL"/>
+              </w:rPr>
+              <w:t>20</w:t>
+            </w:r>
+          </w:p>
+        </w:tc>
+        <w:tc>
+          <w:tcPr>
+            <w:tcW w:w="3438" w:type="dxa"/>
+          </w:tcPr>
+          <w:p>
+            <w:pPr>
+              <w:spacing w:before="20" w:after="20"/>
+              <w:rPr>
+                <w:lang w:val="es-CL" w:eastAsia="es-CL"/>
+              </w:rPr>
+            </w:pPr>
+            <w:r>
+              <w:rPr>
+                <w:rFonts w:asciiTheme="minorHAnsi" w:hAnsiTheme="minorHAnsi" w:cstheme="minorHAnsi"/>
+                <w:sz w:val="18"/>
+                <w:szCs w:val="18"/>
+                <w:lang w:val="es-CL" w:eastAsia="es-CL"/>
+              </w:rPr>
+              <w:t>HU18 Registrar el procesamiento de tarjas</w:t>
+            </w:r>
+          </w:p>
+        </w:tc>
+        <w:tc>
+          <w:tcPr>
+            <w:tcW w:w="898" w:type="dxa"/>
+          </w:tcPr>
+          <w:p>
+            <w:pPr>
+              <w:spacing w:before="20" w:after="20"/>
+              <w:rPr>
+                <w:lang w:val="es-CL" w:eastAsia="es-CL"/>
+              </w:rPr>
+            </w:pPr>
+            <w:r>
+              <w:rPr>
+                <w:rFonts w:asciiTheme="minorHAnsi" w:hAnsiTheme="minorHAnsi" w:cstheme="minorHAnsi"/>
+                <w:sz w:val="18"/>
+                <w:szCs w:val="18"/>
+                <w:lang w:val="es-CL" w:eastAsia="es-CL"/>
+              </w:rPr>
+              <w:t>E4</w:t>
+            </w:r>
+          </w:p>
+        </w:tc>
+        <w:tc>
+          <w:tcPr>
+            <w:tcW w:w="1264" w:type="dxa"/>
+          </w:tcPr>
+          <w:p>
+            <w:pPr>
+              <w:spacing w:before="20" w:after="20"/>
+              <w:rPr>
+                <w:lang w:val="es-CL" w:eastAsia="es-CL"/>
+              </w:rPr>
+            </w:pPr>
+            <w:r>
+              <w:rPr>
+                <w:rFonts w:asciiTheme="minorHAnsi" w:hAnsiTheme="minorHAnsi" w:cstheme="minorHAnsi"/>
+                <w:sz w:val="18"/>
+                <w:szCs w:val="18"/>
+                <w:lang w:val="es-CL" w:eastAsia="es-CL"/>
+              </w:rPr>
+              <w:t>5</w:t>
+            </w:r>
+          </w:p>
+        </w:tc>
+        <w:tc>
+          <w:tcPr>
+            <w:tcW w:w="1920" w:type="dxa"/>
+          </w:tcPr>
+          <w:p>
+            <w:pPr>
+              <w:spacing w:before="20" w:after="20"/>
+              <w:rPr>
+                <w:lang w:val="es-CL" w:eastAsia="es-CL"/>
+              </w:rPr>
+            </w:pPr>
+            <w:r>
+              <w:rPr>
+                <w:rFonts w:asciiTheme="minorHAnsi" w:hAnsiTheme="minorHAnsi" w:cstheme="minorHAnsi"/>
+                <w:sz w:val="18"/>
+                <w:szCs w:val="18"/>
+                <w:lang w:val="es-CL" w:eastAsia="es-CL"/>
+              </w:rPr>
+              <w:t>S13</w:t>
             </w:r>
           </w:p>
         </w:tc>
       </w:tr>
       <w:tr>
-        <w:tc>
-          <w:tcPr>
-            <w:cnfStyle w:val="001000000000" w:firstRow="0" w:lastRow="0" w:firstColumn="1" w:lastColumn="0" w:oddVBand="0" w:evenVBand="0" w:oddHBand="0" w:evenHBand="0" w:firstRowFirstColumn="0" w:firstRowLastColumn="0" w:lastRowFirstColumn="0" w:lastRowLastColumn="0"/>
-            <w:tcW w:w="6449" w:type="dxa"/>
-          </w:tcPr>
-          <w:p>
-            <w:pPr>
-              <w:rPr>
-                <w:lang w:val="es-ES" w:eastAsia="es-ES"/>
-              </w:rPr>
-            </w:pPr>
-            <w:r>
-              <w:rPr>
-                <w:rFonts w:cstheme="minorHAnsi"/>
-                <w:sz w:val="20"/>
-                <w:lang w:val="es-ES" w:eastAsia="es-ES"/>
-              </w:rPr>
-              <w:t>HU20 Editar una tarja después de impresa (E4)</w:t>
-            </w:r>
-          </w:p>
-        </w:tc>
-        <w:tc>
-          <w:tcPr>
-            <w:tcW w:w="1276" w:type="dxa"/>
-          </w:tcPr>
-          <w:p>
-            <w:pPr>
-              <w:cnfStyle w:val="000000000000" w:firstRow="0" w:lastRow="0" w:firstColumn="0" w:lastColumn="0" w:oddVBand="0" w:evenVBand="0" w:oddHBand="0" w:evenHBand="0" w:firstRowFirstColumn="0" w:firstRowLastColumn="0" w:lastRowFirstColumn="0" w:lastRowLastColumn="0"/>
-              <w:rPr>
-                <w:lang w:val="es-ES" w:eastAsia="es-ES"/>
-              </w:rPr>
-            </w:pPr>
-            <w:r>
-              <w:rPr>
-                <w:rFonts w:cstheme="minorHAnsi"/>
-                <w:sz w:val="20"/>
-                <w:lang w:val="es-ES" w:eastAsia="es-ES"/>
-              </w:rPr>
-              <w:t>8</w:t>
+        <w:trPr>
+          <w:cantSplit/>
+        </w:trPr>
+        <w:tc>
+          <w:tcPr>
+            <w:tcW w:w="1318" w:type="dxa"/>
+          </w:tcPr>
+          <w:p>
+            <w:pPr>
+              <w:spacing w:before="20" w:after="20"/>
+              <w:rPr>
+                <w:lang w:val="es-CL" w:eastAsia="es-CL"/>
+              </w:rPr>
+            </w:pPr>
+            <w:r>
+              <w:rPr>
+                <w:rFonts w:asciiTheme="minorHAnsi" w:hAnsiTheme="minorHAnsi" w:cstheme="minorHAnsi"/>
+                <w:sz w:val="18"/>
+                <w:szCs w:val="18"/>
+                <w:lang w:val="es-CL" w:eastAsia="es-CL"/>
+              </w:rPr>
+              <w:t>21</w:t>
+            </w:r>
+          </w:p>
+        </w:tc>
+        <w:tc>
+          <w:tcPr>
+            <w:tcW w:w="3438" w:type="dxa"/>
+          </w:tcPr>
+          <w:p>
+            <w:pPr>
+              <w:spacing w:before="20" w:after="20"/>
+              <w:rPr>
+                <w:lang w:val="es-CL" w:eastAsia="es-CL"/>
+              </w:rPr>
+            </w:pPr>
+            <w:r>
+              <w:rPr>
+                <w:rFonts w:asciiTheme="minorHAnsi" w:hAnsiTheme="minorHAnsi" w:cstheme="minorHAnsi"/>
+                <w:sz w:val="18"/>
+                <w:szCs w:val="18"/>
+                <w:lang w:val="es-CL" w:eastAsia="es-CL"/>
+              </w:rPr>
+              <w:t>HU19 Calcular el rendimiento y la merma</w:t>
+            </w:r>
+          </w:p>
+        </w:tc>
+        <w:tc>
+          <w:tcPr>
+            <w:tcW w:w="898" w:type="dxa"/>
+          </w:tcPr>
+          <w:p>
+            <w:pPr>
+              <w:spacing w:before="20" w:after="20"/>
+              <w:rPr>
+                <w:lang w:val="es-CL" w:eastAsia="es-CL"/>
+              </w:rPr>
+            </w:pPr>
+            <w:r>
+              <w:rPr>
+                <w:rFonts w:asciiTheme="minorHAnsi" w:hAnsiTheme="minorHAnsi" w:cstheme="minorHAnsi"/>
+                <w:sz w:val="18"/>
+                <w:szCs w:val="18"/>
+                <w:lang w:val="es-CL" w:eastAsia="es-CL"/>
+              </w:rPr>
+              <w:t>E4</w:t>
+            </w:r>
+          </w:p>
+        </w:tc>
+        <w:tc>
+          <w:tcPr>
+            <w:tcW w:w="1264" w:type="dxa"/>
+          </w:tcPr>
+          <w:p>
+            <w:pPr>
+              <w:spacing w:before="20" w:after="20"/>
+              <w:rPr>
+                <w:lang w:val="es-CL" w:eastAsia="es-CL"/>
+              </w:rPr>
+            </w:pPr>
+            <w:r>
+              <w:rPr>
+                <w:rFonts w:asciiTheme="minorHAnsi" w:hAnsiTheme="minorHAnsi" w:cstheme="minorHAnsi"/>
+                <w:sz w:val="18"/>
+                <w:szCs w:val="18"/>
+                <w:lang w:val="es-CL" w:eastAsia="es-CL"/>
+              </w:rPr>
+              <w:t>3</w:t>
+            </w:r>
+          </w:p>
+        </w:tc>
+        <w:tc>
+          <w:tcPr>
+            <w:tcW w:w="1920" w:type="dxa"/>
+          </w:tcPr>
+          <w:p>
+            <w:pPr>
+              <w:spacing w:before="20" w:after="20"/>
+              <w:rPr>
+                <w:lang w:val="es-CL" w:eastAsia="es-CL"/>
+              </w:rPr>
+            </w:pPr>
+            <w:r>
+              <w:rPr>
+                <w:rFonts w:asciiTheme="minorHAnsi" w:hAnsiTheme="minorHAnsi" w:cstheme="minorHAnsi"/>
+                <w:sz w:val="18"/>
+                <w:szCs w:val="18"/>
+                <w:lang w:val="es-CL" w:eastAsia="es-CL"/>
+              </w:rPr>
+              <w:t>S13</w:t>
             </w:r>
           </w:p>
         </w:tc>
       </w:tr>
       <w:tr>
-        <w:tc>
-          <w:tcPr>
-            <w:cnfStyle w:val="001000000000" w:firstRow="0" w:lastRow="0" w:firstColumn="1" w:lastColumn="0" w:oddVBand="0" w:evenVBand="0" w:oddHBand="0" w:evenHBand="0" w:firstRowFirstColumn="0" w:firstRowLastColumn="0" w:lastRowFirstColumn="0" w:lastRowLastColumn="0"/>
-            <w:tcW w:w="6449" w:type="dxa"/>
-          </w:tcPr>
-          <w:p>
-            <w:pPr>
-              <w:rPr>
-                <w:lang w:val="es-ES" w:eastAsia="es-ES"/>
-              </w:rPr>
-            </w:pPr>
-            <w:r>
-              <w:rPr>
-                <w:rFonts w:cstheme="minorHAnsi"/>
-                <w:sz w:val="20"/>
-                <w:lang w:val="es-ES" w:eastAsia="es-ES"/>
-              </w:rPr>
-              <w:t>HU22 Consultar la bitácora de auditoría (E4)</w:t>
-            </w:r>
-          </w:p>
-        </w:tc>
-        <w:tc>
-          <w:tcPr>
-            <w:tcW w:w="1276" w:type="dxa"/>
-          </w:tcPr>
-          <w:p>
-            <w:pPr>
-              <w:cnfStyle w:val="000000000000" w:firstRow="0" w:lastRow="0" w:firstColumn="0" w:lastColumn="0" w:oddVBand="0" w:evenVBand="0" w:oddHBand="0" w:evenHBand="0" w:firstRowFirstColumn="0" w:firstRowLastColumn="0" w:lastRowFirstColumn="0" w:lastRowLastColumn="0"/>
-              <w:rPr>
-                <w:lang w:val="es-ES" w:eastAsia="es-ES"/>
-              </w:rPr>
-            </w:pPr>
-            <w:r>
-              <w:rPr>
-                <w:rFonts w:cstheme="minorHAnsi"/>
-                <w:sz w:val="20"/>
-                <w:lang w:val="es-ES" w:eastAsia="es-ES"/>
-              </w:rPr>
-              <w:t>8</w:t>
+        <w:trPr>
+          <w:cantSplit/>
+        </w:trPr>
+        <w:tc>
+          <w:tcPr>
+            <w:tcW w:w="1318" w:type="dxa"/>
+          </w:tcPr>
+          <w:p>
+            <w:pPr>
+              <w:spacing w:before="20" w:after="20"/>
+              <w:rPr>
+                <w:lang w:val="es-CL" w:eastAsia="es-CL"/>
+              </w:rPr>
+            </w:pPr>
+            <w:r>
+              <w:rPr>
+                <w:rFonts w:asciiTheme="minorHAnsi" w:hAnsiTheme="minorHAnsi" w:cstheme="minorHAnsi"/>
+                <w:sz w:val="18"/>
+                <w:szCs w:val="18"/>
+                <w:lang w:val="es-CL" w:eastAsia="es-CL"/>
+              </w:rPr>
+              <w:t>22</w:t>
+            </w:r>
+          </w:p>
+        </w:tc>
+        <w:tc>
+          <w:tcPr>
+            <w:tcW w:w="3438" w:type="dxa"/>
+          </w:tcPr>
+          <w:p>
+            <w:pPr>
+              <w:spacing w:before="20" w:after="20"/>
+              <w:rPr>
+                <w:lang w:val="es-CL" w:eastAsia="es-CL"/>
+              </w:rPr>
+            </w:pPr>
+            <w:r>
+              <w:rPr>
+                <w:rFonts w:asciiTheme="minorHAnsi" w:hAnsiTheme="minorHAnsi" w:cstheme="minorHAnsi"/>
+                <w:sz w:val="18"/>
+                <w:szCs w:val="18"/>
+                <w:lang w:val="es-CL" w:eastAsia="es-CL"/>
+              </w:rPr>
+              <w:t>HU20 Editar una tarja después de impresa</w:t>
+            </w:r>
+          </w:p>
+        </w:tc>
+        <w:tc>
+          <w:tcPr>
+            <w:tcW w:w="898" w:type="dxa"/>
+          </w:tcPr>
+          <w:p>
+            <w:pPr>
+              <w:spacing w:before="20" w:after="20"/>
+              <w:rPr>
+                <w:lang w:val="es-CL" w:eastAsia="es-CL"/>
+              </w:rPr>
+            </w:pPr>
+            <w:r>
+              <w:rPr>
+                <w:rFonts w:asciiTheme="minorHAnsi" w:hAnsiTheme="minorHAnsi" w:cstheme="minorHAnsi"/>
+                <w:sz w:val="18"/>
+                <w:szCs w:val="18"/>
+                <w:lang w:val="es-CL" w:eastAsia="es-CL"/>
+              </w:rPr>
+              <w:t>E4</w:t>
+            </w:r>
+          </w:p>
+        </w:tc>
+        <w:tc>
+          <w:tcPr>
+            <w:tcW w:w="1264" w:type="dxa"/>
+          </w:tcPr>
+          <w:p>
+            <w:pPr>
+              <w:spacing w:before="20" w:after="20"/>
+              <w:rPr>
+                <w:lang w:val="es-CL" w:eastAsia="es-CL"/>
+              </w:rPr>
+            </w:pPr>
+            <w:r>
+              <w:rPr>
+                <w:rFonts w:asciiTheme="minorHAnsi" w:hAnsiTheme="minorHAnsi" w:cstheme="minorHAnsi"/>
+                <w:sz w:val="18"/>
+                <w:szCs w:val="18"/>
+                <w:lang w:val="es-CL" w:eastAsia="es-CL"/>
+              </w:rPr>
+              <w:t>5</w:t>
+            </w:r>
+          </w:p>
+        </w:tc>
+        <w:tc>
+          <w:tcPr>
+            <w:tcW w:w="1920" w:type="dxa"/>
+          </w:tcPr>
+          <w:p>
+            <w:pPr>
+              <w:spacing w:before="20" w:after="20"/>
+              <w:rPr>
+                <w:lang w:val="es-CL" w:eastAsia="es-CL"/>
+              </w:rPr>
+            </w:pPr>
+            <w:r>
+              <w:rPr>
+                <w:rFonts w:asciiTheme="minorHAnsi" w:hAnsiTheme="minorHAnsi" w:cstheme="minorHAnsi"/>
+                <w:sz w:val="18"/>
+                <w:szCs w:val="18"/>
+                <w:lang w:val="es-CL" w:eastAsia="es-CL"/>
+              </w:rPr>
+              <w:t>S14</w:t>
             </w:r>
           </w:p>
         </w:tc>
       </w:tr>
       <w:tr>
-        <w:tc>
-          <w:tcPr>
-            <w:cnfStyle w:val="001000000000" w:firstRow="0" w:lastRow="0" w:firstColumn="1" w:lastColumn="0" w:oddVBand="0" w:evenVBand="0" w:oddHBand="0" w:evenHBand="0" w:firstRowFirstColumn="0" w:firstRowLastColumn="0" w:lastRowFirstColumn="0" w:lastRowLastColumn="0"/>
-            <w:tcW w:w="6449" w:type="dxa"/>
-          </w:tcPr>
-          <w:p>
-            <w:pPr>
-              <w:rPr>
-                <w:lang w:val="es-ES" w:eastAsia="es-ES"/>
-              </w:rPr>
-            </w:pPr>
-            <w:r>
-              <w:rPr>
-                <w:rFonts w:cstheme="minorHAnsi"/>
-                <w:sz w:val="20"/>
-                <w:lang w:val="es-ES" w:eastAsia="es-ES"/>
-              </w:rPr>
-              <w:t>HU23 Consultar la trazabilidad de una tarja (E4)</w:t>
-            </w:r>
-          </w:p>
-        </w:tc>
-        <w:tc>
-          <w:tcPr>
-            <w:tcW w:w="1276" w:type="dxa"/>
-          </w:tcPr>
-          <w:p>
-            <w:pPr>
-              <w:cnfStyle w:val="000000000000" w:firstRow="0" w:lastRow="0" w:firstColumn="0" w:lastColumn="0" w:oddVBand="0" w:evenVBand="0" w:oddHBand="0" w:evenHBand="0" w:firstRowFirstColumn="0" w:firstRowLastColumn="0" w:lastRowFirstColumn="0" w:lastRowLastColumn="0"/>
-              <w:rPr>
-                <w:lang w:val="es-ES" w:eastAsia="es-ES"/>
-              </w:rPr>
-            </w:pPr>
-            <w:r>
-              <w:rPr>
-                <w:rFonts w:cstheme="minorHAnsi"/>
-                <w:sz w:val="20"/>
-                <w:lang w:val="es-ES" w:eastAsia="es-ES"/>
-              </w:rPr>
-              <w:t>8</w:t>
+        <w:trPr>
+          <w:cantSplit/>
+        </w:trPr>
+        <w:tc>
+          <w:tcPr>
+            <w:tcW w:w="1318" w:type="dxa"/>
+          </w:tcPr>
+          <w:p>
+            <w:pPr>
+              <w:spacing w:before="20" w:after="20"/>
+              <w:rPr>
+                <w:lang w:val="es-CL" w:eastAsia="es-CL"/>
+              </w:rPr>
+            </w:pPr>
+            <w:r>
+              <w:rPr>
+                <w:rFonts w:asciiTheme="minorHAnsi" w:hAnsiTheme="minorHAnsi" w:cstheme="minorHAnsi"/>
+                <w:sz w:val="18"/>
+                <w:szCs w:val="18"/>
+                <w:lang w:val="es-CL" w:eastAsia="es-CL"/>
+              </w:rPr>
+              <w:t>23</w:t>
+            </w:r>
+          </w:p>
+        </w:tc>
+        <w:tc>
+          <w:tcPr>
+            <w:tcW w:w="3438" w:type="dxa"/>
+          </w:tcPr>
+          <w:p>
+            <w:pPr>
+              <w:spacing w:before="20" w:after="20"/>
+              <w:rPr>
+                <w:lang w:val="es-CL" w:eastAsia="es-CL"/>
+              </w:rPr>
+            </w:pPr>
+            <w:r>
+              <w:rPr>
+                <w:rFonts w:asciiTheme="minorHAnsi" w:hAnsiTheme="minorHAnsi" w:cstheme="minorHAnsi"/>
+                <w:sz w:val="18"/>
+                <w:szCs w:val="18"/>
+                <w:lang w:val="es-CL" w:eastAsia="es-CL"/>
+              </w:rPr>
+              <w:t>HU22 Consultar la bitácora de auditoría</w:t>
+            </w:r>
+          </w:p>
+        </w:tc>
+        <w:tc>
+          <w:tcPr>
+            <w:tcW w:w="898" w:type="dxa"/>
+          </w:tcPr>
+          <w:p>
+            <w:pPr>
+              <w:spacing w:before="20" w:after="20"/>
+              <w:rPr>
+                <w:lang w:val="es-CL" w:eastAsia="es-CL"/>
+              </w:rPr>
+            </w:pPr>
+            <w:r>
+              <w:rPr>
+                <w:rFonts w:asciiTheme="minorHAnsi" w:hAnsiTheme="minorHAnsi" w:cstheme="minorHAnsi"/>
+                <w:sz w:val="18"/>
+                <w:szCs w:val="18"/>
+                <w:lang w:val="es-CL" w:eastAsia="es-CL"/>
+              </w:rPr>
+              <w:t>E4</w:t>
+            </w:r>
+          </w:p>
+        </w:tc>
+        <w:tc>
+          <w:tcPr>
+            <w:tcW w:w="1264" w:type="dxa"/>
+          </w:tcPr>
+          <w:p>
+            <w:pPr>
+              <w:spacing w:before="20" w:after="20"/>
+              <w:rPr>
+                <w:lang w:val="es-CL" w:eastAsia="es-CL"/>
+              </w:rPr>
+            </w:pPr>
+            <w:r>
+              <w:rPr>
+                <w:rFonts w:asciiTheme="minorHAnsi" w:hAnsiTheme="minorHAnsi" w:cstheme="minorHAnsi"/>
+                <w:sz w:val="18"/>
+                <w:szCs w:val="18"/>
+                <w:lang w:val="es-CL" w:eastAsia="es-CL"/>
+              </w:rPr>
+              <w:t>3</w:t>
+            </w:r>
+          </w:p>
+        </w:tc>
+        <w:tc>
+          <w:tcPr>
+            <w:tcW w:w="1920" w:type="dxa"/>
+          </w:tcPr>
+          <w:p>
+            <w:pPr>
+              <w:spacing w:before="20" w:after="20"/>
+              <w:rPr>
+                <w:lang w:val="es-CL" w:eastAsia="es-CL"/>
+              </w:rPr>
+            </w:pPr>
+            <w:r>
+              <w:rPr>
+                <w:rFonts w:asciiTheme="minorHAnsi" w:hAnsiTheme="minorHAnsi" w:cstheme="minorHAnsi"/>
+                <w:sz w:val="18"/>
+                <w:szCs w:val="18"/>
+                <w:lang w:val="es-CL" w:eastAsia="es-CL"/>
+              </w:rPr>
+              <w:t>S14</w:t>
             </w:r>
           </w:p>
         </w:tc>
       </w:tr>
       <w:tr>
-        <w:tc>
-          <w:tcPr>
-            <w:cnfStyle w:val="001000000000" w:firstRow="0" w:lastRow="0" w:firstColumn="1" w:lastColumn="0" w:oddVBand="0" w:evenVBand="0" w:oddHBand="0" w:evenHBand="0" w:firstRowFirstColumn="0" w:firstRowLastColumn="0" w:lastRowFirstColumn="0" w:lastRowLastColumn="0"/>
-            <w:tcW w:w="6449" w:type="dxa"/>
-          </w:tcPr>
-          <w:p>
-            <w:pPr>
-              <w:rPr>
-                <w:lang w:val="es-ES" w:eastAsia="es-ES"/>
-              </w:rPr>
-            </w:pPr>
-            <w:r>
-              <w:rPr>
-                <w:rFonts w:cstheme="minorHAnsi"/>
-                <w:sz w:val="20"/>
-                <w:lang w:val="es-ES" w:eastAsia="es-ES"/>
-              </w:rPr>
-              <w:t>HU24 Anular una tarja de recepción (E3)</w:t>
-            </w:r>
-          </w:p>
-        </w:tc>
-        <w:tc>
-          <w:tcPr>
-            <w:tcW w:w="1276" w:type="dxa"/>
-          </w:tcPr>
-          <w:p>
-            <w:pPr>
-              <w:cnfStyle w:val="000000000000" w:firstRow="0" w:lastRow="0" w:firstColumn="0" w:lastColumn="0" w:oddVBand="0" w:evenVBand="0" w:oddHBand="0" w:evenHBand="0" w:firstRowFirstColumn="0" w:firstRowLastColumn="0" w:lastRowFirstColumn="0" w:lastRowLastColumn="0"/>
-              <w:rPr>
-                <w:lang w:val="es-ES" w:eastAsia="es-ES"/>
-              </w:rPr>
-            </w:pPr>
-            <w:r>
-              <w:rPr>
-                <w:rFonts w:cstheme="minorHAnsi"/>
-                <w:sz w:val="20"/>
-                <w:lang w:val="es-ES" w:eastAsia="es-ES"/>
-              </w:rPr>
-              <w:t>Por definir</w:t>
+        <w:trPr>
+          <w:cantSplit/>
+        </w:trPr>
+        <w:tc>
+          <w:tcPr>
+            <w:tcW w:w="1318" w:type="dxa"/>
+          </w:tcPr>
+          <w:p>
+            <w:pPr>
+              <w:spacing w:before="20" w:after="20"/>
+              <w:rPr>
+                <w:lang w:val="es-CL" w:eastAsia="es-CL"/>
+              </w:rPr>
+            </w:pPr>
+            <w:r>
+              <w:rPr>
+                <w:rFonts w:asciiTheme="minorHAnsi" w:hAnsiTheme="minorHAnsi" w:cstheme="minorHAnsi"/>
+                <w:sz w:val="18"/>
+                <w:szCs w:val="18"/>
+                <w:lang w:val="es-CL" w:eastAsia="es-CL"/>
+              </w:rPr>
+              <w:t>24</w:t>
+            </w:r>
+          </w:p>
+        </w:tc>
+        <w:tc>
+          <w:tcPr>
+            <w:tcW w:w="3438" w:type="dxa"/>
+          </w:tcPr>
+          <w:p>
+            <w:pPr>
+              <w:spacing w:before="20" w:after="20"/>
+              <w:rPr>
+                <w:lang w:val="es-CL" w:eastAsia="es-CL"/>
+              </w:rPr>
+            </w:pPr>
+            <w:r>
+              <w:rPr>
+                <w:rFonts w:asciiTheme="minorHAnsi" w:hAnsiTheme="minorHAnsi" w:cstheme="minorHAnsi"/>
+                <w:sz w:val="18"/>
+                <w:szCs w:val="18"/>
+                <w:lang w:val="es-CL" w:eastAsia="es-CL"/>
+              </w:rPr>
+              <w:t>HU23 Consultar la trazabilidad de una tarja</w:t>
+            </w:r>
+          </w:p>
+        </w:tc>
+        <w:tc>
+          <w:tcPr>
+            <w:tcW w:w="898" w:type="dxa"/>
+          </w:tcPr>
+          <w:p>
+            <w:pPr>
+              <w:spacing w:before="20" w:after="20"/>
+              <w:rPr>
+                <w:lang w:val="es-CL" w:eastAsia="es-CL"/>
+              </w:rPr>
+            </w:pPr>
+            <w:r>
+              <w:rPr>
+                <w:rFonts w:asciiTheme="minorHAnsi" w:hAnsiTheme="minorHAnsi" w:cstheme="minorHAnsi"/>
+                <w:sz w:val="18"/>
+                <w:szCs w:val="18"/>
+                <w:lang w:val="es-CL" w:eastAsia="es-CL"/>
+              </w:rPr>
+              <w:t>E4</w:t>
+            </w:r>
+          </w:p>
+        </w:tc>
+        <w:tc>
+          <w:tcPr>
+            <w:tcW w:w="1264" w:type="dxa"/>
+          </w:tcPr>
+          <w:p>
+            <w:pPr>
+              <w:spacing w:before="20" w:after="20"/>
+              <w:rPr>
+                <w:lang w:val="es-CL" w:eastAsia="es-CL"/>
+              </w:rPr>
+            </w:pPr>
+            <w:r>
+              <w:rPr>
+                <w:rFonts w:asciiTheme="minorHAnsi" w:hAnsiTheme="minorHAnsi" w:cstheme="minorHAnsi"/>
+                <w:sz w:val="18"/>
+                <w:szCs w:val="18"/>
+                <w:lang w:val="es-CL" w:eastAsia="es-CL"/>
+              </w:rPr>
+              <w:t>5</w:t>
+            </w:r>
+          </w:p>
+        </w:tc>
+        <w:tc>
+          <w:tcPr>
+            <w:tcW w:w="1920" w:type="dxa"/>
+          </w:tcPr>
+          <w:p>
+            <w:pPr>
+              <w:spacing w:before="20" w:after="20"/>
+              <w:rPr>
+                <w:lang w:val="es-CL" w:eastAsia="es-CL"/>
+              </w:rPr>
+            </w:pPr>
+            <w:r>
+              <w:rPr>
+                <w:rFonts w:asciiTheme="minorHAnsi" w:hAnsiTheme="minorHAnsi" w:cstheme="minorHAnsi"/>
+                <w:sz w:val="18"/>
+                <w:szCs w:val="18"/>
+                <w:lang w:val="es-CL" w:eastAsia="es-CL"/>
+              </w:rPr>
+              <w:t>S14</w:t>
             </w:r>
           </w:p>
         </w:tc>
       </w:tr>
       <w:tr>
-        <w:tc>
-          <w:tcPr>
-            <w:cnfStyle w:val="001000000000" w:firstRow="0" w:lastRow="0" w:firstColumn="1" w:lastColumn="0" w:oddVBand="0" w:evenVBand="0" w:oddHBand="0" w:evenHBand="0" w:firstRowFirstColumn="0" w:firstRowLastColumn="0" w:lastRowFirstColumn="0" w:lastRowLastColumn="0"/>
-            <w:tcW w:w="6449" w:type="dxa"/>
-          </w:tcPr>
-          <w:p>
-            <w:pPr>
-              <w:rPr>
-                <w:lang w:val="es-ES" w:eastAsia="es-ES"/>
-              </w:rPr>
-            </w:pPr>
-            <w:r>
-              <w:rPr>
-                <w:rFonts w:cstheme="minorHAnsi"/>
-                <w:sz w:val="20"/>
-                <w:lang w:val="es-ES" w:eastAsia="es-ES"/>
-              </w:rPr>
-              <w:t>HU25 Anular un proceso (E4)</w:t>
-            </w:r>
-          </w:p>
-        </w:tc>
-        <w:tc>
-          <w:tcPr>
-            <w:tcW w:w="1276" w:type="dxa"/>
-          </w:tcPr>
-          <w:p>
-            <w:pPr>
-              <w:cnfStyle w:val="000000000000" w:firstRow="0" w:lastRow="0" w:firstColumn="0" w:lastColumn="0" w:oddVBand="0" w:evenVBand="0" w:oddHBand="0" w:evenHBand="0" w:firstRowFirstColumn="0" w:firstRowLastColumn="0" w:lastRowFirstColumn="0" w:lastRowLastColumn="0"/>
-              <w:rPr>
-                <w:lang w:val="es-ES" w:eastAsia="es-ES"/>
-              </w:rPr>
-            </w:pPr>
-            <w:r>
-              <w:rPr>
-                <w:rFonts w:cstheme="minorHAnsi"/>
-                <w:sz w:val="20"/>
-                <w:lang w:val="es-ES" w:eastAsia="es-ES"/>
-              </w:rPr>
-              <w:t>Por definir</w:t>
+        <w:trPr>
+          <w:cantSplit/>
+        </w:trPr>
+        <w:tc>
+          <w:tcPr>
+            <w:tcW w:w="1318" w:type="dxa"/>
+          </w:tcPr>
+          <w:p>
+            <w:pPr>
+              <w:spacing w:before="20" w:after="20"/>
+              <w:rPr>
+                <w:lang w:val="es-CL" w:eastAsia="es-CL"/>
+              </w:rPr>
+            </w:pPr>
+            <w:r>
+              <w:rPr>
+                <w:rFonts w:asciiTheme="minorHAnsi" w:hAnsiTheme="minorHAnsi" w:cstheme="minorHAnsi"/>
+                <w:sz w:val="18"/>
+                <w:szCs w:val="18"/>
+                <w:lang w:val="es-CL" w:eastAsia="es-CL"/>
+              </w:rPr>
+              <w:t>25</w:t>
+            </w:r>
+          </w:p>
+        </w:tc>
+        <w:tc>
+          <w:tcPr>
+            <w:tcW w:w="3438" w:type="dxa"/>
+          </w:tcPr>
+          <w:p>
+            <w:pPr>
+              <w:spacing w:before="20" w:after="20"/>
+              <w:rPr>
+                <w:lang w:val="es-CL" w:eastAsia="es-CL"/>
+              </w:rPr>
+            </w:pPr>
+            <w:r>
+              <w:rPr>
+                <w:rFonts w:asciiTheme="minorHAnsi" w:hAnsiTheme="minorHAnsi" w:cstheme="minorHAnsi"/>
+                <w:sz w:val="18"/>
+                <w:szCs w:val="18"/>
+                <w:lang w:val="es-CL" w:eastAsia="es-CL"/>
+              </w:rPr>
+              <w:t>HU25 Anular un proceso</w:t>
+            </w:r>
+          </w:p>
+        </w:tc>
+        <w:tc>
+          <w:tcPr>
+            <w:tcW w:w="898" w:type="dxa"/>
+          </w:tcPr>
+          <w:p>
+            <w:pPr>
+              <w:spacing w:before="20" w:after="20"/>
+              <w:rPr>
+                <w:lang w:val="es-CL" w:eastAsia="es-CL"/>
+              </w:rPr>
+            </w:pPr>
+            <w:r>
+              <w:rPr>
+                <w:rFonts w:asciiTheme="minorHAnsi" w:hAnsiTheme="minorHAnsi" w:cstheme="minorHAnsi"/>
+                <w:sz w:val="18"/>
+                <w:szCs w:val="18"/>
+                <w:lang w:val="es-CL" w:eastAsia="es-CL"/>
+              </w:rPr>
+              <w:t>E4</w:t>
+            </w:r>
+          </w:p>
+        </w:tc>
+        <w:tc>
+          <w:tcPr>
+            <w:tcW w:w="1264" w:type="dxa"/>
+          </w:tcPr>
+          <w:p>
+            <w:pPr>
+              <w:spacing w:before="20" w:after="20"/>
+              <w:rPr>
+                <w:lang w:val="es-CL" w:eastAsia="es-CL"/>
+              </w:rPr>
+            </w:pPr>
+            <w:r>
+              <w:rPr>
+                <w:rFonts w:asciiTheme="minorHAnsi" w:hAnsiTheme="minorHAnsi" w:cstheme="minorHAnsi"/>
+                <w:sz w:val="18"/>
+                <w:szCs w:val="18"/>
+                <w:lang w:val="es-CL" w:eastAsia="es-CL"/>
+              </w:rPr>
+              <w:t>Por estimar</w:t>
+            </w:r>
+          </w:p>
+        </w:tc>
+        <w:tc>
+          <w:tcPr>
+            <w:tcW w:w="1920" w:type="dxa"/>
+          </w:tcPr>
+          <w:p>
+            <w:pPr>
+              <w:spacing w:before="20" w:after="20"/>
+              <w:rPr>
+                <w:lang w:val="es-CL" w:eastAsia="es-CL"/>
+              </w:rPr>
+            </w:pPr>
+            <w:r>
+              <w:rPr>
+                <w:rFonts w:asciiTheme="minorHAnsi" w:hAnsiTheme="minorHAnsi" w:cstheme="minorHAnsi"/>
+                <w:sz w:val="18"/>
+                <w:szCs w:val="18"/>
+                <w:lang w:val="es-CL" w:eastAsia="es-CL"/>
+              </w:rPr>
+              <w:t>S14</w:t>
             </w:r>
           </w:p>
         </w:tc>
       </w:tr>
     </w:tbl>
+    <w:p>
+      <w:pPr>
+        <w:spacing w:after="0"/>
+        <w:rPr>
+          <w:lang w:val="es-CL" w:eastAsia="es-CL"/>
+        </w:rPr>
+      </w:pPr>
+    </w:p>
+    <w:p>
+      <w:pPr>
+        <w:jc w:val="both"/>
+        <w:rPr>
+          <w:lang w:val="es-CL" w:eastAsia="es-CL"/>
+        </w:rPr>
+      </w:pPr>
+      <w:r>
+        <w:rPr>
+          <w:rFonts w:cstheme="minorHAnsi"/>
+          <w:lang w:val="es-CL" w:eastAsia="es-CL"/>
+        </w:rPr>
+        <w:t>Carga planificada por semana: S9 = 10, S10 = 9, S11 = 14, S12 = 11 más HU24, S13 = 8 y S14 = 13 más HU25 Story Points; total de 84 SP, sin contar HU24 y HU25.</w:t>
+      </w:r>
+    </w:p>
     <w:p>
       <w:pPr>
         <w:rPr>
@@ -12768,6 +14816,7 @@
     <w:rsid w:val="00230D02"/>
     <w:rsid w:val="00252686"/>
     <w:rsid w:val="002835FC"/>
+    <w:rsid w:val="00295E2B"/>
     <w:rsid w:val="002C06A7"/>
     <w:rsid w:val="004F7F49"/>
     <w:rsid w:val="0057410B"/>
@@ -12777,6 +14826,7 @@
     <w:rsid w:val="00687CD9"/>
     <w:rsid w:val="006E2FCC"/>
     <w:rsid w:val="00704192"/>
+    <w:rsid w:val="007C1203"/>
     <w:rsid w:val="00825B36"/>
     <w:rsid w:val="008878A6"/>
     <w:rsid w:val="009007E1"/>
@@ -13533,7 +15583,7 @@
 
 <file path=customXml/item1.xml><?xml version="1.0" encoding="utf-8"?>
 <CoverPageProperties xmlns="http://schemas.microsoft.com/office/2006/coverPageProps">
-  <PublishDate>2026-10-04T00:00:00</PublishDate>
+  <PublishDate>2026-10-17T00:00:00</PublishDate>
   <Abstract> Product Backlog</Abstract>
   <CompanyAddress/>
   <CompanyPhone/>
@@ -13760,7 +15810,12 @@
 </file>
 
 <file path=customXml/item3.xml><?xml version="1.0" encoding="utf-8"?>
-<b:Sources xmlns:b="http://schemas.openxmlformats.org/officeDocument/2006/bibliography" xmlns="http://schemas.openxmlformats.org/officeDocument/2006/bibliography" SelectedStyle="\APA.XSL" StyleName="APA"/>
+<?mso-contentType ?>
+<FormTemplates xmlns="http://schemas.microsoft.com/sharepoint/v3/contenttype/forms">
+  <Display>DocumentLibraryForm</Display>
+  <Edit>DocumentLibraryForm</Edit>
+  <New>DocumentLibraryForm</New>
+</FormTemplates>
 </file>
 
 <file path=customXml/item4.xml><?xml version="1.0" encoding="utf-8"?>
@@ -13774,12 +15829,7 @@
 </file>
 
 <file path=customXml/item5.xml><?xml version="1.0" encoding="utf-8"?>
-<?mso-contentType ?>
-<FormTemplates xmlns="http://schemas.microsoft.com/sharepoint/v3/contenttype/forms">
-  <Display>DocumentLibraryForm</Display>
-  <Edit>DocumentLibraryForm</Edit>
-  <New>DocumentLibraryForm</New>
-</FormTemplates>
+<b:Sources xmlns:b="http://schemas.openxmlformats.org/officeDocument/2006/bibliography" xmlns="http://schemas.openxmlformats.org/officeDocument/2006/bibliography" SelectedStyle="\APA.XSL" StyleName="APA"/>
 </file>
 
 <file path=customXml/itemProps1.xml><?xml version="1.0" encoding="utf-8"?>
@@ -13810,9 +15860,9 @@
 </file>
 
 <file path=customXml/itemProps3.xml><?xml version="1.0" encoding="utf-8"?>
-<ds:datastoreItem xmlns:ds="http://schemas.openxmlformats.org/officeDocument/2006/customXml" ds:itemID="{BD6EC776-6679-4C69-98E3-6D068EA0A3C9}">
+<ds:datastoreItem xmlns:ds="http://schemas.openxmlformats.org/officeDocument/2006/customXml" ds:itemID="{EE9AAF0E-D63F-459F-A0FB-CDCE9F728F33}">
   <ds:schemaRefs>
-    <ds:schemaRef ds:uri="http://schemas.openxmlformats.org/officeDocument/2006/bibliography"/>
+    <ds:schemaRef ds:uri="http://schemas.microsoft.com/sharepoint/v3/contenttype/forms"/>
   </ds:schemaRefs>
 </ds:datastoreItem>
 </file>
@@ -13828,9 +15878,9 @@
 </file>
 
 <file path=customXml/itemProps5.xml><?xml version="1.0" encoding="utf-8"?>
-<ds:datastoreItem xmlns:ds="http://schemas.openxmlformats.org/officeDocument/2006/customXml" ds:itemID="{EE9AAF0E-D63F-459F-A0FB-CDCE9F728F33}">
+<ds:datastoreItem xmlns:ds="http://schemas.openxmlformats.org/officeDocument/2006/customXml" ds:itemID="{BD6EC776-6679-4C69-98E3-6D068EA0A3C9}">
   <ds:schemaRefs>
-    <ds:schemaRef ds:uri="http://schemas.microsoft.com/sharepoint/v3/contenttype/forms"/>
+    <ds:schemaRef ds:uri="http://schemas.openxmlformats.org/officeDocument/2006/bibliography"/>
   </ds:schemaRefs>
 </ds:datastoreItem>
 </file>
--- a/Fase 2/Evidencias Proyecto (version Agil)/Documento 02- Product Backlog.docx
+++ b/Fase 2/Evidencias Proyecto (version Agil)/Documento 02- Product Backlog.docx
@@ -5068,59 +5068,62 @@
     </w:p>
     <w:p>
       <w:pPr>
-        <w:pStyle w:val="Ttulo2"/>
-      </w:pPr>
-      <w:bookmarkStart w:id="10" w:name="_Toc243155767"/>
-      <w:r>
-        <w:t>HU08 — Gestionar especies y variedades (E2)</w:t>
-      </w:r>
-      <w:bookmarkEnd w:id="10"/>
-    </w:p>
-    <w:p>
-      <w:pPr>
-        <w:pStyle w:val="Ttulo3"/>
-      </w:pPr>
-      <w:r>
-        <w:t>Definición</w:t>
-      </w:r>
-    </w:p>
-    <w:p>
-      <w:pPr>
-        <w:rPr>
-          <w:lang w:val="es-ES" w:eastAsia="es-ES"/>
-        </w:rPr>
-      </w:pPr>
-      <w:r>
-        <w:rPr>
-          <w:lang w:val="es-ES" w:eastAsia="es-ES"/>
-        </w:rPr>
-        <w:t>Como administrador quiero mantener las especies y sus variedades para clasificar correctamente la fruta recibida.</w:t>
-      </w:r>
-    </w:p>
-    <w:p>
-      <w:pPr>
-        <w:pStyle w:val="Ttulo3"/>
-      </w:pPr>
-      <w:r>
-        <w:t>Criterios de Aceptación</w:t>
-      </w:r>
-    </w:p>
-    <w:p>
-      <w:pPr>
         <w:pStyle w:val="Prrafodelista"/>
         <w:numPr>
           <w:ilvl w:val="0"/>
           <w:numId w:val="14"/>
         </w:numPr>
         <w:rPr>
-          <w:lang w:val="es-ES" w:eastAsia="es-ES"/>
-        </w:rPr>
-      </w:pPr>
-      <w:r>
-        <w:rPr>
-          <w:lang w:val="es-ES" w:eastAsia="es-ES"/>
-        </w:rPr>
-        <w:t>Cada variedad pertenece a una sola especie.</w:t>
+          <w:ins w:id="9101" w:author="Alejandro Rodríguez" w:date="2026-10-31T12:00:00Z"/>
+          <w:lang w:val="es-ES" w:eastAsia="es-ES"/>
+        </w:rPr>
+      </w:pPr>
+      <w:ins w:id="9102" w:author="Alejandro Rodríguez" w:date="2026-10-31T12:00:00Z">
+        <w:r>
+          <w:rPr>
+            <w:lang w:val="es-ES" w:eastAsia="es-ES"/>
+          </w:rPr>
+          <w:t xml:space="preserve">Cada productor tiene un código correlativo único, asignado por el sistema, que no se reutiliza (decisión del 31/10/2026; se agrega al inicio de E3).</w:t>
+        </w:r>
+      </w:ins>
+    </w:p>
+    <w:p>
+      <w:pPr>
+        <w:pStyle w:val="Ttulo2"/>
+      </w:pPr>
+      <w:bookmarkStart w:id="10" w:name="_Toc243155767"/>
+      <w:r>
+        <w:t>HU08 — Gestionar especies y variedades (E2)</w:t>
+      </w:r>
+      <w:bookmarkEnd w:id="10"/>
+    </w:p>
+    <w:p>
+      <w:pPr>
+        <w:pStyle w:val="Ttulo3"/>
+      </w:pPr>
+      <w:r>
+        <w:t>Definición</w:t>
+      </w:r>
+    </w:p>
+    <w:p>
+      <w:pPr>
+        <w:rPr>
+          <w:lang w:val="es-ES" w:eastAsia="es-ES"/>
+        </w:rPr>
+      </w:pPr>
+      <w:r>
+        <w:rPr>
+          <w:lang w:val="es-ES" w:eastAsia="es-ES"/>
+        </w:rPr>
+        <w:t>Como administrador quiero mantener las especies y sus variedades para clasificar correctamente la fruta recibida.</w:t>
+      </w:r>
+    </w:p>
+    <w:p>
+      <w:pPr>
+        <w:pStyle w:val="Ttulo3"/>
+      </w:pPr>
+      <w:r>
+        <w:t>Criterios de Aceptación</w:t>
       </w:r>
     </w:p>
     <w:p>
@@ -5138,7 +5141,7 @@
         <w:rPr>
           <w:lang w:val="es-ES" w:eastAsia="es-ES"/>
         </w:rPr>
-        <w:t>No se repite el nombre de una especie ni el de una variedad dentro de la misma especie.</w:t>
+        <w:t>Cada variedad pertenece a una sola especie.</w:t>
       </w:r>
     </w:p>
     <w:p>
@@ -5156,46 +5159,7 @@
         <w:rPr>
           <w:lang w:val="es-ES" w:eastAsia="es-ES"/>
         </w:rPr>
-        <w:t>No se puede desactivar una especie que tenga variedades activas.</w:t>
-      </w:r>
-    </w:p>
-    <w:p>
-      <w:pPr>
-        <w:pStyle w:val="Ttulo2"/>
-      </w:pPr>
-      <w:bookmarkStart w:id="11" w:name="_Toc243155768"/>
-      <w:r>
-        <w:t>HU09 — Gestionar calidades y sistemas productivos (E2)</w:t>
-      </w:r>
-      <w:bookmarkEnd w:id="11"/>
-    </w:p>
-    <w:p>
-      <w:pPr>
-        <w:pStyle w:val="Ttulo3"/>
-      </w:pPr>
-      <w:r>
-        <w:t>Definición</w:t>
-      </w:r>
-    </w:p>
-    <w:p>
-      <w:pPr>
-        <w:rPr>
-          <w:lang w:val="es-ES" w:eastAsia="es-ES"/>
-        </w:rPr>
-      </w:pPr>
-      <w:r>
-        <w:rPr>
-          <w:lang w:val="es-ES" w:eastAsia="es-ES"/>
-        </w:rPr>
-        <w:t>Como administrador quiero mantener los catálogos de calidades y de sistemas productivos para clasificar las tarjas según la calidad de la fruta y su forma de producción.</w:t>
-      </w:r>
-    </w:p>
-    <w:p>
-      <w:pPr>
-        <w:pStyle w:val="Ttulo3"/>
-      </w:pPr>
-      <w:r>
-        <w:t>Criterios de Aceptación</w:t>
+        <w:t>No se repite el nombre de una especie ni el de una variedad dentro de la misma especie.</w:t>
       </w:r>
     </w:p>
     <w:p>
@@ -5213,7 +5177,46 @@
         <w:rPr>
           <w:lang w:val="es-ES" w:eastAsia="es-ES"/>
         </w:rPr>
-        <w:t>No se permiten nombres repetidos dentro de cada catálogo.</w:t>
+        <w:t>No se puede desactivar una especie que tenga variedades activas.</w:t>
+      </w:r>
+    </w:p>
+    <w:p>
+      <w:pPr>
+        <w:pStyle w:val="Ttulo2"/>
+      </w:pPr>
+      <w:bookmarkStart w:id="11" w:name="_Toc243155768"/>
+      <w:r>
+        <w:t>HU09 — Gestionar calidades y sistemas productivos (E2)</w:t>
+      </w:r>
+      <w:bookmarkEnd w:id="11"/>
+    </w:p>
+    <w:p>
+      <w:pPr>
+        <w:pStyle w:val="Ttulo3"/>
+      </w:pPr>
+      <w:r>
+        <w:t>Definición</w:t>
+      </w:r>
+    </w:p>
+    <w:p>
+      <w:pPr>
+        <w:rPr>
+          <w:lang w:val="es-ES" w:eastAsia="es-ES"/>
+        </w:rPr>
+      </w:pPr>
+      <w:r>
+        <w:rPr>
+          <w:lang w:val="es-ES" w:eastAsia="es-ES"/>
+        </w:rPr>
+        <w:t>Como administrador quiero mantener los catálogos de calidades y de sistemas productivos para clasificar las tarjas según la calidad de la fruta y su forma de producción.</w:t>
+      </w:r>
+    </w:p>
+    <w:p>
+      <w:pPr>
+        <w:pStyle w:val="Ttulo3"/>
+      </w:pPr>
+      <w:r>
+        <w:t>Criterios de Aceptación</w:t>
       </w:r>
     </w:p>
     <w:p>
@@ -5231,47 +5234,7 @@
         <w:rPr>
           <w:lang w:val="es-ES" w:eastAsia="es-ES"/>
         </w:rPr>
-        <w:t>Una calidad o un sistema productivo desactivado no se ofrece en recepción, pero se conserva en las tarjas antiguas.</w:t>
-      </w:r>
-    </w:p>
-    <w:p>
-      <w:pPr>
-        <w:pStyle w:val="Ttulo2"/>
-      </w:pPr>
-      <w:bookmarkStart w:id="12" w:name="_Toc243155769"/>
-      <w:r>
-        <w:t>HU10 — Gestionar tipos de bandeja y embalajes (E2)</w:t>
-      </w:r>
-      <w:bookmarkEnd w:id="12"/>
-    </w:p>
-    <w:p>
-      <w:pPr>
-        <w:pStyle w:val="Ttulo3"/>
-      </w:pPr>
-      <w:r>
-        <w:t>Definición</w:t>
-      </w:r>
-    </w:p>
-    <w:p>
-      <w:pPr>
-        <w:rPr>
-          <w:lang w:val="es-ES" w:eastAsia="es-ES"/>
-        </w:rPr>
-      </w:pPr>
-      <w:r>
-        <w:rPr>
-          <w:lang w:val="es-ES" w:eastAsia="es-ES"/>
-        </w:rPr>
-        <w:t>Como administrador quiero mantener los tipos de bandeja con su peso (tara) y los embalajes con sus kilos por caja, para que el sistema calcule los kilos netos de la recepción y los kilos de salida del proceso.</w:t>
-      </w:r>
-    </w:p>
-    <w:p>
-      <w:pPr>
-        <w:pStyle w:val="Ttulo3"/>
-      </w:pPr>
-      <w:r>
-        <w:lastRenderedPageBreak/>
-        <w:t>Criterios de Aceptación</w:t>
+        <w:t>No se permiten nombres repetidos dentro de cada catálogo.</w:t>
       </w:r>
     </w:p>
     <w:p>
@@ -5289,7 +5252,47 @@
         <w:rPr>
           <w:lang w:val="es-ES" w:eastAsia="es-ES"/>
         </w:rPr>
-        <w:t>Cada tipo de bandeja tiene un nombre único y un peso de tara mayor que 0.</w:t>
+        <w:t>Una calidad o un sistema productivo desactivado no se ofrece en recepción, pero se conserva en las tarjas antiguas.</w:t>
+      </w:r>
+    </w:p>
+    <w:p>
+      <w:pPr>
+        <w:pStyle w:val="Ttulo2"/>
+      </w:pPr>
+      <w:bookmarkStart w:id="12" w:name="_Toc243155769"/>
+      <w:r>
+        <w:t>HU10 — Gestionar tipos de bandeja y embalajes (E2)</w:t>
+      </w:r>
+      <w:bookmarkEnd w:id="12"/>
+    </w:p>
+    <w:p>
+      <w:pPr>
+        <w:pStyle w:val="Ttulo3"/>
+      </w:pPr>
+      <w:r>
+        <w:t>Definición</w:t>
+      </w:r>
+    </w:p>
+    <w:p>
+      <w:pPr>
+        <w:rPr>
+          <w:lang w:val="es-ES" w:eastAsia="es-ES"/>
+        </w:rPr>
+      </w:pPr>
+      <w:r>
+        <w:rPr>
+          <w:lang w:val="es-ES" w:eastAsia="es-ES"/>
+        </w:rPr>
+        <w:t>Como administrador quiero mantener los tipos de bandeja con su peso (tara) y los embalajes con sus kilos por caja, para que el sistema calcule los kilos netos de la recepción y los kilos de salida del proceso.</w:t>
+      </w:r>
+    </w:p>
+    <w:p>
+      <w:pPr>
+        <w:pStyle w:val="Ttulo3"/>
+      </w:pPr>
+      <w:r>
+        <w:lastRenderedPageBreak/>
+        <w:t>Criterios de Aceptación</w:t>
       </w:r>
     </w:p>
     <w:p>
@@ -5307,7 +5310,7 @@
         <w:rPr>
           <w:lang w:val="es-ES" w:eastAsia="es-ES"/>
         </w:rPr>
-        <w:t>Un cambio de tara no altera los kilos de las tarjas ya registradas.</w:t>
+        <w:t>Cada tipo de bandeja tiene un nombre único y un peso de tara mayor que 0.</w:t>
       </w:r>
     </w:p>
     <w:p>
@@ -5325,7 +5328,7 @@
         <w:rPr>
           <w:lang w:val="es-ES" w:eastAsia="es-ES"/>
         </w:rPr>
-        <w:t>Un tipo de bandeja desactivado no se ofrece en recepción.</w:t>
+        <w:t>Un cambio de tara no altera los kilos de las tarjas ya registradas.</w:t>
       </w:r>
     </w:p>
     <w:p>
@@ -5343,7 +5346,7 @@
         <w:rPr>
           <w:lang w:val="es-ES" w:eastAsia="es-ES"/>
         </w:rPr>
-        <w:t>Cada embalaje tiene un nombre único y sus kilos por caja (por ejemplo, 1x10 kilos = 10). El embalaje a granel no tiene kilos por caja: su peso se ingresa en el proceso.</w:t>
+        <w:t>Un tipo de bandeja desactivado no se ofrece en recepción.</w:t>
       </w:r>
     </w:p>
     <w:p>
@@ -5361,46 +5364,7 @@
         <w:rPr>
           <w:lang w:val="es-ES" w:eastAsia="es-ES"/>
         </w:rPr>
-        <w:t>Un cambio en los kilos por caja no altera los procesos ya registrados.</w:t>
-      </w:r>
-    </w:p>
-    <w:p>
-      <w:pPr>
-        <w:pStyle w:val="Ttulo2"/>
-      </w:pPr>
-      <w:bookmarkStart w:id="13" w:name="_Toc243155770"/>
-      <w:r>
-        <w:t>HU11 — Seleccionar datos de catálogo en los formularios (E2)</w:t>
-      </w:r>
-      <w:bookmarkEnd w:id="13"/>
-    </w:p>
-    <w:p>
-      <w:pPr>
-        <w:pStyle w:val="Ttulo3"/>
-      </w:pPr>
-      <w:r>
-        <w:t>Definición</w:t>
-      </w:r>
-    </w:p>
-    <w:p>
-      <w:pPr>
-        <w:rPr>
-          <w:lang w:val="es-ES" w:eastAsia="es-ES"/>
-        </w:rPr>
-      </w:pPr>
-      <w:r>
-        <w:rPr>
-          <w:lang w:val="es-ES" w:eastAsia="es-ES"/>
-        </w:rPr>
-        <w:t>Como operador de recepción quiero elegir el productor, el sistema productivo, la especie, la variedad, la calidad y la bandeja desde listas para no digitar datos a mano ni cometer errores.</w:t>
-      </w:r>
-    </w:p>
-    <w:p>
-      <w:pPr>
-        <w:pStyle w:val="Ttulo3"/>
-      </w:pPr>
-      <w:r>
-        <w:t>Criterios de Aceptación</w:t>
+        <w:t>Cada embalaje tiene un nombre único y sus kilos por caja (por ejemplo, 1x10 kilos = 10). El embalaje a granel no tiene kilos por caja: su peso se ingresa en el proceso.</w:t>
       </w:r>
     </w:p>
     <w:p>
@@ -5418,7 +5382,46 @@
         <w:rPr>
           <w:lang w:val="es-ES" w:eastAsia="es-ES"/>
         </w:rPr>
-        <w:t>Las listas muestran solo los registros activos.</w:t>
+        <w:t>Un cambio en los kilos por caja no altera los procesos ya registrados.</w:t>
+      </w:r>
+    </w:p>
+    <w:p>
+      <w:pPr>
+        <w:pStyle w:val="Ttulo2"/>
+      </w:pPr>
+      <w:bookmarkStart w:id="13" w:name="_Toc243155770"/>
+      <w:r>
+        <w:t>HU11 — Seleccionar datos de catálogo en los formularios (E2)</w:t>
+      </w:r>
+      <w:bookmarkEnd w:id="13"/>
+    </w:p>
+    <w:p>
+      <w:pPr>
+        <w:pStyle w:val="Ttulo3"/>
+      </w:pPr>
+      <w:r>
+        <w:t>Definición</w:t>
+      </w:r>
+    </w:p>
+    <w:p>
+      <w:pPr>
+        <w:rPr>
+          <w:lang w:val="es-ES" w:eastAsia="es-ES"/>
+        </w:rPr>
+      </w:pPr>
+      <w:r>
+        <w:rPr>
+          <w:lang w:val="es-ES" w:eastAsia="es-ES"/>
+        </w:rPr>
+        <w:t>Como operador de recepción quiero elegir el productor, el sistema productivo, la especie, la variedad, la calidad y la bandeja desde listas para no digitar datos a mano ni cometer errores.</w:t>
+      </w:r>
+    </w:p>
+    <w:p>
+      <w:pPr>
+        <w:pStyle w:val="Ttulo3"/>
+      </w:pPr>
+      <w:r>
+        <w:t>Criterios de Aceptación</w:t>
       </w:r>
     </w:p>
     <w:p>
@@ -5436,7 +5439,7 @@
         <w:rPr>
           <w:lang w:val="es-ES" w:eastAsia="es-ES"/>
         </w:rPr>
-        <w:t>Al elegir una especie, la lista de variedades muestra solo las de esa especie.</w:t>
+        <w:t>Las listas muestran solo los registros activos.</w:t>
       </w:r>
     </w:p>
     <w:p>
@@ -5454,46 +5457,7 @@
         <w:rPr>
           <w:lang w:val="es-ES" w:eastAsia="es-ES"/>
         </w:rPr>
-        <w:t>Puedo buscar al productor por RUT o por nombre.</w:t>
-      </w:r>
-    </w:p>
-    <w:p>
-      <w:pPr>
-        <w:pStyle w:val="Ttulo2"/>
-      </w:pPr>
-      <w:bookmarkStart w:id="14" w:name="_Toc243155771"/>
-      <w:r>
-        <w:t>HU12 — Registrar una tarja de recepción (E3)</w:t>
-      </w:r>
-      <w:bookmarkEnd w:id="14"/>
-    </w:p>
-    <w:p>
-      <w:pPr>
-        <w:pStyle w:val="Ttulo3"/>
-      </w:pPr>
-      <w:r>
-        <w:t>Definición</w:t>
-      </w:r>
-    </w:p>
-    <w:p>
-      <w:pPr>
-        <w:rPr>
-          <w:lang w:val="es-ES" w:eastAsia="es-ES"/>
-        </w:rPr>
-      </w:pPr>
-      <w:r>
-        <w:rPr>
-          <w:lang w:val="es-ES" w:eastAsia="es-ES"/>
-        </w:rPr>
-        <w:t>Como operador de recepción quiero registrar una tarja por cada lote de fruta que entrega un productor, para dejar constancia de lo que entra a la planta.</w:t>
-      </w:r>
-    </w:p>
-    <w:p>
-      <w:pPr>
-        <w:pStyle w:val="Ttulo3"/>
-      </w:pPr>
-      <w:r>
-        <w:t>Criterios de Aceptación</w:t>
+        <w:t>Al elegir una especie, la lista de variedades muestra solo las de esa especie.</w:t>
       </w:r>
     </w:p>
     <w:p>
@@ -5511,7 +5475,54 @@
         <w:rPr>
           <w:lang w:val="es-ES" w:eastAsia="es-ES"/>
         </w:rPr>
-        <w:t>La tarja registra productor, sistema productivo, especie, variedad, calidad, tipo y cantidad de bandejas, peso del pallet y peso de balanza.</w:t>
+        <w:t>Puedo buscar al productor por RUT o por nombre.</w:t>
+      </w:r>
+      <w:ins w:id="9103" w:author="Alejandro Rodríguez" w:date="2026-10-31T12:00:00Z">
+        <w:r>
+          <w:rPr>
+            <w:lang w:val="es-ES" w:eastAsia="es-ES"/>
+          </w:rPr>
+          <w:t xml:space="preserve"> Desde E3, también por su código.</w:t>
+        </w:r>
+      </w:ins>
+    </w:p>
+    <w:p>
+      <w:pPr>
+        <w:pStyle w:val="Ttulo2"/>
+      </w:pPr>
+      <w:bookmarkStart w:id="14" w:name="_Toc243155771"/>
+      <w:r>
+        <w:t>HU12 — Registrar una tarja de recepción (E3)</w:t>
+      </w:r>
+      <w:bookmarkEnd w:id="14"/>
+    </w:p>
+    <w:p>
+      <w:pPr>
+        <w:pStyle w:val="Ttulo3"/>
+      </w:pPr>
+      <w:r>
+        <w:t>Definición</w:t>
+      </w:r>
+    </w:p>
+    <w:p>
+      <w:pPr>
+        <w:rPr>
+          <w:lang w:val="es-ES" w:eastAsia="es-ES"/>
+        </w:rPr>
+      </w:pPr>
+      <w:r>
+        <w:rPr>
+          <w:lang w:val="es-ES" w:eastAsia="es-ES"/>
+        </w:rPr>
+        <w:t>Como operador de recepción quiero registrar una tarja por cada lote de fruta que entrega un productor, para dejar constancia de lo que entra a la planta.</w:t>
+      </w:r>
+    </w:p>
+    <w:p>
+      <w:pPr>
+        <w:pStyle w:val="Ttulo3"/>
+      </w:pPr>
+      <w:r>
+        <w:t>Criterios de Aceptación</w:t>
       </w:r>
     </w:p>
     <w:p>
@@ -5529,8 +5540,16 @@
         <w:rPr>
           <w:lang w:val="es-ES" w:eastAsia="es-ES"/>
         </w:rPr>
-        <w:t>La tarja, su entrada de bandejas y su registro de auditoría se guardan juntos o no se guarda ninguno (transacción).</w:t>
-      </w:r>
+        <w:t>La tarja registra productor, sistema productivo, especie, variedad, calidad, tipo y cantidad de bandejas, peso del pallet y peso de balanza.</w:t>
+      </w:r>
+      <w:ins w:id="9104" w:author="Alejandro Rodríguez" w:date="2026-10-31T12:00:00Z">
+        <w:r>
+          <w:rPr>
+            <w:lang w:val="es-ES" w:eastAsia="es-ES"/>
+          </w:rPr>
+          <w:t xml:space="preserve"> También registra el porcentaje de calidad visual (0 a 100) y la fecha de recepción, que por defecto es la del día, se puede editar y nunca es futura.</w:t>
+        </w:r>
+      </w:ins>
     </w:p>
     <w:p>
       <w:pPr>
@@ -5547,7 +5566,7 @@
         <w:rPr>
           <w:lang w:val="es-ES" w:eastAsia="es-ES"/>
         </w:rPr>
-        <w:t>El sistema avisa en el momento si falta un dato o si un peso está fuera de rango.</w:t>
+        <w:t>La tarja, su entrada de bandejas y su registro de auditoría se guardan juntos o no se guarda ninguno (transacción).</w:t>
       </w:r>
     </w:p>
     <w:p>
@@ -5565,7 +5584,7 @@
         <w:rPr>
           <w:lang w:val="es-ES" w:eastAsia="es-ES"/>
         </w:rPr>
-        <w:t>La tarja no necesita una guía. La guía que agrupa las tarjas de un productor queda fuera del PMV.</w:t>
+        <w:t>El sistema avisa en el momento si falta un dato o si un peso está fuera de rango.</w:t>
       </w:r>
     </w:p>
     <w:p>
@@ -5583,7 +5602,7 @@
         <w:rPr>
           <w:lang w:val="es-ES" w:eastAsia="es-ES"/>
         </w:rPr>
-        <w:t>Solo pueden registrar tarjas el operador de recepción y el administrador.</w:t>
+        <w:t>La tarja no necesita una guía. La guía que agrupa las tarjas de un productor queda fuera del PMV.</w:t>
       </w:r>
     </w:p>
     <w:p>
@@ -5601,8 +5620,47 @@
         <w:rPr>
           <w:lang w:val="es-ES" w:eastAsia="es-ES"/>
         </w:rPr>
+        <w:t>Solo pueden registrar tarjas el operador de recepción y el administrador.</w:t>
+      </w:r>
+    </w:p>
+    <w:p>
+      <w:pPr>
+        <w:pStyle w:val="Prrafodelista"/>
+        <w:numPr>
+          <w:ilvl w:val="0"/>
+          <w:numId w:val="14"/>
+        </w:numPr>
+        <w:rPr>
+          <w:lang w:val="es-ES" w:eastAsia="es-ES"/>
+        </w:rPr>
+      </w:pPr>
+      <w:r>
+        <w:rPr>
+          <w:lang w:val="es-ES" w:eastAsia="es-ES"/>
+        </w:rPr>
         <w:t>Al pasar al campo siguiente, el cursor avanza solo.</w:t>
       </w:r>
+    </w:p>
+    <w:p>
+      <w:pPr>
+        <w:pStyle w:val="Prrafodelista"/>
+        <w:numPr>
+          <w:ilvl w:val="0"/>
+          <w:numId w:val="14"/>
+        </w:numPr>
+        <w:rPr>
+          <w:ins w:id="9105" w:author="Alejandro Rodríguez" w:date="2026-10-31T12:00:00Z"/>
+          <w:lang w:val="es-ES" w:eastAsia="es-ES"/>
+        </w:rPr>
+      </w:pPr>
+      <w:ins w:id="9106" w:author="Alejandro Rodríguez" w:date="2026-10-31T12:00:00Z">
+        <w:r>
+          <w:rPr>
+            <w:lang w:val="es-ES" w:eastAsia="es-ES"/>
+          </w:rPr>
+          <w:t xml:space="preserve">Al elegir el productor, veo cuántas tarjas y kilos netos tiene sin procesar.</w:t>
+        </w:r>
+      </w:ins>
     </w:p>
     <w:p>
       <w:pPr>
